--- a/Тех оснастка/ПЗ.docx
+++ b/Тех оснастка/ПЗ.docx
@@ -14210,18 +14210,7 @@
           <w:dstrike w:val="0"/>
           <w:lang w:val="en-US"/>
         </w:rPr>
-        <w:t>Благода</w:t>
-      </w:r>
-      <w:bookmarkStart w:id="12" w:name="_GoBack"/>
-      <w:bookmarkEnd w:id="12"/>
-      <w:r>
-        <w:rPr>
-          <w:rFonts w:hint="default" w:cs="Times New Roman"/>
-          <w:strike w:val="0"/>
-          <w:dstrike w:val="0"/>
-          <w:lang w:val="en-US"/>
-        </w:rPr>
-        <w:t>ря</w:t>
+        <w:t>Благодаря</w:t>
       </w:r>
       <w:r>
         <w:rPr>
@@ -16791,23 +16780,67 @@
         <w:textAlignment w:val="auto"/>
         <w:rPr>
           <w:rFonts w:hint="default" w:ascii="Times New Roman" w:hAnsi="Times New Roman" w:cs="Times New Roman"/>
-          <w:strike/>
-          <w:dstrike w:val="0"/>
-          <w:sz w:val="28"/>
-          <w:szCs w:val="28"/>
-        </w:rPr>
-      </w:pPr>
-      <w:r>
-        <w:rPr>
-          <w:rFonts w:hint="default" w:ascii="Times New Roman" w:hAnsi="Times New Roman" w:cs="Times New Roman"/>
-          <w:strike/>
-          <w:dstrike w:val="0"/>
-          <w:sz w:val="28"/>
-          <w:szCs w:val="28"/>
-        </w:rPr>
-        <w:t>Необходимо спроектировать приспособление для фрезерования лыски в детали «Опора».</w:t>
-      </w:r>
-    </w:p>
+          <w:strike w:val="0"/>
+          <w:dstrike w:val="0"/>
+          <w:sz w:val="28"/>
+          <w:szCs w:val="28"/>
+        </w:rPr>
+      </w:pPr>
+      <w:bookmarkStart w:id="12" w:name="_GoBack"/>
+      <w:r>
+        <w:rPr>
+          <w:rFonts w:hint="default" w:ascii="Times New Roman" w:hAnsi="Times New Roman" w:cs="Times New Roman"/>
+          <w:strike w:val="0"/>
+          <w:dstrike w:val="0"/>
+          <w:sz w:val="28"/>
+          <w:szCs w:val="28"/>
+        </w:rPr>
+        <w:t xml:space="preserve">Необходимо спроектировать приспособление для фрезерования </w:t>
+      </w:r>
+      <w:r>
+        <w:rPr>
+          <w:rFonts w:hint="default" w:cs="Times New Roman"/>
+          <w:strike w:val="0"/>
+          <w:dstrike w:val="0"/>
+          <w:sz w:val="28"/>
+          <w:szCs w:val="28"/>
+          <w:lang w:val="ru-RU"/>
+        </w:rPr>
+        <w:t>шпоночного паза</w:t>
+      </w:r>
+      <w:r>
+        <w:rPr>
+          <w:rFonts w:hint="default" w:ascii="Times New Roman" w:hAnsi="Times New Roman" w:cs="Times New Roman"/>
+          <w:strike w:val="0"/>
+          <w:dstrike w:val="0"/>
+          <w:sz w:val="28"/>
+          <w:szCs w:val="28"/>
+        </w:rPr>
+        <w:t xml:space="preserve"> в детали «</w:t>
+      </w:r>
+      <w:r>
+        <w:rPr>
+          <w:rFonts w:hint="default" w:cs="Times New Roman"/>
+          <w:strike w:val="0"/>
+          <w:dstrike w:val="0"/>
+          <w:sz w:val="28"/>
+          <w:szCs w:val="28"/>
+          <w:lang w:val="ru-RU"/>
+        </w:rPr>
+        <w:t>Вал</w:t>
+      </w:r>
+      <w:r>
+        <w:rPr>
+          <w:rFonts w:hint="default" w:ascii="Times New Roman" w:hAnsi="Times New Roman" w:cs="Times New Roman"/>
+          <w:strike w:val="0"/>
+          <w:dstrike w:val="0"/>
+          <w:sz w:val="28"/>
+          <w:szCs w:val="28"/>
+        </w:rPr>
+        <w:t>».</w:t>
+      </w:r>
+    </w:p>
+    <w:bookmarkEnd w:id="12"/>
     <w:p>
       <w:pPr>
         <w:keepLines w:val="0"/>
@@ -16941,35 +16974,63 @@
         <w:adjustRightInd/>
         <w:snapToGrid/>
         <w:spacing w:line="288" w:lineRule="auto"/>
-        <w:ind w:hanging="426"/>
         <w:jc w:val="center"/>
         <w:textAlignment w:val="auto"/>
         <w:rPr>
           <w:rFonts w:hint="default" w:ascii="Times New Roman" w:hAnsi="Times New Roman" w:cs="Times New Roman"/>
           <w:strike/>
           <w:dstrike w:val="0"/>
-        </w:rPr>
-      </w:pPr>
-      <w:r>
-        <w:rPr>
-          <w:rFonts w:hint="default" w:ascii="Times New Roman" w:hAnsi="Times New Roman" w:cs="Times New Roman"/>
-          <w:strike/>
-          <w:dstrike w:val="0"/>
-        </w:rPr>
-        <w:object>
-          <v:shape id="_x0000_i1029" o:spt="75" type="#_x0000_t75" style="height:537.7pt;width:522.9pt;" o:ole="t" filled="f" o:preferrelative="t" stroked="f" coordsize="21600,21600">
-            <v:path/>
-            <v:fill on="f" alignshape="1" focussize="0,0"/>
-            <v:stroke on="f"/>
-            <v:imagedata r:id="rId15" grayscale="f" bilevel="f" o:title=""/>
-            <o:lock v:ext="edit" aspectratio="t"/>
-            <w10:wrap type="none"/>
-            <w10:anchorlock/>
-          </v:shape>
-          <o:OLEObject Type="Embed" ProgID="AutoCAD.Drawing.23" ShapeID="_x0000_i1029" DrawAspect="Content" ObjectID="_1468075729" r:id="rId14">
-            <o:LockedField>false</o:LockedField>
-          </o:OLEObject>
-        </w:object>
+          <w:sz w:val="28"/>
+          <w:szCs w:val="28"/>
+          <w:lang w:val="ru-RU"/>
+        </w:rPr>
+      </w:pPr>
+      <w:r>
+        <w:rPr>
+          <w:rFonts w:hint="default" w:ascii="Times New Roman" w:hAnsi="Times New Roman" w:cs="Times New Roman"/>
+          <w:strike/>
+          <w:dstrike w:val="0"/>
+          <w:sz w:val="28"/>
+          <w:szCs w:val="28"/>
+          <w:lang w:val="ru-RU"/>
+        </w:rPr>
+        <w:drawing>
+          <wp:inline distT="0" distB="0" distL="114300" distR="114300">
+            <wp:extent cx="5605780" cy="8797290"/>
+            <wp:effectExtent l="0" t="0" r="13970" b="3810"/>
+            <wp:docPr id="8" name="Изображение 8" descr="Screenshot_15"/>
+            <wp:cNvGraphicFramePr>
+              <a:graphicFrameLocks xmlns:a="http://schemas.openxmlformats.org/drawingml/2006/main" noChangeAspect="1"/>
+            </wp:cNvGraphicFramePr>
+            <a:graphic xmlns:a="http://schemas.openxmlformats.org/drawingml/2006/main">
+              <a:graphicData uri="http://schemas.openxmlformats.org/drawingml/2006/picture">
+                <pic:pic xmlns:pic="http://schemas.openxmlformats.org/drawingml/2006/picture">
+                  <pic:nvPicPr>
+                    <pic:cNvPr id="8" name="Изображение 8" descr="Screenshot_15"/>
+                    <pic:cNvPicPr>
+                      <a:picLocks noChangeAspect="1"/>
+                    </pic:cNvPicPr>
+                  </pic:nvPicPr>
+                  <pic:blipFill>
+                    <a:blip r:embed="rId14"/>
+                    <a:stretch>
+                      <a:fillRect/>
+                    </a:stretch>
+                  </pic:blipFill>
+                  <pic:spPr>
+                    <a:xfrm>
+                      <a:off x="0" y="0"/>
+                      <a:ext cx="5605780" cy="8797290"/>
+                    </a:xfrm>
+                    <a:prstGeom prst="rect">
+                      <a:avLst/>
+                    </a:prstGeom>
+                  </pic:spPr>
+                </pic:pic>
+              </a:graphicData>
+            </a:graphic>
+          </wp:inline>
+        </w:drawing>
       </w:r>
     </w:p>
     <w:p>
@@ -16991,42 +17052,16 @@
         <w:textAlignment w:val="auto"/>
         <w:rPr>
           <w:rFonts w:hint="default" w:ascii="Times New Roman" w:hAnsi="Times New Roman" w:cs="Times New Roman"/>
-          <w:strike/>
-          <w:dstrike w:val="0"/>
-          <w:sz w:val="28"/>
-          <w:szCs w:val="28"/>
-        </w:rPr>
-      </w:pPr>
-    </w:p>
-    <w:p>
-      <w:pPr>
-        <w:keepLines w:val="0"/>
-        <w:pageBreakBefore w:val="0"/>
-        <w:widowControl/>
-        <w:kinsoku/>
-        <w:wordWrap/>
-        <w:overflowPunct/>
-        <w:topLinePunct w:val="0"/>
-        <w:autoSpaceDE/>
-        <w:autoSpaceDN/>
-        <w:bidi w:val="0"/>
-        <w:adjustRightInd/>
-        <w:snapToGrid/>
-        <w:spacing w:line="288" w:lineRule="auto"/>
-        <w:jc w:val="center"/>
-        <w:textAlignment w:val="auto"/>
-        <w:rPr>
-          <w:rFonts w:hint="default" w:ascii="Times New Roman" w:hAnsi="Times New Roman" w:cs="Times New Roman"/>
-          <w:strike/>
-          <w:dstrike w:val="0"/>
-          <w:sz w:val="28"/>
-          <w:szCs w:val="28"/>
-        </w:rPr>
-      </w:pPr>
-      <w:r>
-        <w:rPr>
-          <w:rFonts w:hint="default" w:ascii="Times New Roman" w:hAnsi="Times New Roman" w:cs="Times New Roman"/>
-          <w:strike/>
+          <w:strike w:val="0"/>
+          <w:dstrike w:val="0"/>
+          <w:sz w:val="28"/>
+          <w:szCs w:val="28"/>
+        </w:rPr>
+      </w:pPr>
+      <w:r>
+        <w:rPr>
+          <w:rFonts w:hint="default" w:ascii="Times New Roman" w:hAnsi="Times New Roman" w:cs="Times New Roman"/>
+          <w:strike w:val="0"/>
           <w:dstrike w:val="0"/>
           <w:sz w:val="28"/>
           <w:szCs w:val="28"/>
@@ -17289,7 +17324,7 @@
                     </pic:cNvPicPr>
                   </pic:nvPicPr>
                   <pic:blipFill>
-                    <a:blip r:embed="rId16"/>
+                    <a:blip r:embed="rId15"/>
                     <a:srcRect l="39006" t="49408" r="42493" b="28769"/>
                     <a:stretch>
                       <a:fillRect/>
@@ -17474,12 +17509,12 @@
             <v:path/>
             <v:fill on="f" alignshape="1" focussize="0,0"/>
             <v:stroke on="f"/>
-            <v:imagedata r:id="rId18" grayscale="f" bilevel="f" o:title=""/>
+            <v:imagedata r:id="rId17" grayscale="f" bilevel="f" o:title=""/>
             <o:lock v:ext="edit" aspectratio="t"/>
             <w10:wrap type="none"/>
             <w10:anchorlock/>
           </v:shape>
-          <o:OLEObject Type="Embed" ProgID="Equation.3" ShapeID="_x0000_i1030" DrawAspect="Content" ObjectID="_1468075730" r:id="rId17">
+          <o:OLEObject Type="Embed" ProgID="Equation.3" ShapeID="_x0000_i1030" DrawAspect="Content" ObjectID="_1468075729" r:id="rId16">
             <o:LockedField>false</o:LockedField>
           </o:OLEObject>
         </w:object>
@@ -17601,12 +17636,12 @@
             <v:path/>
             <v:fill on="f" alignshape="1" focussize="0,0"/>
             <v:stroke on="f"/>
-            <v:imagedata r:id="rId20" grayscale="f" bilevel="f" o:title=""/>
+            <v:imagedata r:id="rId19" grayscale="f" bilevel="f" o:title=""/>
             <o:lock v:ext="edit" aspectratio="t"/>
             <w10:wrap type="none"/>
             <w10:anchorlock/>
           </v:shape>
-          <o:OLEObject Type="Embed" ProgID="Equation.3" ShapeID="_x0000_i1031" DrawAspect="Content" ObjectID="_1468075731" r:id="rId19">
+          <o:OLEObject Type="Embed" ProgID="Equation.3" ShapeID="_x0000_i1031" DrawAspect="Content" ObjectID="_1468075730" r:id="rId18">
             <o:LockedField>false</o:LockedField>
           </o:OLEObject>
         </w:object>
@@ -17699,12 +17734,12 @@
             <v:path/>
             <v:fill on="f" focussize="0,0"/>
             <v:stroke on="f"/>
-            <v:imagedata r:id="rId22" o:title=""/>
+            <v:imagedata r:id="rId21" o:title=""/>
             <o:lock v:ext="edit" aspectratio="t"/>
             <w10:wrap type="none"/>
             <w10:anchorlock/>
           </v:shape>
-          <o:OLEObject Type="Embed" ProgID="Equation.3" ShapeID="_x0000_i1032" DrawAspect="Content" ObjectID="_1468075732" r:id="rId21">
+          <o:OLEObject Type="Embed" ProgID="Equation.3" ShapeID="_x0000_i1032" DrawAspect="Content" ObjectID="_1468075731" r:id="rId20">
             <o:LockedField>false</o:LockedField>
           </o:OLEObject>
         </w:object>
@@ -17733,12 +17768,12 @@
             <v:path/>
             <v:fill on="f" focussize="0,0"/>
             <v:stroke on="f"/>
-            <v:imagedata r:id="rId24" o:title=""/>
+            <v:imagedata r:id="rId23" o:title=""/>
             <o:lock v:ext="edit" aspectratio="t"/>
             <w10:wrap type="none"/>
             <w10:anchorlock/>
           </v:shape>
-          <o:OLEObject Type="Embed" ProgID="Equation.3" ShapeID="_x0000_i1033" DrawAspect="Content" ObjectID="_1468075733" r:id="rId23">
+          <o:OLEObject Type="Embed" ProgID="Equation.3" ShapeID="_x0000_i1033" DrawAspect="Content" ObjectID="_1468075732" r:id="rId22">
             <o:LockedField>false</o:LockedField>
           </o:OLEObject>
         </w:object>
@@ -17804,12 +17839,12 @@
             <v:path/>
             <v:fill on="f" focussize="0,0"/>
             <v:stroke on="f"/>
-            <v:imagedata r:id="rId26" o:title=""/>
+            <v:imagedata r:id="rId25" o:title=""/>
             <o:lock v:ext="edit" aspectratio="t"/>
             <w10:wrap type="none"/>
             <w10:anchorlock/>
           </v:shape>
-          <o:OLEObject Type="Embed" ProgID="Equation.3" ShapeID="_x0000_i1034" DrawAspect="Content" ObjectID="_1468075734" r:id="rId25">
+          <o:OLEObject Type="Embed" ProgID="Equation.3" ShapeID="_x0000_i1034" DrawAspect="Content" ObjectID="_1468075733" r:id="rId24">
             <o:LockedField>false</o:LockedField>
           </o:OLEObject>
         </w:object>
@@ -17838,12 +17873,12 @@
             <v:path/>
             <v:fill on="f" focussize="0,0"/>
             <v:stroke on="f"/>
-            <v:imagedata r:id="rId28" o:title=""/>
+            <v:imagedata r:id="rId27" o:title=""/>
             <o:lock v:ext="edit" aspectratio="t"/>
             <w10:wrap type="none"/>
             <w10:anchorlock/>
           </v:shape>
-          <o:OLEObject Type="Embed" ProgID="Equation.3" ShapeID="_x0000_i1035" DrawAspect="Content" ObjectID="_1468075735" r:id="rId27">
+          <o:OLEObject Type="Embed" ProgID="Equation.3" ShapeID="_x0000_i1035" DrawAspect="Content" ObjectID="_1468075734" r:id="rId26">
             <o:LockedField>false</o:LockedField>
           </o:OLEObject>
         </w:object>
@@ -17909,12 +17944,12 @@
             <v:path/>
             <v:fill on="f" focussize="0,0"/>
             <v:stroke on="f"/>
-            <v:imagedata r:id="rId30" o:title=""/>
+            <v:imagedata r:id="rId29" o:title=""/>
             <o:lock v:ext="edit" aspectratio="t"/>
             <w10:wrap type="none"/>
             <w10:anchorlock/>
           </v:shape>
-          <o:OLEObject Type="Embed" ProgID="Equation.3" ShapeID="_x0000_i1036" DrawAspect="Content" ObjectID="_1468075736" r:id="rId29">
+          <o:OLEObject Type="Embed" ProgID="Equation.3" ShapeID="_x0000_i1036" DrawAspect="Content" ObjectID="_1468075735" r:id="rId28">
             <o:LockedField>false</o:LockedField>
           </o:OLEObject>
         </w:object>
@@ -17943,12 +17978,12 @@
             <v:path/>
             <v:fill on="f" focussize="0,0"/>
             <v:stroke on="f"/>
-            <v:imagedata r:id="rId32" o:title=""/>
+            <v:imagedata r:id="rId31" o:title=""/>
             <o:lock v:ext="edit" aspectratio="t"/>
             <w10:wrap type="none"/>
             <w10:anchorlock/>
           </v:shape>
-          <o:OLEObject Type="Embed" ProgID="Equation.3" ShapeID="_x0000_i1037" DrawAspect="Content" ObjectID="_1468075737" r:id="rId31">
+          <o:OLEObject Type="Embed" ProgID="Equation.3" ShapeID="_x0000_i1037" DrawAspect="Content" ObjectID="_1468075736" r:id="rId30">
             <o:LockedField>false</o:LockedField>
           </o:OLEObject>
         </w:object>
@@ -18014,12 +18049,12 @@
             <v:path/>
             <v:fill on="f" focussize="0,0"/>
             <v:stroke on="f"/>
-            <v:imagedata r:id="rId34" o:title=""/>
+            <v:imagedata r:id="rId33" o:title=""/>
             <o:lock v:ext="edit" aspectratio="t"/>
             <w10:wrap type="none"/>
             <w10:anchorlock/>
           </v:shape>
-          <o:OLEObject Type="Embed" ProgID="Equation.3" ShapeID="_x0000_i1038" DrawAspect="Content" ObjectID="_1468075738" r:id="rId33">
+          <o:OLEObject Type="Embed" ProgID="Equation.3" ShapeID="_x0000_i1038" DrawAspect="Content" ObjectID="_1468075737" r:id="rId32">
             <o:LockedField>false</o:LockedField>
           </o:OLEObject>
         </w:object>
@@ -18048,12 +18083,12 @@
             <v:path/>
             <v:fill on="f" focussize="0,0"/>
             <v:stroke on="f"/>
-            <v:imagedata r:id="rId36" o:title=""/>
+            <v:imagedata r:id="rId35" o:title=""/>
             <o:lock v:ext="edit" aspectratio="t"/>
             <w10:wrap type="none"/>
             <w10:anchorlock/>
           </v:shape>
-          <o:OLEObject Type="Embed" ProgID="Equation.3" ShapeID="_x0000_i1039" DrawAspect="Content" ObjectID="_1468075739" r:id="rId35">
+          <o:OLEObject Type="Embed" ProgID="Equation.3" ShapeID="_x0000_i1039" DrawAspect="Content" ObjectID="_1468075738" r:id="rId34">
             <o:LockedField>false</o:LockedField>
           </o:OLEObject>
         </w:object>
@@ -18119,12 +18154,12 @@
             <v:path/>
             <v:fill on="f" focussize="0,0"/>
             <v:stroke on="f"/>
-            <v:imagedata r:id="rId38" o:title=""/>
+            <v:imagedata r:id="rId37" o:title=""/>
             <o:lock v:ext="edit" aspectratio="t"/>
             <w10:wrap type="none"/>
             <w10:anchorlock/>
           </v:shape>
-          <o:OLEObject Type="Embed" ProgID="Equation.3" ShapeID="_x0000_i1040" DrawAspect="Content" ObjectID="_1468075740" r:id="rId37">
+          <o:OLEObject Type="Embed" ProgID="Equation.3" ShapeID="_x0000_i1040" DrawAspect="Content" ObjectID="_1468075739" r:id="rId36">
             <o:LockedField>false</o:LockedField>
           </o:OLEObject>
         </w:object>
@@ -18153,12 +18188,12 @@
             <v:path/>
             <v:fill on="f" focussize="0,0"/>
             <v:stroke on="f"/>
-            <v:imagedata r:id="rId38" o:title=""/>
+            <v:imagedata r:id="rId37" o:title=""/>
             <o:lock v:ext="edit" aspectratio="t"/>
             <w10:wrap type="none"/>
             <w10:anchorlock/>
           </v:shape>
-          <o:OLEObject Type="Embed" ProgID="Equation.3" ShapeID="_x0000_i1041" DrawAspect="Content" ObjectID="_1468075741" r:id="rId39">
+          <o:OLEObject Type="Embed" ProgID="Equation.3" ShapeID="_x0000_i1041" DrawAspect="Content" ObjectID="_1468075740" r:id="rId38">
             <o:LockedField>false</o:LockedField>
           </o:OLEObject>
         </w:object>
@@ -18224,12 +18259,12 @@
             <v:path/>
             <v:fill on="f" focussize="0,0"/>
             <v:stroke on="f"/>
-            <v:imagedata r:id="rId41" o:title=""/>
+            <v:imagedata r:id="rId40" o:title=""/>
             <o:lock v:ext="edit" aspectratio="t"/>
             <w10:wrap type="none"/>
             <w10:anchorlock/>
           </v:shape>
-          <o:OLEObject Type="Embed" ProgID="Equation.3" ShapeID="_x0000_i1042" DrawAspect="Content" ObjectID="_1468075742" r:id="rId40">
+          <o:OLEObject Type="Embed" ProgID="Equation.3" ShapeID="_x0000_i1042" DrawAspect="Content" ObjectID="_1468075741" r:id="rId39">
             <o:LockedField>false</o:LockedField>
           </o:OLEObject>
         </w:object>
@@ -18258,12 +18293,12 @@
             <v:path/>
             <v:fill on="f" focussize="0,0"/>
             <v:stroke on="f"/>
-            <v:imagedata r:id="rId41" o:title=""/>
+            <v:imagedata r:id="rId40" o:title=""/>
             <o:lock v:ext="edit" aspectratio="t"/>
             <w10:wrap type="none"/>
             <w10:anchorlock/>
           </v:shape>
-          <o:OLEObject Type="Embed" ProgID="Equation.3" ShapeID="_x0000_i1043" DrawAspect="Content" ObjectID="_1468075743" r:id="rId42">
+          <o:OLEObject Type="Embed" ProgID="Equation.3" ShapeID="_x0000_i1043" DrawAspect="Content" ObjectID="_1468075742" r:id="rId41">
             <o:LockedField>false</o:LockedField>
           </o:OLEObject>
         </w:object>
@@ -18347,12 +18382,12 @@
             <v:path/>
             <v:fill on="f" alignshape="1" focussize="0,0"/>
             <v:stroke on="f"/>
-            <v:imagedata r:id="rId44" grayscale="f" bilevel="f" o:title=""/>
+            <v:imagedata r:id="rId43" grayscale="f" bilevel="f" o:title=""/>
             <o:lock v:ext="edit" aspectratio="t"/>
             <w10:wrap type="none"/>
             <w10:anchorlock/>
           </v:shape>
-          <o:OLEObject Type="Embed" ProgID="Equation.DSMT4" ShapeID="_x0000_i1044" DrawAspect="Content" ObjectID="_1468075744" r:id="rId43">
+          <o:OLEObject Type="Embed" ProgID="Equation.DSMT4" ShapeID="_x0000_i1044" DrawAspect="Content" ObjectID="_1468075743" r:id="rId42">
             <o:LockedField>false</o:LockedField>
           </o:OLEObject>
         </w:object>
@@ -18470,12 +18505,12 @@
             <v:path/>
             <v:fill on="f" alignshape="1" focussize="0,0"/>
             <v:stroke on="f"/>
-            <v:imagedata r:id="rId46" grayscale="f" bilevel="f" o:title=""/>
+            <v:imagedata r:id="rId45" grayscale="f" bilevel="f" o:title=""/>
             <o:lock v:ext="edit" aspectratio="t"/>
             <w10:wrap type="none"/>
             <w10:anchorlock/>
           </v:shape>
-          <o:OLEObject Type="Embed" ProgID="Equation.DSMT4" ShapeID="_x0000_i1045" DrawAspect="Content" ObjectID="_1468075745" r:id="rId45">
+          <o:OLEObject Type="Embed" ProgID="Equation.DSMT4" ShapeID="_x0000_i1045" DrawAspect="Content" ObjectID="_1468075744" r:id="rId44">
             <o:LockedField>false</o:LockedField>
           </o:OLEObject>
         </w:object>
@@ -18520,12 +18555,12 @@
             <v:path/>
             <v:fill on="f" alignshape="1" focussize="0,0"/>
             <v:stroke on="f"/>
-            <v:imagedata r:id="rId48" grayscale="f" bilevel="f" o:title=""/>
+            <v:imagedata r:id="rId47" grayscale="f" bilevel="f" o:title=""/>
             <o:lock v:ext="edit" aspectratio="t"/>
             <w10:wrap type="none"/>
             <w10:anchorlock/>
           </v:shape>
-          <o:OLEObject Type="Embed" ProgID="Equation.DSMT4" ShapeID="_x0000_i1046" DrawAspect="Content" ObjectID="_1468075746" r:id="rId47">
+          <o:OLEObject Type="Embed" ProgID="Equation.DSMT4" ShapeID="_x0000_i1046" DrawAspect="Content" ObjectID="_1468075745" r:id="rId46">
             <o:LockedField>false</o:LockedField>
           </o:OLEObject>
         </w:object>
@@ -18683,12 +18718,12 @@
             <v:path/>
             <v:fill on="f" alignshape="1" focussize="0,0"/>
             <v:stroke on="f"/>
-            <v:imagedata r:id="rId50" grayscale="f" bilevel="f" o:title=""/>
+            <v:imagedata r:id="rId49" grayscale="f" bilevel="f" o:title=""/>
             <o:lock v:ext="edit" aspectratio="t"/>
             <w10:wrap type="none"/>
             <w10:anchorlock/>
           </v:shape>
-          <o:OLEObject Type="Embed" ProgID="Equation.DSMT4" ShapeID="_x0000_i1047" DrawAspect="Content" ObjectID="_1468075747" r:id="rId49">
+          <o:OLEObject Type="Embed" ProgID="Equation.DSMT4" ShapeID="_x0000_i1047" DrawAspect="Content" ObjectID="_1468075746" r:id="rId48">
             <o:LockedField>false</o:LockedField>
           </o:OLEObject>
         </w:object>
@@ -18754,12 +18789,12 @@
             <v:path/>
             <v:fill on="f" alignshape="1" focussize="0,0"/>
             <v:stroke on="f"/>
-            <v:imagedata r:id="rId52" grayscale="f" bilevel="f" o:title=""/>
+            <v:imagedata r:id="rId51" grayscale="f" bilevel="f" o:title=""/>
             <o:lock v:ext="edit" aspectratio="t"/>
             <w10:wrap type="none"/>
             <w10:anchorlock/>
           </v:shape>
-          <o:OLEObject Type="Embed" ProgID="Equation.DSMT4" ShapeID="_x0000_i1048" DrawAspect="Content" ObjectID="_1468075748" r:id="rId51">
+          <o:OLEObject Type="Embed" ProgID="Equation.DSMT4" ShapeID="_x0000_i1048" DrawAspect="Content" ObjectID="_1468075747" r:id="rId50">
             <o:LockedField>false</o:LockedField>
           </o:OLEObject>
         </w:object>
@@ -18866,12 +18901,12 @@
             <v:path/>
             <v:fill on="f" alignshape="1" focussize="0,0"/>
             <v:stroke on="f"/>
-            <v:imagedata r:id="rId54" grayscale="f" bilevel="f" o:title=""/>
+            <v:imagedata r:id="rId53" grayscale="f" bilevel="f" o:title=""/>
             <o:lock v:ext="edit" aspectratio="t"/>
             <w10:wrap type="none"/>
             <w10:anchorlock/>
           </v:shape>
-          <o:OLEObject Type="Embed" ProgID="Equation.3" ShapeID="_x0000_i1049" DrawAspect="Content" ObjectID="_1468075749" r:id="rId53">
+          <o:OLEObject Type="Embed" ProgID="Equation.3" ShapeID="_x0000_i1049" DrawAspect="Content" ObjectID="_1468075748" r:id="rId52">
             <o:LockedField>false</o:LockedField>
           </o:OLEObject>
         </w:object>
@@ -19012,12 +19047,12 @@
             <v:path/>
             <v:fill on="f" alignshape="1" focussize="0,0"/>
             <v:stroke on="f"/>
-            <v:imagedata r:id="rId56" grayscale="f" bilevel="f" o:title=""/>
+            <v:imagedata r:id="rId55" grayscale="f" bilevel="f" o:title=""/>
             <o:lock v:ext="edit" aspectratio="t"/>
             <w10:wrap type="none"/>
             <w10:anchorlock/>
           </v:shape>
-          <o:OLEObject Type="Embed" ProgID="Equation.3" ShapeID="_x0000_i1050" DrawAspect="Content" ObjectID="_1468075750" r:id="rId55">
+          <o:OLEObject Type="Embed" ProgID="Equation.3" ShapeID="_x0000_i1050" DrawAspect="Content" ObjectID="_1468075749" r:id="rId54">
             <o:LockedField>false</o:LockedField>
           </o:OLEObject>
         </w:object>
@@ -19097,12 +19132,12 @@
             <v:path/>
             <v:fill on="f" alignshape="1" focussize="0,0"/>
             <v:stroke on="f"/>
-            <v:imagedata r:id="rId58" grayscale="f" bilevel="f" o:title=""/>
+            <v:imagedata r:id="rId57" grayscale="f" bilevel="f" o:title=""/>
             <o:lock v:ext="edit" aspectratio="t"/>
             <w10:wrap type="none"/>
             <w10:anchorlock/>
           </v:shape>
-          <o:OLEObject Type="Embed" ProgID="Equation.3" ShapeID="_x0000_i1051" DrawAspect="Content" ObjectID="_1468075751" r:id="rId57">
+          <o:OLEObject Type="Embed" ProgID="Equation.3" ShapeID="_x0000_i1051" DrawAspect="Content" ObjectID="_1468075750" r:id="rId56">
             <o:LockedField>false</o:LockedField>
           </o:OLEObject>
         </w:object>
@@ -19370,12 +19405,12 @@
             <v:path/>
             <v:fill on="f" alignshape="1" focussize="0,0"/>
             <v:stroke on="f"/>
-            <v:imagedata r:id="rId60" grayscale="f" bilevel="f" o:title=""/>
+            <v:imagedata r:id="rId59" grayscale="f" bilevel="f" o:title=""/>
             <o:lock v:ext="edit" aspectratio="t"/>
             <w10:wrap type="none"/>
             <w10:anchorlock/>
           </v:shape>
-          <o:OLEObject Type="Embed" ProgID="Equation.3" ShapeID="_x0000_i1052" DrawAspect="Content" ObjectID="_1468075752" r:id="rId59">
+          <o:OLEObject Type="Embed" ProgID="Equation.3" ShapeID="_x0000_i1052" DrawAspect="Content" ObjectID="_1468075751" r:id="rId58">
             <o:LockedField>false</o:LockedField>
           </o:OLEObject>
         </w:object>
@@ -19404,12 +19439,12 @@
             <v:path/>
             <v:fill on="f" alignshape="1" focussize="0,0"/>
             <v:stroke on="f"/>
-            <v:imagedata r:id="rId62" grayscale="f" bilevel="f" o:title=""/>
+            <v:imagedata r:id="rId61" grayscale="f" bilevel="f" o:title=""/>
             <o:lock v:ext="edit" aspectratio="t"/>
             <w10:wrap type="none"/>
             <w10:anchorlock/>
           </v:shape>
-          <o:OLEObject Type="Embed" ProgID="Equation.3" ShapeID="_x0000_i1053" DrawAspect="Content" ObjectID="_1468075753" r:id="rId61">
+          <o:OLEObject Type="Embed" ProgID="Equation.3" ShapeID="_x0000_i1053" DrawAspect="Content" ObjectID="_1468075752" r:id="rId60">
             <o:LockedField>false</o:LockedField>
           </o:OLEObject>
         </w:object>
@@ -19475,12 +19510,12 @@
             <v:path/>
             <v:fill on="f" alignshape="1" focussize="0,0"/>
             <v:stroke on="f"/>
-            <v:imagedata r:id="rId64" grayscale="f" bilevel="f" o:title=""/>
+            <v:imagedata r:id="rId63" grayscale="f" bilevel="f" o:title=""/>
             <o:lock v:ext="edit" aspectratio="t"/>
             <w10:wrap type="none"/>
             <w10:anchorlock/>
           </v:shape>
-          <o:OLEObject Type="Embed" ProgID="Equation.3" ShapeID="_x0000_i1054" DrawAspect="Content" ObjectID="_1468075754" r:id="rId63">
+          <o:OLEObject Type="Embed" ProgID="Equation.3" ShapeID="_x0000_i1054" DrawAspect="Content" ObjectID="_1468075753" r:id="rId62">
             <o:LockedField>false</o:LockedField>
           </o:OLEObject>
         </w:object>
@@ -19538,12 +19573,12 @@
             <v:path/>
             <v:fill on="f" alignshape="1" focussize="0,0"/>
             <v:stroke on="f"/>
-            <v:imagedata r:id="rId66" grayscale="f" bilevel="f" o:title=""/>
+            <v:imagedata r:id="rId65" grayscale="f" bilevel="f" o:title=""/>
             <o:lock v:ext="edit" aspectratio="t"/>
             <w10:wrap type="none"/>
             <w10:anchorlock/>
           </v:shape>
-          <o:OLEObject Type="Embed" ProgID="Equation.3" ShapeID="_x0000_i1055" DrawAspect="Content" ObjectID="_1468075755" r:id="rId65">
+          <o:OLEObject Type="Embed" ProgID="Equation.3" ShapeID="_x0000_i1055" DrawAspect="Content" ObjectID="_1468075754" r:id="rId64">
             <o:LockedField>false</o:LockedField>
           </o:OLEObject>
         </w:object>
@@ -19600,12 +19635,12 @@
             <v:path/>
             <v:fill on="f" alignshape="1" focussize="0,0"/>
             <v:stroke on="f"/>
-            <v:imagedata r:id="rId68" grayscale="f" bilevel="f" o:title=""/>
+            <v:imagedata r:id="rId67" grayscale="f" bilevel="f" o:title=""/>
             <o:lock v:ext="edit" aspectratio="t"/>
             <w10:wrap type="none"/>
             <w10:anchorlock/>
           </v:shape>
-          <o:OLEObject Type="Embed" ProgID="Equation.3" ShapeID="_x0000_i1056" DrawAspect="Content" ObjectID="_1468075756" r:id="rId67">
+          <o:OLEObject Type="Embed" ProgID="Equation.3" ShapeID="_x0000_i1056" DrawAspect="Content" ObjectID="_1468075755" r:id="rId66">
             <o:LockedField>false</o:LockedField>
           </o:OLEObject>
         </w:object>
@@ -19662,12 +19697,12 @@
             <v:path/>
             <v:fill on="f" alignshape="1" focussize="0,0"/>
             <v:stroke on="f"/>
-            <v:imagedata r:id="rId70" grayscale="f" bilevel="f" o:title=""/>
+            <v:imagedata r:id="rId69" grayscale="f" bilevel="f" o:title=""/>
             <o:lock v:ext="edit" aspectratio="t"/>
             <w10:wrap type="none"/>
             <w10:anchorlock/>
           </v:shape>
-          <o:OLEObject Type="Embed" ProgID="Equation.3" ShapeID="_x0000_i1057" DrawAspect="Content" ObjectID="_1468075757" r:id="rId69">
+          <o:OLEObject Type="Embed" ProgID="Equation.3" ShapeID="_x0000_i1057" DrawAspect="Content" ObjectID="_1468075756" r:id="rId68">
             <o:LockedField>false</o:LockedField>
           </o:OLEObject>
         </w:object>
@@ -19724,12 +19759,12 @@
             <v:path/>
             <v:fill on="f" alignshape="1" focussize="0,0"/>
             <v:stroke on="f"/>
-            <v:imagedata r:id="rId72" grayscale="f" bilevel="f" o:title=""/>
+            <v:imagedata r:id="rId71" grayscale="f" bilevel="f" o:title=""/>
             <o:lock v:ext="edit" aspectratio="t"/>
             <w10:wrap type="none"/>
             <w10:anchorlock/>
           </v:shape>
-          <o:OLEObject Type="Embed" ProgID="Equation.3" ShapeID="_x0000_i1058" DrawAspect="Content" ObjectID="_1468075758" r:id="rId71">
+          <o:OLEObject Type="Embed" ProgID="Equation.3" ShapeID="_x0000_i1058" DrawAspect="Content" ObjectID="_1468075757" r:id="rId70">
             <o:LockedField>false</o:LockedField>
           </o:OLEObject>
         </w:object>
@@ -19816,12 +19851,12 @@
             <v:path/>
             <v:fill on="f" alignshape="1" focussize="0,0"/>
             <v:stroke on="f"/>
-            <v:imagedata r:id="rId68" grayscale="f" bilevel="f" o:title=""/>
+            <v:imagedata r:id="rId67" grayscale="f" bilevel="f" o:title=""/>
             <o:lock v:ext="edit" aspectratio="t"/>
             <w10:wrap type="none"/>
             <w10:anchorlock/>
           </v:shape>
-          <o:OLEObject Type="Embed" ProgID="Equation.3" ShapeID="_x0000_i1059" DrawAspect="Content" ObjectID="_1468075759" r:id="rId73">
+          <o:OLEObject Type="Embed" ProgID="Equation.3" ShapeID="_x0000_i1059" DrawAspect="Content" ObjectID="_1468075758" r:id="rId72">
             <o:LockedField>false</o:LockedField>
           </o:OLEObject>
         </w:object>
@@ -19851,12 +19886,12 @@
             <v:path/>
             <v:fill on="f" alignshape="1" focussize="0,0"/>
             <v:stroke on="f"/>
-            <v:imagedata r:id="rId75" grayscale="f" bilevel="f" o:title=""/>
+            <v:imagedata r:id="rId74" grayscale="f" bilevel="f" o:title=""/>
             <o:lock v:ext="edit" aspectratio="t"/>
             <w10:wrap type="none"/>
             <w10:anchorlock/>
           </v:shape>
-          <o:OLEObject Type="Embed" ProgID="Equation.3" ShapeID="_x0000_i1060" DrawAspect="Content" ObjectID="_1468075760" r:id="rId74">
+          <o:OLEObject Type="Embed" ProgID="Equation.3" ShapeID="_x0000_i1060" DrawAspect="Content" ObjectID="_1468075759" r:id="rId73">
             <o:LockedField>false</o:LockedField>
           </o:OLEObject>
         </w:object>
@@ -19886,12 +19921,12 @@
             <v:path/>
             <v:fill on="f" alignshape="1" focussize="0,0"/>
             <v:stroke on="f"/>
-            <v:imagedata r:id="rId77" grayscale="f" bilevel="f" o:title=""/>
+            <v:imagedata r:id="rId76" grayscale="f" bilevel="f" o:title=""/>
             <o:lock v:ext="edit" aspectratio="t"/>
             <w10:wrap type="none"/>
             <w10:anchorlock/>
           </v:shape>
-          <o:OLEObject Type="Embed" ProgID="Equation.3" ShapeID="_x0000_i1061" DrawAspect="Content" ObjectID="_1468075761" r:id="rId76">
+          <o:OLEObject Type="Embed" ProgID="Equation.3" ShapeID="_x0000_i1061" DrawAspect="Content" ObjectID="_1468075760" r:id="rId75">
             <o:LockedField>false</o:LockedField>
           </o:OLEObject>
         </w:object>
@@ -19941,12 +19976,12 @@
             <v:path/>
             <v:fill on="f" alignshape="1" focussize="0,0"/>
             <v:stroke on="f"/>
-            <v:imagedata r:id="rId79" grayscale="f" bilevel="f" o:title=""/>
+            <v:imagedata r:id="rId78" grayscale="f" bilevel="f" o:title=""/>
             <o:lock v:ext="edit" aspectratio="t"/>
             <w10:wrap type="none"/>
             <w10:anchorlock/>
           </v:shape>
-          <o:OLEObject Type="Embed" ProgID="Equation.3" ShapeID="_x0000_i1062" DrawAspect="Content" ObjectID="_1468075762" r:id="rId78">
+          <o:OLEObject Type="Embed" ProgID="Equation.3" ShapeID="_x0000_i1062" DrawAspect="Content" ObjectID="_1468075761" r:id="rId77">
             <o:LockedField>false</o:LockedField>
           </o:OLEObject>
         </w:object>
@@ -20003,12 +20038,12 @@
             <v:path/>
             <v:fill on="f" alignshape="1" focussize="0,0"/>
             <v:stroke on="f"/>
-            <v:imagedata r:id="rId81" grayscale="f" bilevel="f" o:title=""/>
+            <v:imagedata r:id="rId80" grayscale="f" bilevel="f" o:title=""/>
             <o:lock v:ext="edit" aspectratio="t"/>
             <w10:wrap type="none"/>
             <w10:anchorlock/>
           </v:shape>
-          <o:OLEObject Type="Embed" ProgID="Equation.3" ShapeID="_x0000_i1063" DrawAspect="Content" ObjectID="_1468075763" r:id="rId80">
+          <o:OLEObject Type="Embed" ProgID="Equation.3" ShapeID="_x0000_i1063" DrawAspect="Content" ObjectID="_1468075762" r:id="rId79">
             <o:LockedField>false</o:LockedField>
           </o:OLEObject>
         </w:object>
@@ -20074,12 +20109,12 @@
             <v:path/>
             <v:fill on="f" alignshape="1" focussize="0,0"/>
             <v:stroke on="f"/>
-            <v:imagedata r:id="rId83" grayscale="f" bilevel="f" o:title=""/>
+            <v:imagedata r:id="rId82" grayscale="f" bilevel="f" o:title=""/>
             <o:lock v:ext="edit" aspectratio="t"/>
             <w10:wrap type="none"/>
             <w10:anchorlock/>
           </v:shape>
-          <o:OLEObject Type="Embed" ProgID="Equation.3" ShapeID="_x0000_i1064" DrawAspect="Content" ObjectID="_1468075764" r:id="rId82">
+          <o:OLEObject Type="Embed" ProgID="Equation.3" ShapeID="_x0000_i1064" DrawAspect="Content" ObjectID="_1468075763" r:id="rId81">
             <o:LockedField>false</o:LockedField>
           </o:OLEObject>
         </w:object>
@@ -20109,12 +20144,12 @@
             <v:path/>
             <v:fill on="f" alignshape="1" focussize="0,0"/>
             <v:stroke on="f"/>
-            <v:imagedata r:id="rId85" grayscale="f" bilevel="f" o:title=""/>
+            <v:imagedata r:id="rId84" grayscale="f" bilevel="f" o:title=""/>
             <o:lock v:ext="edit" aspectratio="t"/>
             <w10:wrap type="none"/>
             <w10:anchorlock/>
           </v:shape>
-          <o:OLEObject Type="Embed" ProgID="Equation.3" ShapeID="_x0000_i1065" DrawAspect="Content" ObjectID="_1468075765" r:id="rId84">
+          <o:OLEObject Type="Embed" ProgID="Equation.3" ShapeID="_x0000_i1065" DrawAspect="Content" ObjectID="_1468075764" r:id="rId83">
             <o:LockedField>false</o:LockedField>
           </o:OLEObject>
         </w:object>
@@ -20143,12 +20178,12 @@
             <v:path/>
             <v:fill on="f" alignshape="1" focussize="0,0"/>
             <v:stroke on="f"/>
-            <v:imagedata r:id="rId87" grayscale="f" bilevel="f" o:title=""/>
+            <v:imagedata r:id="rId86" grayscale="f" bilevel="f" o:title=""/>
             <o:lock v:ext="edit" aspectratio="t"/>
             <w10:wrap type="none"/>
             <w10:anchorlock/>
           </v:shape>
-          <o:OLEObject Type="Embed" ProgID="Equation.3" ShapeID="_x0000_i1066" DrawAspect="Content" ObjectID="_1468075766" r:id="rId86">
+          <o:OLEObject Type="Embed" ProgID="Equation.3" ShapeID="_x0000_i1066" DrawAspect="Content" ObjectID="_1468075765" r:id="rId85">
             <o:LockedField>false</o:LockedField>
           </o:OLEObject>
         </w:object>
@@ -20197,12 +20232,12 @@
             <v:path/>
             <v:fill on="f" alignshape="1" focussize="0,0"/>
             <v:stroke on="f"/>
-            <v:imagedata r:id="rId89" grayscale="f" bilevel="f" o:title=""/>
+            <v:imagedata r:id="rId88" grayscale="f" bilevel="f" o:title=""/>
             <o:lock v:ext="edit" aspectratio="t"/>
             <w10:wrap type="none"/>
             <w10:anchorlock/>
           </v:shape>
-          <o:OLEObject Type="Embed" ProgID="Equation.3" ShapeID="_x0000_i1067" DrawAspect="Content" ObjectID="_1468075767" r:id="rId88">
+          <o:OLEObject Type="Embed" ProgID="Equation.3" ShapeID="_x0000_i1067" DrawAspect="Content" ObjectID="_1468075766" r:id="rId87">
             <o:LockedField>false</o:LockedField>
           </o:OLEObject>
         </w:object>
@@ -20288,12 +20323,12 @@
             <v:path/>
             <v:fill on="f" alignshape="1" focussize="0,0"/>
             <v:stroke on="f"/>
-            <v:imagedata r:id="rId91" grayscale="f" bilevel="f" o:title=""/>
+            <v:imagedata r:id="rId90" grayscale="f" bilevel="f" o:title=""/>
             <o:lock v:ext="edit" aspectratio="t"/>
             <w10:wrap type="none"/>
             <w10:anchorlock/>
           </v:shape>
-          <o:OLEObject Type="Embed" ProgID="Equation.3" ShapeID="_x0000_i1068" DrawAspect="Content" ObjectID="_1468075768" r:id="rId90">
+          <o:OLEObject Type="Embed" ProgID="Equation.3" ShapeID="_x0000_i1068" DrawAspect="Content" ObjectID="_1468075767" r:id="rId89">
             <o:LockedField>false</o:LockedField>
           </o:OLEObject>
         </w:object>
@@ -20359,12 +20394,12 @@
             <v:path/>
             <v:fill on="f" alignshape="1" focussize="0,0"/>
             <v:stroke on="f"/>
-            <v:imagedata r:id="rId93" grayscale="f" bilevel="f" o:title=""/>
+            <v:imagedata r:id="rId92" grayscale="f" bilevel="f" o:title=""/>
             <o:lock v:ext="edit" aspectratio="t"/>
             <w10:wrap type="none"/>
             <w10:anchorlock/>
           </v:shape>
-          <o:OLEObject Type="Embed" ProgID="Equation.3" ShapeID="_x0000_i1069" DrawAspect="Content" ObjectID="_1468075769" r:id="rId92">
+          <o:OLEObject Type="Embed" ProgID="Equation.3" ShapeID="_x0000_i1069" DrawAspect="Content" ObjectID="_1468075768" r:id="rId91">
             <o:LockedField>false</o:LockedField>
           </o:OLEObject>
         </w:object>
@@ -20420,12 +20455,12 @@
             <v:path/>
             <v:fill on="f" alignshape="1" focussize="0,0"/>
             <v:stroke on="f"/>
-            <v:imagedata r:id="rId95" grayscale="f" bilevel="f" o:title=""/>
+            <v:imagedata r:id="rId94" grayscale="f" bilevel="f" o:title=""/>
             <o:lock v:ext="edit" aspectratio="t"/>
             <w10:wrap type="none"/>
             <w10:anchorlock/>
           </v:shape>
-          <o:OLEObject Type="Embed" ProgID="Equation.3" ShapeID="_x0000_i1070" DrawAspect="Content" ObjectID="_1468075770" r:id="rId94">
+          <o:OLEObject Type="Embed" ProgID="Equation.3" ShapeID="_x0000_i1070" DrawAspect="Content" ObjectID="_1468075769" r:id="rId93">
             <o:LockedField>false</o:LockedField>
           </o:OLEObject>
         </w:object>
@@ -20516,12 +20551,12 @@
             <v:path/>
             <v:fill on="f" alignshape="1" focussize="0,0"/>
             <v:stroke on="f"/>
-            <v:imagedata r:id="rId97" grayscale="f" bilevel="f" o:title=""/>
+            <v:imagedata r:id="rId96" grayscale="f" bilevel="f" o:title=""/>
             <o:lock v:ext="edit" aspectratio="t"/>
             <w10:wrap type="none"/>
             <w10:anchorlock/>
           </v:shape>
-          <o:OLEObject Type="Embed" ProgID="Equation.3" ShapeID="_x0000_i1071" DrawAspect="Content" ObjectID="_1468075771" r:id="rId96">
+          <o:OLEObject Type="Embed" ProgID="Equation.3" ShapeID="_x0000_i1071" DrawAspect="Content" ObjectID="_1468075770" r:id="rId95">
             <o:LockedField>false</o:LockedField>
           </o:OLEObject>
         </w:object>
@@ -20586,12 +20621,12 @@
             <v:path/>
             <v:fill on="f" alignshape="1" focussize="0,0"/>
             <v:stroke on="f"/>
-            <v:imagedata r:id="rId99" grayscale="f" bilevel="f" o:title=""/>
+            <v:imagedata r:id="rId98" grayscale="f" bilevel="f" o:title=""/>
             <o:lock v:ext="edit" aspectratio="t"/>
             <w10:wrap type="none"/>
             <w10:anchorlock/>
           </v:shape>
-          <o:OLEObject Type="Embed" ProgID="Equation.3" ShapeID="_x0000_i1072" DrawAspect="Content" ObjectID="_1468075772" r:id="rId98">
+          <o:OLEObject Type="Embed" ProgID="Equation.3" ShapeID="_x0000_i1072" DrawAspect="Content" ObjectID="_1468075771" r:id="rId97">
             <o:LockedField>false</o:LockedField>
           </o:OLEObject>
         </w:object>
@@ -20657,12 +20692,12 @@
             <v:path/>
             <v:fill on="f" alignshape="1" focussize="0,0"/>
             <v:stroke on="f"/>
-            <v:imagedata r:id="rId101" grayscale="f" bilevel="f" o:title=""/>
+            <v:imagedata r:id="rId100" grayscale="f" bilevel="f" o:title=""/>
             <o:lock v:ext="edit" aspectratio="t"/>
             <w10:wrap type="none"/>
             <w10:anchorlock/>
           </v:shape>
-          <o:OLEObject Type="Embed" ProgID="Equation.3" ShapeID="_x0000_i1073" DrawAspect="Content" ObjectID="_1468075773" r:id="rId100">
+          <o:OLEObject Type="Embed" ProgID="Equation.3" ShapeID="_x0000_i1073" DrawAspect="Content" ObjectID="_1468075772" r:id="rId99">
             <o:LockedField>false</o:LockedField>
           </o:OLEObject>
         </w:object>
@@ -20767,12 +20802,12 @@
             <v:path/>
             <v:fill on="f" alignshape="1" focussize="0,0"/>
             <v:stroke on="f"/>
-            <v:imagedata r:id="rId103" grayscale="f" bilevel="f" o:title=""/>
+            <v:imagedata r:id="rId102" grayscale="f" bilevel="f" o:title=""/>
             <o:lock v:ext="edit" aspectratio="t"/>
             <w10:wrap type="none"/>
             <w10:anchorlock/>
           </v:shape>
-          <o:OLEObject Type="Embed" ProgID="Equation.3" ShapeID="_x0000_i1074" DrawAspect="Content" ObjectID="_1468075774" r:id="rId102">
+          <o:OLEObject Type="Embed" ProgID="Equation.3" ShapeID="_x0000_i1074" DrawAspect="Content" ObjectID="_1468075773" r:id="rId101">
             <o:LockedField>false</o:LockedField>
           </o:OLEObject>
         </w:object>
@@ -20847,12 +20882,12 @@
             <v:path/>
             <v:fill on="f" alignshape="1" focussize="0,0"/>
             <v:stroke on="f"/>
-            <v:imagedata r:id="rId105" grayscale="f" bilevel="f" o:title=""/>
+            <v:imagedata r:id="rId104" grayscale="f" bilevel="f" o:title=""/>
             <o:lock v:ext="edit" aspectratio="t"/>
             <w10:wrap type="none"/>
             <w10:anchorlock/>
           </v:shape>
-          <o:OLEObject Type="Embed" ProgID="Equation.3" ShapeID="_x0000_i1075" DrawAspect="Content" ObjectID="_1468075775" r:id="rId104">
+          <o:OLEObject Type="Embed" ProgID="Equation.3" ShapeID="_x0000_i1075" DrawAspect="Content" ObjectID="_1468075774" r:id="rId103">
             <o:LockedField>false</o:LockedField>
           </o:OLEObject>
         </w:object>
@@ -20917,12 +20952,12 @@
             <v:path/>
             <v:fill on="f" alignshape="1" focussize="0,0"/>
             <v:stroke on="f"/>
-            <v:imagedata r:id="rId107" grayscale="f" bilevel="f" o:title=""/>
+            <v:imagedata r:id="rId106" grayscale="f" bilevel="f" o:title=""/>
             <o:lock v:ext="edit" aspectratio="t"/>
             <w10:wrap type="none"/>
             <w10:anchorlock/>
           </v:shape>
-          <o:OLEObject Type="Embed" ProgID="Equation.3" ShapeID="_x0000_i1076" DrawAspect="Content" ObjectID="_1468075776" r:id="rId106">
+          <o:OLEObject Type="Embed" ProgID="Equation.3" ShapeID="_x0000_i1076" DrawAspect="Content" ObjectID="_1468075775" r:id="rId105">
             <o:LockedField>false</o:LockedField>
           </o:OLEObject>
         </w:object>
@@ -20987,12 +21022,12 @@
             <v:path/>
             <v:fill on="f" alignshape="1" focussize="0,0"/>
             <v:stroke on="f"/>
-            <v:imagedata r:id="rId109" grayscale="f" bilevel="f" o:title=""/>
+            <v:imagedata r:id="rId108" grayscale="f" bilevel="f" o:title=""/>
             <o:lock v:ext="edit" aspectratio="t"/>
             <w10:wrap type="none"/>
             <w10:anchorlock/>
           </v:shape>
-          <o:OLEObject Type="Embed" ProgID="Equation.3" ShapeID="_x0000_i1077" DrawAspect="Content" ObjectID="_1468075777" r:id="rId108">
+          <o:OLEObject Type="Embed" ProgID="Equation.3" ShapeID="_x0000_i1077" DrawAspect="Content" ObjectID="_1468075776" r:id="rId107">
             <o:LockedField>false</o:LockedField>
           </o:OLEObject>
         </w:object>
@@ -21092,12 +21127,12 @@
             <v:path/>
             <v:fill on="f" alignshape="1" focussize="0,0"/>
             <v:stroke on="f"/>
-            <v:imagedata r:id="rId111" grayscale="f" bilevel="f" o:title=""/>
+            <v:imagedata r:id="rId110" grayscale="f" bilevel="f" o:title=""/>
             <o:lock v:ext="edit" aspectratio="t"/>
             <w10:wrap type="none"/>
             <w10:anchorlock/>
           </v:shape>
-          <o:OLEObject Type="Embed" ProgID="Equation.3" ShapeID="_x0000_i1078" DrawAspect="Content" ObjectID="_1468075778" r:id="rId110">
+          <o:OLEObject Type="Embed" ProgID="Equation.3" ShapeID="_x0000_i1078" DrawAspect="Content" ObjectID="_1468075777" r:id="rId109">
             <o:LockedField>false</o:LockedField>
           </o:OLEObject>
         </w:object>
@@ -21398,12 +21433,12 @@
             <v:path/>
             <v:fill on="f" alignshape="1" focussize="0,0"/>
             <v:stroke on="f"/>
-            <v:imagedata r:id="rId113" grayscale="f" bilevel="f" o:title=""/>
+            <v:imagedata r:id="rId112" grayscale="f" bilevel="f" o:title=""/>
             <o:lock v:ext="edit" aspectratio="t"/>
             <w10:wrap type="none"/>
             <w10:anchorlock/>
           </v:shape>
-          <o:OLEObject Type="Embed" ProgID="Equation.DSMT4" ShapeID="_x0000_i1079" DrawAspect="Content" ObjectID="_1468075779" r:id="rId112">
+          <o:OLEObject Type="Embed" ProgID="Equation.DSMT4" ShapeID="_x0000_i1079" DrawAspect="Content" ObjectID="_1468075778" r:id="rId111">
             <o:LockedField>false</o:LockedField>
           </o:OLEObject>
         </w:object>
@@ -21468,12 +21503,12 @@
             <v:path/>
             <v:fill on="f" alignshape="1" focussize="0,0"/>
             <v:stroke on="f"/>
-            <v:imagedata r:id="rId115" grayscale="f" bilevel="f" o:title=""/>
+            <v:imagedata r:id="rId114" grayscale="f" bilevel="f" o:title=""/>
             <o:lock v:ext="edit" aspectratio="t"/>
             <w10:wrap type="none"/>
             <w10:anchorlock/>
           </v:shape>
-          <o:OLEObject Type="Embed" ProgID="Equation.3" ShapeID="_x0000_i1080" DrawAspect="Content" ObjectID="_1468075780" r:id="rId114">
+          <o:OLEObject Type="Embed" ProgID="Equation.3" ShapeID="_x0000_i1080" DrawAspect="Content" ObjectID="_1468075779" r:id="rId113">
             <o:LockedField>false</o:LockedField>
           </o:OLEObject>
         </w:object>
@@ -21549,12 +21584,12 @@
             <v:path/>
             <v:fill on="f" alignshape="1" focussize="0,0"/>
             <v:stroke on="f"/>
-            <v:imagedata r:id="rId117" grayscale="f" bilevel="f" o:title=""/>
+            <v:imagedata r:id="rId116" grayscale="f" bilevel="f" o:title=""/>
             <o:lock v:ext="edit" aspectratio="t"/>
             <w10:wrap type="none"/>
             <w10:anchorlock/>
           </v:shape>
-          <o:OLEObject Type="Embed" ProgID="Equation.3" ShapeID="_x0000_i1081" DrawAspect="Content" ObjectID="_1468075781" r:id="rId116">
+          <o:OLEObject Type="Embed" ProgID="Equation.3" ShapeID="_x0000_i1081" DrawAspect="Content" ObjectID="_1468075780" r:id="rId115">
             <o:LockedField>false</o:LockedField>
           </o:OLEObject>
         </w:object>
@@ -21655,12 +21690,12 @@
             <v:path/>
             <v:fill on="f" alignshape="1" focussize="0,0"/>
             <v:stroke on="f"/>
-            <v:imagedata r:id="rId119" grayscale="f" bilevel="f" o:title=""/>
+            <v:imagedata r:id="rId118" grayscale="f" bilevel="f" o:title=""/>
             <o:lock v:ext="edit" aspectratio="t"/>
             <w10:wrap type="none"/>
             <w10:anchorlock/>
           </v:shape>
-          <o:OLEObject Type="Embed" ProgID="Equation.3" ShapeID="_x0000_i1082" DrawAspect="Content" ObjectID="_1468075782" r:id="rId118">
+          <o:OLEObject Type="Embed" ProgID="Equation.3" ShapeID="_x0000_i1082" DrawAspect="Content" ObjectID="_1468075781" r:id="rId117">
             <o:LockedField>false</o:LockedField>
           </o:OLEObject>
         </w:object>
@@ -22443,8 +22478,8 @@
           <w:dstrike w:val="0"/>
         </w:rPr>
       </w:pPr>
-      <w:bookmarkStart w:id="6" w:name="_Toc23931226"/>
-      <w:bookmarkStart w:id="7" w:name="_Toc51320481"/>
+      <w:bookmarkStart w:id="6" w:name="_Toc51320481"/>
+      <w:bookmarkStart w:id="7" w:name="_Toc23931226"/>
       <w:r>
         <w:rPr>
           <w:rFonts w:hint="default" w:ascii="Times New Roman" w:hAnsi="Times New Roman" w:cs="Times New Roman"/>
@@ -22583,12 +22618,12 @@
             <v:path/>
             <v:fill on="f" alignshape="1" focussize="0,0"/>
             <v:stroke on="f"/>
-            <v:imagedata r:id="rId121" grayscale="f" bilevel="f" o:title=""/>
+            <v:imagedata r:id="rId120" grayscale="f" bilevel="f" o:title=""/>
             <o:lock v:ext="edit" aspectratio="t"/>
             <w10:wrap type="none"/>
             <w10:anchorlock/>
           </v:shape>
-          <o:OLEObject Type="Embed" ProgID="Equation.3" ShapeID="_x0000_i1083" DrawAspect="Content" ObjectID="_1468075783" r:id="rId120">
+          <o:OLEObject Type="Embed" ProgID="Equation.3" ShapeID="_x0000_i1083" DrawAspect="Content" ObjectID="_1468075782" r:id="rId119">
             <o:LockedField>false</o:LockedField>
           </o:OLEObject>
         </w:object>
@@ -23939,12 +23974,12 @@
             <v:path/>
             <v:fill on="f" alignshape="1" focussize="0,0"/>
             <v:stroke on="f"/>
-            <v:imagedata r:id="rId123" grayscale="f" bilevel="f" o:title=""/>
+            <v:imagedata r:id="rId122" grayscale="f" bilevel="f" o:title=""/>
             <o:lock v:ext="edit" aspectratio="t"/>
             <w10:wrap type="none"/>
             <w10:anchorlock/>
           </v:shape>
-          <o:OLEObject Type="Embed" ProgID="Equation.3" ShapeID="_x0000_i1084" DrawAspect="Content" ObjectID="_1468075784" r:id="rId122">
+          <o:OLEObject Type="Embed" ProgID="Equation.3" ShapeID="_x0000_i1084" DrawAspect="Content" ObjectID="_1468075783" r:id="rId121">
             <o:LockedField>false</o:LockedField>
           </o:OLEObject>
         </w:object>

--- a/Тех оснастка/ПЗ.docx
+++ b/Тех оснастка/ПЗ.docx
@@ -604,10 +604,11 @@
           <w:tab w:val="right" w:leader="dot" w:pos="9345"/>
         </w:tabs>
         <w:rPr>
-          <w:rFonts w:ascii="Calibri" w:hAnsi="Calibri"/>
+          <w:rFonts w:hint="default" w:ascii="Calibri" w:hAnsi="Calibri"/>
           <w:b w:val="0"/>
           <w:sz w:val="28"/>
           <w:szCs w:val="28"/>
+          <w:lang w:val="ru-RU"/>
         </w:rPr>
       </w:pPr>
       <w:r>
@@ -681,55 +682,7 @@
           <w:sz w:val="28"/>
           <w:szCs w:val="28"/>
         </w:rPr>
-        <w:t xml:space="preserve"> Силовой расчет приспособления</w:t>
-      </w:r>
-      <w:r>
-        <w:rPr>
-          <w:b w:val="0"/>
-          <w:sz w:val="28"/>
-          <w:szCs w:val="28"/>
-        </w:rPr>
-        <w:tab/>
-      </w:r>
-      <w:r>
-        <w:rPr>
-          <w:b w:val="0"/>
-          <w:sz w:val="28"/>
-          <w:szCs w:val="28"/>
-        </w:rPr>
-        <w:fldChar w:fldCharType="begin"/>
-      </w:r>
-      <w:r>
-        <w:rPr>
-          <w:b w:val="0"/>
-          <w:sz w:val="28"/>
-          <w:szCs w:val="28"/>
-        </w:rPr>
-        <w:instrText xml:space="preserve"> PAGEREF _Toc51320479 \h </w:instrText>
-      </w:r>
-      <w:r>
-        <w:rPr>
-          <w:b w:val="0"/>
-          <w:sz w:val="28"/>
-          <w:szCs w:val="28"/>
-        </w:rPr>
-        <w:fldChar w:fldCharType="separate"/>
-      </w:r>
-      <w:r>
-        <w:rPr>
-          <w:b w:val="0"/>
-          <w:sz w:val="28"/>
-          <w:szCs w:val="28"/>
-        </w:rPr>
-        <w:t>11</w:t>
-      </w:r>
-      <w:r>
-        <w:rPr>
-          <w:b w:val="0"/>
-          <w:sz w:val="28"/>
-          <w:szCs w:val="28"/>
-        </w:rPr>
-        <w:fldChar w:fldCharType="end"/>
+        <w:t xml:space="preserve"> Силовой расч</w:t>
       </w:r>
       <w:r>
         <w:rPr>
@@ -737,8 +690,58 @@
           <w:b w:val="0"/>
           <w:sz w:val="28"/>
           <w:szCs w:val="28"/>
+          <w:lang w:val="ru-RU"/>
+        </w:rPr>
+        <w:t>ё</w:t>
+      </w:r>
+      <w:bookmarkStart w:id="12" w:name="_GoBack"/>
+      <w:bookmarkEnd w:id="12"/>
+      <w:r>
+        <w:rPr>
+          <w:rStyle w:val="14"/>
+          <w:b w:val="0"/>
+          <w:sz w:val="28"/>
+          <w:szCs w:val="28"/>
+        </w:rPr>
+        <w:t>т приспособления</w:t>
+      </w:r>
+      <w:r>
+        <w:rPr>
+          <w:b w:val="0"/>
+          <w:sz w:val="28"/>
+          <w:szCs w:val="28"/>
+        </w:rPr>
+        <w:tab/>
+      </w:r>
+      <w:r>
+        <w:rPr>
+          <w:rFonts w:hint="default"/>
+          <w:b w:val="0"/>
+          <w:sz w:val="28"/>
+          <w:szCs w:val="28"/>
+          <w:lang w:val="ru-RU"/>
+        </w:rPr>
+        <w:t>1</w:t>
+      </w:r>
+      <w:r>
+        <w:rPr>
+          <w:rStyle w:val="14"/>
+          <w:b w:val="0"/>
+          <w:sz w:val="28"/>
+          <w:szCs w:val="28"/>
         </w:rPr>
         <w:fldChar w:fldCharType="end"/>
+      </w:r>
+      <w:r>
+        <w:rPr>
+          <w:rStyle w:val="14"/>
+          <w:rFonts w:hint="default"/>
+          <w:b w:val="0"/>
+          <w:sz w:val="28"/>
+          <w:szCs w:val="28"/>
+          <w:lang w:val="ru-RU"/>
+        </w:rPr>
+        <w:t>3</w:t>
       </w:r>
     </w:p>
     <w:p>
@@ -1663,7 +1666,7 @@
         <w:adjustRightInd/>
         <w:snapToGrid/>
         <w:spacing w:before="0" w:beforeAutospacing="0" w:after="0" w:afterAutospacing="0" w:line="288" w:lineRule="auto"/>
-        <w:ind w:left="0" w:right="0" w:firstLine="425"/>
+        <w:ind w:left="0" w:right="0" w:firstLine="709"/>
         <w:jc w:val="both"/>
         <w:textAlignment w:val="auto"/>
         <w:rPr>
@@ -1705,7 +1708,7 @@
         <w:adjustRightInd/>
         <w:snapToGrid/>
         <w:spacing w:before="0" w:beforeAutospacing="0" w:after="0" w:afterAutospacing="0" w:line="288" w:lineRule="auto"/>
-        <w:ind w:left="0" w:right="0" w:firstLine="425"/>
+        <w:ind w:left="0" w:right="0" w:firstLine="709"/>
         <w:jc w:val="both"/>
         <w:textAlignment w:val="auto"/>
         <w:rPr>
@@ -1747,7 +1750,7 @@
         <w:adjustRightInd/>
         <w:snapToGrid/>
         <w:spacing w:before="0" w:beforeAutospacing="0" w:after="0" w:afterAutospacing="0" w:line="288" w:lineRule="auto"/>
-        <w:ind w:left="0" w:right="0" w:firstLine="425"/>
+        <w:ind w:left="0" w:right="0" w:firstLine="709"/>
         <w:jc w:val="both"/>
         <w:textAlignment w:val="auto"/>
         <w:rPr>
@@ -1835,7 +1838,7 @@
         <w:adjustRightInd/>
         <w:snapToGrid/>
         <w:spacing w:before="0" w:beforeAutospacing="0" w:after="0" w:afterAutospacing="0" w:line="288" w:lineRule="auto"/>
-        <w:ind w:left="0" w:right="0" w:firstLine="425"/>
+        <w:ind w:left="0" w:right="0" w:firstLine="709"/>
         <w:jc w:val="both"/>
         <w:textAlignment w:val="auto"/>
         <w:rPr>
@@ -1892,7 +1895,7 @@
         <w:adjustRightInd/>
         <w:snapToGrid/>
         <w:spacing w:before="0" w:beforeAutospacing="0" w:after="0" w:afterAutospacing="0" w:line="288" w:lineRule="auto"/>
-        <w:ind w:left="0" w:right="0" w:firstLine="425" w:firstLineChars="0"/>
+        <w:ind w:left="0" w:right="0" w:firstLine="709" w:firstLineChars="0"/>
         <w:jc w:val="center"/>
         <w:textAlignment w:val="auto"/>
         <w:rPr>
@@ -1980,20 +1983,21 @@
     </w:p>
     <w:p>
       <w:pPr>
-        <w:keepLines w:val="0"/>
-        <w:pageBreakBefore w:val="0"/>
-        <w:widowControl/>
-        <w:kinsoku/>
-        <w:wordWrap/>
-        <w:overflowPunct/>
-        <w:topLinePunct w:val="0"/>
-        <w:autoSpaceDE/>
-        <w:autoSpaceDN/>
-        <w:bidi w:val="0"/>
-        <w:adjustRightInd/>
-        <w:snapToGrid/>
-        <w:spacing w:line="288" w:lineRule="auto"/>
-        <w:ind w:firstLine="426"/>
+        <w:keepNext w:val="0"/>
+        <w:keepLines w:val="0"/>
+        <w:pageBreakBefore w:val="0"/>
+        <w:widowControl/>
+        <w:kinsoku/>
+        <w:wordWrap/>
+        <w:overflowPunct/>
+        <w:topLinePunct w:val="0"/>
+        <w:autoSpaceDE/>
+        <w:autoSpaceDN/>
+        <w:bidi w:val="0"/>
+        <w:adjustRightInd/>
+        <w:snapToGrid/>
+        <w:spacing w:line="288" w:lineRule="auto"/>
+        <w:ind w:firstLine="709"/>
         <w:jc w:val="both"/>
         <w:textAlignment w:val="auto"/>
         <w:rPr>
@@ -2007,20 +2011,21 @@
     </w:p>
     <w:p>
       <w:pPr>
-        <w:keepLines w:val="0"/>
-        <w:pageBreakBefore w:val="0"/>
-        <w:widowControl/>
-        <w:kinsoku/>
-        <w:wordWrap/>
-        <w:overflowPunct/>
-        <w:topLinePunct w:val="0"/>
-        <w:autoSpaceDE/>
-        <w:autoSpaceDN/>
-        <w:bidi w:val="0"/>
-        <w:adjustRightInd/>
-        <w:snapToGrid/>
-        <w:spacing w:line="288" w:lineRule="auto"/>
-        <w:ind w:firstLine="426"/>
+        <w:keepNext w:val="0"/>
+        <w:keepLines w:val="0"/>
+        <w:pageBreakBefore w:val="0"/>
+        <w:widowControl/>
+        <w:kinsoku/>
+        <w:wordWrap/>
+        <w:overflowPunct/>
+        <w:topLinePunct w:val="0"/>
+        <w:autoSpaceDE/>
+        <w:autoSpaceDN/>
+        <w:bidi w:val="0"/>
+        <w:adjustRightInd/>
+        <w:snapToGrid/>
+        <w:spacing w:line="288" w:lineRule="auto"/>
+        <w:ind w:firstLine="709"/>
         <w:jc w:val="both"/>
         <w:textAlignment w:val="auto"/>
         <w:rPr>
@@ -2099,20 +2104,21 @@
     </w:p>
     <w:p>
       <w:pPr>
-        <w:keepLines w:val="0"/>
-        <w:pageBreakBefore w:val="0"/>
-        <w:widowControl/>
-        <w:kinsoku/>
-        <w:wordWrap/>
-        <w:overflowPunct/>
-        <w:topLinePunct w:val="0"/>
-        <w:autoSpaceDE/>
-        <w:autoSpaceDN/>
-        <w:bidi w:val="0"/>
-        <w:adjustRightInd/>
-        <w:snapToGrid/>
-        <w:spacing w:line="288" w:lineRule="auto"/>
-        <w:ind w:firstLine="426"/>
+        <w:keepNext w:val="0"/>
+        <w:keepLines w:val="0"/>
+        <w:pageBreakBefore w:val="0"/>
+        <w:widowControl/>
+        <w:kinsoku/>
+        <w:wordWrap/>
+        <w:overflowPunct/>
+        <w:topLinePunct w:val="0"/>
+        <w:autoSpaceDE/>
+        <w:autoSpaceDN/>
+        <w:bidi w:val="0"/>
+        <w:adjustRightInd/>
+        <w:snapToGrid/>
+        <w:spacing w:line="288" w:lineRule="auto"/>
+        <w:ind w:firstLine="709"/>
         <w:jc w:val="both"/>
         <w:textAlignment w:val="auto"/>
         <w:rPr>
@@ -2127,19 +2133,21 @@
     </w:p>
     <w:p>
       <w:pPr>
-        <w:keepLines w:val="0"/>
-        <w:pageBreakBefore w:val="0"/>
-        <w:widowControl/>
-        <w:kinsoku/>
-        <w:wordWrap/>
-        <w:overflowPunct/>
-        <w:topLinePunct w:val="0"/>
-        <w:autoSpaceDE/>
-        <w:autoSpaceDN/>
-        <w:bidi w:val="0"/>
-        <w:adjustRightInd/>
-        <w:snapToGrid/>
-        <w:spacing w:line="288" w:lineRule="auto"/>
+        <w:keepNext w:val="0"/>
+        <w:keepLines w:val="0"/>
+        <w:pageBreakBefore w:val="0"/>
+        <w:widowControl/>
+        <w:kinsoku/>
+        <w:wordWrap/>
+        <w:overflowPunct/>
+        <w:topLinePunct w:val="0"/>
+        <w:autoSpaceDE/>
+        <w:autoSpaceDN/>
+        <w:bidi w:val="0"/>
+        <w:adjustRightInd/>
+        <w:snapToGrid/>
+        <w:spacing w:line="288" w:lineRule="auto"/>
+        <w:ind w:firstLine="709"/>
         <w:jc w:val="center"/>
         <w:textAlignment w:val="auto"/>
         <w:rPr>
@@ -2206,19 +2214,21 @@
     </w:p>
     <w:p>
       <w:pPr>
-        <w:keepLines w:val="0"/>
-        <w:pageBreakBefore w:val="0"/>
-        <w:widowControl/>
-        <w:kinsoku/>
-        <w:wordWrap/>
-        <w:overflowPunct/>
-        <w:topLinePunct w:val="0"/>
-        <w:autoSpaceDE/>
-        <w:autoSpaceDN/>
-        <w:bidi w:val="0"/>
-        <w:adjustRightInd/>
-        <w:snapToGrid/>
-        <w:spacing w:line="288" w:lineRule="auto"/>
+        <w:keepNext w:val="0"/>
+        <w:keepLines w:val="0"/>
+        <w:pageBreakBefore w:val="0"/>
+        <w:widowControl/>
+        <w:kinsoku/>
+        <w:wordWrap/>
+        <w:overflowPunct/>
+        <w:topLinePunct w:val="0"/>
+        <w:autoSpaceDE/>
+        <w:autoSpaceDN/>
+        <w:bidi w:val="0"/>
+        <w:adjustRightInd/>
+        <w:snapToGrid/>
+        <w:spacing w:line="288" w:lineRule="auto"/>
+        <w:ind w:firstLine="709"/>
         <w:jc w:val="center"/>
         <w:textAlignment w:val="auto"/>
         <w:rPr>
@@ -2244,19 +2254,21 @@
     </w:p>
     <w:p>
       <w:pPr>
-        <w:keepLines w:val="0"/>
-        <w:pageBreakBefore w:val="0"/>
-        <w:widowControl/>
-        <w:kinsoku/>
-        <w:wordWrap/>
-        <w:overflowPunct/>
-        <w:topLinePunct w:val="0"/>
-        <w:autoSpaceDE/>
-        <w:autoSpaceDN/>
-        <w:bidi w:val="0"/>
-        <w:adjustRightInd/>
-        <w:snapToGrid/>
-        <w:spacing w:line="288" w:lineRule="auto"/>
+        <w:keepNext w:val="0"/>
+        <w:keepLines w:val="0"/>
+        <w:pageBreakBefore w:val="0"/>
+        <w:widowControl/>
+        <w:kinsoku/>
+        <w:wordWrap/>
+        <w:overflowPunct/>
+        <w:topLinePunct w:val="0"/>
+        <w:autoSpaceDE/>
+        <w:autoSpaceDN/>
+        <w:bidi w:val="0"/>
+        <w:adjustRightInd/>
+        <w:snapToGrid/>
+        <w:spacing w:line="288" w:lineRule="auto"/>
+        <w:ind w:firstLine="709"/>
         <w:jc w:val="both"/>
         <w:textAlignment w:val="auto"/>
         <w:rPr>
@@ -2284,7 +2296,7 @@
         <w:adjustRightInd/>
         <w:snapToGrid/>
         <w:spacing w:line="288" w:lineRule="auto"/>
-        <w:ind w:firstLine="425" w:firstLineChars="0"/>
+        <w:ind w:firstLine="709" w:firstLineChars="0"/>
         <w:jc w:val="both"/>
         <w:textAlignment w:val="auto"/>
         <w:rPr>
@@ -2364,7 +2376,7 @@
         <w:adjustRightInd/>
         <w:snapToGrid/>
         <w:spacing w:line="288" w:lineRule="auto"/>
-        <w:ind w:firstLine="425" w:firstLineChars="0"/>
+        <w:ind w:firstLine="709" w:firstLineChars="0"/>
         <w:jc w:val="both"/>
         <w:textAlignment w:val="auto"/>
         <w:rPr>
@@ -2560,20 +2572,21 @@
     </w:p>
     <w:p>
       <w:pPr>
-        <w:keepLines w:val="0"/>
-        <w:pageBreakBefore w:val="0"/>
-        <w:widowControl/>
-        <w:kinsoku/>
-        <w:wordWrap/>
-        <w:overflowPunct/>
-        <w:topLinePunct w:val="0"/>
-        <w:autoSpaceDE/>
-        <w:autoSpaceDN/>
-        <w:bidi w:val="0"/>
-        <w:adjustRightInd/>
-        <w:snapToGrid/>
-        <w:spacing w:line="288" w:lineRule="auto"/>
-        <w:ind w:firstLine="426"/>
+        <w:keepNext w:val="0"/>
+        <w:keepLines w:val="0"/>
+        <w:pageBreakBefore w:val="0"/>
+        <w:widowControl/>
+        <w:kinsoku/>
+        <w:wordWrap/>
+        <w:overflowPunct/>
+        <w:topLinePunct w:val="0"/>
+        <w:autoSpaceDE/>
+        <w:autoSpaceDN/>
+        <w:bidi w:val="0"/>
+        <w:adjustRightInd/>
+        <w:snapToGrid/>
+        <w:spacing w:line="288" w:lineRule="auto"/>
+        <w:ind w:firstLine="709"/>
         <w:textAlignment w:val="auto"/>
         <w:rPr>
           <w:rFonts w:hint="default" w:ascii="Times New Roman" w:hAnsi="Times New Roman" w:cs="Times New Roman"/>
@@ -2608,45 +2621,48 @@
     </w:p>
     <w:p>
       <w:pPr>
-        <w:keepLines w:val="0"/>
-        <w:pageBreakBefore w:val="0"/>
-        <w:widowControl/>
-        <w:kinsoku/>
-        <w:wordWrap/>
-        <w:overflowPunct/>
-        <w:topLinePunct w:val="0"/>
-        <w:autoSpaceDE/>
-        <w:autoSpaceDN/>
-        <w:bidi w:val="0"/>
-        <w:adjustRightInd/>
-        <w:snapToGrid/>
-        <w:spacing w:line="288" w:lineRule="auto"/>
-        <w:ind w:firstLine="426"/>
-        <w:textAlignment w:val="auto"/>
-        <w:rPr>
-          <w:rFonts w:hint="default" w:ascii="Times New Roman" w:hAnsi="Times New Roman" w:cs="Times New Roman"/>
-          <w:strike w:val="0"/>
-          <w:dstrike w:val="0"/>
-          <w:sz w:val="28"/>
-          <w:szCs w:val="28"/>
-        </w:rPr>
-      </w:pPr>
-    </w:p>
-    <w:p>
-      <w:pPr>
-        <w:keepLines w:val="0"/>
-        <w:pageBreakBefore w:val="0"/>
-        <w:widowControl/>
-        <w:kinsoku/>
-        <w:wordWrap/>
-        <w:overflowPunct/>
-        <w:topLinePunct w:val="0"/>
-        <w:autoSpaceDE/>
-        <w:autoSpaceDN/>
-        <w:bidi w:val="0"/>
-        <w:adjustRightInd/>
-        <w:snapToGrid/>
-        <w:spacing w:line="288" w:lineRule="auto"/>
+        <w:keepNext w:val="0"/>
+        <w:keepLines w:val="0"/>
+        <w:pageBreakBefore w:val="0"/>
+        <w:widowControl/>
+        <w:kinsoku/>
+        <w:wordWrap/>
+        <w:overflowPunct/>
+        <w:topLinePunct w:val="0"/>
+        <w:autoSpaceDE/>
+        <w:autoSpaceDN/>
+        <w:bidi w:val="0"/>
+        <w:adjustRightInd/>
+        <w:snapToGrid/>
+        <w:spacing w:line="288" w:lineRule="auto"/>
+        <w:ind w:firstLine="709"/>
+        <w:textAlignment w:val="auto"/>
+        <w:rPr>
+          <w:rFonts w:hint="default" w:ascii="Times New Roman" w:hAnsi="Times New Roman" w:cs="Times New Roman"/>
+          <w:strike w:val="0"/>
+          <w:dstrike w:val="0"/>
+          <w:sz w:val="28"/>
+          <w:szCs w:val="28"/>
+        </w:rPr>
+      </w:pPr>
+    </w:p>
+    <w:p>
+      <w:pPr>
+        <w:keepNext w:val="0"/>
+        <w:keepLines w:val="0"/>
+        <w:pageBreakBefore w:val="0"/>
+        <w:widowControl/>
+        <w:kinsoku/>
+        <w:wordWrap/>
+        <w:overflowPunct/>
+        <w:topLinePunct w:val="0"/>
+        <w:autoSpaceDE/>
+        <w:autoSpaceDN/>
+        <w:bidi w:val="0"/>
+        <w:adjustRightInd/>
+        <w:snapToGrid/>
+        <w:spacing w:line="288" w:lineRule="auto"/>
+        <w:ind w:firstLine="709"/>
         <w:jc w:val="center"/>
         <w:textAlignment w:val="auto"/>
         <w:rPr>
@@ -2687,19 +2703,21 @@
     </w:p>
     <w:p>
       <w:pPr>
-        <w:keepLines w:val="0"/>
-        <w:pageBreakBefore w:val="0"/>
-        <w:widowControl/>
-        <w:kinsoku/>
-        <w:wordWrap/>
-        <w:overflowPunct/>
-        <w:topLinePunct w:val="0"/>
-        <w:autoSpaceDE/>
-        <w:autoSpaceDN/>
-        <w:bidi w:val="0"/>
-        <w:adjustRightInd/>
-        <w:snapToGrid/>
-        <w:spacing w:line="288" w:lineRule="auto"/>
+        <w:keepNext w:val="0"/>
+        <w:keepLines w:val="0"/>
+        <w:pageBreakBefore w:val="0"/>
+        <w:widowControl/>
+        <w:kinsoku/>
+        <w:wordWrap/>
+        <w:overflowPunct/>
+        <w:topLinePunct w:val="0"/>
+        <w:autoSpaceDE/>
+        <w:autoSpaceDN/>
+        <w:bidi w:val="0"/>
+        <w:adjustRightInd/>
+        <w:snapToGrid/>
+        <w:spacing w:line="288" w:lineRule="auto"/>
+        <w:ind w:firstLine="709"/>
         <w:jc w:val="center"/>
         <w:textAlignment w:val="auto"/>
         <w:rPr>
@@ -2728,7 +2746,7 @@
         <w:adjustRightInd/>
         <w:snapToGrid/>
         <w:spacing w:line="288" w:lineRule="auto"/>
-        <w:ind w:firstLine="425"/>
+        <w:ind w:firstLine="709"/>
         <w:jc w:val="left"/>
         <w:textAlignment w:val="auto"/>
         <w:rPr>
@@ -2754,20 +2772,21 @@
     </w:p>
     <w:p>
       <w:pPr>
-        <w:keepLines w:val="0"/>
-        <w:pageBreakBefore w:val="0"/>
-        <w:widowControl/>
-        <w:kinsoku/>
-        <w:wordWrap/>
-        <w:overflowPunct/>
-        <w:topLinePunct w:val="0"/>
-        <w:autoSpaceDE/>
-        <w:autoSpaceDN/>
-        <w:bidi w:val="0"/>
-        <w:adjustRightInd/>
-        <w:snapToGrid/>
-        <w:spacing w:line="288" w:lineRule="auto"/>
-        <w:ind w:firstLine="426"/>
+        <w:keepNext w:val="0"/>
+        <w:keepLines w:val="0"/>
+        <w:pageBreakBefore w:val="0"/>
+        <w:widowControl/>
+        <w:kinsoku/>
+        <w:wordWrap/>
+        <w:overflowPunct/>
+        <w:topLinePunct w:val="0"/>
+        <w:autoSpaceDE/>
+        <w:autoSpaceDN/>
+        <w:bidi w:val="0"/>
+        <w:adjustRightInd/>
+        <w:snapToGrid/>
+        <w:spacing w:line="288" w:lineRule="auto"/>
+        <w:ind w:firstLine="709"/>
         <w:jc w:val="center"/>
         <w:textAlignment w:val="auto"/>
         <w:rPr>
@@ -2781,19 +2800,21 @@
     </w:p>
     <w:p>
       <w:pPr>
-        <w:keepLines w:val="0"/>
-        <w:pageBreakBefore w:val="0"/>
-        <w:widowControl/>
-        <w:kinsoku/>
-        <w:wordWrap/>
-        <w:overflowPunct/>
-        <w:topLinePunct w:val="0"/>
-        <w:autoSpaceDE/>
-        <w:autoSpaceDN/>
-        <w:bidi w:val="0"/>
-        <w:adjustRightInd/>
-        <w:snapToGrid/>
-        <w:spacing w:line="288" w:lineRule="auto"/>
+        <w:keepNext w:val="0"/>
+        <w:keepLines w:val="0"/>
+        <w:pageBreakBefore w:val="0"/>
+        <w:widowControl/>
+        <w:kinsoku/>
+        <w:wordWrap/>
+        <w:overflowPunct/>
+        <w:topLinePunct w:val="0"/>
+        <w:autoSpaceDE/>
+        <w:autoSpaceDN/>
+        <w:bidi w:val="0"/>
+        <w:adjustRightInd/>
+        <w:snapToGrid/>
+        <w:spacing w:line="288" w:lineRule="auto"/>
+        <w:ind w:firstLine="709"/>
         <w:jc w:val="center"/>
         <w:textAlignment w:val="auto"/>
         <w:rPr>
@@ -2836,20 +2857,21 @@
     </w:p>
     <w:p>
       <w:pPr>
-        <w:keepLines w:val="0"/>
-        <w:pageBreakBefore w:val="0"/>
-        <w:widowControl/>
-        <w:kinsoku/>
-        <w:wordWrap/>
-        <w:overflowPunct/>
-        <w:topLinePunct w:val="0"/>
-        <w:autoSpaceDE/>
-        <w:autoSpaceDN/>
-        <w:bidi w:val="0"/>
-        <w:adjustRightInd/>
-        <w:snapToGrid/>
-        <w:spacing w:line="288" w:lineRule="auto"/>
-        <w:ind w:firstLine="426"/>
+        <w:keepNext w:val="0"/>
+        <w:keepLines w:val="0"/>
+        <w:pageBreakBefore w:val="0"/>
+        <w:widowControl/>
+        <w:kinsoku/>
+        <w:wordWrap/>
+        <w:overflowPunct/>
+        <w:topLinePunct w:val="0"/>
+        <w:autoSpaceDE/>
+        <w:autoSpaceDN/>
+        <w:bidi w:val="0"/>
+        <w:adjustRightInd/>
+        <w:snapToGrid/>
+        <w:spacing w:line="288" w:lineRule="auto"/>
+        <w:ind w:firstLine="709"/>
         <w:jc w:val="center"/>
         <w:textAlignment w:val="auto"/>
         <w:rPr>
@@ -2877,7 +2899,7 @@
         <w:adjustRightInd/>
         <w:snapToGrid/>
         <w:spacing w:line="288" w:lineRule="auto"/>
-        <w:ind w:firstLine="425"/>
+        <w:ind w:firstLine="709"/>
         <w:textAlignment w:val="auto"/>
         <w:rPr>
           <w:rFonts w:hint="default" w:ascii="Times New Roman" w:hAnsi="Times New Roman" w:cs="Times New Roman"/>
@@ -3007,32 +3029,34 @@
         <w:adjustRightInd/>
         <w:snapToGrid/>
         <w:spacing w:line="288" w:lineRule="auto"/>
-        <w:ind w:firstLine="425"/>
-        <w:textAlignment w:val="auto"/>
-        <w:rPr>
-          <w:rFonts w:hint="default" w:ascii="Times New Roman" w:hAnsi="Times New Roman" w:cs="Times New Roman"/>
-          <w:strike/>
-          <w:dstrike w:val="0"/>
-          <w:sz w:val="28"/>
-          <w:szCs w:val="28"/>
-        </w:rPr>
-      </w:pPr>
-    </w:p>
-    <w:p>
-      <w:pPr>
-        <w:keepLines w:val="0"/>
-        <w:pageBreakBefore w:val="0"/>
-        <w:widowControl/>
-        <w:kinsoku/>
-        <w:wordWrap/>
-        <w:overflowPunct/>
-        <w:topLinePunct w:val="0"/>
-        <w:autoSpaceDE/>
-        <w:autoSpaceDN/>
-        <w:bidi w:val="0"/>
-        <w:adjustRightInd/>
-        <w:snapToGrid/>
-        <w:spacing w:line="288" w:lineRule="auto"/>
+        <w:ind w:firstLine="709"/>
+        <w:textAlignment w:val="auto"/>
+        <w:rPr>
+          <w:rFonts w:hint="default" w:ascii="Times New Roman" w:hAnsi="Times New Roman" w:cs="Times New Roman"/>
+          <w:strike/>
+          <w:dstrike w:val="0"/>
+          <w:sz w:val="28"/>
+          <w:szCs w:val="28"/>
+        </w:rPr>
+      </w:pPr>
+    </w:p>
+    <w:p>
+      <w:pPr>
+        <w:keepNext w:val="0"/>
+        <w:keepLines w:val="0"/>
+        <w:pageBreakBefore w:val="0"/>
+        <w:widowControl/>
+        <w:kinsoku/>
+        <w:wordWrap/>
+        <w:overflowPunct/>
+        <w:topLinePunct w:val="0"/>
+        <w:autoSpaceDE/>
+        <w:autoSpaceDN/>
+        <w:bidi w:val="0"/>
+        <w:adjustRightInd/>
+        <w:snapToGrid/>
+        <w:spacing w:line="288" w:lineRule="auto"/>
+        <w:ind w:firstLine="709"/>
         <w:jc w:val="center"/>
         <w:textAlignment w:val="auto"/>
         <w:rPr>
@@ -3102,20 +3126,21 @@
     </w:p>
     <w:p>
       <w:pPr>
-        <w:keepLines w:val="0"/>
-        <w:pageBreakBefore w:val="0"/>
-        <w:widowControl/>
-        <w:kinsoku/>
-        <w:wordWrap/>
-        <w:overflowPunct/>
-        <w:topLinePunct w:val="0"/>
-        <w:autoSpaceDE/>
-        <w:autoSpaceDN/>
-        <w:bidi w:val="0"/>
-        <w:adjustRightInd/>
-        <w:snapToGrid/>
-        <w:spacing w:line="288" w:lineRule="auto"/>
-        <w:ind w:firstLine="426"/>
+        <w:keepNext w:val="0"/>
+        <w:keepLines w:val="0"/>
+        <w:pageBreakBefore w:val="0"/>
+        <w:widowControl/>
+        <w:kinsoku/>
+        <w:wordWrap/>
+        <w:overflowPunct/>
+        <w:topLinePunct w:val="0"/>
+        <w:autoSpaceDE/>
+        <w:autoSpaceDN/>
+        <w:bidi w:val="0"/>
+        <w:adjustRightInd/>
+        <w:snapToGrid/>
+        <w:spacing w:line="288" w:lineRule="auto"/>
+        <w:ind w:firstLine="709"/>
         <w:textAlignment w:val="auto"/>
         <w:rPr>
           <w:rFonts w:hint="default" w:ascii="Times New Roman" w:hAnsi="Times New Roman" w:cs="Times New Roman"/>
@@ -3200,20 +3225,21 @@
     </w:p>
     <w:p>
       <w:pPr>
-        <w:keepLines w:val="0"/>
-        <w:pageBreakBefore w:val="0"/>
-        <w:widowControl/>
-        <w:kinsoku/>
-        <w:wordWrap/>
-        <w:overflowPunct/>
-        <w:topLinePunct w:val="0"/>
-        <w:autoSpaceDE/>
-        <w:autoSpaceDN/>
-        <w:bidi w:val="0"/>
-        <w:adjustRightInd/>
-        <w:snapToGrid/>
-        <w:spacing w:line="288" w:lineRule="auto"/>
-        <w:ind w:firstLine="426"/>
+        <w:keepNext w:val="0"/>
+        <w:keepLines w:val="0"/>
+        <w:pageBreakBefore w:val="0"/>
+        <w:widowControl/>
+        <w:kinsoku/>
+        <w:wordWrap/>
+        <w:overflowPunct/>
+        <w:topLinePunct w:val="0"/>
+        <w:autoSpaceDE/>
+        <w:autoSpaceDN/>
+        <w:bidi w:val="0"/>
+        <w:adjustRightInd/>
+        <w:snapToGrid/>
+        <w:spacing w:line="288" w:lineRule="auto"/>
+        <w:ind w:firstLine="709"/>
         <w:textAlignment w:val="auto"/>
         <w:rPr>
           <w:rFonts w:hint="default" w:ascii="Times New Roman" w:hAnsi="Times New Roman" w:cs="Times New Roman"/>
@@ -3259,20 +3285,21 @@
     </w:p>
     <w:p>
       <w:pPr>
-        <w:keepLines w:val="0"/>
-        <w:pageBreakBefore w:val="0"/>
-        <w:widowControl/>
-        <w:kinsoku/>
-        <w:wordWrap/>
-        <w:overflowPunct/>
-        <w:topLinePunct w:val="0"/>
-        <w:autoSpaceDE/>
-        <w:autoSpaceDN/>
-        <w:bidi w:val="0"/>
-        <w:adjustRightInd/>
-        <w:snapToGrid/>
-        <w:spacing w:line="288" w:lineRule="auto"/>
-        <w:ind w:firstLine="426"/>
+        <w:keepNext w:val="0"/>
+        <w:keepLines w:val="0"/>
+        <w:pageBreakBefore w:val="0"/>
+        <w:widowControl/>
+        <w:kinsoku/>
+        <w:wordWrap/>
+        <w:overflowPunct/>
+        <w:topLinePunct w:val="0"/>
+        <w:autoSpaceDE/>
+        <w:autoSpaceDN/>
+        <w:bidi w:val="0"/>
+        <w:adjustRightInd/>
+        <w:snapToGrid/>
+        <w:spacing w:line="288" w:lineRule="auto"/>
+        <w:ind w:firstLine="709"/>
         <w:jc w:val="center"/>
         <w:textAlignment w:val="auto"/>
         <w:rPr>
@@ -3286,19 +3313,21 @@
     </w:p>
     <w:p>
       <w:pPr>
-        <w:keepLines w:val="0"/>
-        <w:pageBreakBefore w:val="0"/>
-        <w:widowControl/>
-        <w:kinsoku/>
-        <w:wordWrap/>
-        <w:overflowPunct/>
-        <w:topLinePunct w:val="0"/>
-        <w:autoSpaceDE/>
-        <w:autoSpaceDN/>
-        <w:bidi w:val="0"/>
-        <w:adjustRightInd/>
-        <w:snapToGrid/>
-        <w:spacing w:line="288" w:lineRule="auto"/>
+        <w:keepNext w:val="0"/>
+        <w:keepLines w:val="0"/>
+        <w:pageBreakBefore w:val="0"/>
+        <w:widowControl/>
+        <w:kinsoku/>
+        <w:wordWrap/>
+        <w:overflowPunct/>
+        <w:topLinePunct w:val="0"/>
+        <w:autoSpaceDE/>
+        <w:autoSpaceDN/>
+        <w:bidi w:val="0"/>
+        <w:adjustRightInd/>
+        <w:snapToGrid/>
+        <w:spacing w:line="288" w:lineRule="auto"/>
+        <w:ind w:firstLine="709"/>
         <w:jc w:val="center"/>
         <w:textAlignment w:val="auto"/>
         <w:rPr>
@@ -3408,20 +3437,21 @@
     </w:p>
     <w:p>
       <w:pPr>
-        <w:keepLines w:val="0"/>
-        <w:pageBreakBefore w:val="0"/>
-        <w:widowControl/>
-        <w:kinsoku/>
-        <w:wordWrap/>
-        <w:overflowPunct/>
-        <w:topLinePunct w:val="0"/>
-        <w:autoSpaceDE/>
-        <w:autoSpaceDN/>
-        <w:bidi w:val="0"/>
-        <w:adjustRightInd/>
-        <w:snapToGrid/>
-        <w:spacing w:line="288" w:lineRule="auto"/>
-        <w:ind w:firstLine="426"/>
+        <w:keepNext w:val="0"/>
+        <w:keepLines w:val="0"/>
+        <w:pageBreakBefore w:val="0"/>
+        <w:widowControl/>
+        <w:kinsoku/>
+        <w:wordWrap/>
+        <w:overflowPunct/>
+        <w:topLinePunct w:val="0"/>
+        <w:autoSpaceDE/>
+        <w:autoSpaceDN/>
+        <w:bidi w:val="0"/>
+        <w:adjustRightInd/>
+        <w:snapToGrid/>
+        <w:spacing w:line="288" w:lineRule="auto"/>
+        <w:ind w:firstLine="709"/>
         <w:jc w:val="center"/>
         <w:textAlignment w:val="auto"/>
         <w:rPr>
@@ -3435,20 +3465,21 @@
     </w:p>
     <w:p>
       <w:pPr>
-        <w:keepLines w:val="0"/>
-        <w:pageBreakBefore w:val="0"/>
-        <w:widowControl/>
-        <w:kinsoku/>
-        <w:wordWrap/>
-        <w:overflowPunct/>
-        <w:topLinePunct w:val="0"/>
-        <w:autoSpaceDE/>
-        <w:autoSpaceDN/>
-        <w:bidi w:val="0"/>
-        <w:adjustRightInd/>
-        <w:snapToGrid/>
-        <w:spacing w:line="288" w:lineRule="auto"/>
-        <w:ind w:firstLine="426"/>
+        <w:keepNext w:val="0"/>
+        <w:keepLines w:val="0"/>
+        <w:pageBreakBefore w:val="0"/>
+        <w:widowControl/>
+        <w:kinsoku/>
+        <w:wordWrap/>
+        <w:overflowPunct/>
+        <w:topLinePunct w:val="0"/>
+        <w:autoSpaceDE/>
+        <w:autoSpaceDN/>
+        <w:bidi w:val="0"/>
+        <w:adjustRightInd/>
+        <w:snapToGrid/>
+        <w:spacing w:line="288" w:lineRule="auto"/>
+        <w:ind w:firstLine="709"/>
         <w:textAlignment w:val="auto"/>
         <w:rPr>
           <w:rFonts w:hint="default" w:ascii="Times New Roman" w:hAnsi="Times New Roman" w:cs="Times New Roman"/>
@@ -3483,19 +3514,21 @@
     </w:p>
     <w:p>
       <w:pPr>
-        <w:keepLines w:val="0"/>
-        <w:pageBreakBefore w:val="0"/>
-        <w:widowControl/>
-        <w:kinsoku/>
-        <w:wordWrap/>
-        <w:overflowPunct/>
-        <w:topLinePunct w:val="0"/>
-        <w:autoSpaceDE/>
-        <w:autoSpaceDN/>
-        <w:bidi w:val="0"/>
-        <w:adjustRightInd/>
-        <w:snapToGrid/>
-        <w:spacing w:line="288" w:lineRule="auto"/>
+        <w:keepNext w:val="0"/>
+        <w:keepLines w:val="0"/>
+        <w:pageBreakBefore w:val="0"/>
+        <w:widowControl/>
+        <w:kinsoku/>
+        <w:wordWrap/>
+        <w:overflowPunct/>
+        <w:topLinePunct w:val="0"/>
+        <w:autoSpaceDE/>
+        <w:autoSpaceDN/>
+        <w:bidi w:val="0"/>
+        <w:adjustRightInd/>
+        <w:snapToGrid/>
+        <w:spacing w:line="288" w:lineRule="auto"/>
+        <w:ind w:firstLine="709"/>
         <w:jc w:val="both"/>
         <w:textAlignment w:val="auto"/>
         <w:rPr>
@@ -3509,19 +3542,21 @@
     </w:p>
     <w:p>
       <w:pPr>
-        <w:keepLines w:val="0"/>
-        <w:pageBreakBefore w:val="0"/>
-        <w:widowControl/>
-        <w:kinsoku/>
-        <w:wordWrap/>
-        <w:overflowPunct/>
-        <w:topLinePunct w:val="0"/>
-        <w:autoSpaceDE/>
-        <w:autoSpaceDN/>
-        <w:bidi w:val="0"/>
-        <w:adjustRightInd/>
-        <w:snapToGrid/>
-        <w:spacing w:line="288" w:lineRule="auto"/>
+        <w:keepNext w:val="0"/>
+        <w:keepLines w:val="0"/>
+        <w:pageBreakBefore w:val="0"/>
+        <w:widowControl/>
+        <w:kinsoku/>
+        <w:wordWrap/>
+        <w:overflowPunct/>
+        <w:topLinePunct w:val="0"/>
+        <w:autoSpaceDE/>
+        <w:autoSpaceDN/>
+        <w:bidi w:val="0"/>
+        <w:adjustRightInd/>
+        <w:snapToGrid/>
+        <w:spacing w:line="288" w:lineRule="auto"/>
+        <w:ind w:firstLine="709"/>
         <w:jc w:val="center"/>
         <w:textAlignment w:val="auto"/>
         <w:rPr>
@@ -4437,20 +4472,21 @@
     </w:p>
     <w:p>
       <w:pPr>
-        <w:keepLines w:val="0"/>
-        <w:pageBreakBefore w:val="0"/>
-        <w:widowControl/>
-        <w:kinsoku/>
-        <w:wordWrap/>
-        <w:overflowPunct/>
-        <w:topLinePunct w:val="0"/>
-        <w:autoSpaceDE/>
-        <w:autoSpaceDN/>
-        <w:bidi w:val="0"/>
-        <w:adjustRightInd/>
-        <w:snapToGrid/>
-        <w:spacing w:line="288" w:lineRule="auto"/>
-        <w:ind w:firstLine="426"/>
+        <w:keepNext w:val="0"/>
+        <w:keepLines w:val="0"/>
+        <w:pageBreakBefore w:val="0"/>
+        <w:widowControl/>
+        <w:kinsoku/>
+        <w:wordWrap/>
+        <w:overflowPunct/>
+        <w:topLinePunct w:val="0"/>
+        <w:autoSpaceDE/>
+        <w:autoSpaceDN/>
+        <w:bidi w:val="0"/>
+        <w:adjustRightInd/>
+        <w:snapToGrid/>
+        <w:spacing w:line="288" w:lineRule="auto"/>
+        <w:ind w:firstLine="709"/>
         <w:jc w:val="center"/>
         <w:textAlignment w:val="auto"/>
         <w:rPr>
@@ -4464,20 +4500,21 @@
     </w:p>
     <w:p>
       <w:pPr>
-        <w:keepLines w:val="0"/>
-        <w:pageBreakBefore w:val="0"/>
-        <w:widowControl/>
-        <w:kinsoku/>
-        <w:wordWrap/>
-        <w:overflowPunct/>
-        <w:topLinePunct w:val="0"/>
-        <w:autoSpaceDE/>
-        <w:autoSpaceDN/>
-        <w:bidi w:val="0"/>
-        <w:adjustRightInd/>
-        <w:snapToGrid/>
-        <w:spacing w:line="288" w:lineRule="auto"/>
-        <w:ind w:firstLine="426"/>
+        <w:keepNext w:val="0"/>
+        <w:keepLines w:val="0"/>
+        <w:pageBreakBefore w:val="0"/>
+        <w:widowControl/>
+        <w:kinsoku/>
+        <w:wordWrap/>
+        <w:overflowPunct/>
+        <w:topLinePunct w:val="0"/>
+        <w:autoSpaceDE/>
+        <w:autoSpaceDN/>
+        <w:bidi w:val="0"/>
+        <w:adjustRightInd/>
+        <w:snapToGrid/>
+        <w:spacing w:line="288" w:lineRule="auto"/>
+        <w:ind w:firstLine="709"/>
         <w:textAlignment w:val="auto"/>
         <w:rPr>
           <w:rFonts w:hint="default" w:ascii="Times New Roman" w:hAnsi="Times New Roman" w:cs="Times New Roman"/>
@@ -4555,20 +4592,21 @@
     </w:p>
     <w:p>
       <w:pPr>
-        <w:keepLines w:val="0"/>
-        <w:pageBreakBefore w:val="0"/>
-        <w:widowControl/>
-        <w:kinsoku/>
-        <w:wordWrap/>
-        <w:overflowPunct/>
-        <w:topLinePunct w:val="0"/>
-        <w:autoSpaceDE/>
-        <w:autoSpaceDN/>
-        <w:bidi w:val="0"/>
-        <w:adjustRightInd/>
-        <w:snapToGrid/>
-        <w:spacing w:line="288" w:lineRule="auto"/>
-        <w:ind w:firstLine="426"/>
+        <w:keepNext w:val="0"/>
+        <w:keepLines w:val="0"/>
+        <w:pageBreakBefore w:val="0"/>
+        <w:widowControl/>
+        <w:kinsoku/>
+        <w:wordWrap/>
+        <w:overflowPunct/>
+        <w:topLinePunct w:val="0"/>
+        <w:autoSpaceDE/>
+        <w:autoSpaceDN/>
+        <w:bidi w:val="0"/>
+        <w:adjustRightInd/>
+        <w:snapToGrid/>
+        <w:spacing w:line="288" w:lineRule="auto"/>
+        <w:ind w:firstLine="709"/>
         <w:textAlignment w:val="auto"/>
         <w:rPr>
           <w:rFonts w:hint="default" w:ascii="Times New Roman" w:hAnsi="Times New Roman" w:cs="Times New Roman"/>
@@ -4619,20 +4657,21 @@
     </w:p>
     <w:p>
       <w:pPr>
-        <w:keepLines w:val="0"/>
-        <w:pageBreakBefore w:val="0"/>
-        <w:widowControl/>
-        <w:kinsoku/>
-        <w:wordWrap/>
-        <w:overflowPunct/>
-        <w:topLinePunct w:val="0"/>
-        <w:autoSpaceDE/>
-        <w:autoSpaceDN/>
-        <w:bidi w:val="0"/>
-        <w:adjustRightInd/>
-        <w:snapToGrid/>
-        <w:spacing w:line="288" w:lineRule="auto"/>
-        <w:ind w:firstLine="426"/>
+        <w:keepNext w:val="0"/>
+        <w:keepLines w:val="0"/>
+        <w:pageBreakBefore w:val="0"/>
+        <w:widowControl/>
+        <w:kinsoku/>
+        <w:wordWrap/>
+        <w:overflowPunct/>
+        <w:topLinePunct w:val="0"/>
+        <w:autoSpaceDE/>
+        <w:autoSpaceDN/>
+        <w:bidi w:val="0"/>
+        <w:adjustRightInd/>
+        <w:snapToGrid/>
+        <w:spacing w:line="288" w:lineRule="auto"/>
+        <w:ind w:firstLine="709"/>
         <w:textAlignment w:val="auto"/>
         <w:rPr>
           <w:rFonts w:hint="default" w:ascii="Times New Roman" w:hAnsi="Times New Roman" w:cs="Times New Roman"/>
@@ -4719,20 +4758,21 @@
     </w:p>
     <w:p>
       <w:pPr>
-        <w:keepLines w:val="0"/>
-        <w:pageBreakBefore w:val="0"/>
-        <w:widowControl/>
-        <w:kinsoku/>
-        <w:wordWrap/>
-        <w:overflowPunct/>
-        <w:topLinePunct w:val="0"/>
-        <w:autoSpaceDE/>
-        <w:autoSpaceDN/>
-        <w:bidi w:val="0"/>
-        <w:adjustRightInd/>
-        <w:snapToGrid/>
-        <w:spacing w:line="288" w:lineRule="auto"/>
-        <w:ind w:firstLine="426"/>
+        <w:keepNext w:val="0"/>
+        <w:keepLines w:val="0"/>
+        <w:pageBreakBefore w:val="0"/>
+        <w:widowControl/>
+        <w:kinsoku/>
+        <w:wordWrap/>
+        <w:overflowPunct/>
+        <w:topLinePunct w:val="0"/>
+        <w:autoSpaceDE/>
+        <w:autoSpaceDN/>
+        <w:bidi w:val="0"/>
+        <w:adjustRightInd/>
+        <w:snapToGrid/>
+        <w:spacing w:line="288" w:lineRule="auto"/>
+        <w:ind w:firstLine="709"/>
         <w:textAlignment w:val="auto"/>
         <w:rPr>
           <w:rFonts w:hint="default" w:cs="Times New Roman"/>
@@ -4768,20 +4808,21 @@
     </w:p>
     <w:p>
       <w:pPr>
-        <w:keepLines w:val="0"/>
-        <w:pageBreakBefore w:val="0"/>
-        <w:widowControl/>
-        <w:kinsoku/>
-        <w:wordWrap/>
-        <w:overflowPunct/>
-        <w:topLinePunct w:val="0"/>
-        <w:autoSpaceDE/>
-        <w:autoSpaceDN/>
-        <w:bidi w:val="0"/>
-        <w:adjustRightInd/>
-        <w:snapToGrid/>
-        <w:spacing w:line="288" w:lineRule="auto"/>
-        <w:ind w:firstLine="426"/>
+        <w:keepNext w:val="0"/>
+        <w:keepLines w:val="0"/>
+        <w:pageBreakBefore w:val="0"/>
+        <w:widowControl/>
+        <w:kinsoku/>
+        <w:wordWrap/>
+        <w:overflowPunct/>
+        <w:topLinePunct w:val="0"/>
+        <w:autoSpaceDE/>
+        <w:autoSpaceDN/>
+        <w:bidi w:val="0"/>
+        <w:adjustRightInd/>
+        <w:snapToGrid/>
+        <w:spacing w:line="288" w:lineRule="auto"/>
+        <w:ind w:firstLine="709"/>
         <w:textAlignment w:val="auto"/>
         <w:rPr>
           <w:rFonts w:hint="default" w:cs="Times New Roman"/>
@@ -4810,20 +4851,21 @@
     </w:p>
     <w:p>
       <w:pPr>
-        <w:keepLines w:val="0"/>
-        <w:pageBreakBefore w:val="0"/>
-        <w:widowControl/>
-        <w:kinsoku/>
-        <w:wordWrap/>
-        <w:overflowPunct/>
-        <w:topLinePunct w:val="0"/>
-        <w:autoSpaceDE/>
-        <w:autoSpaceDN/>
-        <w:bidi w:val="0"/>
-        <w:adjustRightInd/>
-        <w:snapToGrid/>
-        <w:spacing w:line="288" w:lineRule="auto"/>
-        <w:ind w:firstLine="426"/>
+        <w:keepNext w:val="0"/>
+        <w:keepLines w:val="0"/>
+        <w:pageBreakBefore w:val="0"/>
+        <w:widowControl/>
+        <w:kinsoku/>
+        <w:wordWrap/>
+        <w:overflowPunct/>
+        <w:topLinePunct w:val="0"/>
+        <w:autoSpaceDE/>
+        <w:autoSpaceDN/>
+        <w:bidi w:val="0"/>
+        <w:adjustRightInd/>
+        <w:snapToGrid/>
+        <w:spacing w:line="288" w:lineRule="auto"/>
+        <w:ind w:firstLine="709"/>
         <w:textAlignment w:val="auto"/>
         <w:rPr>
           <w:rFonts w:hint="default" w:ascii="Times New Roman" w:hAnsi="Times New Roman" w:cs="Times New Roman"/>
@@ -4852,20 +4894,21 @@
     </w:p>
     <w:p>
       <w:pPr>
-        <w:keepLines w:val="0"/>
-        <w:pageBreakBefore w:val="0"/>
-        <w:widowControl/>
-        <w:kinsoku/>
-        <w:wordWrap/>
-        <w:overflowPunct/>
-        <w:topLinePunct w:val="0"/>
-        <w:autoSpaceDE/>
-        <w:autoSpaceDN/>
-        <w:bidi w:val="0"/>
-        <w:adjustRightInd/>
-        <w:snapToGrid/>
-        <w:spacing w:line="288" w:lineRule="auto"/>
-        <w:ind w:firstLine="426"/>
+        <w:keepNext w:val="0"/>
+        <w:keepLines w:val="0"/>
+        <w:pageBreakBefore w:val="0"/>
+        <w:widowControl/>
+        <w:kinsoku/>
+        <w:wordWrap/>
+        <w:overflowPunct/>
+        <w:topLinePunct w:val="0"/>
+        <w:autoSpaceDE/>
+        <w:autoSpaceDN/>
+        <w:bidi w:val="0"/>
+        <w:adjustRightInd/>
+        <w:snapToGrid/>
+        <w:spacing w:line="288" w:lineRule="auto"/>
+        <w:ind w:firstLine="709"/>
         <w:textAlignment w:val="auto"/>
         <w:rPr>
           <w:rFonts w:hint="default" w:cs="Times New Roman"/>
@@ -4894,20 +4937,21 @@
     </w:p>
     <w:p>
       <w:pPr>
-        <w:keepLines w:val="0"/>
-        <w:pageBreakBefore w:val="0"/>
-        <w:widowControl/>
-        <w:kinsoku/>
-        <w:wordWrap/>
-        <w:overflowPunct/>
-        <w:topLinePunct w:val="0"/>
-        <w:autoSpaceDE/>
-        <w:autoSpaceDN/>
-        <w:bidi w:val="0"/>
-        <w:adjustRightInd/>
-        <w:snapToGrid/>
-        <w:spacing w:line="288" w:lineRule="auto"/>
-        <w:ind w:firstLine="426"/>
+        <w:keepNext w:val="0"/>
+        <w:keepLines w:val="0"/>
+        <w:pageBreakBefore w:val="0"/>
+        <w:widowControl/>
+        <w:kinsoku/>
+        <w:wordWrap/>
+        <w:overflowPunct/>
+        <w:topLinePunct w:val="0"/>
+        <w:autoSpaceDE/>
+        <w:autoSpaceDN/>
+        <w:bidi w:val="0"/>
+        <w:adjustRightInd/>
+        <w:snapToGrid/>
+        <w:spacing w:line="288" w:lineRule="auto"/>
+        <w:ind w:firstLine="709"/>
         <w:textAlignment w:val="auto"/>
         <w:rPr>
           <w:rFonts w:hint="default" w:cs="Times New Roman"/>
@@ -4936,20 +4980,21 @@
     </w:p>
     <w:p>
       <w:pPr>
-        <w:keepLines w:val="0"/>
-        <w:pageBreakBefore w:val="0"/>
-        <w:widowControl/>
-        <w:kinsoku/>
-        <w:wordWrap/>
-        <w:overflowPunct/>
-        <w:topLinePunct w:val="0"/>
-        <w:autoSpaceDE/>
-        <w:autoSpaceDN/>
-        <w:bidi w:val="0"/>
-        <w:adjustRightInd/>
-        <w:snapToGrid/>
-        <w:spacing w:line="288" w:lineRule="auto"/>
-        <w:ind w:firstLine="426"/>
+        <w:keepNext w:val="0"/>
+        <w:keepLines w:val="0"/>
+        <w:pageBreakBefore w:val="0"/>
+        <w:widowControl/>
+        <w:kinsoku/>
+        <w:wordWrap/>
+        <w:overflowPunct/>
+        <w:topLinePunct w:val="0"/>
+        <w:autoSpaceDE/>
+        <w:autoSpaceDN/>
+        <w:bidi w:val="0"/>
+        <w:adjustRightInd/>
+        <w:snapToGrid/>
+        <w:spacing w:line="288" w:lineRule="auto"/>
+        <w:ind w:firstLine="709"/>
         <w:textAlignment w:val="auto"/>
         <w:rPr>
           <w:rFonts w:hint="default" w:ascii="Times New Roman" w:hAnsi="Times New Roman" w:cs="Times New Roman"/>
@@ -4989,20 +5034,21 @@
     </w:p>
     <w:p>
       <w:pPr>
-        <w:keepLines w:val="0"/>
-        <w:pageBreakBefore w:val="0"/>
-        <w:widowControl/>
-        <w:kinsoku/>
-        <w:wordWrap/>
-        <w:overflowPunct/>
-        <w:topLinePunct w:val="0"/>
-        <w:autoSpaceDE/>
-        <w:autoSpaceDN/>
-        <w:bidi w:val="0"/>
-        <w:adjustRightInd/>
-        <w:snapToGrid/>
-        <w:spacing w:line="288" w:lineRule="auto"/>
-        <w:ind w:firstLine="426"/>
+        <w:keepNext w:val="0"/>
+        <w:keepLines w:val="0"/>
+        <w:pageBreakBefore w:val="0"/>
+        <w:widowControl/>
+        <w:kinsoku/>
+        <w:wordWrap/>
+        <w:overflowPunct/>
+        <w:topLinePunct w:val="0"/>
+        <w:autoSpaceDE/>
+        <w:autoSpaceDN/>
+        <w:bidi w:val="0"/>
+        <w:adjustRightInd/>
+        <w:snapToGrid/>
+        <w:spacing w:line="288" w:lineRule="auto"/>
+        <w:ind w:firstLine="709"/>
         <w:textAlignment w:val="auto"/>
         <w:rPr>
           <w:rFonts w:hint="default" w:ascii="Times New Roman" w:hAnsi="Times New Roman" w:cs="Times New Roman"/>
@@ -5031,20 +5077,21 @@
     </w:p>
     <w:p>
       <w:pPr>
-        <w:keepLines w:val="0"/>
-        <w:pageBreakBefore w:val="0"/>
-        <w:widowControl/>
-        <w:kinsoku/>
-        <w:wordWrap/>
-        <w:overflowPunct/>
-        <w:topLinePunct w:val="0"/>
-        <w:autoSpaceDE/>
-        <w:autoSpaceDN/>
-        <w:bidi w:val="0"/>
-        <w:adjustRightInd/>
-        <w:snapToGrid/>
-        <w:spacing w:line="288" w:lineRule="auto"/>
-        <w:ind w:firstLine="426"/>
+        <w:keepNext w:val="0"/>
+        <w:keepLines w:val="0"/>
+        <w:pageBreakBefore w:val="0"/>
+        <w:widowControl/>
+        <w:kinsoku/>
+        <w:wordWrap/>
+        <w:overflowPunct/>
+        <w:topLinePunct w:val="0"/>
+        <w:autoSpaceDE/>
+        <w:autoSpaceDN/>
+        <w:bidi w:val="0"/>
+        <w:adjustRightInd/>
+        <w:snapToGrid/>
+        <w:spacing w:line="288" w:lineRule="auto"/>
+        <w:ind w:firstLine="709"/>
         <w:textAlignment w:val="auto"/>
         <w:rPr>
           <w:rFonts w:hint="default" w:ascii="Times New Roman" w:hAnsi="Times New Roman" w:cs="Times New Roman"/>
@@ -5155,20 +5202,21 @@
     </w:p>
     <w:p>
       <w:pPr>
-        <w:keepLines w:val="0"/>
-        <w:pageBreakBefore w:val="0"/>
-        <w:widowControl/>
-        <w:kinsoku/>
-        <w:wordWrap/>
-        <w:overflowPunct/>
-        <w:topLinePunct w:val="0"/>
-        <w:autoSpaceDE/>
-        <w:autoSpaceDN/>
-        <w:bidi w:val="0"/>
-        <w:adjustRightInd/>
-        <w:snapToGrid/>
-        <w:spacing w:line="288" w:lineRule="auto"/>
-        <w:ind w:firstLine="426"/>
+        <w:keepNext w:val="0"/>
+        <w:keepLines w:val="0"/>
+        <w:pageBreakBefore w:val="0"/>
+        <w:widowControl/>
+        <w:kinsoku/>
+        <w:wordWrap/>
+        <w:overflowPunct/>
+        <w:topLinePunct w:val="0"/>
+        <w:autoSpaceDE/>
+        <w:autoSpaceDN/>
+        <w:bidi w:val="0"/>
+        <w:adjustRightInd/>
+        <w:snapToGrid/>
+        <w:spacing w:line="288" w:lineRule="auto"/>
+        <w:ind w:firstLine="709"/>
         <w:textAlignment w:val="auto"/>
         <w:rPr>
           <w:rFonts w:hint="default" w:ascii="Times New Roman" w:hAnsi="Times New Roman" w:cs="Times New Roman"/>
@@ -5191,45 +5239,48 @@
     </w:p>
     <w:p>
       <w:pPr>
-        <w:keepLines w:val="0"/>
-        <w:pageBreakBefore w:val="0"/>
-        <w:widowControl/>
-        <w:kinsoku/>
-        <w:wordWrap/>
-        <w:overflowPunct/>
-        <w:topLinePunct w:val="0"/>
-        <w:autoSpaceDE/>
-        <w:autoSpaceDN/>
-        <w:bidi w:val="0"/>
-        <w:adjustRightInd/>
-        <w:snapToGrid/>
-        <w:spacing w:line="288" w:lineRule="auto"/>
-        <w:ind w:firstLine="426"/>
-        <w:textAlignment w:val="auto"/>
-        <w:rPr>
-          <w:rFonts w:hint="default" w:ascii="Times New Roman" w:hAnsi="Times New Roman" w:cs="Times New Roman"/>
-          <w:strike w:val="0"/>
-          <w:dstrike w:val="0"/>
-          <w:sz w:val="28"/>
-          <w:szCs w:val="28"/>
-        </w:rPr>
-      </w:pPr>
-    </w:p>
-    <w:p>
-      <w:pPr>
-        <w:keepLines w:val="0"/>
-        <w:pageBreakBefore w:val="0"/>
-        <w:widowControl/>
-        <w:kinsoku/>
-        <w:wordWrap/>
-        <w:overflowPunct/>
-        <w:topLinePunct w:val="0"/>
-        <w:autoSpaceDE/>
-        <w:autoSpaceDN/>
-        <w:bidi w:val="0"/>
-        <w:adjustRightInd/>
-        <w:snapToGrid/>
-        <w:spacing w:line="288" w:lineRule="auto"/>
+        <w:keepNext w:val="0"/>
+        <w:keepLines w:val="0"/>
+        <w:pageBreakBefore w:val="0"/>
+        <w:widowControl/>
+        <w:kinsoku/>
+        <w:wordWrap/>
+        <w:overflowPunct/>
+        <w:topLinePunct w:val="0"/>
+        <w:autoSpaceDE/>
+        <w:autoSpaceDN/>
+        <w:bidi w:val="0"/>
+        <w:adjustRightInd/>
+        <w:snapToGrid/>
+        <w:spacing w:line="288" w:lineRule="auto"/>
+        <w:ind w:firstLine="709"/>
+        <w:textAlignment w:val="auto"/>
+        <w:rPr>
+          <w:rFonts w:hint="default" w:ascii="Times New Roman" w:hAnsi="Times New Roman" w:cs="Times New Roman"/>
+          <w:strike w:val="0"/>
+          <w:dstrike w:val="0"/>
+          <w:sz w:val="28"/>
+          <w:szCs w:val="28"/>
+        </w:rPr>
+      </w:pPr>
+    </w:p>
+    <w:p>
+      <w:pPr>
+        <w:keepNext w:val="0"/>
+        <w:keepLines w:val="0"/>
+        <w:pageBreakBefore w:val="0"/>
+        <w:widowControl/>
+        <w:kinsoku/>
+        <w:wordWrap/>
+        <w:overflowPunct/>
+        <w:topLinePunct w:val="0"/>
+        <w:autoSpaceDE/>
+        <w:autoSpaceDN/>
+        <w:bidi w:val="0"/>
+        <w:adjustRightInd/>
+        <w:snapToGrid/>
+        <w:spacing w:line="288" w:lineRule="auto"/>
+        <w:ind w:firstLine="709"/>
         <w:jc w:val="center"/>
         <w:textAlignment w:val="auto"/>
         <w:rPr>
@@ -6138,20 +6189,21 @@
     </w:p>
     <w:p>
       <w:pPr>
-        <w:keepLines w:val="0"/>
-        <w:pageBreakBefore w:val="0"/>
-        <w:widowControl/>
-        <w:kinsoku/>
-        <w:wordWrap/>
-        <w:overflowPunct/>
-        <w:topLinePunct w:val="0"/>
-        <w:autoSpaceDE/>
-        <w:autoSpaceDN/>
-        <w:bidi w:val="0"/>
-        <w:adjustRightInd/>
-        <w:snapToGrid/>
-        <w:spacing w:line="288" w:lineRule="auto"/>
-        <w:ind w:firstLine="426"/>
+        <w:keepNext w:val="0"/>
+        <w:keepLines w:val="0"/>
+        <w:pageBreakBefore w:val="0"/>
+        <w:widowControl/>
+        <w:kinsoku/>
+        <w:wordWrap/>
+        <w:overflowPunct/>
+        <w:topLinePunct w:val="0"/>
+        <w:autoSpaceDE/>
+        <w:autoSpaceDN/>
+        <w:bidi w:val="0"/>
+        <w:adjustRightInd/>
+        <w:snapToGrid/>
+        <w:spacing w:line="288" w:lineRule="auto"/>
+        <w:ind w:firstLine="709"/>
         <w:jc w:val="center"/>
         <w:textAlignment w:val="auto"/>
         <w:rPr>
@@ -6165,20 +6217,21 @@
     </w:p>
     <w:p>
       <w:pPr>
-        <w:keepLines w:val="0"/>
-        <w:pageBreakBefore w:val="0"/>
-        <w:widowControl/>
-        <w:kinsoku/>
-        <w:wordWrap/>
-        <w:overflowPunct/>
-        <w:topLinePunct w:val="0"/>
-        <w:autoSpaceDE/>
-        <w:autoSpaceDN/>
-        <w:bidi w:val="0"/>
-        <w:adjustRightInd/>
-        <w:snapToGrid/>
-        <w:spacing w:line="288" w:lineRule="auto"/>
-        <w:ind w:firstLine="426"/>
+        <w:keepNext w:val="0"/>
+        <w:keepLines w:val="0"/>
+        <w:pageBreakBefore w:val="0"/>
+        <w:widowControl/>
+        <w:kinsoku/>
+        <w:wordWrap/>
+        <w:overflowPunct/>
+        <w:topLinePunct w:val="0"/>
+        <w:autoSpaceDE/>
+        <w:autoSpaceDN/>
+        <w:bidi w:val="0"/>
+        <w:adjustRightInd/>
+        <w:snapToGrid/>
+        <w:spacing w:line="288" w:lineRule="auto"/>
+        <w:ind w:firstLine="709"/>
         <w:textAlignment w:val="auto"/>
         <w:rPr>
           <w:rFonts w:hint="default" w:ascii="Times New Roman" w:hAnsi="Times New Roman" w:cs="Times New Roman"/>
@@ -6212,45 +6265,48 @@
     </w:p>
     <w:p>
       <w:pPr>
-        <w:keepLines w:val="0"/>
-        <w:pageBreakBefore w:val="0"/>
-        <w:widowControl/>
-        <w:kinsoku/>
-        <w:wordWrap/>
-        <w:overflowPunct/>
-        <w:topLinePunct w:val="0"/>
-        <w:autoSpaceDE/>
-        <w:autoSpaceDN/>
-        <w:bidi w:val="0"/>
-        <w:adjustRightInd/>
-        <w:snapToGrid/>
-        <w:spacing w:line="288" w:lineRule="auto"/>
-        <w:ind w:firstLine="426"/>
-        <w:textAlignment w:val="auto"/>
-        <w:rPr>
-          <w:rFonts w:hint="default" w:ascii="Times New Roman" w:hAnsi="Times New Roman" w:cs="Times New Roman"/>
-          <w:strike/>
-          <w:dstrike w:val="0"/>
-          <w:sz w:val="28"/>
-          <w:szCs w:val="28"/>
-        </w:rPr>
-      </w:pPr>
-    </w:p>
-    <w:p>
-      <w:pPr>
-        <w:keepLines w:val="0"/>
-        <w:pageBreakBefore w:val="0"/>
-        <w:widowControl/>
-        <w:kinsoku/>
-        <w:wordWrap/>
-        <w:overflowPunct/>
-        <w:topLinePunct w:val="0"/>
-        <w:autoSpaceDE/>
-        <w:autoSpaceDN/>
-        <w:bidi w:val="0"/>
-        <w:adjustRightInd/>
-        <w:snapToGrid/>
-        <w:spacing w:line="288" w:lineRule="auto"/>
+        <w:keepNext w:val="0"/>
+        <w:keepLines w:val="0"/>
+        <w:pageBreakBefore w:val="0"/>
+        <w:widowControl/>
+        <w:kinsoku/>
+        <w:wordWrap/>
+        <w:overflowPunct/>
+        <w:topLinePunct w:val="0"/>
+        <w:autoSpaceDE/>
+        <w:autoSpaceDN/>
+        <w:bidi w:val="0"/>
+        <w:adjustRightInd/>
+        <w:snapToGrid/>
+        <w:spacing w:line="288" w:lineRule="auto"/>
+        <w:ind w:firstLine="709"/>
+        <w:textAlignment w:val="auto"/>
+        <w:rPr>
+          <w:rFonts w:hint="default" w:ascii="Times New Roman" w:hAnsi="Times New Roman" w:cs="Times New Roman"/>
+          <w:strike/>
+          <w:dstrike w:val="0"/>
+          <w:sz w:val="28"/>
+          <w:szCs w:val="28"/>
+        </w:rPr>
+      </w:pPr>
+    </w:p>
+    <w:p>
+      <w:pPr>
+        <w:keepNext w:val="0"/>
+        <w:keepLines w:val="0"/>
+        <w:pageBreakBefore w:val="0"/>
+        <w:widowControl/>
+        <w:kinsoku/>
+        <w:wordWrap/>
+        <w:overflowPunct/>
+        <w:topLinePunct w:val="0"/>
+        <w:autoSpaceDE/>
+        <w:autoSpaceDN/>
+        <w:bidi w:val="0"/>
+        <w:adjustRightInd/>
+        <w:snapToGrid/>
+        <w:spacing w:line="288" w:lineRule="auto"/>
+        <w:ind w:firstLine="709"/>
         <w:jc w:val="center"/>
         <w:textAlignment w:val="auto"/>
         <w:rPr>
@@ -6548,19 +6604,21 @@
     </w:p>
     <w:p>
       <w:pPr>
-        <w:keepLines w:val="0"/>
-        <w:pageBreakBefore w:val="0"/>
-        <w:widowControl/>
-        <w:kinsoku/>
-        <w:wordWrap/>
-        <w:overflowPunct/>
-        <w:topLinePunct w:val="0"/>
-        <w:autoSpaceDE/>
-        <w:autoSpaceDN/>
-        <w:bidi w:val="0"/>
-        <w:adjustRightInd/>
-        <w:snapToGrid/>
-        <w:spacing w:line="288" w:lineRule="auto"/>
+        <w:keepNext w:val="0"/>
+        <w:keepLines w:val="0"/>
+        <w:pageBreakBefore w:val="0"/>
+        <w:widowControl/>
+        <w:kinsoku/>
+        <w:wordWrap/>
+        <w:overflowPunct/>
+        <w:topLinePunct w:val="0"/>
+        <w:autoSpaceDE/>
+        <w:autoSpaceDN/>
+        <w:bidi w:val="0"/>
+        <w:adjustRightInd/>
+        <w:snapToGrid/>
+        <w:spacing w:line="288" w:lineRule="auto"/>
+        <w:ind w:firstLine="709"/>
         <w:jc w:val="center"/>
         <w:textAlignment w:val="auto"/>
         <w:rPr>
@@ -6577,20 +6635,21 @@
     </w:p>
     <w:p>
       <w:pPr>
-        <w:keepLines w:val="0"/>
-        <w:pageBreakBefore w:val="0"/>
-        <w:widowControl/>
-        <w:kinsoku/>
-        <w:wordWrap/>
-        <w:overflowPunct/>
-        <w:topLinePunct w:val="0"/>
-        <w:autoSpaceDE/>
-        <w:autoSpaceDN/>
-        <w:bidi w:val="0"/>
-        <w:adjustRightInd/>
-        <w:snapToGrid/>
-        <w:spacing w:line="288" w:lineRule="auto"/>
-        <w:ind w:firstLine="426"/>
+        <w:keepNext w:val="0"/>
+        <w:keepLines w:val="0"/>
+        <w:pageBreakBefore w:val="0"/>
+        <w:widowControl/>
+        <w:kinsoku/>
+        <w:wordWrap/>
+        <w:overflowPunct/>
+        <w:topLinePunct w:val="0"/>
+        <w:autoSpaceDE/>
+        <w:autoSpaceDN/>
+        <w:bidi w:val="0"/>
+        <w:adjustRightInd/>
+        <w:snapToGrid/>
+        <w:spacing w:line="288" w:lineRule="auto"/>
+        <w:ind w:firstLine="709"/>
         <w:textAlignment w:val="auto"/>
         <w:rPr>
           <w:rFonts w:hint="default" w:cs="Times New Roman"/>
@@ -6668,20 +6727,21 @@
     </w:p>
     <w:p>
       <w:pPr>
-        <w:keepLines w:val="0"/>
-        <w:pageBreakBefore w:val="0"/>
-        <w:widowControl/>
-        <w:kinsoku/>
-        <w:wordWrap/>
-        <w:overflowPunct/>
-        <w:topLinePunct w:val="0"/>
-        <w:autoSpaceDE/>
-        <w:autoSpaceDN/>
-        <w:bidi w:val="0"/>
-        <w:adjustRightInd/>
-        <w:snapToGrid/>
-        <w:spacing w:line="288" w:lineRule="auto"/>
-        <w:ind w:firstLine="426"/>
+        <w:keepNext w:val="0"/>
+        <w:keepLines w:val="0"/>
+        <w:pageBreakBefore w:val="0"/>
+        <w:widowControl/>
+        <w:kinsoku/>
+        <w:wordWrap/>
+        <w:overflowPunct/>
+        <w:topLinePunct w:val="0"/>
+        <w:autoSpaceDE/>
+        <w:autoSpaceDN/>
+        <w:bidi w:val="0"/>
+        <w:adjustRightInd/>
+        <w:snapToGrid/>
+        <w:spacing w:line="288" w:lineRule="auto"/>
+        <w:ind w:firstLine="709"/>
         <w:textAlignment w:val="auto"/>
         <w:rPr>
           <w:rFonts w:hint="default" w:cs="Times New Roman"/>
@@ -6695,19 +6755,21 @@
     </w:p>
     <w:p>
       <w:pPr>
-        <w:keepLines w:val="0"/>
-        <w:pageBreakBefore w:val="0"/>
-        <w:widowControl/>
-        <w:kinsoku/>
-        <w:wordWrap/>
-        <w:overflowPunct/>
-        <w:topLinePunct w:val="0"/>
-        <w:autoSpaceDE/>
-        <w:autoSpaceDN/>
-        <w:bidi w:val="0"/>
-        <w:adjustRightInd/>
-        <w:snapToGrid/>
-        <w:spacing w:line="288" w:lineRule="auto"/>
+        <w:keepNext w:val="0"/>
+        <w:keepLines w:val="0"/>
+        <w:pageBreakBefore w:val="0"/>
+        <w:widowControl/>
+        <w:kinsoku/>
+        <w:wordWrap/>
+        <w:overflowPunct/>
+        <w:topLinePunct w:val="0"/>
+        <w:autoSpaceDE/>
+        <w:autoSpaceDN/>
+        <w:bidi w:val="0"/>
+        <w:adjustRightInd/>
+        <w:snapToGrid/>
+        <w:spacing w:line="288" w:lineRule="auto"/>
+        <w:ind w:firstLine="709"/>
         <w:jc w:val="center"/>
         <w:textAlignment w:val="auto"/>
         <w:rPr>
@@ -6777,19 +6839,21 @@
     </w:p>
     <w:p>
       <w:pPr>
-        <w:keepLines w:val="0"/>
-        <w:pageBreakBefore w:val="0"/>
-        <w:widowControl/>
-        <w:kinsoku/>
-        <w:wordWrap/>
-        <w:overflowPunct/>
-        <w:topLinePunct w:val="0"/>
-        <w:autoSpaceDE/>
-        <w:autoSpaceDN/>
-        <w:bidi w:val="0"/>
-        <w:adjustRightInd/>
-        <w:snapToGrid/>
-        <w:spacing w:line="288" w:lineRule="auto"/>
+        <w:keepNext w:val="0"/>
+        <w:keepLines w:val="0"/>
+        <w:pageBreakBefore w:val="0"/>
+        <w:widowControl/>
+        <w:kinsoku/>
+        <w:wordWrap/>
+        <w:overflowPunct/>
+        <w:topLinePunct w:val="0"/>
+        <w:autoSpaceDE/>
+        <w:autoSpaceDN/>
+        <w:bidi w:val="0"/>
+        <w:adjustRightInd/>
+        <w:snapToGrid/>
+        <w:spacing w:line="288" w:lineRule="auto"/>
+        <w:ind w:firstLine="709"/>
         <w:jc w:val="center"/>
         <w:textAlignment w:val="auto"/>
         <w:rPr>
@@ -6806,20 +6870,21 @@
     </w:p>
     <w:p>
       <w:pPr>
-        <w:keepLines w:val="0"/>
-        <w:pageBreakBefore w:val="0"/>
-        <w:widowControl/>
-        <w:kinsoku/>
-        <w:wordWrap/>
-        <w:overflowPunct/>
-        <w:topLinePunct w:val="0"/>
-        <w:autoSpaceDE/>
-        <w:autoSpaceDN/>
-        <w:bidi w:val="0"/>
-        <w:adjustRightInd/>
-        <w:snapToGrid/>
-        <w:spacing w:line="288" w:lineRule="auto"/>
-        <w:ind w:firstLine="426"/>
+        <w:keepNext w:val="0"/>
+        <w:keepLines w:val="0"/>
+        <w:pageBreakBefore w:val="0"/>
+        <w:widowControl/>
+        <w:kinsoku/>
+        <w:wordWrap/>
+        <w:overflowPunct/>
+        <w:topLinePunct w:val="0"/>
+        <w:autoSpaceDE/>
+        <w:autoSpaceDN/>
+        <w:bidi w:val="0"/>
+        <w:adjustRightInd/>
+        <w:snapToGrid/>
+        <w:spacing w:line="288" w:lineRule="auto"/>
+        <w:ind w:firstLine="709"/>
         <w:textAlignment w:val="auto"/>
         <w:rPr>
           <w:rFonts w:hint="default" w:ascii="Times New Roman" w:hAnsi="Times New Roman" w:cs="Times New Roman"/>
@@ -6844,20 +6909,21 @@
     </w:p>
     <w:p>
       <w:pPr>
-        <w:keepLines w:val="0"/>
-        <w:pageBreakBefore w:val="0"/>
-        <w:widowControl/>
-        <w:kinsoku/>
-        <w:wordWrap/>
-        <w:overflowPunct/>
-        <w:topLinePunct w:val="0"/>
-        <w:autoSpaceDE/>
-        <w:autoSpaceDN/>
-        <w:bidi w:val="0"/>
-        <w:adjustRightInd/>
-        <w:snapToGrid/>
-        <w:spacing w:line="288" w:lineRule="auto"/>
-        <w:ind w:firstLine="426"/>
+        <w:keepNext w:val="0"/>
+        <w:keepLines w:val="0"/>
+        <w:pageBreakBefore w:val="0"/>
+        <w:widowControl/>
+        <w:kinsoku/>
+        <w:wordWrap/>
+        <w:overflowPunct/>
+        <w:topLinePunct w:val="0"/>
+        <w:autoSpaceDE/>
+        <w:autoSpaceDN/>
+        <w:bidi w:val="0"/>
+        <w:adjustRightInd/>
+        <w:snapToGrid/>
+        <w:spacing w:line="288" w:lineRule="auto"/>
+        <w:ind w:firstLine="709"/>
         <w:jc w:val="center"/>
         <w:textAlignment w:val="auto"/>
         <w:rPr>
@@ -7112,20 +7178,21 @@
     </w:p>
     <w:p>
       <w:pPr>
-        <w:keepLines w:val="0"/>
-        <w:pageBreakBefore w:val="0"/>
-        <w:widowControl/>
-        <w:kinsoku/>
-        <w:wordWrap/>
-        <w:overflowPunct/>
-        <w:topLinePunct w:val="0"/>
-        <w:autoSpaceDE/>
-        <w:autoSpaceDN/>
-        <w:bidi w:val="0"/>
-        <w:adjustRightInd/>
-        <w:snapToGrid/>
-        <w:spacing w:line="288" w:lineRule="auto"/>
-        <w:ind w:firstLine="426"/>
+        <w:keepNext w:val="0"/>
+        <w:keepLines w:val="0"/>
+        <w:pageBreakBefore w:val="0"/>
+        <w:widowControl/>
+        <w:kinsoku/>
+        <w:wordWrap/>
+        <w:overflowPunct/>
+        <w:topLinePunct w:val="0"/>
+        <w:autoSpaceDE/>
+        <w:autoSpaceDN/>
+        <w:bidi w:val="0"/>
+        <w:adjustRightInd/>
+        <w:snapToGrid/>
+        <w:spacing w:line="288" w:lineRule="auto"/>
+        <w:ind w:firstLine="709"/>
         <w:jc w:val="center"/>
         <w:textAlignment w:val="auto"/>
         <w:rPr>
@@ -7141,20 +7208,21 @@
     </w:p>
     <w:p>
       <w:pPr>
-        <w:keepLines w:val="0"/>
-        <w:pageBreakBefore w:val="0"/>
-        <w:widowControl/>
-        <w:kinsoku/>
-        <w:wordWrap/>
-        <w:overflowPunct/>
-        <w:topLinePunct w:val="0"/>
-        <w:autoSpaceDE/>
-        <w:autoSpaceDN/>
-        <w:bidi w:val="0"/>
-        <w:adjustRightInd/>
-        <w:snapToGrid/>
-        <w:spacing w:line="288" w:lineRule="auto"/>
-        <w:ind w:firstLine="426"/>
+        <w:keepNext w:val="0"/>
+        <w:keepLines w:val="0"/>
+        <w:pageBreakBefore w:val="0"/>
+        <w:widowControl/>
+        <w:kinsoku/>
+        <w:wordWrap/>
+        <w:overflowPunct/>
+        <w:topLinePunct w:val="0"/>
+        <w:autoSpaceDE/>
+        <w:autoSpaceDN/>
+        <w:bidi w:val="0"/>
+        <w:adjustRightInd/>
+        <w:snapToGrid/>
+        <w:spacing w:line="288" w:lineRule="auto"/>
+        <w:ind w:firstLine="709"/>
         <w:textAlignment w:val="auto"/>
         <w:rPr>
           <w:rFonts w:hint="default" w:cs="Times New Roman"/>
@@ -7189,20 +7257,21 @@
     </w:p>
     <w:p>
       <w:pPr>
-        <w:keepLines w:val="0"/>
-        <w:pageBreakBefore w:val="0"/>
-        <w:widowControl/>
-        <w:kinsoku/>
-        <w:wordWrap/>
-        <w:overflowPunct/>
-        <w:topLinePunct w:val="0"/>
-        <w:autoSpaceDE/>
-        <w:autoSpaceDN/>
-        <w:bidi w:val="0"/>
-        <w:adjustRightInd/>
-        <w:snapToGrid/>
-        <w:spacing w:line="288" w:lineRule="auto"/>
-        <w:ind w:firstLine="426"/>
+        <w:keepNext w:val="0"/>
+        <w:keepLines w:val="0"/>
+        <w:pageBreakBefore w:val="0"/>
+        <w:widowControl/>
+        <w:kinsoku/>
+        <w:wordWrap/>
+        <w:overflowPunct/>
+        <w:topLinePunct w:val="0"/>
+        <w:autoSpaceDE/>
+        <w:autoSpaceDN/>
+        <w:bidi w:val="0"/>
+        <w:adjustRightInd/>
+        <w:snapToGrid/>
+        <w:spacing w:line="288" w:lineRule="auto"/>
+        <w:ind w:firstLine="709"/>
         <w:textAlignment w:val="auto"/>
         <w:rPr>
           <w:rFonts w:hint="default" w:cs="Times New Roman"/>
@@ -7216,20 +7285,21 @@
     </w:p>
     <w:p>
       <w:pPr>
-        <w:keepLines w:val="0"/>
-        <w:pageBreakBefore w:val="0"/>
-        <w:widowControl/>
-        <w:kinsoku/>
-        <w:wordWrap/>
-        <w:overflowPunct/>
-        <w:topLinePunct w:val="0"/>
-        <w:autoSpaceDE/>
-        <w:autoSpaceDN/>
-        <w:bidi w:val="0"/>
-        <w:adjustRightInd/>
-        <w:snapToGrid/>
-        <w:spacing w:line="288" w:lineRule="auto"/>
-        <w:ind w:firstLine="426"/>
+        <w:keepNext w:val="0"/>
+        <w:keepLines w:val="0"/>
+        <w:pageBreakBefore w:val="0"/>
+        <w:widowControl/>
+        <w:kinsoku/>
+        <w:wordWrap/>
+        <w:overflowPunct/>
+        <w:topLinePunct w:val="0"/>
+        <w:autoSpaceDE/>
+        <w:autoSpaceDN/>
+        <w:bidi w:val="0"/>
+        <w:adjustRightInd/>
+        <w:snapToGrid/>
+        <w:spacing w:line="288" w:lineRule="auto"/>
+        <w:ind w:firstLine="709"/>
         <w:jc w:val="center"/>
         <w:textAlignment w:val="auto"/>
         <w:rPr>
@@ -7403,20 +7473,21 @@
     </w:p>
     <w:p>
       <w:pPr>
-        <w:keepLines w:val="0"/>
-        <w:pageBreakBefore w:val="0"/>
-        <w:widowControl/>
-        <w:kinsoku/>
-        <w:wordWrap/>
-        <w:overflowPunct/>
-        <w:topLinePunct w:val="0"/>
-        <w:autoSpaceDE/>
-        <w:autoSpaceDN/>
-        <w:bidi w:val="0"/>
-        <w:adjustRightInd/>
-        <w:snapToGrid/>
-        <w:spacing w:line="288" w:lineRule="auto"/>
-        <w:ind w:firstLine="426"/>
+        <w:keepNext w:val="0"/>
+        <w:keepLines w:val="0"/>
+        <w:pageBreakBefore w:val="0"/>
+        <w:widowControl/>
+        <w:kinsoku/>
+        <w:wordWrap/>
+        <w:overflowPunct/>
+        <w:topLinePunct w:val="0"/>
+        <w:autoSpaceDE/>
+        <w:autoSpaceDN/>
+        <w:bidi w:val="0"/>
+        <w:adjustRightInd/>
+        <w:snapToGrid/>
+        <w:spacing w:line="288" w:lineRule="auto"/>
+        <w:ind w:firstLine="709"/>
         <w:jc w:val="center"/>
         <w:textAlignment w:val="auto"/>
         <w:rPr>
@@ -7431,20 +7502,21 @@
     </w:p>
     <w:p>
       <w:pPr>
-        <w:keepLines w:val="0"/>
-        <w:pageBreakBefore w:val="0"/>
-        <w:widowControl/>
-        <w:kinsoku/>
-        <w:wordWrap/>
-        <w:overflowPunct/>
-        <w:topLinePunct w:val="0"/>
-        <w:autoSpaceDE/>
-        <w:autoSpaceDN/>
-        <w:bidi w:val="0"/>
-        <w:adjustRightInd/>
-        <w:snapToGrid/>
-        <w:spacing w:line="288" w:lineRule="auto"/>
-        <w:ind w:firstLine="426"/>
+        <w:keepNext w:val="0"/>
+        <w:keepLines w:val="0"/>
+        <w:pageBreakBefore w:val="0"/>
+        <w:widowControl/>
+        <w:kinsoku/>
+        <w:wordWrap/>
+        <w:overflowPunct/>
+        <w:topLinePunct w:val="0"/>
+        <w:autoSpaceDE/>
+        <w:autoSpaceDN/>
+        <w:bidi w:val="0"/>
+        <w:adjustRightInd/>
+        <w:snapToGrid/>
+        <w:spacing w:line="288" w:lineRule="auto"/>
+        <w:ind w:firstLine="709"/>
         <w:textAlignment w:val="auto"/>
         <w:rPr>
           <w:rFonts w:hint="default" w:ascii="Times New Roman" w:hAnsi="Times New Roman" w:cs="Times New Roman"/>
@@ -7509,19 +7581,21 @@
     </w:p>
     <w:p>
       <w:pPr>
-        <w:keepLines w:val="0"/>
-        <w:pageBreakBefore w:val="0"/>
-        <w:widowControl/>
-        <w:kinsoku/>
-        <w:wordWrap/>
-        <w:overflowPunct/>
-        <w:topLinePunct w:val="0"/>
-        <w:autoSpaceDE/>
-        <w:autoSpaceDN/>
-        <w:bidi w:val="0"/>
-        <w:adjustRightInd/>
-        <w:snapToGrid/>
-        <w:spacing w:line="288" w:lineRule="auto"/>
+        <w:keepNext w:val="0"/>
+        <w:keepLines w:val="0"/>
+        <w:pageBreakBefore w:val="0"/>
+        <w:widowControl/>
+        <w:kinsoku/>
+        <w:wordWrap/>
+        <w:overflowPunct/>
+        <w:topLinePunct w:val="0"/>
+        <w:autoSpaceDE/>
+        <w:autoSpaceDN/>
+        <w:bidi w:val="0"/>
+        <w:adjustRightInd/>
+        <w:snapToGrid/>
+        <w:spacing w:line="288" w:lineRule="auto"/>
+        <w:ind w:firstLine="709"/>
         <w:textAlignment w:val="auto"/>
         <w:rPr>
           <w:rFonts w:hint="default" w:ascii="Times New Roman" w:hAnsi="Times New Roman" w:cs="Times New Roman"/>
@@ -7535,19 +7609,21 @@
     </w:p>
     <w:p>
       <w:pPr>
-        <w:keepLines w:val="0"/>
-        <w:pageBreakBefore w:val="0"/>
-        <w:widowControl/>
-        <w:kinsoku/>
-        <w:wordWrap/>
-        <w:overflowPunct/>
-        <w:topLinePunct w:val="0"/>
-        <w:autoSpaceDE/>
-        <w:autoSpaceDN/>
-        <w:bidi w:val="0"/>
-        <w:adjustRightInd/>
-        <w:snapToGrid/>
-        <w:spacing w:line="288" w:lineRule="auto"/>
+        <w:keepNext w:val="0"/>
+        <w:keepLines w:val="0"/>
+        <w:pageBreakBefore w:val="0"/>
+        <w:widowControl/>
+        <w:kinsoku/>
+        <w:wordWrap/>
+        <w:overflowPunct/>
+        <w:topLinePunct w:val="0"/>
+        <w:autoSpaceDE/>
+        <w:autoSpaceDN/>
+        <w:bidi w:val="0"/>
+        <w:adjustRightInd/>
+        <w:snapToGrid/>
+        <w:spacing w:line="288" w:lineRule="auto"/>
+        <w:ind w:firstLine="709"/>
         <w:jc w:val="center"/>
         <w:textAlignment w:val="auto"/>
         <w:rPr>
@@ -7627,45 +7703,48 @@
     </w:p>
     <w:p>
       <w:pPr>
-        <w:keepLines w:val="0"/>
-        <w:pageBreakBefore w:val="0"/>
-        <w:widowControl/>
-        <w:kinsoku/>
-        <w:wordWrap/>
-        <w:overflowPunct/>
-        <w:topLinePunct w:val="0"/>
-        <w:autoSpaceDE/>
-        <w:autoSpaceDN/>
-        <w:bidi w:val="0"/>
-        <w:adjustRightInd/>
-        <w:snapToGrid/>
-        <w:spacing w:line="288" w:lineRule="auto"/>
-        <w:textAlignment w:val="auto"/>
-        <w:rPr>
-          <w:rFonts w:hint="default" w:ascii="Times New Roman" w:hAnsi="Times New Roman" w:cs="Times New Roman"/>
-          <w:strike/>
-          <w:dstrike w:val="0"/>
-          <w:sz w:val="28"/>
-          <w:szCs w:val="28"/>
-        </w:rPr>
-      </w:pPr>
-    </w:p>
-    <w:p>
-      <w:pPr>
-        <w:keepLines w:val="0"/>
-        <w:pageBreakBefore w:val="0"/>
-        <w:widowControl/>
-        <w:kinsoku/>
-        <w:wordWrap/>
-        <w:overflowPunct/>
-        <w:topLinePunct w:val="0"/>
-        <w:autoSpaceDE/>
-        <w:autoSpaceDN/>
-        <w:bidi w:val="0"/>
-        <w:adjustRightInd/>
-        <w:snapToGrid/>
-        <w:spacing w:line="288" w:lineRule="auto"/>
-        <w:ind w:firstLine="426"/>
+        <w:keepNext w:val="0"/>
+        <w:keepLines w:val="0"/>
+        <w:pageBreakBefore w:val="0"/>
+        <w:widowControl/>
+        <w:kinsoku/>
+        <w:wordWrap/>
+        <w:overflowPunct/>
+        <w:topLinePunct w:val="0"/>
+        <w:autoSpaceDE/>
+        <w:autoSpaceDN/>
+        <w:bidi w:val="0"/>
+        <w:adjustRightInd/>
+        <w:snapToGrid/>
+        <w:spacing w:line="288" w:lineRule="auto"/>
+        <w:ind w:firstLine="709"/>
+        <w:textAlignment w:val="auto"/>
+        <w:rPr>
+          <w:rFonts w:hint="default" w:ascii="Times New Roman" w:hAnsi="Times New Roman" w:cs="Times New Roman"/>
+          <w:strike/>
+          <w:dstrike w:val="0"/>
+          <w:sz w:val="28"/>
+          <w:szCs w:val="28"/>
+        </w:rPr>
+      </w:pPr>
+    </w:p>
+    <w:p>
+      <w:pPr>
+        <w:keepNext w:val="0"/>
+        <w:keepLines w:val="0"/>
+        <w:pageBreakBefore w:val="0"/>
+        <w:widowControl/>
+        <w:kinsoku/>
+        <w:wordWrap/>
+        <w:overflowPunct/>
+        <w:topLinePunct w:val="0"/>
+        <w:autoSpaceDE/>
+        <w:autoSpaceDN/>
+        <w:bidi w:val="0"/>
+        <w:adjustRightInd/>
+        <w:snapToGrid/>
+        <w:spacing w:line="288" w:lineRule="auto"/>
+        <w:ind w:firstLine="709"/>
         <w:textAlignment w:val="auto"/>
         <w:rPr>
           <w:rFonts w:hint="default" w:ascii="Times New Roman" w:hAnsi="Times New Roman" w:cs="Times New Roman"/>
@@ -7700,20 +7779,21 @@
     </w:p>
     <w:p>
       <w:pPr>
-        <w:keepLines w:val="0"/>
-        <w:pageBreakBefore w:val="0"/>
-        <w:widowControl/>
-        <w:kinsoku/>
-        <w:wordWrap/>
-        <w:overflowPunct/>
-        <w:topLinePunct w:val="0"/>
-        <w:autoSpaceDE/>
-        <w:autoSpaceDN/>
-        <w:bidi w:val="0"/>
-        <w:adjustRightInd/>
-        <w:snapToGrid/>
-        <w:spacing w:line="288" w:lineRule="auto"/>
-        <w:ind w:firstLine="426"/>
+        <w:keepNext w:val="0"/>
+        <w:keepLines w:val="0"/>
+        <w:pageBreakBefore w:val="0"/>
+        <w:widowControl/>
+        <w:kinsoku/>
+        <w:wordWrap/>
+        <w:overflowPunct/>
+        <w:topLinePunct w:val="0"/>
+        <w:autoSpaceDE/>
+        <w:autoSpaceDN/>
+        <w:bidi w:val="0"/>
+        <w:adjustRightInd/>
+        <w:snapToGrid/>
+        <w:spacing w:line="288" w:lineRule="auto"/>
+        <w:ind w:firstLine="709"/>
         <w:jc w:val="center"/>
         <w:textAlignment w:val="auto"/>
         <w:rPr>
@@ -8052,20 +8132,21 @@
     </w:p>
     <w:p>
       <w:pPr>
-        <w:keepLines w:val="0"/>
-        <w:pageBreakBefore w:val="0"/>
-        <w:widowControl/>
-        <w:kinsoku/>
-        <w:wordWrap/>
-        <w:overflowPunct/>
-        <w:topLinePunct w:val="0"/>
-        <w:autoSpaceDE/>
-        <w:autoSpaceDN/>
-        <w:bidi w:val="0"/>
-        <w:adjustRightInd/>
-        <w:snapToGrid/>
-        <w:spacing w:line="288" w:lineRule="auto"/>
-        <w:ind w:firstLine="426"/>
+        <w:keepNext w:val="0"/>
+        <w:keepLines w:val="0"/>
+        <w:pageBreakBefore w:val="0"/>
+        <w:widowControl/>
+        <w:kinsoku/>
+        <w:wordWrap/>
+        <w:overflowPunct/>
+        <w:topLinePunct w:val="0"/>
+        <w:autoSpaceDE/>
+        <w:autoSpaceDN/>
+        <w:bidi w:val="0"/>
+        <w:adjustRightInd/>
+        <w:snapToGrid/>
+        <w:spacing w:line="288" w:lineRule="auto"/>
+        <w:ind w:firstLine="709"/>
         <w:textAlignment w:val="auto"/>
         <w:rPr>
           <w:rFonts w:hint="default" w:hAnsi="Cambria Math" w:cs="Times New Roman"/>
@@ -8080,20 +8161,21 @@
     </w:p>
     <w:p>
       <w:pPr>
-        <w:keepLines w:val="0"/>
-        <w:pageBreakBefore w:val="0"/>
-        <w:widowControl/>
-        <w:kinsoku/>
-        <w:wordWrap/>
-        <w:overflowPunct/>
-        <w:topLinePunct w:val="0"/>
-        <w:autoSpaceDE/>
-        <w:autoSpaceDN/>
-        <w:bidi w:val="0"/>
-        <w:adjustRightInd/>
-        <w:snapToGrid/>
-        <w:spacing w:line="288" w:lineRule="auto"/>
-        <w:ind w:firstLine="426"/>
+        <w:keepNext w:val="0"/>
+        <w:keepLines w:val="0"/>
+        <w:pageBreakBefore w:val="0"/>
+        <w:widowControl/>
+        <w:kinsoku/>
+        <w:wordWrap/>
+        <w:overflowPunct/>
+        <w:topLinePunct w:val="0"/>
+        <w:autoSpaceDE/>
+        <w:autoSpaceDN/>
+        <w:bidi w:val="0"/>
+        <w:adjustRightInd/>
+        <w:snapToGrid/>
+        <w:spacing w:line="288" w:lineRule="auto"/>
+        <w:ind w:firstLine="709"/>
         <w:textAlignment w:val="auto"/>
         <w:rPr>
           <w:rFonts w:hint="default" w:ascii="Times New Roman" w:hAnsi="Times New Roman" w:cs="Times New Roman"/>
@@ -8148,46 +8230,48 @@
     </w:p>
     <w:p>
       <w:pPr>
-        <w:keepLines w:val="0"/>
-        <w:pageBreakBefore w:val="0"/>
-        <w:widowControl/>
-        <w:kinsoku/>
-        <w:wordWrap/>
-        <w:overflowPunct/>
-        <w:topLinePunct w:val="0"/>
-        <w:autoSpaceDE/>
-        <w:autoSpaceDN/>
-        <w:bidi w:val="0"/>
-        <w:adjustRightInd/>
-        <w:snapToGrid/>
-        <w:spacing w:line="288" w:lineRule="auto"/>
-        <w:ind w:firstLine="426"/>
-        <w:textAlignment w:val="auto"/>
-        <w:rPr>
-          <w:rFonts w:hint="default" w:ascii="Times New Roman" w:hAnsi="Times New Roman" w:cs="Times New Roman"/>
-          <w:strike/>
-          <w:dstrike w:val="0"/>
-          <w:sz w:val="28"/>
-          <w:szCs w:val="28"/>
-        </w:rPr>
-      </w:pPr>
-    </w:p>
-    <w:p>
-      <w:pPr>
-        <w:keepLines w:val="0"/>
-        <w:pageBreakBefore w:val="0"/>
-        <w:widowControl/>
-        <w:kinsoku/>
-        <w:wordWrap/>
-        <w:overflowPunct/>
-        <w:topLinePunct w:val="0"/>
-        <w:autoSpaceDE/>
-        <w:autoSpaceDN/>
-        <w:bidi w:val="0"/>
-        <w:adjustRightInd/>
-        <w:snapToGrid/>
-        <w:spacing w:line="288" w:lineRule="auto"/>
-        <w:ind w:firstLine="426"/>
+        <w:keepNext w:val="0"/>
+        <w:keepLines w:val="0"/>
+        <w:pageBreakBefore w:val="0"/>
+        <w:widowControl/>
+        <w:kinsoku/>
+        <w:wordWrap/>
+        <w:overflowPunct/>
+        <w:topLinePunct w:val="0"/>
+        <w:autoSpaceDE/>
+        <w:autoSpaceDN/>
+        <w:bidi w:val="0"/>
+        <w:adjustRightInd/>
+        <w:snapToGrid/>
+        <w:spacing w:line="288" w:lineRule="auto"/>
+        <w:ind w:firstLine="709"/>
+        <w:textAlignment w:val="auto"/>
+        <w:rPr>
+          <w:rFonts w:hint="default" w:ascii="Times New Roman" w:hAnsi="Times New Roman" w:cs="Times New Roman"/>
+          <w:strike/>
+          <w:dstrike w:val="0"/>
+          <w:sz w:val="28"/>
+          <w:szCs w:val="28"/>
+        </w:rPr>
+      </w:pPr>
+    </w:p>
+    <w:p>
+      <w:pPr>
+        <w:keepNext w:val="0"/>
+        <w:keepLines w:val="0"/>
+        <w:pageBreakBefore w:val="0"/>
+        <w:widowControl/>
+        <w:kinsoku/>
+        <w:wordWrap/>
+        <w:overflowPunct/>
+        <w:topLinePunct w:val="0"/>
+        <w:autoSpaceDE/>
+        <w:autoSpaceDN/>
+        <w:bidi w:val="0"/>
+        <w:adjustRightInd/>
+        <w:snapToGrid/>
+        <w:spacing w:line="288" w:lineRule="auto"/>
+        <w:ind w:firstLine="709"/>
         <w:jc w:val="center"/>
         <w:textAlignment w:val="auto"/>
         <w:rPr>
@@ -9124,20 +9208,21 @@
     </w:p>
     <w:p>
       <w:pPr>
-        <w:keepLines w:val="0"/>
-        <w:pageBreakBefore w:val="0"/>
-        <w:widowControl/>
-        <w:kinsoku/>
-        <w:wordWrap/>
-        <w:overflowPunct/>
-        <w:topLinePunct w:val="0"/>
-        <w:autoSpaceDE/>
-        <w:autoSpaceDN/>
-        <w:bidi w:val="0"/>
-        <w:adjustRightInd/>
-        <w:snapToGrid/>
-        <w:spacing w:line="288" w:lineRule="auto"/>
-        <w:ind w:firstLine="426"/>
+        <w:keepNext w:val="0"/>
+        <w:keepLines w:val="0"/>
+        <w:pageBreakBefore w:val="0"/>
+        <w:widowControl/>
+        <w:kinsoku/>
+        <w:wordWrap/>
+        <w:overflowPunct/>
+        <w:topLinePunct w:val="0"/>
+        <w:autoSpaceDE/>
+        <w:autoSpaceDN/>
+        <w:bidi w:val="0"/>
+        <w:adjustRightInd/>
+        <w:snapToGrid/>
+        <w:spacing w:line="288" w:lineRule="auto"/>
+        <w:ind w:firstLine="709"/>
         <w:jc w:val="center"/>
         <w:textAlignment w:val="auto"/>
         <w:rPr>
@@ -9151,20 +9236,21 @@
     </w:p>
     <w:p>
       <w:pPr>
-        <w:keepLines w:val="0"/>
-        <w:pageBreakBefore w:val="0"/>
-        <w:widowControl/>
-        <w:kinsoku/>
-        <w:wordWrap/>
-        <w:overflowPunct/>
-        <w:topLinePunct w:val="0"/>
-        <w:autoSpaceDE/>
-        <w:autoSpaceDN/>
-        <w:bidi w:val="0"/>
-        <w:adjustRightInd/>
-        <w:snapToGrid/>
-        <w:spacing w:line="288" w:lineRule="auto"/>
-        <w:ind w:firstLine="426"/>
+        <w:keepNext w:val="0"/>
+        <w:keepLines w:val="0"/>
+        <w:pageBreakBefore w:val="0"/>
+        <w:widowControl/>
+        <w:kinsoku/>
+        <w:wordWrap/>
+        <w:overflowPunct/>
+        <w:topLinePunct w:val="0"/>
+        <w:autoSpaceDE/>
+        <w:autoSpaceDN/>
+        <w:bidi w:val="0"/>
+        <w:adjustRightInd/>
+        <w:snapToGrid/>
+        <w:spacing w:line="288" w:lineRule="auto"/>
+        <w:ind w:firstLine="709"/>
         <w:textAlignment w:val="auto"/>
         <w:rPr>
           <w:rFonts w:hint="default" w:ascii="Times New Roman" w:hAnsi="Times New Roman" w:cs="Times New Roman"/>
@@ -9260,20 +9346,21 @@
     </w:p>
     <w:p>
       <w:pPr>
-        <w:keepLines w:val="0"/>
-        <w:pageBreakBefore w:val="0"/>
-        <w:widowControl/>
-        <w:kinsoku/>
-        <w:wordWrap/>
-        <w:overflowPunct/>
-        <w:topLinePunct w:val="0"/>
-        <w:autoSpaceDE/>
-        <w:autoSpaceDN/>
-        <w:bidi w:val="0"/>
-        <w:adjustRightInd/>
-        <w:snapToGrid/>
-        <w:spacing w:line="288" w:lineRule="auto"/>
-        <w:ind w:firstLine="426"/>
+        <w:keepNext w:val="0"/>
+        <w:keepLines w:val="0"/>
+        <w:pageBreakBefore w:val="0"/>
+        <w:widowControl/>
+        <w:kinsoku/>
+        <w:wordWrap/>
+        <w:overflowPunct/>
+        <w:topLinePunct w:val="0"/>
+        <w:autoSpaceDE/>
+        <w:autoSpaceDN/>
+        <w:bidi w:val="0"/>
+        <w:adjustRightInd/>
+        <w:snapToGrid/>
+        <w:spacing w:line="288" w:lineRule="auto"/>
+        <w:ind w:firstLine="709"/>
         <w:textAlignment w:val="auto"/>
         <w:rPr>
           <w:rFonts w:hint="default" w:cs="Times New Roman"/>
@@ -9309,20 +9396,21 @@
     </w:p>
     <w:p>
       <w:pPr>
-        <w:keepLines w:val="0"/>
-        <w:pageBreakBefore w:val="0"/>
-        <w:widowControl/>
-        <w:kinsoku/>
-        <w:wordWrap/>
-        <w:overflowPunct/>
-        <w:topLinePunct w:val="0"/>
-        <w:autoSpaceDE/>
-        <w:autoSpaceDN/>
-        <w:bidi w:val="0"/>
-        <w:adjustRightInd/>
-        <w:snapToGrid/>
-        <w:spacing w:line="288" w:lineRule="auto"/>
-        <w:ind w:firstLine="426"/>
+        <w:keepNext w:val="0"/>
+        <w:keepLines w:val="0"/>
+        <w:pageBreakBefore w:val="0"/>
+        <w:widowControl/>
+        <w:kinsoku/>
+        <w:wordWrap/>
+        <w:overflowPunct/>
+        <w:topLinePunct w:val="0"/>
+        <w:autoSpaceDE/>
+        <w:autoSpaceDN/>
+        <w:bidi w:val="0"/>
+        <w:adjustRightInd/>
+        <w:snapToGrid/>
+        <w:spacing w:line="288" w:lineRule="auto"/>
+        <w:ind w:firstLine="709"/>
         <w:textAlignment w:val="auto"/>
         <w:rPr>
           <w:rFonts w:hint="default" w:cs="Times New Roman"/>
@@ -9351,20 +9439,21 @@
     </w:p>
     <w:p>
       <w:pPr>
-        <w:keepLines w:val="0"/>
-        <w:pageBreakBefore w:val="0"/>
-        <w:widowControl/>
-        <w:kinsoku/>
-        <w:wordWrap/>
-        <w:overflowPunct/>
-        <w:topLinePunct w:val="0"/>
-        <w:autoSpaceDE/>
-        <w:autoSpaceDN/>
-        <w:bidi w:val="0"/>
-        <w:adjustRightInd/>
-        <w:snapToGrid/>
-        <w:spacing w:line="288" w:lineRule="auto"/>
-        <w:ind w:firstLine="426"/>
+        <w:keepNext w:val="0"/>
+        <w:keepLines w:val="0"/>
+        <w:pageBreakBefore w:val="0"/>
+        <w:widowControl/>
+        <w:kinsoku/>
+        <w:wordWrap/>
+        <w:overflowPunct/>
+        <w:topLinePunct w:val="0"/>
+        <w:autoSpaceDE/>
+        <w:autoSpaceDN/>
+        <w:bidi w:val="0"/>
+        <w:adjustRightInd/>
+        <w:snapToGrid/>
+        <w:spacing w:line="288" w:lineRule="auto"/>
+        <w:ind w:firstLine="709"/>
         <w:textAlignment w:val="auto"/>
         <w:rPr>
           <w:rFonts w:hint="default" w:cs="Times New Roman"/>
@@ -9393,20 +9482,21 @@
     </w:p>
     <w:p>
       <w:pPr>
-        <w:keepLines w:val="0"/>
-        <w:pageBreakBefore w:val="0"/>
-        <w:widowControl/>
-        <w:kinsoku/>
-        <w:wordWrap/>
-        <w:overflowPunct/>
-        <w:topLinePunct w:val="0"/>
-        <w:autoSpaceDE/>
-        <w:autoSpaceDN/>
-        <w:bidi w:val="0"/>
-        <w:adjustRightInd/>
-        <w:snapToGrid/>
-        <w:spacing w:line="288" w:lineRule="auto"/>
-        <w:ind w:firstLine="426"/>
+        <w:keepNext w:val="0"/>
+        <w:keepLines w:val="0"/>
+        <w:pageBreakBefore w:val="0"/>
+        <w:widowControl/>
+        <w:kinsoku/>
+        <w:wordWrap/>
+        <w:overflowPunct/>
+        <w:topLinePunct w:val="0"/>
+        <w:autoSpaceDE/>
+        <w:autoSpaceDN/>
+        <w:bidi w:val="0"/>
+        <w:adjustRightInd/>
+        <w:snapToGrid/>
+        <w:spacing w:line="288" w:lineRule="auto"/>
+        <w:ind w:firstLine="709"/>
         <w:textAlignment w:val="auto"/>
         <w:rPr>
           <w:rFonts w:hint="default" w:cs="Times New Roman"/>
@@ -9435,20 +9525,21 @@
     </w:p>
     <w:p>
       <w:pPr>
-        <w:keepLines w:val="0"/>
-        <w:pageBreakBefore w:val="0"/>
-        <w:widowControl/>
-        <w:kinsoku/>
-        <w:wordWrap/>
-        <w:overflowPunct/>
-        <w:topLinePunct w:val="0"/>
-        <w:autoSpaceDE/>
-        <w:autoSpaceDN/>
-        <w:bidi w:val="0"/>
-        <w:adjustRightInd/>
-        <w:snapToGrid/>
-        <w:spacing w:line="288" w:lineRule="auto"/>
-        <w:ind w:firstLine="426"/>
+        <w:keepNext w:val="0"/>
+        <w:keepLines w:val="0"/>
+        <w:pageBreakBefore w:val="0"/>
+        <w:widowControl/>
+        <w:kinsoku/>
+        <w:wordWrap/>
+        <w:overflowPunct/>
+        <w:topLinePunct w:val="0"/>
+        <w:autoSpaceDE/>
+        <w:autoSpaceDN/>
+        <w:bidi w:val="0"/>
+        <w:adjustRightInd/>
+        <w:snapToGrid/>
+        <w:spacing w:line="288" w:lineRule="auto"/>
+        <w:ind w:firstLine="709"/>
         <w:textAlignment w:val="auto"/>
         <w:rPr>
           <w:rFonts w:hint="default" w:cs="Times New Roman"/>
@@ -9477,20 +9568,21 @@
     </w:p>
     <w:p>
       <w:pPr>
-        <w:keepLines w:val="0"/>
-        <w:pageBreakBefore w:val="0"/>
-        <w:widowControl/>
-        <w:kinsoku/>
-        <w:wordWrap/>
-        <w:overflowPunct/>
-        <w:topLinePunct w:val="0"/>
-        <w:autoSpaceDE/>
-        <w:autoSpaceDN/>
-        <w:bidi w:val="0"/>
-        <w:adjustRightInd/>
-        <w:snapToGrid/>
-        <w:spacing w:line="288" w:lineRule="auto"/>
-        <w:ind w:firstLine="426"/>
+        <w:keepNext w:val="0"/>
+        <w:keepLines w:val="0"/>
+        <w:pageBreakBefore w:val="0"/>
+        <w:widowControl/>
+        <w:kinsoku/>
+        <w:wordWrap/>
+        <w:overflowPunct/>
+        <w:topLinePunct w:val="0"/>
+        <w:autoSpaceDE/>
+        <w:autoSpaceDN/>
+        <w:bidi w:val="0"/>
+        <w:adjustRightInd/>
+        <w:snapToGrid/>
+        <w:spacing w:line="288" w:lineRule="auto"/>
+        <w:ind w:firstLine="709"/>
         <w:textAlignment w:val="auto"/>
         <w:rPr>
           <w:rFonts w:hint="default" w:cs="Times New Roman"/>
@@ -9519,20 +9611,21 @@
     </w:p>
     <w:p>
       <w:pPr>
-        <w:keepLines w:val="0"/>
-        <w:pageBreakBefore w:val="0"/>
-        <w:widowControl/>
-        <w:kinsoku/>
-        <w:wordWrap/>
-        <w:overflowPunct/>
-        <w:topLinePunct w:val="0"/>
-        <w:autoSpaceDE/>
-        <w:autoSpaceDN/>
-        <w:bidi w:val="0"/>
-        <w:adjustRightInd/>
-        <w:snapToGrid/>
-        <w:spacing w:line="288" w:lineRule="auto"/>
-        <w:ind w:firstLine="426"/>
+        <w:keepNext w:val="0"/>
+        <w:keepLines w:val="0"/>
+        <w:pageBreakBefore w:val="0"/>
+        <w:widowControl/>
+        <w:kinsoku/>
+        <w:wordWrap/>
+        <w:overflowPunct/>
+        <w:topLinePunct w:val="0"/>
+        <w:autoSpaceDE/>
+        <w:autoSpaceDN/>
+        <w:bidi w:val="0"/>
+        <w:adjustRightInd/>
+        <w:snapToGrid/>
+        <w:spacing w:line="288" w:lineRule="auto"/>
+        <w:ind w:firstLine="709"/>
         <w:textAlignment w:val="auto"/>
         <w:rPr>
           <w:rFonts w:hint="default" w:ascii="Times New Roman" w:hAnsi="Times New Roman" w:cs="Times New Roman"/>
@@ -9597,46 +9690,48 @@
     </w:p>
     <w:p>
       <w:pPr>
-        <w:keepLines w:val="0"/>
-        <w:pageBreakBefore w:val="0"/>
-        <w:widowControl/>
-        <w:kinsoku/>
-        <w:wordWrap/>
-        <w:overflowPunct/>
-        <w:topLinePunct w:val="0"/>
-        <w:autoSpaceDE/>
-        <w:autoSpaceDN/>
-        <w:bidi w:val="0"/>
-        <w:adjustRightInd/>
-        <w:snapToGrid/>
-        <w:spacing w:line="288" w:lineRule="auto"/>
-        <w:ind w:firstLine="426"/>
-        <w:textAlignment w:val="auto"/>
-        <w:rPr>
-          <w:rFonts w:hint="default" w:ascii="Times New Roman" w:hAnsi="Times New Roman" w:cs="Times New Roman"/>
-          <w:strike/>
-          <w:dstrike w:val="0"/>
-          <w:sz w:val="28"/>
-          <w:szCs w:val="28"/>
-        </w:rPr>
-      </w:pPr>
-    </w:p>
-    <w:p>
-      <w:pPr>
-        <w:keepLines w:val="0"/>
-        <w:pageBreakBefore w:val="0"/>
-        <w:widowControl/>
-        <w:kinsoku/>
-        <w:wordWrap/>
-        <w:overflowPunct/>
-        <w:topLinePunct w:val="0"/>
-        <w:autoSpaceDE/>
-        <w:autoSpaceDN/>
-        <w:bidi w:val="0"/>
-        <w:adjustRightInd/>
-        <w:snapToGrid/>
-        <w:spacing w:line="288" w:lineRule="auto"/>
-        <w:ind w:firstLine="426"/>
+        <w:keepNext w:val="0"/>
+        <w:keepLines w:val="0"/>
+        <w:pageBreakBefore w:val="0"/>
+        <w:widowControl/>
+        <w:kinsoku/>
+        <w:wordWrap/>
+        <w:overflowPunct/>
+        <w:topLinePunct w:val="0"/>
+        <w:autoSpaceDE/>
+        <w:autoSpaceDN/>
+        <w:bidi w:val="0"/>
+        <w:adjustRightInd/>
+        <w:snapToGrid/>
+        <w:spacing w:line="288" w:lineRule="auto"/>
+        <w:ind w:firstLine="709"/>
+        <w:textAlignment w:val="auto"/>
+        <w:rPr>
+          <w:rFonts w:hint="default" w:ascii="Times New Roman" w:hAnsi="Times New Roman" w:cs="Times New Roman"/>
+          <w:strike/>
+          <w:dstrike w:val="0"/>
+          <w:sz w:val="28"/>
+          <w:szCs w:val="28"/>
+        </w:rPr>
+      </w:pPr>
+    </w:p>
+    <w:p>
+      <w:pPr>
+        <w:keepNext w:val="0"/>
+        <w:keepLines w:val="0"/>
+        <w:pageBreakBefore w:val="0"/>
+        <w:widowControl/>
+        <w:kinsoku/>
+        <w:wordWrap/>
+        <w:overflowPunct/>
+        <w:topLinePunct w:val="0"/>
+        <w:autoSpaceDE/>
+        <w:autoSpaceDN/>
+        <w:bidi w:val="0"/>
+        <w:adjustRightInd/>
+        <w:snapToGrid/>
+        <w:spacing w:line="288" w:lineRule="auto"/>
+        <w:ind w:firstLine="709"/>
         <w:textAlignment w:val="auto"/>
         <w:rPr>
           <w:rFonts w:hint="default" w:ascii="Times New Roman" w:hAnsi="Times New Roman" w:cs="Times New Roman"/>
@@ -10454,32 +10549,34 @@
     </w:p>
     <w:p>
       <w:pPr>
-        <w:keepLines w:val="0"/>
-        <w:pageBreakBefore w:val="0"/>
-        <w:widowControl/>
-        <w:kinsoku/>
-        <w:wordWrap/>
-        <w:overflowPunct/>
-        <w:topLinePunct w:val="0"/>
-        <w:autoSpaceDE/>
-        <w:autoSpaceDN/>
-        <w:bidi w:val="0"/>
-        <w:adjustRightInd/>
-        <w:snapToGrid/>
-        <w:spacing w:line="288" w:lineRule="auto"/>
-        <w:ind w:firstLine="426"/>
-        <w:textAlignment w:val="auto"/>
-        <w:rPr>
-          <w:rFonts w:hint="default" w:ascii="Times New Roman" w:hAnsi="Times New Roman" w:cs="Times New Roman"/>
-          <w:strike/>
-          <w:dstrike w:val="0"/>
-          <w:sz w:val="28"/>
-          <w:szCs w:val="28"/>
-        </w:rPr>
-      </w:pPr>
-    </w:p>
-    <w:p>
-      <w:pPr>
+        <w:keepNext w:val="0"/>
+        <w:keepLines w:val="0"/>
+        <w:pageBreakBefore w:val="0"/>
+        <w:widowControl/>
+        <w:kinsoku/>
+        <w:wordWrap/>
+        <w:overflowPunct/>
+        <w:topLinePunct w:val="0"/>
+        <w:autoSpaceDE/>
+        <w:autoSpaceDN/>
+        <w:bidi w:val="0"/>
+        <w:adjustRightInd/>
+        <w:snapToGrid/>
+        <w:spacing w:line="288" w:lineRule="auto"/>
+        <w:ind w:firstLine="709"/>
+        <w:textAlignment w:val="auto"/>
+        <w:rPr>
+          <w:rFonts w:hint="default" w:ascii="Times New Roman" w:hAnsi="Times New Roman" w:cs="Times New Roman"/>
+          <w:strike/>
+          <w:dstrike w:val="0"/>
+          <w:sz w:val="28"/>
+          <w:szCs w:val="28"/>
+        </w:rPr>
+      </w:pPr>
+    </w:p>
+    <w:p>
+      <w:pPr>
+        <w:keepNext w:val="0"/>
         <w:keepLines w:val="0"/>
         <w:pageBreakBefore w:val="0"/>
         <w:widowControl/>
@@ -10496,7 +10593,7 @@
         <w:adjustRightInd/>
         <w:snapToGrid/>
         <w:spacing w:line="288" w:lineRule="auto"/>
-        <w:ind w:firstLine="426"/>
+        <w:ind w:firstLine="709"/>
         <w:textAlignment w:val="auto"/>
         <w:rPr>
           <w:rFonts w:hint="default" w:cs="Times New Roman"/>
@@ -10563,6 +10660,7 @@
     </w:p>
     <w:p>
       <w:pPr>
+        <w:keepNext w:val="0"/>
         <w:keepLines w:val="0"/>
         <w:pageBreakBefore w:val="0"/>
         <w:widowControl/>
@@ -10579,7 +10677,7 @@
         <w:adjustRightInd/>
         <w:snapToGrid/>
         <w:spacing w:line="288" w:lineRule="auto"/>
-        <w:ind w:firstLine="426"/>
+        <w:ind w:firstLine="709"/>
         <w:textAlignment w:val="auto"/>
         <w:rPr>
           <w:rFonts w:hint="default" w:cs="Times New Roman"/>
@@ -10593,20 +10691,21 @@
     </w:p>
     <w:p>
       <w:pPr>
-        <w:keepLines w:val="0"/>
-        <w:pageBreakBefore w:val="0"/>
-        <w:widowControl/>
-        <w:kinsoku/>
-        <w:wordWrap/>
-        <w:overflowPunct/>
-        <w:topLinePunct w:val="0"/>
-        <w:autoSpaceDE/>
-        <w:autoSpaceDN/>
-        <w:bidi w:val="0"/>
-        <w:adjustRightInd/>
-        <w:snapToGrid/>
-        <w:spacing w:line="288" w:lineRule="auto"/>
-        <w:ind w:firstLine="426"/>
+        <w:keepNext w:val="0"/>
+        <w:keepLines w:val="0"/>
+        <w:pageBreakBefore w:val="0"/>
+        <w:widowControl/>
+        <w:kinsoku/>
+        <w:wordWrap/>
+        <w:overflowPunct/>
+        <w:topLinePunct w:val="0"/>
+        <w:autoSpaceDE/>
+        <w:autoSpaceDN/>
+        <w:bidi w:val="0"/>
+        <w:adjustRightInd/>
+        <w:snapToGrid/>
+        <w:spacing w:line="288" w:lineRule="auto"/>
+        <w:ind w:firstLine="709"/>
         <w:jc w:val="both"/>
         <w:textAlignment w:val="auto"/>
         <w:rPr>
@@ -11067,20 +11166,21 @@
     </w:p>
     <w:p>
       <w:pPr>
-        <w:keepLines w:val="0"/>
-        <w:pageBreakBefore w:val="0"/>
-        <w:widowControl/>
-        <w:kinsoku/>
-        <w:wordWrap/>
-        <w:overflowPunct/>
-        <w:topLinePunct w:val="0"/>
-        <w:autoSpaceDE/>
-        <w:autoSpaceDN/>
-        <w:bidi w:val="0"/>
-        <w:adjustRightInd/>
-        <w:snapToGrid/>
-        <w:spacing w:line="288" w:lineRule="auto"/>
-        <w:ind w:firstLine="426"/>
+        <w:keepNext w:val="0"/>
+        <w:keepLines w:val="0"/>
+        <w:pageBreakBefore w:val="0"/>
+        <w:widowControl/>
+        <w:kinsoku/>
+        <w:wordWrap/>
+        <w:overflowPunct/>
+        <w:topLinePunct w:val="0"/>
+        <w:autoSpaceDE/>
+        <w:autoSpaceDN/>
+        <w:bidi w:val="0"/>
+        <w:adjustRightInd/>
+        <w:snapToGrid/>
+        <w:spacing w:line="288" w:lineRule="auto"/>
+        <w:ind w:firstLine="709"/>
         <w:jc w:val="center"/>
         <w:textAlignment w:val="auto"/>
         <w:rPr>
@@ -11094,20 +11194,21 @@
     </w:p>
     <w:p>
       <w:pPr>
-        <w:keepLines w:val="0"/>
-        <w:pageBreakBefore w:val="0"/>
-        <w:widowControl/>
-        <w:kinsoku/>
-        <w:wordWrap/>
-        <w:overflowPunct/>
-        <w:topLinePunct w:val="0"/>
-        <w:autoSpaceDE/>
-        <w:autoSpaceDN/>
-        <w:bidi w:val="0"/>
-        <w:adjustRightInd/>
-        <w:snapToGrid/>
-        <w:spacing w:line="288" w:lineRule="auto"/>
-        <w:ind w:firstLine="426"/>
+        <w:keepNext w:val="0"/>
+        <w:keepLines w:val="0"/>
+        <w:pageBreakBefore w:val="0"/>
+        <w:widowControl/>
+        <w:kinsoku/>
+        <w:wordWrap/>
+        <w:overflowPunct/>
+        <w:topLinePunct w:val="0"/>
+        <w:autoSpaceDE/>
+        <w:autoSpaceDN/>
+        <w:bidi w:val="0"/>
+        <w:adjustRightInd/>
+        <w:snapToGrid/>
+        <w:spacing w:line="288" w:lineRule="auto"/>
+        <w:ind w:firstLine="709"/>
         <w:textAlignment w:val="auto"/>
         <w:rPr>
           <w:rFonts w:hint="default" w:ascii="Times New Roman" w:hAnsi="Times New Roman" w:cs="Times New Roman"/>
@@ -11130,20 +11231,21 @@
     </w:p>
     <w:p>
       <w:pPr>
-        <w:keepLines w:val="0"/>
-        <w:pageBreakBefore w:val="0"/>
-        <w:widowControl/>
-        <w:kinsoku/>
-        <w:wordWrap/>
-        <w:overflowPunct/>
-        <w:topLinePunct w:val="0"/>
-        <w:autoSpaceDE/>
-        <w:autoSpaceDN/>
-        <w:bidi w:val="0"/>
-        <w:adjustRightInd/>
-        <w:snapToGrid/>
-        <w:spacing w:line="288" w:lineRule="auto"/>
-        <w:ind w:firstLine="426"/>
+        <w:keepNext w:val="0"/>
+        <w:keepLines w:val="0"/>
+        <w:pageBreakBefore w:val="0"/>
+        <w:widowControl/>
+        <w:kinsoku/>
+        <w:wordWrap/>
+        <w:overflowPunct/>
+        <w:topLinePunct w:val="0"/>
+        <w:autoSpaceDE/>
+        <w:autoSpaceDN/>
+        <w:bidi w:val="0"/>
+        <w:adjustRightInd/>
+        <w:snapToGrid/>
+        <w:spacing w:line="288" w:lineRule="auto"/>
+        <w:ind w:firstLine="709"/>
         <w:jc w:val="center"/>
         <w:textAlignment w:val="auto"/>
         <w:rPr>
@@ -11680,20 +11782,21 @@
     </w:p>
     <w:p>
       <w:pPr>
-        <w:keepLines w:val="0"/>
-        <w:pageBreakBefore w:val="0"/>
-        <w:widowControl/>
-        <w:kinsoku/>
-        <w:wordWrap/>
-        <w:overflowPunct/>
-        <w:topLinePunct w:val="0"/>
-        <w:autoSpaceDE/>
-        <w:autoSpaceDN/>
-        <w:bidi w:val="0"/>
-        <w:adjustRightInd/>
-        <w:snapToGrid/>
-        <w:spacing w:line="288" w:lineRule="auto"/>
-        <w:ind w:firstLine="426"/>
+        <w:keepNext w:val="0"/>
+        <w:keepLines w:val="0"/>
+        <w:pageBreakBefore w:val="0"/>
+        <w:widowControl/>
+        <w:kinsoku/>
+        <w:wordWrap/>
+        <w:overflowPunct/>
+        <w:topLinePunct w:val="0"/>
+        <w:autoSpaceDE/>
+        <w:autoSpaceDN/>
+        <w:bidi w:val="0"/>
+        <w:adjustRightInd/>
+        <w:snapToGrid/>
+        <w:spacing w:line="288" w:lineRule="auto"/>
+        <w:ind w:firstLine="709"/>
         <w:jc w:val="center"/>
         <w:textAlignment w:val="auto"/>
         <w:rPr>
@@ -11710,20 +11813,21 @@
     </w:p>
     <w:p>
       <w:pPr>
-        <w:keepLines w:val="0"/>
-        <w:pageBreakBefore w:val="0"/>
-        <w:widowControl/>
-        <w:kinsoku/>
-        <w:wordWrap/>
-        <w:overflowPunct/>
-        <w:topLinePunct w:val="0"/>
-        <w:autoSpaceDE/>
-        <w:autoSpaceDN/>
-        <w:bidi w:val="0"/>
-        <w:adjustRightInd/>
-        <w:snapToGrid/>
-        <w:spacing w:line="288" w:lineRule="auto"/>
-        <w:ind w:firstLine="426"/>
+        <w:keepNext w:val="0"/>
+        <w:keepLines w:val="0"/>
+        <w:pageBreakBefore w:val="0"/>
+        <w:widowControl/>
+        <w:kinsoku/>
+        <w:wordWrap/>
+        <w:overflowPunct/>
+        <w:topLinePunct w:val="0"/>
+        <w:autoSpaceDE/>
+        <w:autoSpaceDN/>
+        <w:bidi w:val="0"/>
+        <w:adjustRightInd/>
+        <w:snapToGrid/>
+        <w:spacing w:line="288" w:lineRule="auto"/>
+        <w:ind w:firstLine="709"/>
         <w:textAlignment w:val="auto"/>
         <w:rPr>
           <w:rFonts w:hint="default" w:cs="Times New Roman"/>
@@ -11748,20 +11852,21 @@
     </w:p>
     <w:p>
       <w:pPr>
-        <w:keepLines w:val="0"/>
-        <w:pageBreakBefore w:val="0"/>
-        <w:widowControl/>
-        <w:kinsoku/>
-        <w:wordWrap/>
-        <w:overflowPunct/>
-        <w:topLinePunct w:val="0"/>
-        <w:autoSpaceDE/>
-        <w:autoSpaceDN/>
-        <w:bidi w:val="0"/>
-        <w:adjustRightInd/>
-        <w:snapToGrid/>
-        <w:spacing w:line="288" w:lineRule="auto"/>
-        <w:ind w:firstLine="426"/>
+        <w:keepNext w:val="0"/>
+        <w:keepLines w:val="0"/>
+        <w:pageBreakBefore w:val="0"/>
+        <w:widowControl/>
+        <w:kinsoku/>
+        <w:wordWrap/>
+        <w:overflowPunct/>
+        <w:topLinePunct w:val="0"/>
+        <w:autoSpaceDE/>
+        <w:autoSpaceDN/>
+        <w:bidi w:val="0"/>
+        <w:adjustRightInd/>
+        <w:snapToGrid/>
+        <w:spacing w:line="288" w:lineRule="auto"/>
+        <w:ind w:firstLine="709"/>
         <w:textAlignment w:val="auto"/>
         <w:rPr>
           <w:rFonts w:hint="default" w:cs="Times New Roman"/>
@@ -11775,20 +11880,21 @@
     </w:p>
     <w:p>
       <w:pPr>
-        <w:keepLines w:val="0"/>
-        <w:pageBreakBefore w:val="0"/>
-        <w:widowControl/>
-        <w:kinsoku/>
-        <w:wordWrap/>
-        <w:overflowPunct/>
-        <w:topLinePunct w:val="0"/>
-        <w:autoSpaceDE/>
-        <w:autoSpaceDN/>
-        <w:bidi w:val="0"/>
-        <w:adjustRightInd/>
-        <w:snapToGrid/>
-        <w:spacing w:line="288" w:lineRule="auto"/>
-        <w:ind w:firstLine="426"/>
+        <w:keepNext w:val="0"/>
+        <w:keepLines w:val="0"/>
+        <w:pageBreakBefore w:val="0"/>
+        <w:widowControl/>
+        <w:kinsoku/>
+        <w:wordWrap/>
+        <w:overflowPunct/>
+        <w:topLinePunct w:val="0"/>
+        <w:autoSpaceDE/>
+        <w:autoSpaceDN/>
+        <w:bidi w:val="0"/>
+        <w:adjustRightInd/>
+        <w:snapToGrid/>
+        <w:spacing w:line="288" w:lineRule="auto"/>
+        <w:ind w:firstLine="709"/>
         <w:jc w:val="center"/>
         <w:textAlignment w:val="auto"/>
         <w:rPr>
@@ -11924,46 +12030,48 @@
     </w:p>
     <w:p>
       <w:pPr>
-        <w:keepLines w:val="0"/>
-        <w:pageBreakBefore w:val="0"/>
-        <w:widowControl/>
-        <w:kinsoku/>
-        <w:wordWrap/>
-        <w:overflowPunct/>
-        <w:topLinePunct w:val="0"/>
-        <w:autoSpaceDE/>
-        <w:autoSpaceDN/>
-        <w:bidi w:val="0"/>
-        <w:adjustRightInd/>
-        <w:snapToGrid/>
-        <w:spacing w:line="288" w:lineRule="auto"/>
-        <w:ind w:firstLine="426"/>
-        <w:textAlignment w:val="auto"/>
-        <w:rPr>
-          <w:rFonts w:hint="default" w:ascii="Times New Roman" w:hAnsi="Times New Roman" w:cs="Times New Roman"/>
-          <w:strike/>
-          <w:dstrike w:val="0"/>
-          <w:sz w:val="28"/>
-          <w:szCs w:val="28"/>
-        </w:rPr>
-      </w:pPr>
-    </w:p>
-    <w:p>
-      <w:pPr>
-        <w:keepLines w:val="0"/>
-        <w:pageBreakBefore w:val="0"/>
-        <w:widowControl/>
-        <w:kinsoku/>
-        <w:wordWrap/>
-        <w:overflowPunct/>
-        <w:topLinePunct w:val="0"/>
-        <w:autoSpaceDE/>
-        <w:autoSpaceDN/>
-        <w:bidi w:val="0"/>
-        <w:adjustRightInd/>
-        <w:snapToGrid/>
-        <w:spacing w:line="288" w:lineRule="auto"/>
-        <w:ind w:firstLine="426"/>
+        <w:keepNext w:val="0"/>
+        <w:keepLines w:val="0"/>
+        <w:pageBreakBefore w:val="0"/>
+        <w:widowControl/>
+        <w:kinsoku/>
+        <w:wordWrap/>
+        <w:overflowPunct/>
+        <w:topLinePunct w:val="0"/>
+        <w:autoSpaceDE/>
+        <w:autoSpaceDN/>
+        <w:bidi w:val="0"/>
+        <w:adjustRightInd/>
+        <w:snapToGrid/>
+        <w:spacing w:line="288" w:lineRule="auto"/>
+        <w:ind w:firstLine="709"/>
+        <w:textAlignment w:val="auto"/>
+        <w:rPr>
+          <w:rFonts w:hint="default" w:ascii="Times New Roman" w:hAnsi="Times New Roman" w:cs="Times New Roman"/>
+          <w:strike/>
+          <w:dstrike w:val="0"/>
+          <w:sz w:val="28"/>
+          <w:szCs w:val="28"/>
+        </w:rPr>
+      </w:pPr>
+    </w:p>
+    <w:p>
+      <w:pPr>
+        <w:keepNext w:val="0"/>
+        <w:keepLines w:val="0"/>
+        <w:pageBreakBefore w:val="0"/>
+        <w:widowControl/>
+        <w:kinsoku/>
+        <w:wordWrap/>
+        <w:overflowPunct/>
+        <w:topLinePunct w:val="0"/>
+        <w:autoSpaceDE/>
+        <w:autoSpaceDN/>
+        <w:bidi w:val="0"/>
+        <w:adjustRightInd/>
+        <w:snapToGrid/>
+        <w:spacing w:line="288" w:lineRule="auto"/>
+        <w:ind w:firstLine="709"/>
         <w:textAlignment w:val="auto"/>
         <w:rPr>
           <w:rFonts w:hint="default" w:ascii="Times New Roman" w:hAnsi="Times New Roman" w:cs="Times New Roman"/>
@@ -11986,20 +12094,21 @@
     </w:p>
     <w:p>
       <w:pPr>
-        <w:keepLines w:val="0"/>
-        <w:pageBreakBefore w:val="0"/>
-        <w:widowControl/>
-        <w:kinsoku/>
-        <w:wordWrap/>
-        <w:overflowPunct/>
-        <w:topLinePunct w:val="0"/>
-        <w:autoSpaceDE/>
-        <w:autoSpaceDN/>
-        <w:bidi w:val="0"/>
-        <w:adjustRightInd/>
-        <w:snapToGrid/>
-        <w:spacing w:line="288" w:lineRule="auto"/>
-        <w:ind w:firstLine="426"/>
+        <w:keepNext w:val="0"/>
+        <w:keepLines w:val="0"/>
+        <w:pageBreakBefore w:val="0"/>
+        <w:widowControl/>
+        <w:kinsoku/>
+        <w:wordWrap/>
+        <w:overflowPunct/>
+        <w:topLinePunct w:val="0"/>
+        <w:autoSpaceDE/>
+        <w:autoSpaceDN/>
+        <w:bidi w:val="0"/>
+        <w:adjustRightInd/>
+        <w:snapToGrid/>
+        <w:spacing w:line="288" w:lineRule="auto"/>
+        <w:ind w:firstLine="709"/>
         <w:textAlignment w:val="auto"/>
         <w:rPr>
           <w:rFonts w:hint="default" w:ascii="Times New Roman" w:hAnsi="Times New Roman" w:cs="Times New Roman"/>
@@ -12064,20 +12173,21 @@
     </w:p>
     <w:p>
       <w:pPr>
-        <w:keepLines w:val="0"/>
-        <w:pageBreakBefore w:val="0"/>
-        <w:widowControl/>
-        <w:kinsoku/>
-        <w:wordWrap/>
-        <w:overflowPunct/>
-        <w:topLinePunct w:val="0"/>
-        <w:autoSpaceDE/>
-        <w:autoSpaceDN/>
-        <w:bidi w:val="0"/>
-        <w:adjustRightInd/>
-        <w:snapToGrid/>
-        <w:spacing w:line="288" w:lineRule="auto"/>
-        <w:ind w:firstLine="426"/>
+        <w:keepNext w:val="0"/>
+        <w:keepLines w:val="0"/>
+        <w:pageBreakBefore w:val="0"/>
+        <w:widowControl/>
+        <w:kinsoku/>
+        <w:wordWrap/>
+        <w:overflowPunct/>
+        <w:topLinePunct w:val="0"/>
+        <w:autoSpaceDE/>
+        <w:autoSpaceDN/>
+        <w:bidi w:val="0"/>
+        <w:adjustRightInd/>
+        <w:snapToGrid/>
+        <w:spacing w:line="288" w:lineRule="auto"/>
+        <w:ind w:firstLine="709"/>
         <w:jc w:val="both"/>
         <w:textAlignment w:val="auto"/>
         <w:rPr>
@@ -12091,20 +12201,21 @@
     </w:p>
     <w:p>
       <w:pPr>
-        <w:keepLines w:val="0"/>
-        <w:pageBreakBefore w:val="0"/>
-        <w:widowControl/>
-        <w:kinsoku/>
-        <w:wordWrap/>
-        <w:overflowPunct/>
-        <w:topLinePunct w:val="0"/>
-        <w:autoSpaceDE/>
-        <w:autoSpaceDN/>
-        <w:bidi w:val="0"/>
-        <w:adjustRightInd/>
-        <w:snapToGrid/>
-        <w:spacing w:line="288" w:lineRule="auto"/>
-        <w:ind w:firstLine="426"/>
+        <w:keepNext w:val="0"/>
+        <w:keepLines w:val="0"/>
+        <w:pageBreakBefore w:val="0"/>
+        <w:widowControl/>
+        <w:kinsoku/>
+        <w:wordWrap/>
+        <w:overflowPunct/>
+        <w:topLinePunct w:val="0"/>
+        <w:autoSpaceDE/>
+        <w:autoSpaceDN/>
+        <w:bidi w:val="0"/>
+        <w:adjustRightInd/>
+        <w:snapToGrid/>
+        <w:spacing w:line="288" w:lineRule="auto"/>
+        <w:ind w:firstLine="709"/>
         <w:jc w:val="center"/>
         <w:textAlignment w:val="auto"/>
         <w:rPr>
@@ -12368,20 +12479,21 @@
     </w:p>
     <w:p>
       <w:pPr>
-        <w:keepLines w:val="0"/>
-        <w:pageBreakBefore w:val="0"/>
-        <w:widowControl/>
-        <w:kinsoku/>
-        <w:wordWrap/>
-        <w:overflowPunct/>
-        <w:topLinePunct w:val="0"/>
-        <w:autoSpaceDE/>
-        <w:autoSpaceDN/>
-        <w:bidi w:val="0"/>
-        <w:adjustRightInd/>
-        <w:snapToGrid/>
-        <w:spacing w:line="288" w:lineRule="auto"/>
-        <w:ind w:firstLine="426"/>
+        <w:keepNext w:val="0"/>
+        <w:keepLines w:val="0"/>
+        <w:pageBreakBefore w:val="0"/>
+        <w:widowControl/>
+        <w:kinsoku/>
+        <w:wordWrap/>
+        <w:overflowPunct/>
+        <w:topLinePunct w:val="0"/>
+        <w:autoSpaceDE/>
+        <w:autoSpaceDN/>
+        <w:bidi w:val="0"/>
+        <w:adjustRightInd/>
+        <w:snapToGrid/>
+        <w:spacing w:line="288" w:lineRule="auto"/>
+        <w:ind w:firstLine="709"/>
         <w:textAlignment w:val="auto"/>
         <w:rPr>
           <w:rFonts w:hint="default" w:ascii="Times New Roman" w:hAnsi="Times New Roman" w:cs="Times New Roman"/>
@@ -12441,46 +12553,48 @@
     </w:p>
     <w:p>
       <w:pPr>
-        <w:keepLines w:val="0"/>
-        <w:pageBreakBefore w:val="0"/>
-        <w:widowControl/>
-        <w:kinsoku/>
-        <w:wordWrap/>
-        <w:overflowPunct/>
-        <w:topLinePunct w:val="0"/>
-        <w:autoSpaceDE/>
-        <w:autoSpaceDN/>
-        <w:bidi w:val="0"/>
-        <w:adjustRightInd/>
-        <w:snapToGrid/>
-        <w:spacing w:line="288" w:lineRule="auto"/>
-        <w:ind w:firstLine="426"/>
-        <w:textAlignment w:val="auto"/>
-        <w:rPr>
-          <w:rFonts w:hint="default" w:ascii="Times New Roman" w:hAnsi="Times New Roman" w:cs="Times New Roman"/>
-          <w:strike w:val="0"/>
-          <w:dstrike w:val="0"/>
-          <w:sz w:val="28"/>
-          <w:szCs w:val="28"/>
-        </w:rPr>
-      </w:pPr>
-    </w:p>
-    <w:p>
-      <w:pPr>
-        <w:keepLines w:val="0"/>
-        <w:pageBreakBefore w:val="0"/>
-        <w:widowControl/>
-        <w:kinsoku/>
-        <w:wordWrap/>
-        <w:overflowPunct/>
-        <w:topLinePunct w:val="0"/>
-        <w:autoSpaceDE/>
-        <w:autoSpaceDN/>
-        <w:bidi w:val="0"/>
-        <w:adjustRightInd/>
-        <w:snapToGrid/>
-        <w:spacing w:line="288" w:lineRule="auto"/>
-        <w:ind w:firstLine="426"/>
+        <w:keepNext w:val="0"/>
+        <w:keepLines w:val="0"/>
+        <w:pageBreakBefore w:val="0"/>
+        <w:widowControl/>
+        <w:kinsoku/>
+        <w:wordWrap/>
+        <w:overflowPunct/>
+        <w:topLinePunct w:val="0"/>
+        <w:autoSpaceDE/>
+        <w:autoSpaceDN/>
+        <w:bidi w:val="0"/>
+        <w:adjustRightInd/>
+        <w:snapToGrid/>
+        <w:spacing w:line="288" w:lineRule="auto"/>
+        <w:ind w:firstLine="709"/>
+        <w:textAlignment w:val="auto"/>
+        <w:rPr>
+          <w:rFonts w:hint="default" w:ascii="Times New Roman" w:hAnsi="Times New Roman" w:cs="Times New Roman"/>
+          <w:strike w:val="0"/>
+          <w:dstrike w:val="0"/>
+          <w:sz w:val="28"/>
+          <w:szCs w:val="28"/>
+        </w:rPr>
+      </w:pPr>
+    </w:p>
+    <w:p>
+      <w:pPr>
+        <w:keepNext w:val="0"/>
+        <w:keepLines w:val="0"/>
+        <w:pageBreakBefore w:val="0"/>
+        <w:widowControl/>
+        <w:kinsoku/>
+        <w:wordWrap/>
+        <w:overflowPunct/>
+        <w:topLinePunct w:val="0"/>
+        <w:autoSpaceDE/>
+        <w:autoSpaceDN/>
+        <w:bidi w:val="0"/>
+        <w:adjustRightInd/>
+        <w:snapToGrid/>
+        <w:spacing w:line="288" w:lineRule="auto"/>
+        <w:ind w:firstLine="709"/>
         <w:jc w:val="center"/>
         <w:textAlignment w:val="auto"/>
         <w:rPr>
@@ -12527,20 +12641,21 @@
     </w:p>
     <w:p>
       <w:pPr>
-        <w:keepLines w:val="0"/>
-        <w:pageBreakBefore w:val="0"/>
-        <w:widowControl/>
-        <w:kinsoku/>
-        <w:wordWrap/>
-        <w:overflowPunct/>
-        <w:topLinePunct w:val="0"/>
-        <w:autoSpaceDE/>
-        <w:autoSpaceDN/>
-        <w:bidi w:val="0"/>
-        <w:adjustRightInd/>
-        <w:snapToGrid/>
-        <w:spacing w:line="288" w:lineRule="auto"/>
-        <w:ind w:firstLine="426"/>
+        <w:keepNext w:val="0"/>
+        <w:keepLines w:val="0"/>
+        <w:pageBreakBefore w:val="0"/>
+        <w:widowControl/>
+        <w:kinsoku/>
+        <w:wordWrap/>
+        <w:overflowPunct/>
+        <w:topLinePunct w:val="0"/>
+        <w:autoSpaceDE/>
+        <w:autoSpaceDN/>
+        <w:bidi w:val="0"/>
+        <w:adjustRightInd/>
+        <w:snapToGrid/>
+        <w:spacing w:line="288" w:lineRule="auto"/>
+        <w:ind w:firstLine="709"/>
         <w:jc w:val="both"/>
         <w:textAlignment w:val="auto"/>
         <w:rPr>
@@ -12554,20 +12669,21 @@
     </w:p>
     <w:p>
       <w:pPr>
-        <w:keepLines w:val="0"/>
-        <w:pageBreakBefore w:val="0"/>
-        <w:widowControl/>
-        <w:kinsoku/>
-        <w:wordWrap/>
-        <w:overflowPunct/>
-        <w:topLinePunct w:val="0"/>
-        <w:autoSpaceDE/>
-        <w:autoSpaceDN/>
-        <w:bidi w:val="0"/>
-        <w:adjustRightInd/>
-        <w:snapToGrid/>
-        <w:spacing w:line="288" w:lineRule="auto"/>
-        <w:ind w:firstLine="426"/>
+        <w:keepNext w:val="0"/>
+        <w:keepLines w:val="0"/>
+        <w:pageBreakBefore w:val="0"/>
+        <w:widowControl/>
+        <w:kinsoku/>
+        <w:wordWrap/>
+        <w:overflowPunct/>
+        <w:topLinePunct w:val="0"/>
+        <w:autoSpaceDE/>
+        <w:autoSpaceDN/>
+        <w:bidi w:val="0"/>
+        <w:adjustRightInd/>
+        <w:snapToGrid/>
+        <w:spacing w:line="288" w:lineRule="auto"/>
+        <w:ind w:firstLine="709"/>
         <w:textAlignment w:val="auto"/>
         <w:rPr>
           <w:rFonts w:hint="default" w:ascii="Times New Roman" w:hAnsi="Times New Roman" w:cs="Times New Roman"/>
@@ -12684,20 +12800,21 @@
     </w:p>
     <w:p>
       <w:pPr>
-        <w:keepLines w:val="0"/>
-        <w:pageBreakBefore w:val="0"/>
-        <w:widowControl/>
-        <w:kinsoku/>
-        <w:wordWrap/>
-        <w:overflowPunct/>
-        <w:topLinePunct w:val="0"/>
-        <w:autoSpaceDE/>
-        <w:autoSpaceDN/>
-        <w:bidi w:val="0"/>
-        <w:adjustRightInd/>
-        <w:snapToGrid/>
-        <w:spacing w:line="288" w:lineRule="auto"/>
-        <w:ind w:firstLine="426"/>
+        <w:keepNext w:val="0"/>
+        <w:keepLines w:val="0"/>
+        <w:pageBreakBefore w:val="0"/>
+        <w:widowControl/>
+        <w:kinsoku/>
+        <w:wordWrap/>
+        <w:overflowPunct/>
+        <w:topLinePunct w:val="0"/>
+        <w:autoSpaceDE/>
+        <w:autoSpaceDN/>
+        <w:bidi w:val="0"/>
+        <w:adjustRightInd/>
+        <w:snapToGrid/>
+        <w:spacing w:line="288" w:lineRule="auto"/>
+        <w:ind w:firstLine="709"/>
         <w:textAlignment w:val="auto"/>
         <w:rPr>
           <w:rFonts w:hint="default" w:ascii="Times New Roman" w:hAnsi="Times New Roman" w:cs="Times New Roman"/>
@@ -12897,20 +13014,21 @@
     </w:p>
     <w:p>
       <w:pPr>
-        <w:keepLines w:val="0"/>
-        <w:pageBreakBefore w:val="0"/>
-        <w:widowControl/>
-        <w:kinsoku/>
-        <w:wordWrap/>
-        <w:overflowPunct/>
-        <w:topLinePunct w:val="0"/>
-        <w:autoSpaceDE/>
-        <w:autoSpaceDN/>
-        <w:bidi w:val="0"/>
-        <w:adjustRightInd/>
-        <w:snapToGrid/>
-        <w:spacing w:line="288" w:lineRule="auto"/>
-        <w:ind w:firstLine="426"/>
+        <w:keepNext w:val="0"/>
+        <w:keepLines w:val="0"/>
+        <w:pageBreakBefore w:val="0"/>
+        <w:widowControl/>
+        <w:kinsoku/>
+        <w:wordWrap/>
+        <w:overflowPunct/>
+        <w:topLinePunct w:val="0"/>
+        <w:autoSpaceDE/>
+        <w:autoSpaceDN/>
+        <w:bidi w:val="0"/>
+        <w:adjustRightInd/>
+        <w:snapToGrid/>
+        <w:spacing w:line="288" w:lineRule="auto"/>
+        <w:ind w:firstLine="709"/>
         <w:textAlignment w:val="auto"/>
         <w:rPr>
           <w:rFonts w:hint="default" w:ascii="Times New Roman" w:hAnsi="Times New Roman" w:cs="Times New Roman"/>
@@ -12992,20 +13110,21 @@
     </w:p>
     <w:p>
       <w:pPr>
-        <w:keepLines w:val="0"/>
-        <w:pageBreakBefore w:val="0"/>
-        <w:widowControl/>
-        <w:kinsoku/>
-        <w:wordWrap/>
-        <w:overflowPunct/>
-        <w:topLinePunct w:val="0"/>
-        <w:autoSpaceDE/>
-        <w:autoSpaceDN/>
-        <w:bidi w:val="0"/>
-        <w:adjustRightInd/>
-        <w:snapToGrid/>
-        <w:spacing w:line="288" w:lineRule="auto"/>
-        <w:ind w:firstLine="426"/>
+        <w:keepNext w:val="0"/>
+        <w:keepLines w:val="0"/>
+        <w:pageBreakBefore w:val="0"/>
+        <w:widowControl/>
+        <w:kinsoku/>
+        <w:wordWrap/>
+        <w:overflowPunct/>
+        <w:topLinePunct w:val="0"/>
+        <w:autoSpaceDE/>
+        <w:autoSpaceDN/>
+        <w:bidi w:val="0"/>
+        <w:adjustRightInd/>
+        <w:snapToGrid/>
+        <w:spacing w:line="288" w:lineRule="auto"/>
+        <w:ind w:firstLine="709"/>
         <w:jc w:val="center"/>
         <w:textAlignment w:val="auto"/>
         <w:rPr>
@@ -13019,20 +13138,21 @@
     </w:p>
     <w:p>
       <w:pPr>
-        <w:keepLines w:val="0"/>
-        <w:pageBreakBefore w:val="0"/>
-        <w:widowControl/>
-        <w:kinsoku/>
-        <w:wordWrap/>
-        <w:overflowPunct/>
-        <w:topLinePunct w:val="0"/>
-        <w:autoSpaceDE/>
-        <w:autoSpaceDN/>
-        <w:bidi w:val="0"/>
-        <w:adjustRightInd/>
-        <w:snapToGrid/>
-        <w:spacing w:line="288" w:lineRule="auto"/>
-        <w:ind w:firstLine="426"/>
+        <w:keepNext w:val="0"/>
+        <w:keepLines w:val="0"/>
+        <w:pageBreakBefore w:val="0"/>
+        <w:widowControl/>
+        <w:kinsoku/>
+        <w:wordWrap/>
+        <w:overflowPunct/>
+        <w:topLinePunct w:val="0"/>
+        <w:autoSpaceDE/>
+        <w:autoSpaceDN/>
+        <w:bidi w:val="0"/>
+        <w:adjustRightInd/>
+        <w:snapToGrid/>
+        <w:spacing w:line="288" w:lineRule="auto"/>
+        <w:ind w:firstLine="709"/>
         <w:jc w:val="center"/>
         <w:textAlignment w:val="auto"/>
         <w:rPr>
@@ -13089,20 +13209,21 @@
     </w:p>
     <w:p>
       <w:pPr>
-        <w:keepLines w:val="0"/>
-        <w:pageBreakBefore w:val="0"/>
-        <w:widowControl/>
-        <w:kinsoku/>
-        <w:wordWrap/>
-        <w:overflowPunct/>
-        <w:topLinePunct w:val="0"/>
-        <w:autoSpaceDE/>
-        <w:autoSpaceDN/>
-        <w:bidi w:val="0"/>
-        <w:adjustRightInd/>
-        <w:snapToGrid/>
-        <w:spacing w:line="288" w:lineRule="auto"/>
-        <w:ind w:firstLine="426"/>
+        <w:keepNext w:val="0"/>
+        <w:keepLines w:val="0"/>
+        <w:pageBreakBefore w:val="0"/>
+        <w:widowControl/>
+        <w:kinsoku/>
+        <w:wordWrap/>
+        <w:overflowPunct/>
+        <w:topLinePunct w:val="0"/>
+        <w:autoSpaceDE/>
+        <w:autoSpaceDN/>
+        <w:bidi w:val="0"/>
+        <w:adjustRightInd/>
+        <w:snapToGrid/>
+        <w:spacing w:line="288" w:lineRule="auto"/>
+        <w:ind w:firstLine="709"/>
         <w:jc w:val="center"/>
         <w:textAlignment w:val="auto"/>
         <w:rPr>
@@ -13119,20 +13240,21 @@
     </w:p>
     <w:p>
       <w:pPr>
-        <w:keepLines w:val="0"/>
-        <w:pageBreakBefore w:val="0"/>
-        <w:widowControl/>
-        <w:kinsoku/>
-        <w:wordWrap/>
-        <w:overflowPunct/>
-        <w:topLinePunct w:val="0"/>
-        <w:autoSpaceDE/>
-        <w:autoSpaceDN/>
-        <w:bidi w:val="0"/>
-        <w:adjustRightInd/>
-        <w:snapToGrid/>
-        <w:spacing w:line="288" w:lineRule="auto"/>
-        <w:ind w:firstLine="426"/>
+        <w:keepNext w:val="0"/>
+        <w:keepLines w:val="0"/>
+        <w:pageBreakBefore w:val="0"/>
+        <w:widowControl/>
+        <w:kinsoku/>
+        <w:wordWrap/>
+        <w:overflowPunct/>
+        <w:topLinePunct w:val="0"/>
+        <w:autoSpaceDE/>
+        <w:autoSpaceDN/>
+        <w:bidi w:val="0"/>
+        <w:adjustRightInd/>
+        <w:snapToGrid/>
+        <w:spacing w:line="288" w:lineRule="auto"/>
+        <w:ind w:firstLine="709"/>
         <w:textAlignment w:val="auto"/>
         <w:rPr>
           <w:rFonts w:hint="default" w:ascii="Times New Roman" w:hAnsi="Times New Roman" w:cs="Times New Roman"/>
@@ -13155,20 +13277,21 @@
     </w:p>
     <w:p>
       <w:pPr>
-        <w:keepLines w:val="0"/>
-        <w:pageBreakBefore w:val="0"/>
-        <w:widowControl/>
-        <w:kinsoku/>
-        <w:wordWrap/>
-        <w:overflowPunct/>
-        <w:topLinePunct w:val="0"/>
-        <w:autoSpaceDE/>
-        <w:autoSpaceDN/>
-        <w:bidi w:val="0"/>
-        <w:adjustRightInd/>
-        <w:snapToGrid/>
-        <w:spacing w:line="288" w:lineRule="auto"/>
-        <w:ind w:firstLine="426"/>
+        <w:keepNext w:val="0"/>
+        <w:keepLines w:val="0"/>
+        <w:pageBreakBefore w:val="0"/>
+        <w:widowControl/>
+        <w:kinsoku/>
+        <w:wordWrap/>
+        <w:overflowPunct/>
+        <w:topLinePunct w:val="0"/>
+        <w:autoSpaceDE/>
+        <w:autoSpaceDN/>
+        <w:bidi w:val="0"/>
+        <w:adjustRightInd/>
+        <w:snapToGrid/>
+        <w:spacing w:line="288" w:lineRule="auto"/>
+        <w:ind w:firstLine="709"/>
         <w:jc w:val="center"/>
         <w:textAlignment w:val="auto"/>
         <w:rPr>
@@ -13319,20 +13442,21 @@
     </w:p>
     <w:p>
       <w:pPr>
-        <w:keepLines w:val="0"/>
-        <w:pageBreakBefore w:val="0"/>
-        <w:widowControl/>
-        <w:kinsoku/>
-        <w:wordWrap/>
-        <w:overflowPunct/>
-        <w:topLinePunct w:val="0"/>
-        <w:autoSpaceDE/>
-        <w:autoSpaceDN/>
-        <w:bidi w:val="0"/>
-        <w:adjustRightInd/>
-        <w:snapToGrid/>
-        <w:spacing w:line="288" w:lineRule="auto"/>
-        <w:ind w:firstLine="426"/>
+        <w:keepNext w:val="0"/>
+        <w:keepLines w:val="0"/>
+        <w:pageBreakBefore w:val="0"/>
+        <w:widowControl/>
+        <w:kinsoku/>
+        <w:wordWrap/>
+        <w:overflowPunct/>
+        <w:topLinePunct w:val="0"/>
+        <w:autoSpaceDE/>
+        <w:autoSpaceDN/>
+        <w:bidi w:val="0"/>
+        <w:adjustRightInd/>
+        <w:snapToGrid/>
+        <w:spacing w:line="288" w:lineRule="auto"/>
+        <w:ind w:firstLine="709"/>
         <w:jc w:val="center"/>
         <w:textAlignment w:val="auto"/>
         <w:rPr>
@@ -13346,20 +13470,21 @@
     </w:p>
     <w:p>
       <w:pPr>
-        <w:keepLines w:val="0"/>
-        <w:pageBreakBefore w:val="0"/>
-        <w:widowControl/>
-        <w:kinsoku/>
-        <w:wordWrap/>
-        <w:overflowPunct/>
-        <w:topLinePunct w:val="0"/>
-        <w:autoSpaceDE/>
-        <w:autoSpaceDN/>
-        <w:bidi w:val="0"/>
-        <w:adjustRightInd/>
-        <w:snapToGrid/>
-        <w:spacing w:line="288" w:lineRule="auto"/>
-        <w:ind w:firstLine="426"/>
+        <w:keepNext w:val="0"/>
+        <w:keepLines w:val="0"/>
+        <w:pageBreakBefore w:val="0"/>
+        <w:widowControl/>
+        <w:kinsoku/>
+        <w:wordWrap/>
+        <w:overflowPunct/>
+        <w:topLinePunct w:val="0"/>
+        <w:autoSpaceDE/>
+        <w:autoSpaceDN/>
+        <w:bidi w:val="0"/>
+        <w:adjustRightInd/>
+        <w:snapToGrid/>
+        <w:spacing w:line="288" w:lineRule="auto"/>
+        <w:ind w:firstLine="709"/>
         <w:textAlignment w:val="auto"/>
         <w:rPr>
           <w:rFonts w:hint="default" w:ascii="Times New Roman" w:hAnsi="Times New Roman" w:cs="Times New Roman"/>
@@ -13383,20 +13508,21 @@
     </w:p>
     <w:p>
       <w:pPr>
-        <w:keepLines w:val="0"/>
-        <w:pageBreakBefore w:val="0"/>
-        <w:widowControl/>
-        <w:kinsoku/>
-        <w:wordWrap/>
-        <w:overflowPunct/>
-        <w:topLinePunct w:val="0"/>
-        <w:autoSpaceDE/>
-        <w:autoSpaceDN/>
-        <w:bidi w:val="0"/>
-        <w:adjustRightInd/>
-        <w:snapToGrid/>
-        <w:spacing w:line="288" w:lineRule="auto"/>
-        <w:ind w:firstLine="426"/>
+        <w:keepNext w:val="0"/>
+        <w:keepLines w:val="0"/>
+        <w:pageBreakBefore w:val="0"/>
+        <w:widowControl/>
+        <w:kinsoku/>
+        <w:wordWrap/>
+        <w:overflowPunct/>
+        <w:topLinePunct w:val="0"/>
+        <w:autoSpaceDE/>
+        <w:autoSpaceDN/>
+        <w:bidi w:val="0"/>
+        <w:adjustRightInd/>
+        <w:snapToGrid/>
+        <w:spacing w:line="288" w:lineRule="auto"/>
+        <w:ind w:firstLine="709"/>
         <w:textAlignment w:val="auto"/>
         <w:rPr>
           <w:rFonts w:hint="default" w:ascii="Times New Roman" w:hAnsi="Times New Roman" w:cs="Times New Roman"/>
@@ -13440,20 +13566,21 @@
     </w:p>
     <w:p>
       <w:pPr>
-        <w:keepLines w:val="0"/>
-        <w:pageBreakBefore w:val="0"/>
-        <w:widowControl/>
-        <w:kinsoku/>
-        <w:wordWrap/>
-        <w:overflowPunct/>
-        <w:topLinePunct w:val="0"/>
-        <w:autoSpaceDE/>
-        <w:autoSpaceDN/>
-        <w:bidi w:val="0"/>
-        <w:adjustRightInd/>
-        <w:snapToGrid/>
-        <w:spacing w:line="288" w:lineRule="auto"/>
-        <w:ind w:firstLine="426"/>
+        <w:keepNext w:val="0"/>
+        <w:keepLines w:val="0"/>
+        <w:pageBreakBefore w:val="0"/>
+        <w:widowControl/>
+        <w:kinsoku/>
+        <w:wordWrap/>
+        <w:overflowPunct/>
+        <w:topLinePunct w:val="0"/>
+        <w:autoSpaceDE/>
+        <w:autoSpaceDN/>
+        <w:bidi w:val="0"/>
+        <w:adjustRightInd/>
+        <w:snapToGrid/>
+        <w:spacing w:line="288" w:lineRule="auto"/>
+        <w:ind w:firstLine="709"/>
         <w:textAlignment w:val="auto"/>
         <w:rPr>
           <w:rFonts w:hint="default" w:ascii="Times New Roman" w:hAnsi="Times New Roman" w:cs="Times New Roman"/>
@@ -13476,46 +13603,48 @@
     </w:p>
     <w:p>
       <w:pPr>
-        <w:keepLines w:val="0"/>
-        <w:pageBreakBefore w:val="0"/>
-        <w:widowControl/>
-        <w:kinsoku/>
-        <w:wordWrap/>
-        <w:overflowPunct/>
-        <w:topLinePunct w:val="0"/>
-        <w:autoSpaceDE/>
-        <w:autoSpaceDN/>
-        <w:bidi w:val="0"/>
-        <w:adjustRightInd/>
-        <w:snapToGrid/>
-        <w:spacing w:line="288" w:lineRule="auto"/>
-        <w:ind w:firstLine="426"/>
-        <w:textAlignment w:val="auto"/>
-        <w:rPr>
-          <w:rFonts w:hint="default" w:ascii="Times New Roman" w:hAnsi="Times New Roman" w:cs="Times New Roman"/>
-          <w:strike/>
-          <w:dstrike w:val="0"/>
-          <w:sz w:val="28"/>
-          <w:szCs w:val="28"/>
-        </w:rPr>
-      </w:pPr>
-    </w:p>
-    <w:p>
-      <w:pPr>
-        <w:keepLines w:val="0"/>
-        <w:pageBreakBefore w:val="0"/>
-        <w:widowControl/>
-        <w:kinsoku/>
-        <w:wordWrap/>
-        <w:overflowPunct/>
-        <w:topLinePunct w:val="0"/>
-        <w:autoSpaceDE/>
-        <w:autoSpaceDN/>
-        <w:bidi w:val="0"/>
-        <w:adjustRightInd/>
-        <w:snapToGrid/>
-        <w:spacing w:line="288" w:lineRule="auto"/>
-        <w:ind w:firstLine="426"/>
+        <w:keepNext w:val="0"/>
+        <w:keepLines w:val="0"/>
+        <w:pageBreakBefore w:val="0"/>
+        <w:widowControl/>
+        <w:kinsoku/>
+        <w:wordWrap/>
+        <w:overflowPunct/>
+        <w:topLinePunct w:val="0"/>
+        <w:autoSpaceDE/>
+        <w:autoSpaceDN/>
+        <w:bidi w:val="0"/>
+        <w:adjustRightInd/>
+        <w:snapToGrid/>
+        <w:spacing w:line="288" w:lineRule="auto"/>
+        <w:ind w:firstLine="709"/>
+        <w:textAlignment w:val="auto"/>
+        <w:rPr>
+          <w:rFonts w:hint="default" w:ascii="Times New Roman" w:hAnsi="Times New Roman" w:cs="Times New Roman"/>
+          <w:strike/>
+          <w:dstrike w:val="0"/>
+          <w:sz w:val="28"/>
+          <w:szCs w:val="28"/>
+        </w:rPr>
+      </w:pPr>
+    </w:p>
+    <w:p>
+      <w:pPr>
+        <w:keepNext w:val="0"/>
+        <w:keepLines w:val="0"/>
+        <w:pageBreakBefore w:val="0"/>
+        <w:widowControl/>
+        <w:kinsoku/>
+        <w:wordWrap/>
+        <w:overflowPunct/>
+        <w:topLinePunct w:val="0"/>
+        <w:autoSpaceDE/>
+        <w:autoSpaceDN/>
+        <w:bidi w:val="0"/>
+        <w:adjustRightInd/>
+        <w:snapToGrid/>
+        <w:spacing w:line="288" w:lineRule="auto"/>
+        <w:ind w:firstLine="709"/>
         <w:jc w:val="center"/>
         <w:textAlignment w:val="auto"/>
         <w:rPr>
@@ -13564,20 +13693,21 @@
     </w:p>
     <w:p>
       <w:pPr>
-        <w:keepLines w:val="0"/>
-        <w:pageBreakBefore w:val="0"/>
-        <w:widowControl/>
-        <w:kinsoku/>
-        <w:wordWrap/>
-        <w:overflowPunct/>
-        <w:topLinePunct w:val="0"/>
-        <w:autoSpaceDE/>
-        <w:autoSpaceDN/>
-        <w:bidi w:val="0"/>
-        <w:adjustRightInd/>
-        <w:snapToGrid/>
-        <w:spacing w:line="288" w:lineRule="auto"/>
-        <w:ind w:firstLine="426"/>
+        <w:keepNext w:val="0"/>
+        <w:keepLines w:val="0"/>
+        <w:pageBreakBefore w:val="0"/>
+        <w:widowControl/>
+        <w:kinsoku/>
+        <w:wordWrap/>
+        <w:overflowPunct/>
+        <w:topLinePunct w:val="0"/>
+        <w:autoSpaceDE/>
+        <w:autoSpaceDN/>
+        <w:bidi w:val="0"/>
+        <w:adjustRightInd/>
+        <w:snapToGrid/>
+        <w:spacing w:line="288" w:lineRule="auto"/>
+        <w:ind w:firstLine="709"/>
         <w:jc w:val="center"/>
         <w:textAlignment w:val="auto"/>
         <w:rPr>
@@ -13592,20 +13722,21 @@
     </w:p>
     <w:p>
       <w:pPr>
-        <w:keepLines w:val="0"/>
-        <w:pageBreakBefore w:val="0"/>
-        <w:widowControl/>
-        <w:kinsoku/>
-        <w:wordWrap/>
-        <w:overflowPunct/>
-        <w:topLinePunct w:val="0"/>
-        <w:autoSpaceDE/>
-        <w:autoSpaceDN/>
-        <w:bidi w:val="0"/>
-        <w:adjustRightInd/>
-        <w:snapToGrid/>
-        <w:spacing w:line="288" w:lineRule="auto"/>
-        <w:ind w:firstLine="426"/>
+        <w:keepNext w:val="0"/>
+        <w:keepLines w:val="0"/>
+        <w:pageBreakBefore w:val="0"/>
+        <w:widowControl/>
+        <w:kinsoku/>
+        <w:wordWrap/>
+        <w:overflowPunct/>
+        <w:topLinePunct w:val="0"/>
+        <w:autoSpaceDE/>
+        <w:autoSpaceDN/>
+        <w:bidi w:val="0"/>
+        <w:adjustRightInd/>
+        <w:snapToGrid/>
+        <w:spacing w:line="288" w:lineRule="auto"/>
+        <w:ind w:firstLine="709"/>
         <w:textAlignment w:val="auto"/>
         <w:rPr>
           <w:rFonts w:hint="default" w:ascii="Times New Roman" w:hAnsi="Times New Roman" w:cs="Times New Roman"/>
@@ -13749,20 +13880,21 @@
     <w:p>
       <w:pPr>
         <w:pStyle w:val="24"/>
-        <w:keepLines w:val="0"/>
-        <w:pageBreakBefore w:val="0"/>
-        <w:widowControl/>
-        <w:kinsoku/>
-        <w:wordWrap/>
-        <w:overflowPunct/>
-        <w:topLinePunct w:val="0"/>
-        <w:autoSpaceDE/>
-        <w:autoSpaceDN/>
-        <w:bidi w:val="0"/>
-        <w:adjustRightInd/>
-        <w:snapToGrid/>
-        <w:spacing w:line="288" w:lineRule="auto"/>
-        <w:ind w:firstLine="426"/>
+        <w:keepNext w:val="0"/>
+        <w:keepLines w:val="0"/>
+        <w:pageBreakBefore w:val="0"/>
+        <w:widowControl/>
+        <w:kinsoku/>
+        <w:wordWrap/>
+        <w:overflowPunct/>
+        <w:topLinePunct w:val="0"/>
+        <w:autoSpaceDE/>
+        <w:autoSpaceDN/>
+        <w:bidi w:val="0"/>
+        <w:adjustRightInd/>
+        <w:snapToGrid/>
+        <w:spacing w:line="288" w:lineRule="auto"/>
+        <w:ind w:firstLine="709"/>
         <w:textAlignment w:val="auto"/>
         <w:rPr>
           <w:rFonts w:hint="default" w:cs="Times New Roman"/>
@@ -13844,20 +13976,21 @@
     <w:p>
       <w:pPr>
         <w:pStyle w:val="24"/>
-        <w:keepLines w:val="0"/>
-        <w:pageBreakBefore w:val="0"/>
-        <w:widowControl/>
-        <w:kinsoku/>
-        <w:wordWrap/>
-        <w:overflowPunct/>
-        <w:topLinePunct w:val="0"/>
-        <w:autoSpaceDE/>
-        <w:autoSpaceDN/>
-        <w:bidi w:val="0"/>
-        <w:adjustRightInd/>
-        <w:snapToGrid/>
-        <w:spacing w:line="288" w:lineRule="auto"/>
-        <w:ind w:firstLine="426"/>
+        <w:keepNext w:val="0"/>
+        <w:keepLines w:val="0"/>
+        <w:pageBreakBefore w:val="0"/>
+        <w:widowControl/>
+        <w:kinsoku/>
+        <w:wordWrap/>
+        <w:overflowPunct/>
+        <w:topLinePunct w:val="0"/>
+        <w:autoSpaceDE/>
+        <w:autoSpaceDN/>
+        <w:bidi w:val="0"/>
+        <w:adjustRightInd/>
+        <w:snapToGrid/>
+        <w:spacing w:line="288" w:lineRule="auto"/>
+        <w:ind w:firstLine="709"/>
         <w:textAlignment w:val="auto"/>
         <w:rPr>
           <w:rFonts w:hint="default" w:cs="Times New Roman"/>
@@ -13872,20 +14005,21 @@
     <w:p>
       <w:pPr>
         <w:pStyle w:val="24"/>
-        <w:keepLines w:val="0"/>
-        <w:pageBreakBefore w:val="0"/>
-        <w:widowControl/>
-        <w:kinsoku/>
-        <w:wordWrap/>
-        <w:overflowPunct/>
-        <w:topLinePunct w:val="0"/>
-        <w:autoSpaceDE/>
-        <w:autoSpaceDN/>
-        <w:bidi w:val="0"/>
-        <w:adjustRightInd/>
-        <w:snapToGrid/>
-        <w:spacing w:line="288" w:lineRule="auto"/>
-        <w:ind w:left="0" w:leftChars="0" w:firstLine="0" w:firstLineChars="0"/>
+        <w:keepNext w:val="0"/>
+        <w:keepLines w:val="0"/>
+        <w:pageBreakBefore w:val="0"/>
+        <w:widowControl/>
+        <w:kinsoku/>
+        <w:wordWrap/>
+        <w:overflowPunct/>
+        <w:topLinePunct w:val="0"/>
+        <w:autoSpaceDE/>
+        <w:autoSpaceDN/>
+        <w:bidi w:val="0"/>
+        <w:adjustRightInd/>
+        <w:snapToGrid/>
+        <w:spacing w:line="288" w:lineRule="auto"/>
+        <w:ind w:left="0" w:leftChars="0" w:firstLine="709" w:firstLineChars="0"/>
         <w:jc w:val="center"/>
         <w:textAlignment w:val="auto"/>
         <w:rPr>
@@ -14038,20 +14172,21 @@
     <w:p>
       <w:pPr>
         <w:pStyle w:val="24"/>
-        <w:keepLines w:val="0"/>
-        <w:pageBreakBefore w:val="0"/>
-        <w:widowControl/>
-        <w:kinsoku/>
-        <w:wordWrap/>
-        <w:overflowPunct/>
-        <w:topLinePunct w:val="0"/>
-        <w:autoSpaceDE/>
-        <w:autoSpaceDN/>
-        <w:bidi w:val="0"/>
-        <w:adjustRightInd/>
-        <w:snapToGrid/>
-        <w:spacing w:line="288" w:lineRule="auto"/>
-        <w:ind w:left="0" w:leftChars="0" w:firstLine="0" w:firstLineChars="0"/>
+        <w:keepNext w:val="0"/>
+        <w:keepLines w:val="0"/>
+        <w:pageBreakBefore w:val="0"/>
+        <w:widowControl/>
+        <w:kinsoku/>
+        <w:wordWrap/>
+        <w:overflowPunct/>
+        <w:topLinePunct w:val="0"/>
+        <w:autoSpaceDE/>
+        <w:autoSpaceDN/>
+        <w:bidi w:val="0"/>
+        <w:adjustRightInd/>
+        <w:snapToGrid/>
+        <w:spacing w:line="288" w:lineRule="auto"/>
+        <w:ind w:left="0" w:leftChars="0" w:firstLine="709" w:firstLineChars="0"/>
         <w:jc w:val="center"/>
         <w:textAlignment w:val="auto"/>
         <w:rPr>
@@ -14081,7 +14216,7 @@
         <w:adjustRightInd/>
         <w:snapToGrid/>
         <w:spacing w:line="288" w:lineRule="auto"/>
-        <w:ind w:left="0" w:leftChars="0" w:right="57" w:firstLine="425" w:firstLineChars="0"/>
+        <w:ind w:left="0" w:leftChars="0" w:right="57" w:firstLine="709" w:firstLineChars="0"/>
         <w:jc w:val="both"/>
         <w:textAlignment w:val="auto"/>
         <w:rPr>
@@ -14161,7 +14296,7 @@
         <w:adjustRightInd/>
         <w:snapToGrid/>
         <w:spacing w:line="288" w:lineRule="auto"/>
-        <w:ind w:left="0" w:leftChars="0" w:right="57" w:firstLine="425" w:firstLineChars="0"/>
+        <w:ind w:left="0" w:leftChars="0" w:right="57" w:firstLine="709" w:firstLineChars="0"/>
         <w:jc w:val="both"/>
         <w:textAlignment w:val="auto"/>
         <w:rPr>
@@ -14259,7 +14394,7 @@
         <w:adjustRightInd/>
         <w:snapToGrid/>
         <w:spacing w:line="288" w:lineRule="auto"/>
-        <w:ind w:left="0" w:leftChars="0" w:right="57" w:firstLine="425" w:firstLineChars="0"/>
+        <w:ind w:left="0" w:leftChars="0" w:right="57" w:firstLine="709" w:firstLineChars="0"/>
         <w:jc w:val="both"/>
         <w:textAlignment w:val="auto"/>
         <w:rPr>
@@ -14357,7 +14492,7 @@
         <w:adjustRightInd/>
         <w:snapToGrid/>
         <w:spacing w:line="288" w:lineRule="auto"/>
-        <w:ind w:left="0" w:leftChars="0" w:right="57" w:firstLine="425" w:firstLineChars="0"/>
+        <w:ind w:left="0" w:leftChars="0" w:right="57" w:firstLine="709" w:firstLineChars="0"/>
         <w:jc w:val="both"/>
         <w:textAlignment w:val="auto"/>
         <w:rPr>
@@ -14455,7 +14590,7 @@
         <w:adjustRightInd/>
         <w:snapToGrid/>
         <w:spacing w:line="288" w:lineRule="auto"/>
-        <w:ind w:left="0" w:leftChars="0" w:right="57" w:firstLine="425" w:firstLineChars="0"/>
+        <w:ind w:left="0" w:leftChars="0" w:right="57" w:firstLine="709" w:firstLineChars="0"/>
         <w:jc w:val="both"/>
         <w:textAlignment w:val="auto"/>
         <w:rPr>
@@ -14469,20 +14604,21 @@
     <w:p>
       <w:pPr>
         <w:pStyle w:val="24"/>
-        <w:keepLines w:val="0"/>
-        <w:pageBreakBefore w:val="0"/>
-        <w:widowControl/>
-        <w:kinsoku/>
-        <w:wordWrap/>
-        <w:overflowPunct/>
-        <w:topLinePunct w:val="0"/>
-        <w:autoSpaceDE/>
-        <w:autoSpaceDN/>
-        <w:bidi w:val="0"/>
-        <w:adjustRightInd/>
-        <w:snapToGrid/>
-        <w:spacing w:line="288" w:lineRule="auto"/>
-        <w:ind w:left="0" w:leftChars="0" w:firstLine="0" w:firstLineChars="0"/>
+        <w:keepNext w:val="0"/>
+        <w:keepLines w:val="0"/>
+        <w:pageBreakBefore w:val="0"/>
+        <w:widowControl/>
+        <w:kinsoku/>
+        <w:wordWrap/>
+        <w:overflowPunct/>
+        <w:topLinePunct w:val="0"/>
+        <w:autoSpaceDE/>
+        <w:autoSpaceDN/>
+        <w:bidi w:val="0"/>
+        <w:adjustRightInd/>
+        <w:snapToGrid/>
+        <w:spacing w:line="288" w:lineRule="auto"/>
+        <w:ind w:left="0" w:leftChars="0" w:firstLine="709" w:firstLineChars="0"/>
         <w:jc w:val="center"/>
         <w:textAlignment w:val="auto"/>
         <w:rPr>
@@ -14532,20 +14668,21 @@
     <w:p>
       <w:pPr>
         <w:pStyle w:val="24"/>
-        <w:keepLines w:val="0"/>
-        <w:pageBreakBefore w:val="0"/>
-        <w:widowControl/>
-        <w:kinsoku/>
-        <w:wordWrap/>
-        <w:overflowPunct/>
-        <w:topLinePunct w:val="0"/>
-        <w:autoSpaceDE/>
-        <w:autoSpaceDN/>
-        <w:bidi w:val="0"/>
-        <w:adjustRightInd/>
-        <w:snapToGrid/>
-        <w:spacing w:line="288" w:lineRule="auto"/>
-        <w:ind w:left="0" w:leftChars="0" w:firstLine="0" w:firstLineChars="0"/>
+        <w:keepNext w:val="0"/>
+        <w:keepLines w:val="0"/>
+        <w:pageBreakBefore w:val="0"/>
+        <w:widowControl/>
+        <w:kinsoku/>
+        <w:wordWrap/>
+        <w:overflowPunct/>
+        <w:topLinePunct w:val="0"/>
+        <w:autoSpaceDE/>
+        <w:autoSpaceDN/>
+        <w:bidi w:val="0"/>
+        <w:adjustRightInd/>
+        <w:snapToGrid/>
+        <w:spacing w:line="288" w:lineRule="auto"/>
+        <w:ind w:left="0" w:leftChars="0" w:firstLine="709" w:firstLineChars="0"/>
         <w:jc w:val="left"/>
         <w:textAlignment w:val="auto"/>
         <w:rPr>
@@ -14575,7 +14712,7 @@
         <w:adjustRightInd/>
         <w:snapToGrid/>
         <w:spacing w:line="288" w:lineRule="auto"/>
-        <w:ind w:left="0" w:leftChars="0" w:right="0" w:firstLine="425" w:firstLineChars="0"/>
+        <w:ind w:left="0" w:leftChars="0" w:right="0" w:firstLine="709" w:firstLineChars="0"/>
         <w:jc w:val="left"/>
         <w:textAlignment w:val="auto"/>
         <w:rPr>
@@ -14752,7 +14889,7 @@
         <w:adjustRightInd/>
         <w:snapToGrid/>
         <w:spacing w:line="288" w:lineRule="auto"/>
-        <w:ind w:left="0" w:leftChars="0" w:right="57" w:firstLine="425" w:firstLineChars="0"/>
+        <w:ind w:left="0" w:leftChars="0" w:right="57" w:firstLine="709" w:firstLineChars="0"/>
         <w:jc w:val="both"/>
         <w:textAlignment w:val="auto"/>
         <w:rPr>
@@ -14780,7 +14917,7 @@
         <w:adjustRightInd/>
         <w:snapToGrid/>
         <w:spacing w:line="288" w:lineRule="auto"/>
-        <w:ind w:left="0" w:leftChars="0" w:right="57" w:firstLine="0" w:firstLineChars="0"/>
+        <w:ind w:left="0" w:leftChars="0" w:right="57" w:firstLine="709" w:firstLineChars="0"/>
         <w:jc w:val="center"/>
         <w:textAlignment w:val="auto"/>
         <w:rPr>
@@ -15193,20 +15330,21 @@
     </w:p>
     <w:p>
       <w:pPr>
-        <w:keepLines w:val="0"/>
-        <w:pageBreakBefore w:val="0"/>
-        <w:widowControl/>
-        <w:kinsoku/>
-        <w:wordWrap/>
-        <w:overflowPunct/>
-        <w:topLinePunct w:val="0"/>
-        <w:autoSpaceDE/>
-        <w:autoSpaceDN/>
-        <w:bidi w:val="0"/>
-        <w:adjustRightInd/>
-        <w:snapToGrid/>
-        <w:spacing w:line="288" w:lineRule="auto"/>
-        <w:ind w:firstLine="426"/>
+        <w:keepNext w:val="0"/>
+        <w:keepLines w:val="0"/>
+        <w:pageBreakBefore w:val="0"/>
+        <w:widowControl/>
+        <w:kinsoku/>
+        <w:wordWrap/>
+        <w:overflowPunct/>
+        <w:topLinePunct w:val="0"/>
+        <w:autoSpaceDE/>
+        <w:autoSpaceDN/>
+        <w:bidi w:val="0"/>
+        <w:adjustRightInd/>
+        <w:snapToGrid/>
+        <w:spacing w:line="288" w:lineRule="auto"/>
+        <w:ind w:firstLine="709"/>
         <w:jc w:val="both"/>
         <w:textAlignment w:val="auto"/>
         <w:rPr>
@@ -15235,7 +15373,7 @@
         <w:adjustRightInd/>
         <w:snapToGrid/>
         <w:spacing w:line="288" w:lineRule="auto"/>
-        <w:ind w:left="0" w:leftChars="0" w:right="0" w:firstLine="425" w:firstLineChars="0"/>
+        <w:ind w:left="0" w:leftChars="0" w:right="0" w:firstLine="709" w:firstLineChars="0"/>
         <w:textAlignment w:val="auto"/>
         <w:rPr>
           <w:rFonts w:hint="default" w:ascii="Times New Roman" w:hAnsi="Times New Roman" w:cs="Times New Roman"/>
@@ -15363,7 +15501,7 @@
         <w:adjustRightInd/>
         <w:snapToGrid/>
         <w:spacing w:line="288" w:lineRule="auto"/>
-        <w:ind w:left="0" w:leftChars="0" w:right="0" w:firstLine="425" w:firstLineChars="0"/>
+        <w:ind w:left="0" w:leftChars="0" w:right="0" w:firstLine="709" w:firstLineChars="0"/>
         <w:textAlignment w:val="auto"/>
         <w:rPr>
           <w:rFonts w:hint="default" w:cs="Times New Roman"/>
@@ -15435,7 +15573,7 @@
         <w:adjustRightInd/>
         <w:snapToGrid/>
         <w:spacing w:line="288" w:lineRule="auto"/>
-        <w:ind w:left="0" w:leftChars="0" w:right="0" w:firstLine="425" w:firstLineChars="0"/>
+        <w:ind w:left="0" w:leftChars="0" w:right="0" w:firstLine="709" w:firstLineChars="0"/>
         <w:textAlignment w:val="auto"/>
         <w:rPr>
           <w:rFonts w:hint="default" w:ascii="Times New Roman" w:hAnsi="Times New Roman" w:cs="Times New Roman"/>
@@ -15505,20 +15643,21 @@
     <w:p>
       <w:pPr>
         <w:pStyle w:val="24"/>
-        <w:keepLines w:val="0"/>
-        <w:pageBreakBefore w:val="0"/>
-        <w:widowControl/>
-        <w:kinsoku/>
-        <w:wordWrap/>
-        <w:overflowPunct/>
-        <w:topLinePunct w:val="0"/>
-        <w:autoSpaceDE/>
-        <w:autoSpaceDN/>
-        <w:bidi w:val="0"/>
-        <w:adjustRightInd/>
-        <w:snapToGrid/>
-        <w:spacing w:line="288" w:lineRule="auto"/>
-        <w:ind w:firstLine="426"/>
+        <w:keepNext w:val="0"/>
+        <w:keepLines w:val="0"/>
+        <w:pageBreakBefore w:val="0"/>
+        <w:widowControl/>
+        <w:kinsoku/>
+        <w:wordWrap/>
+        <w:overflowPunct/>
+        <w:topLinePunct w:val="0"/>
+        <w:autoSpaceDE/>
+        <w:autoSpaceDN/>
+        <w:bidi w:val="0"/>
+        <w:adjustRightInd/>
+        <w:snapToGrid/>
+        <w:spacing w:line="288" w:lineRule="auto"/>
+        <w:ind w:firstLine="709"/>
         <w:jc w:val="center"/>
         <w:textAlignment w:val="auto"/>
         <w:rPr>
@@ -15531,20 +15670,21 @@
     <w:p>
       <w:pPr>
         <w:pStyle w:val="24"/>
-        <w:keepLines w:val="0"/>
-        <w:pageBreakBefore w:val="0"/>
-        <w:widowControl/>
-        <w:kinsoku/>
-        <w:wordWrap/>
-        <w:overflowPunct/>
-        <w:topLinePunct w:val="0"/>
-        <w:autoSpaceDE/>
-        <w:autoSpaceDN/>
-        <w:bidi w:val="0"/>
-        <w:adjustRightInd/>
-        <w:snapToGrid/>
-        <w:spacing w:line="288" w:lineRule="auto"/>
-        <w:ind w:firstLine="426"/>
+        <w:keepNext w:val="0"/>
+        <w:keepLines w:val="0"/>
+        <w:pageBreakBefore w:val="0"/>
+        <w:widowControl/>
+        <w:kinsoku/>
+        <w:wordWrap/>
+        <w:overflowPunct/>
+        <w:topLinePunct w:val="0"/>
+        <w:autoSpaceDE/>
+        <w:autoSpaceDN/>
+        <w:bidi w:val="0"/>
+        <w:adjustRightInd/>
+        <w:snapToGrid/>
+        <w:spacing w:line="288" w:lineRule="auto"/>
+        <w:ind w:firstLine="709"/>
         <w:jc w:val="both"/>
         <w:textAlignment w:val="auto"/>
         <w:rPr>
@@ -15630,20 +15770,21 @@
     <w:p>
       <w:pPr>
         <w:pStyle w:val="24"/>
-        <w:keepLines w:val="0"/>
-        <w:pageBreakBefore w:val="0"/>
-        <w:widowControl/>
-        <w:kinsoku/>
-        <w:wordWrap/>
-        <w:overflowPunct/>
-        <w:topLinePunct w:val="0"/>
-        <w:autoSpaceDE/>
-        <w:autoSpaceDN/>
-        <w:bidi w:val="0"/>
-        <w:adjustRightInd/>
-        <w:snapToGrid/>
-        <w:spacing w:line="288" w:lineRule="auto"/>
-        <w:ind w:firstLine="426"/>
+        <w:keepNext w:val="0"/>
+        <w:keepLines w:val="0"/>
+        <w:pageBreakBefore w:val="0"/>
+        <w:widowControl/>
+        <w:kinsoku/>
+        <w:wordWrap/>
+        <w:overflowPunct/>
+        <w:topLinePunct w:val="0"/>
+        <w:autoSpaceDE/>
+        <w:autoSpaceDN/>
+        <w:bidi w:val="0"/>
+        <w:adjustRightInd/>
+        <w:snapToGrid/>
+        <w:spacing w:line="288" w:lineRule="auto"/>
+        <w:ind w:firstLine="709"/>
         <w:jc w:val="both"/>
         <w:textAlignment w:val="auto"/>
         <w:rPr>
@@ -15657,20 +15798,21 @@
     <w:p>
       <w:pPr>
         <w:pStyle w:val="24"/>
-        <w:keepLines w:val="0"/>
-        <w:pageBreakBefore w:val="0"/>
-        <w:widowControl/>
-        <w:kinsoku/>
-        <w:wordWrap/>
-        <w:overflowPunct/>
-        <w:topLinePunct w:val="0"/>
-        <w:autoSpaceDE/>
-        <w:autoSpaceDN/>
-        <w:bidi w:val="0"/>
-        <w:adjustRightInd/>
-        <w:snapToGrid/>
-        <w:spacing w:line="288" w:lineRule="auto"/>
-        <w:ind w:firstLine="426"/>
+        <w:keepNext w:val="0"/>
+        <w:keepLines w:val="0"/>
+        <w:pageBreakBefore w:val="0"/>
+        <w:widowControl/>
+        <w:kinsoku/>
+        <w:wordWrap/>
+        <w:overflowPunct/>
+        <w:topLinePunct w:val="0"/>
+        <w:autoSpaceDE/>
+        <w:autoSpaceDN/>
+        <w:bidi w:val="0"/>
+        <w:adjustRightInd/>
+        <w:snapToGrid/>
+        <w:spacing w:line="288" w:lineRule="auto"/>
+        <w:ind w:firstLine="709"/>
         <w:jc w:val="center"/>
         <w:textAlignment w:val="auto"/>
         <w:rPr>
@@ -15704,20 +15846,21 @@
     <w:p>
       <w:pPr>
         <w:pStyle w:val="24"/>
-        <w:keepLines w:val="0"/>
-        <w:pageBreakBefore w:val="0"/>
-        <w:widowControl/>
-        <w:kinsoku/>
-        <w:wordWrap/>
-        <w:overflowPunct/>
-        <w:topLinePunct w:val="0"/>
-        <w:autoSpaceDE/>
-        <w:autoSpaceDN/>
-        <w:bidi w:val="0"/>
-        <w:adjustRightInd/>
-        <w:snapToGrid/>
-        <w:spacing w:line="288" w:lineRule="auto"/>
-        <w:ind w:firstLine="426"/>
+        <w:keepNext w:val="0"/>
+        <w:keepLines w:val="0"/>
+        <w:pageBreakBefore w:val="0"/>
+        <w:widowControl/>
+        <w:kinsoku/>
+        <w:wordWrap/>
+        <w:overflowPunct/>
+        <w:topLinePunct w:val="0"/>
+        <w:autoSpaceDE/>
+        <w:autoSpaceDN/>
+        <w:bidi w:val="0"/>
+        <w:adjustRightInd/>
+        <w:snapToGrid/>
+        <w:spacing w:line="288" w:lineRule="auto"/>
+        <w:ind w:firstLine="709"/>
         <w:jc w:val="center"/>
         <w:textAlignment w:val="auto"/>
         <w:rPr>
@@ -15730,20 +15873,21 @@
     <w:p>
       <w:pPr>
         <w:pStyle w:val="24"/>
-        <w:keepLines w:val="0"/>
-        <w:pageBreakBefore w:val="0"/>
-        <w:widowControl/>
-        <w:kinsoku/>
-        <w:wordWrap/>
-        <w:overflowPunct/>
-        <w:topLinePunct w:val="0"/>
-        <w:autoSpaceDE/>
-        <w:autoSpaceDN/>
-        <w:bidi w:val="0"/>
-        <w:adjustRightInd/>
-        <w:snapToGrid/>
-        <w:spacing w:line="288" w:lineRule="auto"/>
-        <w:ind w:firstLine="426"/>
+        <w:keepNext w:val="0"/>
+        <w:keepLines w:val="0"/>
+        <w:pageBreakBefore w:val="0"/>
+        <w:widowControl/>
+        <w:kinsoku/>
+        <w:wordWrap/>
+        <w:overflowPunct/>
+        <w:topLinePunct w:val="0"/>
+        <w:autoSpaceDE/>
+        <w:autoSpaceDN/>
+        <w:bidi w:val="0"/>
+        <w:adjustRightInd/>
+        <w:snapToGrid/>
+        <w:spacing w:line="288" w:lineRule="auto"/>
+        <w:ind w:firstLine="709"/>
         <w:textAlignment w:val="auto"/>
         <w:rPr>
           <w:rFonts w:hint="default" w:ascii="Times New Roman" w:hAnsi="Times New Roman" w:cs="Times New Roman"/>
@@ -15858,20 +16002,21 @@
     <w:p>
       <w:pPr>
         <w:pStyle w:val="24"/>
-        <w:keepLines w:val="0"/>
-        <w:pageBreakBefore w:val="0"/>
-        <w:widowControl/>
-        <w:kinsoku/>
-        <w:wordWrap/>
-        <w:overflowPunct/>
-        <w:topLinePunct w:val="0"/>
-        <w:autoSpaceDE/>
-        <w:autoSpaceDN/>
-        <w:bidi w:val="0"/>
-        <w:adjustRightInd/>
-        <w:snapToGrid/>
-        <w:spacing w:line="288" w:lineRule="auto"/>
-        <w:ind w:firstLine="426"/>
+        <w:keepNext w:val="0"/>
+        <w:keepLines w:val="0"/>
+        <w:pageBreakBefore w:val="0"/>
+        <w:widowControl/>
+        <w:kinsoku/>
+        <w:wordWrap/>
+        <w:overflowPunct/>
+        <w:topLinePunct w:val="0"/>
+        <w:autoSpaceDE/>
+        <w:autoSpaceDN/>
+        <w:bidi w:val="0"/>
+        <w:adjustRightInd/>
+        <w:snapToGrid/>
+        <w:spacing w:line="288" w:lineRule="auto"/>
+        <w:ind w:firstLine="709"/>
         <w:textAlignment w:val="auto"/>
         <w:rPr>
           <w:rFonts w:hint="default" w:ascii="Times New Roman" w:hAnsi="Times New Roman" w:cs="Times New Roman"/>
@@ -15952,20 +16097,21 @@
     <w:p>
       <w:pPr>
         <w:pStyle w:val="24"/>
-        <w:keepLines w:val="0"/>
-        <w:pageBreakBefore w:val="0"/>
-        <w:widowControl/>
-        <w:kinsoku/>
-        <w:wordWrap/>
-        <w:overflowPunct/>
-        <w:topLinePunct w:val="0"/>
-        <w:autoSpaceDE/>
-        <w:autoSpaceDN/>
-        <w:bidi w:val="0"/>
-        <w:adjustRightInd/>
-        <w:snapToGrid/>
-        <w:spacing w:line="288" w:lineRule="auto"/>
-        <w:ind w:firstLine="426"/>
+        <w:keepNext w:val="0"/>
+        <w:keepLines w:val="0"/>
+        <w:pageBreakBefore w:val="0"/>
+        <w:widowControl/>
+        <w:kinsoku/>
+        <w:wordWrap/>
+        <w:overflowPunct/>
+        <w:topLinePunct w:val="0"/>
+        <w:autoSpaceDE/>
+        <w:autoSpaceDN/>
+        <w:bidi w:val="0"/>
+        <w:adjustRightInd/>
+        <w:snapToGrid/>
+        <w:spacing w:line="288" w:lineRule="auto"/>
+        <w:ind w:firstLine="709"/>
         <w:textAlignment w:val="auto"/>
         <w:rPr>
           <w:rFonts w:hint="default" w:ascii="Times New Roman" w:hAnsi="Times New Roman" w:cs="Times New Roman"/>
@@ -16094,20 +16240,21 @@
     <w:p>
       <w:pPr>
         <w:pStyle w:val="24"/>
-        <w:keepLines w:val="0"/>
-        <w:pageBreakBefore w:val="0"/>
-        <w:widowControl/>
-        <w:kinsoku/>
-        <w:wordWrap/>
-        <w:overflowPunct/>
-        <w:topLinePunct w:val="0"/>
-        <w:autoSpaceDE/>
-        <w:autoSpaceDN/>
-        <w:bidi w:val="0"/>
-        <w:adjustRightInd/>
-        <w:snapToGrid/>
-        <w:spacing w:line="288" w:lineRule="auto"/>
-        <w:ind w:firstLine="426"/>
+        <w:keepNext w:val="0"/>
+        <w:keepLines w:val="0"/>
+        <w:pageBreakBefore w:val="0"/>
+        <w:widowControl/>
+        <w:kinsoku/>
+        <w:wordWrap/>
+        <w:overflowPunct/>
+        <w:topLinePunct w:val="0"/>
+        <w:autoSpaceDE/>
+        <w:autoSpaceDN/>
+        <w:bidi w:val="0"/>
+        <w:adjustRightInd/>
+        <w:snapToGrid/>
+        <w:spacing w:line="288" w:lineRule="auto"/>
+        <w:ind w:firstLine="709"/>
         <w:textAlignment w:val="auto"/>
         <w:rPr>
           <w:rFonts w:hint="default" w:ascii="Times New Roman" w:hAnsi="Times New Roman" w:cs="Times New Roman"/>
@@ -16121,6 +16268,7 @@
     <w:p>
       <w:pPr>
         <w:pStyle w:val="24"/>
+        <w:keepNext w:val="0"/>
         <w:keepLines w:val="0"/>
         <w:pageBreakBefore w:val="0"/>
         <w:widowControl/>
@@ -16134,7 +16282,7 @@
         <w:adjustRightInd/>
         <w:snapToGrid/>
         <w:spacing w:line="240" w:lineRule="auto"/>
-        <w:ind w:firstLine="426"/>
+        <w:ind w:firstLine="709"/>
         <w:jc w:val="center"/>
         <w:textAlignment w:val="auto"/>
         <w:rPr>
@@ -16257,20 +16405,21 @@
     <w:p>
       <w:pPr>
         <w:pStyle w:val="24"/>
-        <w:keepLines w:val="0"/>
-        <w:pageBreakBefore w:val="0"/>
-        <w:widowControl/>
-        <w:kinsoku/>
-        <w:wordWrap/>
-        <w:overflowPunct/>
-        <w:topLinePunct w:val="0"/>
-        <w:autoSpaceDE/>
-        <w:autoSpaceDN/>
-        <w:bidi w:val="0"/>
-        <w:adjustRightInd/>
-        <w:snapToGrid/>
-        <w:spacing w:line="288" w:lineRule="auto"/>
-        <w:ind w:firstLine="426"/>
+        <w:keepNext w:val="0"/>
+        <w:keepLines w:val="0"/>
+        <w:pageBreakBefore w:val="0"/>
+        <w:widowControl/>
+        <w:kinsoku/>
+        <w:wordWrap/>
+        <w:overflowPunct/>
+        <w:topLinePunct w:val="0"/>
+        <w:autoSpaceDE/>
+        <w:autoSpaceDN/>
+        <w:bidi w:val="0"/>
+        <w:adjustRightInd/>
+        <w:snapToGrid/>
+        <w:spacing w:line="288" w:lineRule="auto"/>
+        <w:ind w:firstLine="709"/>
         <w:textAlignment w:val="auto"/>
         <w:rPr>
           <w:rFonts w:hint="default" w:ascii="Times New Roman" w:hAnsi="Times New Roman" w:cs="Times New Roman"/>
@@ -16317,7 +16466,7 @@
         <w:adjustRightInd/>
         <w:snapToGrid/>
         <w:spacing w:line="288" w:lineRule="auto"/>
-        <w:ind w:leftChars="0" w:right="0" w:rightChars="0" w:firstLine="425"/>
+        <w:ind w:leftChars="0" w:right="0" w:rightChars="0" w:firstLine="709"/>
         <w:textAlignment w:val="auto"/>
         <w:rPr>
           <w:rFonts w:hint="default" w:ascii="Times New Roman" w:hAnsi="Times New Roman" w:cs="Times New Roman"/>
@@ -16382,7 +16531,7 @@
         <w:adjustRightInd/>
         <w:snapToGrid/>
         <w:spacing w:line="288" w:lineRule="auto"/>
-        <w:ind w:leftChars="0" w:right="0" w:rightChars="0" w:firstLine="425"/>
+        <w:ind w:leftChars="0" w:right="0" w:rightChars="0" w:firstLine="709"/>
         <w:textAlignment w:val="auto"/>
         <w:rPr>
           <w:rFonts w:hint="default" w:ascii="Times New Roman" w:hAnsi="Times New Roman" w:cs="Times New Roman"/>
@@ -16447,7 +16596,7 @@
         <w:adjustRightInd/>
         <w:snapToGrid/>
         <w:spacing w:line="288" w:lineRule="auto"/>
-        <w:ind w:leftChars="0" w:right="0" w:rightChars="0" w:firstLine="425"/>
+        <w:ind w:leftChars="0" w:right="0" w:rightChars="0" w:firstLine="709"/>
         <w:textAlignment w:val="auto"/>
         <w:rPr>
           <w:rFonts w:hint="default" w:ascii="Times New Roman" w:hAnsi="Times New Roman" w:cs="Times New Roman"/>
@@ -16493,19 +16642,21 @@
     </w:p>
     <w:p>
       <w:pPr>
-        <w:keepLines w:val="0"/>
-        <w:pageBreakBefore w:val="0"/>
-        <w:widowControl/>
-        <w:kinsoku/>
-        <w:wordWrap/>
-        <w:overflowPunct/>
-        <w:topLinePunct w:val="0"/>
-        <w:autoSpaceDE/>
-        <w:autoSpaceDN/>
-        <w:bidi w:val="0"/>
-        <w:adjustRightInd/>
-        <w:snapToGrid/>
-        <w:spacing w:line="288" w:lineRule="auto"/>
+        <w:keepNext w:val="0"/>
+        <w:keepLines w:val="0"/>
+        <w:pageBreakBefore w:val="0"/>
+        <w:widowControl/>
+        <w:kinsoku/>
+        <w:wordWrap/>
+        <w:overflowPunct/>
+        <w:topLinePunct w:val="0"/>
+        <w:autoSpaceDE/>
+        <w:autoSpaceDN/>
+        <w:bidi w:val="0"/>
+        <w:adjustRightInd/>
+        <w:snapToGrid/>
+        <w:spacing w:line="288" w:lineRule="auto"/>
+        <w:ind w:firstLine="709"/>
         <w:jc w:val="center"/>
         <w:textAlignment w:val="auto"/>
         <w:rPr>
@@ -16521,19 +16672,21 @@
     </w:p>
     <w:p>
       <w:pPr>
-        <w:keepLines w:val="0"/>
-        <w:pageBreakBefore w:val="0"/>
-        <w:widowControl/>
-        <w:kinsoku/>
-        <w:wordWrap/>
-        <w:overflowPunct/>
-        <w:topLinePunct w:val="0"/>
-        <w:autoSpaceDE/>
-        <w:autoSpaceDN/>
-        <w:bidi w:val="0"/>
-        <w:adjustRightInd/>
-        <w:snapToGrid/>
-        <w:spacing w:line="288" w:lineRule="auto"/>
+        <w:keepNext w:val="0"/>
+        <w:keepLines w:val="0"/>
+        <w:pageBreakBefore w:val="0"/>
+        <w:widowControl/>
+        <w:kinsoku/>
+        <w:wordWrap/>
+        <w:overflowPunct/>
+        <w:topLinePunct w:val="0"/>
+        <w:autoSpaceDE/>
+        <w:autoSpaceDN/>
+        <w:bidi w:val="0"/>
+        <w:adjustRightInd/>
+        <w:snapToGrid/>
+        <w:spacing w:line="288" w:lineRule="auto"/>
+        <w:ind w:firstLine="709"/>
         <w:jc w:val="center"/>
         <w:textAlignment w:val="auto"/>
         <w:rPr>
@@ -16739,225 +16892,570 @@
     </w:p>
     <w:p>
       <w:pPr>
-        <w:keepLines w:val="0"/>
-        <w:pageBreakBefore w:val="0"/>
-        <w:widowControl/>
-        <w:kinsoku/>
-        <w:wordWrap/>
-        <w:overflowPunct/>
-        <w:topLinePunct w:val="0"/>
-        <w:autoSpaceDE/>
-        <w:autoSpaceDN/>
-        <w:bidi w:val="0"/>
-        <w:adjustRightInd/>
-        <w:snapToGrid/>
-        <w:spacing w:line="288" w:lineRule="auto"/>
-        <w:textAlignment w:val="auto"/>
-        <w:rPr>
-          <w:rFonts w:hint="default" w:ascii="Times New Roman" w:hAnsi="Times New Roman" w:cs="Times New Roman"/>
-          <w:strike/>
-          <w:dstrike w:val="0"/>
-        </w:rPr>
-      </w:pPr>
-    </w:p>
-    <w:p>
-      <w:pPr>
-        <w:keepLines w:val="0"/>
-        <w:pageBreakBefore w:val="0"/>
-        <w:widowControl/>
-        <w:kinsoku/>
-        <w:wordWrap/>
-        <w:overflowPunct/>
-        <w:topLinePunct w:val="0"/>
-        <w:autoSpaceDE/>
-        <w:autoSpaceDN/>
-        <w:bidi w:val="0"/>
-        <w:adjustRightInd/>
-        <w:snapToGrid/>
-        <w:spacing w:line="288" w:lineRule="auto"/>
-        <w:ind w:firstLine="360"/>
+        <w:keepNext w:val="0"/>
+        <w:keepLines w:val="0"/>
+        <w:pageBreakBefore w:val="0"/>
+        <w:widowControl/>
+        <w:kinsoku/>
+        <w:wordWrap/>
+        <w:overflowPunct/>
+        <w:topLinePunct w:val="0"/>
+        <w:autoSpaceDE/>
+        <w:autoSpaceDN/>
+        <w:bidi w:val="0"/>
+        <w:adjustRightInd/>
+        <w:snapToGrid/>
+        <w:spacing w:line="288" w:lineRule="auto"/>
+        <w:jc w:val="left"/>
+        <w:textAlignment w:val="auto"/>
+        <w:rPr>
+          <w:rFonts w:hint="default" w:ascii="Times New Roman" w:hAnsi="Times New Roman" w:eastAsia="Liberation Serif" w:cs="Times New Roman"/>
+          <w:color w:val="000000"/>
+          <w:sz w:val="28"/>
+          <w:szCs w:val="28"/>
+        </w:rPr>
+      </w:pPr>
+    </w:p>
+    <w:p>
+      <w:pPr>
+        <w:keepNext w:val="0"/>
+        <w:keepLines w:val="0"/>
+        <w:pageBreakBefore w:val="0"/>
+        <w:widowControl/>
+        <w:kinsoku/>
+        <w:wordWrap/>
+        <w:overflowPunct/>
+        <w:topLinePunct w:val="0"/>
+        <w:autoSpaceDE/>
+        <w:autoSpaceDN/>
+        <w:bidi w:val="0"/>
+        <w:adjustRightInd/>
+        <w:snapToGrid/>
+        <w:spacing w:line="288" w:lineRule="auto"/>
+        <w:ind w:firstLine="709" w:firstLineChars="0"/>
         <w:jc w:val="both"/>
         <w:textAlignment w:val="auto"/>
         <w:rPr>
-          <w:rFonts w:hint="default" w:ascii="Times New Roman" w:hAnsi="Times New Roman" w:cs="Times New Roman"/>
-          <w:strike w:val="0"/>
-          <w:dstrike w:val="0"/>
-          <w:sz w:val="28"/>
-          <w:szCs w:val="28"/>
-        </w:rPr>
-      </w:pPr>
-      <w:bookmarkStart w:id="12" w:name="_GoBack"/>
-      <w:r>
-        <w:rPr>
-          <w:rFonts w:hint="default" w:ascii="Times New Roman" w:hAnsi="Times New Roman" w:cs="Times New Roman"/>
-          <w:strike w:val="0"/>
-          <w:dstrike w:val="0"/>
-          <w:sz w:val="28"/>
-          <w:szCs w:val="28"/>
-        </w:rPr>
-        <w:t xml:space="preserve">Необходимо спроектировать приспособление для фрезерования </w:t>
-      </w:r>
-      <w:r>
-        <w:rPr>
-          <w:rFonts w:hint="default" w:cs="Times New Roman"/>
-          <w:strike w:val="0"/>
-          <w:dstrike w:val="0"/>
-          <w:sz w:val="28"/>
-          <w:szCs w:val="28"/>
-          <w:lang w:val="ru-RU"/>
-        </w:rPr>
-        <w:t>шпоночного паза</w:t>
-      </w:r>
-      <w:r>
-        <w:rPr>
-          <w:rFonts w:hint="default" w:ascii="Times New Roman" w:hAnsi="Times New Roman" w:cs="Times New Roman"/>
-          <w:strike w:val="0"/>
-          <w:dstrike w:val="0"/>
-          <w:sz w:val="28"/>
-          <w:szCs w:val="28"/>
-        </w:rPr>
-        <w:t xml:space="preserve"> в детали «</w:t>
-      </w:r>
-      <w:r>
-        <w:rPr>
-          <w:rFonts w:hint="default" w:cs="Times New Roman"/>
-          <w:strike w:val="0"/>
-          <w:dstrike w:val="0"/>
-          <w:sz w:val="28"/>
-          <w:szCs w:val="28"/>
-          <w:lang w:val="ru-RU"/>
-        </w:rPr>
-        <w:t>Вал</w:t>
-      </w:r>
-      <w:r>
-        <w:rPr>
-          <w:rFonts w:hint="default" w:ascii="Times New Roman" w:hAnsi="Times New Roman" w:cs="Times New Roman"/>
-          <w:strike w:val="0"/>
-          <w:dstrike w:val="0"/>
-          <w:sz w:val="28"/>
-          <w:szCs w:val="28"/>
-        </w:rPr>
-        <w:t>».</w:t>
-      </w:r>
-    </w:p>
-    <w:bookmarkEnd w:id="12"/>
-    <w:p>
-      <w:pPr>
-        <w:keepLines w:val="0"/>
-        <w:pageBreakBefore w:val="0"/>
-        <w:widowControl/>
-        <w:kinsoku/>
-        <w:wordWrap/>
-        <w:overflowPunct/>
-        <w:topLinePunct w:val="0"/>
-        <w:autoSpaceDE/>
-        <w:autoSpaceDN/>
-        <w:bidi w:val="0"/>
-        <w:adjustRightInd/>
-        <w:snapToGrid/>
-        <w:spacing w:line="288" w:lineRule="auto"/>
+          <w:sz w:val="28"/>
+          <w:szCs w:val="28"/>
+        </w:rPr>
+      </w:pPr>
+      <w:r>
+        <w:rPr>
+          <w:rFonts w:hint="default" w:ascii="Times New Roman" w:hAnsi="Times New Roman" w:eastAsia="Liberation Serif" w:cs="Times New Roman"/>
+          <w:color w:val="000000"/>
+          <w:sz w:val="28"/>
+          <w:szCs w:val="28"/>
+        </w:rPr>
+        <w:t>Проектируемое специальное фрезерное приспособление предназначено для установки и закрепления ступенчатого вала при фрезеровании шпоночного паза</w:t>
+      </w:r>
+      <w:r>
+        <w:rPr>
+          <w:rFonts w:hint="default" w:ascii="Times New Roman" w:hAnsi="Times New Roman" w:eastAsia="Liberation Serif" w:cs="Times New Roman"/>
+          <w:color w:val="000000"/>
+          <w:sz w:val="28"/>
+          <w:szCs w:val="28"/>
+          <w:lang w:val="en-US"/>
+        </w:rPr>
+        <w:t xml:space="preserve">. </w:t>
+      </w:r>
+      <w:r>
+        <w:rPr>
+          <w:sz w:val="28"/>
+          <w:szCs w:val="28"/>
+        </w:rPr>
+        <w:t>Конструкция приспособления представлена на рисунке 1.1.</w:t>
+      </w:r>
+    </w:p>
+    <w:p>
+      <w:pPr>
+        <w:keepNext w:val="0"/>
+        <w:keepLines w:val="0"/>
+        <w:pageBreakBefore w:val="0"/>
+        <w:widowControl/>
+        <w:kinsoku/>
+        <w:wordWrap/>
+        <w:overflowPunct/>
+        <w:topLinePunct w:val="0"/>
+        <w:autoSpaceDE/>
+        <w:autoSpaceDN/>
+        <w:bidi w:val="0"/>
+        <w:adjustRightInd/>
+        <w:snapToGrid/>
+        <w:spacing w:line="288" w:lineRule="auto"/>
+        <w:ind w:left="0" w:firstLine="709"/>
         <w:jc w:val="both"/>
         <w:textAlignment w:val="auto"/>
         <w:rPr>
-          <w:rFonts w:hint="default" w:ascii="Times New Roman" w:hAnsi="Times New Roman" w:cs="Times New Roman"/>
-          <w:strike/>
-          <w:dstrike w:val="0"/>
-          <w:sz w:val="28"/>
-          <w:szCs w:val="28"/>
-        </w:rPr>
-      </w:pPr>
-      <w:r>
-        <w:rPr>
-          <w:rFonts w:hint="default" w:ascii="Times New Roman" w:hAnsi="Times New Roman" w:cs="Times New Roman"/>
-          <w:strike/>
-          <w:dstrike w:val="0"/>
-          <w:sz w:val="28"/>
-          <w:szCs w:val="28"/>
-        </w:rPr>
-        <w:tab/>
-      </w:r>
-      <w:r>
-        <w:rPr>
-          <w:rFonts w:hint="default" w:ascii="Times New Roman" w:hAnsi="Times New Roman" w:cs="Times New Roman"/>
-          <w:strike/>
-          <w:dstrike w:val="0"/>
-          <w:sz w:val="28"/>
-          <w:szCs w:val="28"/>
-        </w:rPr>
-        <w:t>В качестве баз принимаем основание детали и торец.</w:t>
-      </w:r>
-    </w:p>
-    <w:p>
-      <w:pPr>
-        <w:keepLines w:val="0"/>
-        <w:pageBreakBefore w:val="0"/>
-        <w:widowControl/>
-        <w:kinsoku/>
-        <w:wordWrap/>
-        <w:overflowPunct/>
-        <w:topLinePunct w:val="0"/>
-        <w:autoSpaceDE/>
-        <w:autoSpaceDN/>
-        <w:bidi w:val="0"/>
-        <w:adjustRightInd/>
-        <w:snapToGrid/>
-        <w:spacing w:line="288" w:lineRule="auto"/>
+          <w:rFonts w:hint="default" w:ascii="Times New Roman" w:hAnsi="Times New Roman" w:eastAsia="Liberation Serif" w:cs="Times New Roman"/>
+          <w:color w:val="000000"/>
+          <w:sz w:val="28"/>
+          <w:szCs w:val="28"/>
+        </w:rPr>
+      </w:pPr>
+      <w:r>
+        <w:rPr>
+          <w:rFonts w:hint="default" w:ascii="Times New Roman" w:hAnsi="Times New Roman" w:eastAsia="Liberation Serif" w:cs="Times New Roman"/>
+          <w:color w:val="000000"/>
+          <w:sz w:val="28"/>
+          <w:szCs w:val="28"/>
+        </w:rPr>
+        <w:t>Приспособление включает плиту</w:t>
+      </w:r>
+      <w:r>
+        <w:rPr>
+          <w:rFonts w:hint="default" w:ascii="Times New Roman" w:hAnsi="Times New Roman" w:eastAsia="Liberation Serif" w:cs="Times New Roman"/>
+          <w:color w:val="000000"/>
+          <w:sz w:val="28"/>
+          <w:szCs w:val="28"/>
+          <w:lang w:val="en-US"/>
+        </w:rPr>
+        <w:t xml:space="preserve"> 1</w:t>
+      </w:r>
+      <w:r>
+        <w:rPr>
+          <w:rFonts w:hint="default" w:ascii="Times New Roman" w:hAnsi="Times New Roman" w:eastAsia="Liberation Serif" w:cs="Times New Roman"/>
+          <w:color w:val="000000"/>
+          <w:sz w:val="28"/>
+          <w:szCs w:val="28"/>
+        </w:rPr>
+        <w:t>, установочные призматические опоры</w:t>
+      </w:r>
+      <w:r>
+        <w:rPr>
+          <w:rFonts w:hint="default" w:ascii="Times New Roman" w:hAnsi="Times New Roman" w:eastAsia="Liberation Serif" w:cs="Times New Roman"/>
+          <w:color w:val="000000"/>
+          <w:sz w:val="28"/>
+          <w:szCs w:val="28"/>
+          <w:lang w:val="en-US"/>
+        </w:rPr>
+        <w:t xml:space="preserve"> 6</w:t>
+      </w:r>
+      <w:r>
+        <w:rPr>
+          <w:rFonts w:hint="default" w:ascii="Times New Roman" w:hAnsi="Times New Roman" w:eastAsia="Liberation Serif" w:cs="Times New Roman"/>
+          <w:color w:val="000000"/>
+          <w:sz w:val="28"/>
+          <w:szCs w:val="28"/>
+        </w:rPr>
+        <w:t>, пневматический привод с поршнем и штоком</w:t>
+      </w:r>
+      <w:r>
+        <w:rPr>
+          <w:rFonts w:hint="default" w:eastAsia="Liberation Serif" w:cs="Times New Roman"/>
+          <w:color w:val="000000"/>
+          <w:sz w:val="28"/>
+          <w:szCs w:val="28"/>
+          <w:lang w:val="ru-RU"/>
+        </w:rPr>
+        <w:t xml:space="preserve"> 9</w:t>
+      </w:r>
+      <w:r>
+        <w:rPr>
+          <w:rFonts w:hint="default" w:ascii="Times New Roman" w:hAnsi="Times New Roman" w:eastAsia="Liberation Serif" w:cs="Times New Roman"/>
+          <w:color w:val="000000"/>
+          <w:sz w:val="28"/>
+          <w:szCs w:val="28"/>
+        </w:rPr>
+        <w:t xml:space="preserve">, </w:t>
+      </w:r>
+      <w:r>
+        <w:rPr>
+          <w:rFonts w:hint="default" w:eastAsia="Liberation Serif" w:cs="Times New Roman"/>
+          <w:color w:val="000000"/>
+          <w:sz w:val="28"/>
+          <w:szCs w:val="28"/>
+          <w:lang w:val="ru-RU"/>
+        </w:rPr>
+        <w:t>четыре</w:t>
+      </w:r>
+      <w:r>
+        <w:rPr>
+          <w:rFonts w:hint="default" w:ascii="Times New Roman" w:hAnsi="Times New Roman" w:eastAsia="Liberation Serif" w:cs="Times New Roman"/>
+          <w:color w:val="000000"/>
+          <w:sz w:val="28"/>
+          <w:szCs w:val="28"/>
+        </w:rPr>
+        <w:t xml:space="preserve"> рычажных зажимных механизма</w:t>
+      </w:r>
+      <w:r>
+        <w:rPr>
+          <w:rFonts w:hint="default" w:ascii="Times New Roman" w:hAnsi="Times New Roman" w:eastAsia="Liberation Serif" w:cs="Times New Roman"/>
+          <w:color w:val="000000"/>
+          <w:sz w:val="28"/>
+          <w:szCs w:val="28"/>
+          <w:lang w:val="en-US"/>
+        </w:rPr>
+        <w:t xml:space="preserve"> 2</w:t>
+      </w:r>
+      <w:r>
+        <w:rPr>
+          <w:rFonts w:hint="default" w:ascii="Times New Roman" w:hAnsi="Times New Roman" w:eastAsia="Liberation Serif" w:cs="Times New Roman"/>
+          <w:color w:val="000000"/>
+          <w:sz w:val="28"/>
+          <w:szCs w:val="28"/>
+        </w:rPr>
+        <w:t>, шарнирные соединения</w:t>
+      </w:r>
+      <w:r>
+        <w:rPr>
+          <w:rFonts w:hint="default" w:eastAsia="Liberation Serif" w:cs="Times New Roman"/>
+          <w:color w:val="000000"/>
+          <w:sz w:val="28"/>
+          <w:szCs w:val="28"/>
+          <w:lang w:val="ru-RU"/>
+        </w:rPr>
+        <w:t xml:space="preserve"> 4</w:t>
+      </w:r>
+      <w:r>
+        <w:rPr>
+          <w:rFonts w:hint="default" w:ascii="Times New Roman" w:hAnsi="Times New Roman" w:eastAsia="Liberation Serif" w:cs="Times New Roman"/>
+          <w:color w:val="000000"/>
+          <w:sz w:val="28"/>
+          <w:szCs w:val="28"/>
+        </w:rPr>
+        <w:t>, возвратные пружины и элементы подключения к пневмосети</w:t>
+      </w:r>
+      <w:r>
+        <w:rPr>
+          <w:rFonts w:hint="default" w:ascii="Times New Roman" w:hAnsi="Times New Roman" w:eastAsia="Liberation Serif" w:cs="Times New Roman"/>
+          <w:color w:val="000000"/>
+          <w:sz w:val="28"/>
+          <w:szCs w:val="28"/>
+          <w:lang w:val="en-US"/>
+        </w:rPr>
+        <w:t xml:space="preserve"> 14</w:t>
+      </w:r>
+      <w:r>
+        <w:rPr>
+          <w:rFonts w:hint="default" w:ascii="Times New Roman" w:hAnsi="Times New Roman" w:eastAsia="Liberation Serif" w:cs="Times New Roman"/>
+          <w:color w:val="000000"/>
+          <w:sz w:val="28"/>
+          <w:szCs w:val="28"/>
+        </w:rPr>
+        <w:t>. Плита служит для размещения узлов приспособления и крепления сборки на столе станка. Призмы базируют вал по наружной цилиндрической поверхности, а зажимные рычаги создают усилие, прижимающее заготовку к установочным поверхностям.</w:t>
+      </w:r>
+    </w:p>
+    <w:p>
+      <w:pPr>
+        <w:keepNext w:val="0"/>
+        <w:keepLines w:val="0"/>
+        <w:widowControl/>
+        <w:kinsoku/>
+        <w:wordWrap/>
+        <w:overflowPunct/>
+        <w:topLinePunct w:val="0"/>
+        <w:autoSpaceDE/>
+        <w:autoSpaceDN/>
+        <w:bidi w:val="0"/>
+        <w:adjustRightInd/>
+        <w:snapToGrid/>
+        <w:spacing w:line="288" w:lineRule="auto"/>
+        <w:ind w:left="0" w:firstLine="709"/>
         <w:jc w:val="both"/>
         <w:textAlignment w:val="auto"/>
         <w:rPr>
-          <w:rFonts w:hint="default" w:ascii="Times New Roman" w:hAnsi="Times New Roman" w:cs="Times New Roman"/>
-          <w:strike/>
-          <w:dstrike w:val="0"/>
-          <w:sz w:val="28"/>
-          <w:szCs w:val="28"/>
-        </w:rPr>
-      </w:pPr>
-      <w:r>
-        <w:rPr>
-          <w:rFonts w:hint="default" w:ascii="Times New Roman" w:hAnsi="Times New Roman" w:cs="Times New Roman"/>
-          <w:strike/>
-          <w:dstrike w:val="0"/>
-          <w:sz w:val="28"/>
-          <w:szCs w:val="28"/>
-        </w:rPr>
-        <w:tab/>
-      </w:r>
-      <w:r>
-        <w:rPr>
-          <w:rFonts w:hint="default" w:ascii="Times New Roman" w:hAnsi="Times New Roman" w:cs="Times New Roman"/>
-          <w:strike/>
-          <w:dstrike w:val="0"/>
-          <w:sz w:val="28"/>
-          <w:szCs w:val="28"/>
-        </w:rPr>
-        <w:t>Конструкция приспособления представлена на рисунке 1.1.</w:t>
-      </w:r>
-    </w:p>
-    <w:p>
-      <w:pPr>
-        <w:keepLines w:val="0"/>
-        <w:pageBreakBefore w:val="0"/>
-        <w:widowControl/>
-        <w:kinsoku/>
-        <w:wordWrap/>
-        <w:overflowPunct/>
-        <w:topLinePunct w:val="0"/>
-        <w:autoSpaceDE/>
-        <w:autoSpaceDN/>
-        <w:bidi w:val="0"/>
-        <w:adjustRightInd/>
-        <w:snapToGrid/>
-        <w:spacing w:line="288" w:lineRule="auto"/>
+          <w:rFonts w:hint="default" w:ascii="Times New Roman" w:hAnsi="Times New Roman" w:eastAsia="Liberation Serif" w:cs="Times New Roman"/>
+          <w:color w:val="000000"/>
+          <w:sz w:val="28"/>
+          <w:szCs w:val="28"/>
+        </w:rPr>
+      </w:pPr>
+      <w:r>
+        <w:rPr>
+          <w:rFonts w:hint="default" w:ascii="Times New Roman" w:hAnsi="Times New Roman" w:eastAsia="Liberation Serif" w:cs="Times New Roman"/>
+          <w:color w:val="000000"/>
+          <w:sz w:val="28"/>
+          <w:szCs w:val="28"/>
+        </w:rPr>
+        <w:t>Конструкция рычажного механизма должна обеспечивать небольшое качание коромысла при замыкании зажима. Это необходимо для компенсации возможных различий размеров заготовок и для равномерного контакта прижимных элементов.</w:t>
+      </w:r>
+    </w:p>
+    <w:p>
+      <w:pPr>
+        <w:keepNext w:val="0"/>
+        <w:keepLines w:val="0"/>
+        <w:widowControl/>
+        <w:kinsoku/>
+        <w:wordWrap/>
+        <w:overflowPunct/>
+        <w:topLinePunct w:val="0"/>
+        <w:autoSpaceDE/>
+        <w:autoSpaceDN/>
+        <w:bidi w:val="0"/>
+        <w:adjustRightInd/>
+        <w:snapToGrid/>
+        <w:spacing w:line="288" w:lineRule="auto"/>
+        <w:ind w:left="0" w:firstLine="709"/>
         <w:jc w:val="both"/>
         <w:textAlignment w:val="auto"/>
         <w:rPr>
-          <w:rFonts w:hint="default" w:ascii="Times New Roman" w:hAnsi="Times New Roman" w:cs="Times New Roman"/>
-          <w:strike/>
-          <w:dstrike w:val="0"/>
-          <w:sz w:val="28"/>
-          <w:szCs w:val="28"/>
-        </w:rPr>
-      </w:pPr>
+          <w:rFonts w:hint="default" w:ascii="Times New Roman" w:hAnsi="Times New Roman" w:eastAsia="Liberation Serif" w:cs="Times New Roman"/>
+          <w:color w:val="000000"/>
+          <w:sz w:val="28"/>
+          <w:szCs w:val="28"/>
+        </w:rPr>
+      </w:pPr>
+    </w:p>
+    <w:p>
+      <w:pPr>
+        <w:keepNext w:val="0"/>
+        <w:keepLines w:val="0"/>
+        <w:widowControl/>
+        <w:kinsoku/>
+        <w:wordWrap/>
+        <w:overflowPunct/>
+        <w:topLinePunct w:val="0"/>
+        <w:autoSpaceDE/>
+        <w:autoSpaceDN/>
+        <w:bidi w:val="0"/>
+        <w:adjustRightInd/>
+        <w:snapToGrid/>
+        <w:spacing w:line="288" w:lineRule="auto"/>
+        <w:ind w:left="0" w:firstLine="709"/>
+        <w:jc w:val="both"/>
+        <w:textAlignment w:val="auto"/>
+        <w:rPr>
+          <w:rFonts w:hint="default" w:ascii="Times New Roman" w:hAnsi="Times New Roman" w:eastAsia="Liberation Serif" w:cs="Times New Roman"/>
+          <w:b w:val="0"/>
+          <w:bCs/>
+          <w:color w:val="000000"/>
+          <w:sz w:val="28"/>
+          <w:szCs w:val="28"/>
+        </w:rPr>
+      </w:pPr>
+      <w:r>
+        <w:rPr>
+          <w:rFonts w:hint="default" w:ascii="Times New Roman" w:hAnsi="Times New Roman" w:eastAsia="Liberation Serif" w:cs="Times New Roman"/>
+          <w:b w:val="0"/>
+          <w:bCs/>
+          <w:color w:val="000000"/>
+          <w:sz w:val="28"/>
+          <w:szCs w:val="28"/>
+        </w:rPr>
+        <w:t>Рабочий цикл приспособления выполняется в следующем порядке:</w:t>
+      </w:r>
+    </w:p>
+    <w:p>
+      <w:pPr>
+        <w:keepNext w:val="0"/>
+        <w:keepLines w:val="0"/>
+        <w:widowControl/>
+        <w:numPr>
+          <w:ilvl w:val="0"/>
+          <w:numId w:val="1"/>
+        </w:numPr>
+        <w:kinsoku/>
+        <w:wordWrap/>
+        <w:overflowPunct/>
+        <w:topLinePunct w:val="0"/>
+        <w:autoSpaceDE/>
+        <w:autoSpaceDN/>
+        <w:bidi w:val="0"/>
+        <w:adjustRightInd/>
+        <w:snapToGrid/>
+        <w:spacing w:line="288" w:lineRule="auto"/>
+        <w:ind w:left="0" w:firstLine="709"/>
+        <w:jc w:val="both"/>
+        <w:textAlignment w:val="auto"/>
+        <w:rPr>
+          <w:rFonts w:hint="default" w:ascii="Times New Roman" w:hAnsi="Times New Roman" w:eastAsia="Liberation Serif" w:cs="Times New Roman"/>
+          <w:color w:val="000000"/>
+          <w:sz w:val="28"/>
+          <w:szCs w:val="28"/>
+        </w:rPr>
+      </w:pPr>
+      <w:r>
+        <w:rPr>
+          <w:rFonts w:hint="default" w:ascii="Times New Roman" w:hAnsi="Times New Roman" w:eastAsia="Liberation Serif" w:cs="Times New Roman"/>
+          <w:color w:val="000000"/>
+          <w:sz w:val="28"/>
+          <w:szCs w:val="28"/>
+        </w:rPr>
+        <w:t>Перед установкой детали очищают базовые поверхности призм и заготовки от стружки и загрязнений. Приспособление заранее закрепляют на столе станка 6Р13, проверяя надёжность крепежа и положение зоны обработки относительно траектории фрезы.</w:t>
+      </w:r>
+    </w:p>
+    <w:p>
+      <w:pPr>
+        <w:keepNext w:val="0"/>
+        <w:keepLines w:val="0"/>
+        <w:widowControl/>
+        <w:numPr>
+          <w:ilvl w:val="0"/>
+          <w:numId w:val="1"/>
+        </w:numPr>
+        <w:kinsoku/>
+        <w:wordWrap/>
+        <w:overflowPunct/>
+        <w:topLinePunct w:val="0"/>
+        <w:autoSpaceDE/>
+        <w:autoSpaceDN/>
+        <w:bidi w:val="0"/>
+        <w:adjustRightInd/>
+        <w:snapToGrid/>
+        <w:spacing w:line="288" w:lineRule="auto"/>
+        <w:ind w:left="0" w:firstLine="709"/>
+        <w:jc w:val="both"/>
+        <w:textAlignment w:val="auto"/>
+        <w:rPr>
+          <w:rFonts w:hint="default" w:ascii="Times New Roman" w:hAnsi="Times New Roman" w:eastAsia="Liberation Serif" w:cs="Times New Roman"/>
+          <w:color w:val="000000"/>
+          <w:sz w:val="28"/>
+          <w:szCs w:val="28"/>
+        </w:rPr>
+      </w:pPr>
+      <w:r>
+        <w:rPr>
+          <w:rFonts w:hint="default" w:ascii="Times New Roman" w:hAnsi="Times New Roman" w:eastAsia="Liberation Serif" w:cs="Times New Roman"/>
+          <w:color w:val="000000"/>
+          <w:sz w:val="28"/>
+          <w:szCs w:val="28"/>
+        </w:rPr>
+        <w:t>Пневматический привод переводят в положение разжима. Заготовку укладывают на две призмы и устанавливают в осевом направлении по предусмотренному установочному упору или торцевой базе. При установке необходимо совместить требуемое положение шпоночного паза с направлением движения фрезы.</w:t>
+      </w:r>
+    </w:p>
+    <w:p>
+      <w:pPr>
+        <w:keepNext w:val="0"/>
+        <w:keepLines w:val="0"/>
+        <w:widowControl/>
+        <w:kinsoku/>
+        <w:wordWrap/>
+        <w:overflowPunct/>
+        <w:topLinePunct w:val="0"/>
+        <w:autoSpaceDE/>
+        <w:autoSpaceDN/>
+        <w:bidi w:val="0"/>
+        <w:adjustRightInd/>
+        <w:snapToGrid/>
+        <w:spacing w:line="288" w:lineRule="auto"/>
+        <w:ind w:left="0" w:firstLine="709"/>
+        <w:jc w:val="both"/>
+        <w:textAlignment w:val="auto"/>
+        <w:rPr>
+          <w:rFonts w:hint="default" w:ascii="Times New Roman" w:hAnsi="Times New Roman" w:eastAsia="Liberation Serif" w:cs="Times New Roman"/>
+          <w:color w:val="000000"/>
+          <w:sz w:val="28"/>
+          <w:szCs w:val="28"/>
+        </w:rPr>
+      </w:pPr>
+      <w:r>
+        <w:rPr>
+          <w:rFonts w:hint="default" w:ascii="Times New Roman" w:hAnsi="Times New Roman" w:eastAsia="Liberation Serif" w:cs="Times New Roman"/>
+          <w:color w:val="000000"/>
+          <w:sz w:val="28"/>
+          <w:szCs w:val="28"/>
+        </w:rPr>
+        <w:t xml:space="preserve">3. После размещения заготовки переключают пневмораспределитель. Сжатый воздух поступает в рабочую полость привода, перемещая поршень со штоком. Перемещение через тяги и шарнирные соединения передаётся </w:t>
+      </w:r>
+      <w:r>
+        <w:rPr>
+          <w:rFonts w:hint="default" w:eastAsia="Liberation Serif" w:cs="Times New Roman"/>
+          <w:color w:val="000000"/>
+          <w:sz w:val="28"/>
+          <w:szCs w:val="28"/>
+          <w:lang w:val="ru-RU"/>
+        </w:rPr>
+        <w:t>четырём</w:t>
+      </w:r>
+      <w:r>
+        <w:rPr>
+          <w:rFonts w:hint="default" w:ascii="Times New Roman" w:hAnsi="Times New Roman" w:eastAsia="Liberation Serif" w:cs="Times New Roman"/>
+          <w:color w:val="000000"/>
+          <w:sz w:val="28"/>
+          <w:szCs w:val="28"/>
+        </w:rPr>
+        <w:t xml:space="preserve"> рычажным механизмам.</w:t>
+      </w:r>
+    </w:p>
+    <w:p>
+      <w:pPr>
+        <w:keepNext w:val="0"/>
+        <w:keepLines w:val="0"/>
+        <w:widowControl/>
+        <w:kinsoku/>
+        <w:wordWrap/>
+        <w:overflowPunct/>
+        <w:topLinePunct w:val="0"/>
+        <w:autoSpaceDE/>
+        <w:autoSpaceDN/>
+        <w:bidi w:val="0"/>
+        <w:adjustRightInd/>
+        <w:snapToGrid/>
+        <w:spacing w:line="288" w:lineRule="auto"/>
+        <w:ind w:left="0" w:firstLine="709"/>
+        <w:jc w:val="both"/>
+        <w:textAlignment w:val="auto"/>
+        <w:rPr>
+          <w:rFonts w:hint="default" w:ascii="Times New Roman" w:hAnsi="Times New Roman" w:eastAsia="Liberation Serif" w:cs="Times New Roman"/>
+          <w:color w:val="000000"/>
+          <w:sz w:val="28"/>
+          <w:szCs w:val="28"/>
+        </w:rPr>
+      </w:pPr>
+      <w:r>
+        <w:rPr>
+          <w:rFonts w:hint="default" w:ascii="Times New Roman" w:hAnsi="Times New Roman" w:eastAsia="Liberation Serif" w:cs="Times New Roman"/>
+          <w:color w:val="000000"/>
+          <w:sz w:val="28"/>
+          <w:szCs w:val="28"/>
+        </w:rPr>
+        <w:t>4. Рычажные зажимы поворачиваются и прижимают вал к призмам. После срабатывания привода проверяют устойчивость закрепления и убеждаются, что прижимные элементы не перекрывают рабочую траекторию шпоночной фрезы.</w:t>
+      </w:r>
+    </w:p>
+    <w:p>
+      <w:pPr>
+        <w:keepNext w:val="0"/>
+        <w:keepLines w:val="0"/>
+        <w:widowControl/>
+        <w:kinsoku/>
+        <w:wordWrap/>
+        <w:overflowPunct/>
+        <w:topLinePunct w:val="0"/>
+        <w:autoSpaceDE/>
+        <w:autoSpaceDN/>
+        <w:bidi w:val="0"/>
+        <w:adjustRightInd/>
+        <w:snapToGrid/>
+        <w:spacing w:line="288" w:lineRule="auto"/>
+        <w:ind w:left="0" w:firstLine="709"/>
+        <w:jc w:val="both"/>
+        <w:textAlignment w:val="auto"/>
+        <w:rPr>
+          <w:rFonts w:hint="default" w:ascii="Times New Roman" w:hAnsi="Times New Roman" w:eastAsia="Liberation Serif" w:cs="Times New Roman"/>
+          <w:color w:val="000000"/>
+          <w:sz w:val="28"/>
+          <w:szCs w:val="28"/>
+        </w:rPr>
+      </w:pPr>
+      <w:r>
+        <w:rPr>
+          <w:rFonts w:hint="default" w:ascii="Times New Roman" w:hAnsi="Times New Roman" w:eastAsia="Liberation Serif" w:cs="Times New Roman"/>
+          <w:color w:val="000000"/>
+          <w:sz w:val="28"/>
+          <w:szCs w:val="28"/>
+        </w:rPr>
+        <w:t>5. Выполняют фрезерование паза фрезой</w:t>
+      </w:r>
+      <w:r>
+        <w:rPr>
+          <w:rFonts w:hint="default" w:ascii="Times New Roman" w:hAnsi="Times New Roman" w:eastAsia="Liberation Serif" w:cs="Times New Roman"/>
+          <w:color w:val="000000"/>
+          <w:sz w:val="28"/>
+          <w:szCs w:val="28"/>
+          <w:lang w:val="ru-RU"/>
+        </w:rPr>
+        <w:t>.</w:t>
+      </w:r>
+      <w:r>
+        <w:rPr>
+          <w:rFonts w:hint="default" w:ascii="Times New Roman" w:hAnsi="Times New Roman" w:eastAsia="Liberation Serif" w:cs="Times New Roman"/>
+          <w:color w:val="000000"/>
+          <w:sz w:val="28"/>
+          <w:szCs w:val="28"/>
+        </w:rPr>
+        <w:t xml:space="preserve"> Во время обработки заготовка должна оставаться неподвижной относительно установочных баз.</w:t>
+      </w:r>
     </w:p>
     <w:p>
       <w:pPr>
@@ -17066,11 +17564,69 @@
           <w:sz w:val="28"/>
           <w:szCs w:val="28"/>
         </w:rPr>
-        <w:t>Рисунок 1.1 – Приспособления фрезерное</w:t>
-      </w:r>
-    </w:p>
-    <w:p>
-      <w:pPr>
+        <w:t xml:space="preserve">Рисунок </w:t>
+      </w:r>
+      <w:r>
+        <w:rPr>
+          <w:rFonts w:hint="default" w:cs="Times New Roman"/>
+          <w:strike w:val="0"/>
+          <w:dstrike w:val="0"/>
+          <w:sz w:val="28"/>
+          <w:szCs w:val="28"/>
+          <w:lang w:val="en-US"/>
+        </w:rPr>
+        <w:t>2</w:t>
+      </w:r>
+      <w:r>
+        <w:rPr>
+          <w:rFonts w:hint="default" w:ascii="Times New Roman" w:hAnsi="Times New Roman" w:cs="Times New Roman"/>
+          <w:strike w:val="0"/>
+          <w:dstrike w:val="0"/>
+          <w:sz w:val="28"/>
+          <w:szCs w:val="28"/>
+        </w:rPr>
+        <w:t>.1 – Приспособления фрезерное</w:t>
+      </w:r>
+    </w:p>
+    <w:p>
+      <w:pPr>
+        <w:keepNext w:val="0"/>
+        <w:keepLines w:val="0"/>
+        <w:widowControl/>
+        <w:kinsoku/>
+        <w:wordWrap/>
+        <w:overflowPunct/>
+        <w:topLinePunct w:val="0"/>
+        <w:autoSpaceDE/>
+        <w:autoSpaceDN/>
+        <w:bidi w:val="0"/>
+        <w:adjustRightInd/>
+        <w:snapToGrid/>
+        <w:spacing w:line="288" w:lineRule="auto"/>
+        <w:ind w:left="0" w:firstLine="709"/>
+        <w:jc w:val="both"/>
+        <w:textAlignment w:val="auto"/>
+        <w:rPr>
+          <w:rFonts w:hint="default" w:ascii="Times New Roman" w:hAnsi="Times New Roman" w:cs="Times New Roman"/>
+          <w:strike/>
+          <w:dstrike w:val="0"/>
+          <w:sz w:val="28"/>
+          <w:szCs w:val="28"/>
+        </w:rPr>
+      </w:pPr>
+      <w:r>
+        <w:rPr>
+          <w:rFonts w:hint="default" w:ascii="Times New Roman" w:hAnsi="Times New Roman" w:eastAsia="Liberation Serif" w:cs="Times New Roman"/>
+          <w:color w:val="000000"/>
+          <w:sz w:val="28"/>
+          <w:szCs w:val="28"/>
+        </w:rPr>
+        <w:t>6. После завершения обработки пневмораспределитель переключают в положение разжима. Рабочая полость привода разгружается в соответствии с принятой схемой пневмоуправления, а возвратный механизм отводит рычаги от детали. Обработанный вал снимают, проверяют размеры паза и устанавливают следующую заготовку.</w:t>
+      </w:r>
+    </w:p>
+    <w:p>
+      <w:pPr>
+        <w:pStyle w:val="2"/>
         <w:keepLines w:val="0"/>
         <w:pageBreakBefore w:val="0"/>
         <w:widowControl/>
@@ -17090,134 +17646,6 @@
           <w:rFonts w:hint="default" w:ascii="Times New Roman" w:hAnsi="Times New Roman" w:cs="Times New Roman"/>
           <w:strike/>
           <w:dstrike w:val="0"/>
-          <w:sz w:val="28"/>
-          <w:szCs w:val="28"/>
-        </w:rPr>
-      </w:pPr>
-    </w:p>
-    <w:p>
-      <w:pPr>
-        <w:keepLines w:val="0"/>
-        <w:pageBreakBefore w:val="0"/>
-        <w:widowControl/>
-        <w:kinsoku/>
-        <w:wordWrap/>
-        <w:overflowPunct/>
-        <w:topLinePunct w:val="0"/>
-        <w:autoSpaceDE/>
-        <w:autoSpaceDN/>
-        <w:bidi w:val="0"/>
-        <w:adjustRightInd/>
-        <w:snapToGrid/>
-        <w:spacing w:line="288" w:lineRule="auto"/>
-        <w:ind w:firstLine="708"/>
-        <w:jc w:val="both"/>
-        <w:textAlignment w:val="auto"/>
-        <w:rPr>
-          <w:rFonts w:hint="default" w:ascii="Times New Roman" w:hAnsi="Times New Roman" w:cs="Times New Roman"/>
-          <w:strike/>
-          <w:dstrike w:val="0"/>
-          <w:sz w:val="28"/>
-          <w:szCs w:val="28"/>
-        </w:rPr>
-      </w:pPr>
-      <w:r>
-        <w:rPr>
-          <w:rFonts w:hint="default" w:ascii="Times New Roman" w:hAnsi="Times New Roman" w:cs="Times New Roman"/>
-          <w:strike/>
-          <w:dstrike w:val="0"/>
-          <w:sz w:val="28"/>
-          <w:szCs w:val="28"/>
-        </w:rPr>
-        <w:t xml:space="preserve">Приспособление состоит из основания 1, на которое устанавливается корпус пневмоцилиндра 5. В отверстии корпуса цилиндра перемещается поршень 3, установленный на штоке 6. Шток имеет паз, в который установлена лапа рычага 9, поворачиваемый на пальце 8. Рычаг воздействует на призму, перемещаясь относительно втулки 10. </w:t>
-      </w:r>
-    </w:p>
-    <w:p>
-      <w:pPr>
-        <w:keepLines w:val="0"/>
-        <w:pageBreakBefore w:val="0"/>
-        <w:widowControl/>
-        <w:kinsoku/>
-        <w:wordWrap/>
-        <w:overflowPunct/>
-        <w:topLinePunct w:val="0"/>
-        <w:autoSpaceDE/>
-        <w:autoSpaceDN/>
-        <w:bidi w:val="0"/>
-        <w:adjustRightInd/>
-        <w:snapToGrid/>
-        <w:spacing w:line="288" w:lineRule="auto"/>
-        <w:ind w:firstLine="708"/>
-        <w:jc w:val="both"/>
-        <w:textAlignment w:val="auto"/>
-        <w:rPr>
-          <w:rFonts w:hint="default" w:ascii="Times New Roman" w:hAnsi="Times New Roman" w:cs="Times New Roman"/>
-          <w:strike/>
-          <w:dstrike w:val="0"/>
-          <w:sz w:val="28"/>
-          <w:szCs w:val="28"/>
-        </w:rPr>
-      </w:pPr>
-      <w:r>
-        <w:rPr>
-          <w:rFonts w:hint="default" w:ascii="Times New Roman" w:hAnsi="Times New Roman" w:cs="Times New Roman"/>
-          <w:strike/>
-          <w:dstrike w:val="0"/>
-          <w:sz w:val="28"/>
-          <w:szCs w:val="28"/>
-        </w:rPr>
-        <w:t>Принцип действия приспособления: поворачивая рукоятку 18, через штуцер 17 сжатый воздух попадает в камеру цилиндра 5, перемещая шток 6 вниз. При этом рычаг 9 поджимает заготовку, установленную между призмами 13 и 14. По окончании обработки сжатый воздух уходит из камеры пневмоцилиндра через штуцер 16 и деталь освобождается от зажима.</w:t>
-      </w:r>
-    </w:p>
-    <w:p>
-      <w:pPr>
-        <w:keepLines w:val="0"/>
-        <w:pageBreakBefore w:val="0"/>
-        <w:widowControl/>
-        <w:kinsoku/>
-        <w:wordWrap/>
-        <w:overflowPunct/>
-        <w:topLinePunct w:val="0"/>
-        <w:autoSpaceDE/>
-        <w:autoSpaceDN/>
-        <w:bidi w:val="0"/>
-        <w:adjustRightInd/>
-        <w:snapToGrid/>
-        <w:spacing w:line="288" w:lineRule="auto"/>
-        <w:ind w:firstLine="708"/>
-        <w:jc w:val="both"/>
-        <w:textAlignment w:val="auto"/>
-        <w:rPr>
-          <w:rFonts w:hint="default" w:ascii="Times New Roman" w:hAnsi="Times New Roman" w:cs="Times New Roman"/>
-          <w:strike/>
-          <w:dstrike w:val="0"/>
-          <w:sz w:val="28"/>
-          <w:szCs w:val="28"/>
-        </w:rPr>
-      </w:pPr>
-    </w:p>
-    <w:p>
-      <w:pPr>
-        <w:pStyle w:val="2"/>
-        <w:keepLines w:val="0"/>
-        <w:pageBreakBefore w:val="0"/>
-        <w:widowControl/>
-        <w:kinsoku/>
-        <w:wordWrap/>
-        <w:overflowPunct/>
-        <w:topLinePunct w:val="0"/>
-        <w:autoSpaceDE/>
-        <w:autoSpaceDN/>
-        <w:bidi w:val="0"/>
-        <w:adjustRightInd/>
-        <w:snapToGrid/>
-        <w:spacing w:line="288" w:lineRule="auto"/>
-        <w:jc w:val="center"/>
-        <w:textAlignment w:val="auto"/>
-        <w:rPr>
-          <w:rFonts w:hint="default" w:ascii="Times New Roman" w:hAnsi="Times New Roman" w:cs="Times New Roman"/>
-          <w:strike/>
-          <w:dstrike w:val="0"/>
         </w:rPr>
       </w:pPr>
       <w:r>
@@ -17232,10 +17660,27 @@
       <w:r>
         <w:rPr>
           <w:rFonts w:hint="default" w:ascii="Times New Roman" w:hAnsi="Times New Roman" w:cs="Times New Roman"/>
-          <w:strike/>
-          <w:dstrike w:val="0"/>
-        </w:rPr>
-        <w:t>3 Силовой расчет приспособления</w:t>
+          <w:strike w:val="0"/>
+          <w:dstrike w:val="0"/>
+        </w:rPr>
+        <w:t xml:space="preserve">3 Силовой </w:t>
+      </w:r>
+      <w:r>
+        <w:rPr>
+          <w:rFonts w:hint="default" w:ascii="Times New Roman" w:hAnsi="Times New Roman" w:cs="Times New Roman"/>
+          <w:strike w:val="0"/>
+          <w:dstrike w:val="0"/>
+          <w:lang w:val="ru-RU"/>
+        </w:rPr>
+        <w:t>расчёт</w:t>
+      </w:r>
+      <w:r>
+        <w:rPr>
+          <w:rFonts w:hint="default" w:ascii="Times New Roman" w:hAnsi="Times New Roman" w:cs="Times New Roman"/>
+          <w:strike w:val="0"/>
+          <w:dstrike w:val="0"/>
+        </w:rPr>
+        <w:t xml:space="preserve"> приспособления</w:t>
       </w:r>
       <w:bookmarkEnd w:id="3"/>
     </w:p>
@@ -17259,21 +17704,42 @@
         <w:textAlignment w:val="auto"/>
         <w:rPr>
           <w:rFonts w:hint="default" w:ascii="Times New Roman" w:hAnsi="Times New Roman" w:cs="Times New Roman"/>
-          <w:strike/>
-          <w:dstrike w:val="0"/>
-          <w:sz w:val="28"/>
-          <w:szCs w:val="28"/>
-        </w:rPr>
-      </w:pPr>
-      <w:r>
-        <w:rPr>
-          <w:rFonts w:hint="default" w:ascii="Times New Roman" w:hAnsi="Times New Roman" w:cs="Times New Roman"/>
-          <w:strike/>
-          <w:dstrike w:val="0"/>
-          <w:sz w:val="28"/>
-          <w:szCs w:val="28"/>
-        </w:rPr>
-        <w:t>Для проведения силового расчета приспособления составим схему действия сил (рисунок 3.1).</w:t>
+          <w:strike w:val="0"/>
+          <w:dstrike w:val="0"/>
+          <w:sz w:val="28"/>
+          <w:szCs w:val="28"/>
+        </w:rPr>
+      </w:pPr>
+      <w:r>
+        <w:rPr>
+          <w:rFonts w:hint="default" w:ascii="Times New Roman" w:hAnsi="Times New Roman" w:cs="Times New Roman"/>
+          <w:strike w:val="0"/>
+          <w:dstrike w:val="0"/>
+          <w:sz w:val="28"/>
+          <w:szCs w:val="28"/>
+        </w:rPr>
+        <w:t xml:space="preserve">Для проведения силового </w:t>
+      </w:r>
+      <w:r>
+        <w:rPr>
+          <w:rFonts w:hint="default" w:cs="Times New Roman"/>
+          <w:strike w:val="0"/>
+          <w:dstrike w:val="0"/>
+          <w:sz w:val="28"/>
+          <w:szCs w:val="28"/>
+          <w:lang w:val="ru-RU"/>
+        </w:rPr>
+        <w:t>расчёта</w:t>
+      </w:r>
+      <w:r>
+        <w:rPr>
+          <w:rFonts w:hint="default" w:ascii="Times New Roman" w:hAnsi="Times New Roman" w:cs="Times New Roman"/>
+          <w:strike w:val="0"/>
+          <w:dstrike w:val="0"/>
+          <w:sz w:val="28"/>
+          <w:szCs w:val="28"/>
+        </w:rPr>
+        <w:t xml:space="preserve"> приспособления составим схему действия сил (рисунок 3.1).</w:t>
       </w:r>
     </w:p>
     <w:p>
@@ -17298,19 +17764,21 @@
           <w:rFonts w:hint="default" w:ascii="Times New Roman" w:hAnsi="Times New Roman" w:cs="Times New Roman"/>
           <w:strike/>
           <w:dstrike w:val="0"/>
-        </w:rPr>
-      </w:pPr>
-      <w:r>
-        <w:rPr>
-          <w:rFonts w:hint="default" w:ascii="Times New Roman" w:hAnsi="Times New Roman" w:cs="Times New Roman"/>
-          <w:strike/>
-          <w:dstrike w:val="0"/>
+          <w:lang w:val="ru-RU"/>
+        </w:rPr>
+      </w:pPr>
+      <w:r>
+        <w:rPr>
+          <w:rFonts w:hint="default" w:ascii="Times New Roman" w:hAnsi="Times New Roman" w:cs="Times New Roman"/>
+          <w:strike/>
+          <w:dstrike w:val="0"/>
+          <w:lang w:val="ru-RU"/>
         </w:rPr>
         <w:drawing>
           <wp:inline distT="0" distB="0" distL="114300" distR="114300">
-            <wp:extent cx="2797810" cy="1851660"/>
-            <wp:effectExtent l="0" t="0" r="2540" b="15240"/>
-            <wp:docPr id="4" name="Рисунок 1"/>
+            <wp:extent cx="3000375" cy="1885950"/>
+            <wp:effectExtent l="0" t="0" r="9525" b="0"/>
+            <wp:docPr id="9" name="Изображение 9" descr="Screenshot_17"/>
             <wp:cNvGraphicFramePr>
               <a:graphicFrameLocks xmlns:a="http://schemas.openxmlformats.org/drawingml/2006/main" noChangeAspect="1"/>
             </wp:cNvGraphicFramePr>
@@ -17318,14 +17786,13 @@
               <a:graphicData uri="http://schemas.openxmlformats.org/drawingml/2006/picture">
                 <pic:pic xmlns:pic="http://schemas.openxmlformats.org/drawingml/2006/picture">
                   <pic:nvPicPr>
-                    <pic:cNvPr id="4" name="Рисунок 1"/>
+                    <pic:cNvPr id="9" name="Изображение 9" descr="Screenshot_17"/>
                     <pic:cNvPicPr>
                       <a:picLocks noChangeAspect="1"/>
                     </pic:cNvPicPr>
                   </pic:nvPicPr>
                   <pic:blipFill>
                     <a:blip r:embed="rId15"/>
-                    <a:srcRect l="39006" t="49408" r="42493" b="28769"/>
                     <a:stretch>
                       <a:fillRect/>
                     </a:stretch>
@@ -17333,15 +17800,11 @@
                   <pic:spPr>
                     <a:xfrm>
                       <a:off x="0" y="0"/>
-                      <a:ext cx="2797810" cy="1851660"/>
+                      <a:ext cx="3000375" cy="1885950"/>
                     </a:xfrm>
                     <a:prstGeom prst="rect">
                       <a:avLst/>
                     </a:prstGeom>
-                    <a:noFill/>
-                    <a:ln>
-                      <a:noFill/>
-                    </a:ln>
                   </pic:spPr>
                 </pic:pic>
               </a:graphicData>
@@ -17370,21 +17833,42 @@
         <w:textAlignment w:val="auto"/>
         <w:rPr>
           <w:rFonts w:hint="default" w:ascii="Times New Roman" w:hAnsi="Times New Roman" w:cs="Times New Roman"/>
-          <w:strike/>
-          <w:dstrike w:val="0"/>
-          <w:sz w:val="28"/>
-          <w:szCs w:val="28"/>
-        </w:rPr>
-      </w:pPr>
-      <w:r>
-        <w:rPr>
-          <w:rFonts w:hint="default" w:ascii="Times New Roman" w:hAnsi="Times New Roman" w:cs="Times New Roman"/>
-          <w:strike/>
-          <w:dstrike w:val="0"/>
-          <w:sz w:val="28"/>
-          <w:szCs w:val="28"/>
-        </w:rPr>
-        <w:t>Рисунок 3.1 – Расчетная схема сил</w:t>
+          <w:strike w:val="0"/>
+          <w:dstrike w:val="0"/>
+          <w:sz w:val="28"/>
+          <w:szCs w:val="28"/>
+        </w:rPr>
+      </w:pPr>
+      <w:r>
+        <w:rPr>
+          <w:rFonts w:hint="default" w:ascii="Times New Roman" w:hAnsi="Times New Roman" w:cs="Times New Roman"/>
+          <w:strike w:val="0"/>
+          <w:dstrike w:val="0"/>
+          <w:sz w:val="28"/>
+          <w:szCs w:val="28"/>
+        </w:rPr>
+        <w:t xml:space="preserve">Рисунок 3.1 – </w:t>
+      </w:r>
+      <w:r>
+        <w:rPr>
+          <w:rFonts w:hint="default" w:cs="Times New Roman"/>
+          <w:strike w:val="0"/>
+          <w:dstrike w:val="0"/>
+          <w:sz w:val="28"/>
+          <w:szCs w:val="28"/>
+          <w:lang w:val="ru-RU"/>
+        </w:rPr>
+        <w:t>Расчётная</w:t>
+      </w:r>
+      <w:r>
+        <w:rPr>
+          <w:rFonts w:hint="default" w:ascii="Times New Roman" w:hAnsi="Times New Roman" w:cs="Times New Roman"/>
+          <w:strike w:val="0"/>
+          <w:dstrike w:val="0"/>
+          <w:sz w:val="28"/>
+          <w:szCs w:val="28"/>
+        </w:rPr>
+        <w:t xml:space="preserve"> схема сил</w:t>
       </w:r>
     </w:p>
     <w:p>
@@ -17505,7 +17989,7 @@
           <w:szCs w:val="28"/>
         </w:rPr>
         <w:object>
-          <v:shape id="_x0000_i1030" o:spt="75" type="#_x0000_t75" style="height:33pt;width:120pt;" o:ole="t" filled="f" o:preferrelative="t" stroked="f" coordsize="21600,21600">
+          <v:shape id="_x0000_i1029" o:spt="75" type="#_x0000_t75" style="height:33pt;width:120pt;" o:ole="t" filled="f" o:preferrelative="t" stroked="f" coordsize="21600,21600">
             <v:path/>
             <v:fill on="f" alignshape="1" focussize="0,0"/>
             <v:stroke on="f"/>
@@ -17514,7 +17998,7 @@
             <w10:wrap type="none"/>
             <w10:anchorlock/>
           </v:shape>
-          <o:OLEObject Type="Embed" ProgID="Equation.3" ShapeID="_x0000_i1030" DrawAspect="Content" ObjectID="_1468075729" r:id="rId16">
+          <o:OLEObject Type="Embed" ProgID="Equation.3" ShapeID="_x0000_i1029" DrawAspect="Content" ObjectID="_1468075729" r:id="rId16">
             <o:LockedField>false</o:LockedField>
           </o:OLEObject>
         </w:object>
@@ -17632,7 +18116,7 @@
           <w:szCs w:val="28"/>
         </w:rPr>
         <w:object>
-          <v:shape id="_x0000_i1031" o:spt="75" type="#_x0000_t75" style="height:18.15pt;width:131pt;" o:ole="t" filled="f" o:preferrelative="t" stroked="f" coordsize="21600,21600">
+          <v:shape id="_x0000_i1030" o:spt="75" type="#_x0000_t75" style="height:18.15pt;width:131pt;" o:ole="t" filled="f" o:preferrelative="t" stroked="f" coordsize="21600,21600">
             <v:path/>
             <v:fill on="f" alignshape="1" focussize="0,0"/>
             <v:stroke on="f"/>
@@ -17641,7 +18125,7 @@
             <w10:wrap type="none"/>
             <w10:anchorlock/>
           </v:shape>
-          <o:OLEObject Type="Embed" ProgID="Equation.3" ShapeID="_x0000_i1031" DrawAspect="Content" ObjectID="_1468075730" r:id="rId18">
+          <o:OLEObject Type="Embed" ProgID="Equation.3" ShapeID="_x0000_i1030" DrawAspect="Content" ObjectID="_1468075730" r:id="rId18">
             <o:LockedField>false</o:LockedField>
           </o:OLEObject>
         </w:object>
@@ -17730,7 +18214,7 @@
           <w:szCs w:val="28"/>
         </w:rPr>
         <w:object>
-          <v:shape id="_x0000_i1032" o:spt="75" type="#_x0000_t75" style="height:18.15pt;width:17.55pt;" o:ole="t" filled="f" o:preferrelative="t" stroked="f" coordsize="21600,21600">
+          <v:shape id="_x0000_i1031" o:spt="75" type="#_x0000_t75" style="height:18.15pt;width:17.55pt;" o:ole="t" filled="f" o:preferrelative="t" stroked="f" coordsize="21600,21600">
             <v:path/>
             <v:fill on="f" focussize="0,0"/>
             <v:stroke on="f"/>
@@ -17739,7 +18223,7 @@
             <w10:wrap type="none"/>
             <w10:anchorlock/>
           </v:shape>
-          <o:OLEObject Type="Embed" ProgID="Equation.3" ShapeID="_x0000_i1032" DrawAspect="Content" ObjectID="_1468075731" r:id="rId20">
+          <o:OLEObject Type="Embed" ProgID="Equation.3" ShapeID="_x0000_i1031" DrawAspect="Content" ObjectID="_1468075731" r:id="rId20">
             <o:LockedField>false</o:LockedField>
           </o:OLEObject>
         </w:object>
@@ -17764,7 +18248,7 @@
           <w:szCs w:val="28"/>
         </w:rPr>
         <w:object>
-          <v:shape id="_x0000_i1033" o:spt="75" type="#_x0000_t75" style="height:18.15pt;width:17.55pt;" o:ole="t" filled="f" o:preferrelative="t" stroked="f" coordsize="21600,21600">
+          <v:shape id="_x0000_i1032" o:spt="75" type="#_x0000_t75" style="height:18.15pt;width:17.55pt;" o:ole="t" filled="f" o:preferrelative="t" stroked="f" coordsize="21600,21600">
             <v:path/>
             <v:fill on="f" focussize="0,0"/>
             <v:stroke on="f"/>
@@ -17773,7 +18257,7 @@
             <w10:wrap type="none"/>
             <w10:anchorlock/>
           </v:shape>
-          <o:OLEObject Type="Embed" ProgID="Equation.3" ShapeID="_x0000_i1033" DrawAspect="Content" ObjectID="_1468075732" r:id="rId22">
+          <o:OLEObject Type="Embed" ProgID="Equation.3" ShapeID="_x0000_i1032" DrawAspect="Content" ObjectID="_1468075732" r:id="rId22">
             <o:LockedField>false</o:LockedField>
           </o:OLEObject>
         </w:object>
@@ -17835,7 +18319,7 @@
           <w:szCs w:val="28"/>
         </w:rPr>
         <w:object>
-          <v:shape id="_x0000_i1034" o:spt="75" type="#_x0000_t75" style="height:17.55pt;width:15.05pt;" o:ole="t" filled="f" o:preferrelative="t" stroked="f" coordsize="21600,21600">
+          <v:shape id="_x0000_i1033" o:spt="75" type="#_x0000_t75" style="height:17.55pt;width:15.05pt;" o:ole="t" filled="f" o:preferrelative="t" stroked="f" coordsize="21600,21600">
             <v:path/>
             <v:fill on="f" focussize="0,0"/>
             <v:stroke on="f"/>
@@ -17844,7 +18328,7 @@
             <w10:wrap type="none"/>
             <w10:anchorlock/>
           </v:shape>
-          <o:OLEObject Type="Embed" ProgID="Equation.3" ShapeID="_x0000_i1034" DrawAspect="Content" ObjectID="_1468075733" r:id="rId24">
+          <o:OLEObject Type="Embed" ProgID="Equation.3" ShapeID="_x0000_i1033" DrawAspect="Content" ObjectID="_1468075733" r:id="rId24">
             <o:LockedField>false</o:LockedField>
           </o:OLEObject>
         </w:object>
@@ -17869,7 +18353,7 @@
           <w:szCs w:val="28"/>
         </w:rPr>
         <w:object>
-          <v:shape id="_x0000_i1035" o:spt="75" type="#_x0000_t75" style="height:17.55pt;width:15.05pt;" o:ole="t" filled="f" o:preferrelative="t" stroked="f" coordsize="21600,21600">
+          <v:shape id="_x0000_i1034" o:spt="75" type="#_x0000_t75" style="height:17.55pt;width:15.05pt;" o:ole="t" filled="f" o:preferrelative="t" stroked="f" coordsize="21600,21600">
             <v:path/>
             <v:fill on="f" focussize="0,0"/>
             <v:stroke on="f"/>
@@ -17878,7 +18362,7 @@
             <w10:wrap type="none"/>
             <w10:anchorlock/>
           </v:shape>
-          <o:OLEObject Type="Embed" ProgID="Equation.3" ShapeID="_x0000_i1035" DrawAspect="Content" ObjectID="_1468075734" r:id="rId26">
+          <o:OLEObject Type="Embed" ProgID="Equation.3" ShapeID="_x0000_i1034" DrawAspect="Content" ObjectID="_1468075734" r:id="rId26">
             <o:LockedField>false</o:LockedField>
           </o:OLEObject>
         </w:object>
@@ -17940,7 +18424,7 @@
           <w:szCs w:val="28"/>
         </w:rPr>
         <w:object>
-          <v:shape id="_x0000_i1036" o:spt="75" type="#_x0000_t75" style="height:17.55pt;width:17.55pt;" o:ole="t" filled="f" o:preferrelative="t" stroked="f" coordsize="21600,21600">
+          <v:shape id="_x0000_i1035" o:spt="75" type="#_x0000_t75" style="height:17.55pt;width:17.55pt;" o:ole="t" filled="f" o:preferrelative="t" stroked="f" coordsize="21600,21600">
             <v:path/>
             <v:fill on="f" focussize="0,0"/>
             <v:stroke on="f"/>
@@ -17949,7 +18433,7 @@
             <w10:wrap type="none"/>
             <w10:anchorlock/>
           </v:shape>
-          <o:OLEObject Type="Embed" ProgID="Equation.3" ShapeID="_x0000_i1036" DrawAspect="Content" ObjectID="_1468075735" r:id="rId28">
+          <o:OLEObject Type="Embed" ProgID="Equation.3" ShapeID="_x0000_i1035" DrawAspect="Content" ObjectID="_1468075735" r:id="rId28">
             <o:LockedField>false</o:LockedField>
           </o:OLEObject>
         </w:object>
@@ -17974,7 +18458,7 @@
           <w:szCs w:val="28"/>
         </w:rPr>
         <w:object>
-          <v:shape id="_x0000_i1037" o:spt="75" type="#_x0000_t75" style="height:17.55pt;width:17.55pt;" o:ole="t" filled="f" o:preferrelative="t" stroked="f" coordsize="21600,21600">
+          <v:shape id="_x0000_i1036" o:spt="75" type="#_x0000_t75" style="height:17.55pt;width:17.55pt;" o:ole="t" filled="f" o:preferrelative="t" stroked="f" coordsize="21600,21600">
             <v:path/>
             <v:fill on="f" focussize="0,0"/>
             <v:stroke on="f"/>
@@ -17983,7 +18467,7 @@
             <w10:wrap type="none"/>
             <w10:anchorlock/>
           </v:shape>
-          <o:OLEObject Type="Embed" ProgID="Equation.3" ShapeID="_x0000_i1037" DrawAspect="Content" ObjectID="_1468075736" r:id="rId30">
+          <o:OLEObject Type="Embed" ProgID="Equation.3" ShapeID="_x0000_i1036" DrawAspect="Content" ObjectID="_1468075736" r:id="rId30">
             <o:LockedField>false</o:LockedField>
           </o:OLEObject>
         </w:object>
@@ -18045,7 +18529,7 @@
           <w:szCs w:val="28"/>
         </w:rPr>
         <w:object>
-          <v:shape id="_x0000_i1038" o:spt="75" type="#_x0000_t75" style="height:18.15pt;width:15.65pt;" o:ole="t" filled="f" o:preferrelative="t" stroked="f" coordsize="21600,21600">
+          <v:shape id="_x0000_i1037" o:spt="75" type="#_x0000_t75" style="height:18.15pt;width:15.65pt;" o:ole="t" filled="f" o:preferrelative="t" stroked="f" coordsize="21600,21600">
             <v:path/>
             <v:fill on="f" focussize="0,0"/>
             <v:stroke on="f"/>
@@ -18054,7 +18538,7 @@
             <w10:wrap type="none"/>
             <w10:anchorlock/>
           </v:shape>
-          <o:OLEObject Type="Embed" ProgID="Equation.3" ShapeID="_x0000_i1038" DrawAspect="Content" ObjectID="_1468075737" r:id="rId32">
+          <o:OLEObject Type="Embed" ProgID="Equation.3" ShapeID="_x0000_i1037" DrawAspect="Content" ObjectID="_1468075737" r:id="rId32">
             <o:LockedField>false</o:LockedField>
           </o:OLEObject>
         </w:object>
@@ -18079,7 +18563,7 @@
           <w:szCs w:val="28"/>
         </w:rPr>
         <w:object>
-          <v:shape id="_x0000_i1039" o:spt="75" type="#_x0000_t75" style="height:18.15pt;width:15.65pt;" o:ole="t" filled="f" o:preferrelative="t" stroked="f" coordsize="21600,21600">
+          <v:shape id="_x0000_i1038" o:spt="75" type="#_x0000_t75" style="height:18.15pt;width:15.65pt;" o:ole="t" filled="f" o:preferrelative="t" stroked="f" coordsize="21600,21600">
             <v:path/>
             <v:fill on="f" focussize="0,0"/>
             <v:stroke on="f"/>
@@ -18088,7 +18572,7 @@
             <w10:wrap type="none"/>
             <w10:anchorlock/>
           </v:shape>
-          <o:OLEObject Type="Embed" ProgID="Equation.3" ShapeID="_x0000_i1039" DrawAspect="Content" ObjectID="_1468075738" r:id="rId34">
+          <o:OLEObject Type="Embed" ProgID="Equation.3" ShapeID="_x0000_i1038" DrawAspect="Content" ObjectID="_1468075738" r:id="rId34">
             <o:LockedField>false</o:LockedField>
           </o:OLEObject>
         </w:object>
@@ -18139,6 +18623,40 @@
           <w:szCs w:val="28"/>
         </w:rPr>
         <w:t xml:space="preserve">        </w:t>
+      </w:r>
+      <w:r>
+        <w:rPr>
+          <w:rFonts w:hint="default" w:ascii="Times New Roman" w:hAnsi="Times New Roman" w:cs="Times New Roman"/>
+          <w:strike/>
+          <w:dstrike w:val="0"/>
+          <w:position w:val="-10"/>
+          <w:sz w:val="28"/>
+          <w:szCs w:val="28"/>
+        </w:rPr>
+        <w:object>
+          <v:shape id="_x0000_i1039" o:spt="75" type="#_x0000_t75" style="height:17.55pt;width:17.55pt;" o:ole="t" filled="f" o:preferrelative="t" stroked="f" coordsize="21600,21600">
+            <v:path/>
+            <v:fill on="f" focussize="0,0"/>
+            <v:stroke on="f"/>
+            <v:imagedata r:id="rId37" o:title=""/>
+            <o:lock v:ext="edit" aspectratio="t"/>
+            <w10:wrap type="none"/>
+            <w10:anchorlock/>
+          </v:shape>
+          <o:OLEObject Type="Embed" ProgID="Equation.3" ShapeID="_x0000_i1039" DrawAspect="Content" ObjectID="_1468075739" r:id="rId36">
+            <o:LockedField>false</o:LockedField>
+          </o:OLEObject>
+        </w:object>
+      </w:r>
+      <w:r>
+        <w:rPr>
+          <w:rFonts w:hint="default" w:ascii="Times New Roman" w:hAnsi="Times New Roman" w:cs="Times New Roman"/>
+          <w:strike/>
+          <w:dstrike w:val="0"/>
+          <w:sz w:val="28"/>
+          <w:szCs w:val="28"/>
+        </w:rPr>
+        <w:t xml:space="preserve">- коэффициент, учитывающий постоянство силы резания, развиваемый приводным приспособлением,  для пневмопривода  </w:t>
       </w:r>
       <w:r>
         <w:rPr>
@@ -18159,7 +18677,7 @@
             <w10:wrap type="none"/>
             <w10:anchorlock/>
           </v:shape>
-          <o:OLEObject Type="Embed" ProgID="Equation.3" ShapeID="_x0000_i1040" DrawAspect="Content" ObjectID="_1468075739" r:id="rId36">
+          <o:OLEObject Type="Embed" ProgID="Equation.3" ShapeID="_x0000_i1040" DrawAspect="Content" ObjectID="_1468075740" r:id="rId38">
             <o:LockedField>false</o:LockedField>
           </o:OLEObject>
         </w:object>
@@ -18172,28 +18690,65 @@
           <w:sz w:val="28"/>
           <w:szCs w:val="28"/>
         </w:rPr>
-        <w:t xml:space="preserve">- коэффициент, учитывающий постоянство силы резания, развиваемый приводным приспособлением,  для пневмопривода  </w:t>
-      </w:r>
-      <w:r>
-        <w:rPr>
-          <w:rFonts w:hint="default" w:ascii="Times New Roman" w:hAnsi="Times New Roman" w:cs="Times New Roman"/>
-          <w:strike/>
-          <w:dstrike w:val="0"/>
-          <w:position w:val="-10"/>
+        <w:t>= 1;</w:t>
+      </w:r>
+    </w:p>
+    <w:p>
+      <w:pPr>
+        <w:keepLines w:val="0"/>
+        <w:pageBreakBefore w:val="0"/>
+        <w:widowControl/>
+        <w:kinsoku/>
+        <w:wordWrap/>
+        <w:overflowPunct/>
+        <w:topLinePunct w:val="0"/>
+        <w:autoSpaceDE/>
+        <w:autoSpaceDN/>
+        <w:bidi w:val="0"/>
+        <w:adjustRightInd/>
+        <w:snapToGrid/>
+        <w:spacing w:line="288" w:lineRule="auto"/>
+        <w:ind w:firstLine="567"/>
+        <w:jc w:val="both"/>
+        <w:textAlignment w:val="auto"/>
+        <w:rPr>
+          <w:rFonts w:hint="default" w:ascii="Times New Roman" w:hAnsi="Times New Roman" w:cs="Times New Roman"/>
+          <w:strike/>
+          <w:dstrike w:val="0"/>
+          <w:sz w:val="28"/>
+          <w:szCs w:val="28"/>
+        </w:rPr>
+      </w:pPr>
+      <w:r>
+        <w:rPr>
+          <w:rFonts w:hint="default" w:ascii="Times New Roman" w:hAnsi="Times New Roman" w:cs="Times New Roman"/>
+          <w:strike/>
+          <w:dstrike w:val="0"/>
+          <w:sz w:val="28"/>
+          <w:szCs w:val="28"/>
+        </w:rPr>
+        <w:t xml:space="preserve">       </w:t>
+      </w:r>
+      <w:r>
+        <w:rPr>
+          <w:rFonts w:hint="default" w:ascii="Times New Roman" w:hAnsi="Times New Roman" w:cs="Times New Roman"/>
+          <w:strike/>
+          <w:dstrike w:val="0"/>
+          <w:position w:val="-12"/>
           <w:sz w:val="28"/>
           <w:szCs w:val="28"/>
         </w:rPr>
         <w:object>
-          <v:shape id="_x0000_i1041" o:spt="75" type="#_x0000_t75" style="height:17.55pt;width:17.55pt;" o:ole="t" filled="f" o:preferrelative="t" stroked="f" coordsize="21600,21600">
+          <v:shape id="_x0000_i1041" o:spt="75" type="#_x0000_t75" style="height:18.15pt;width:15.65pt;" o:ole="t" filled="f" o:preferrelative="t" stroked="f" coordsize="21600,21600">
             <v:path/>
             <v:fill on="f" focussize="0,0"/>
             <v:stroke on="f"/>
-            <v:imagedata r:id="rId37" o:title=""/>
+            <v:imagedata r:id="rId40" o:title=""/>
             <o:lock v:ext="edit" aspectratio="t"/>
             <w10:wrap type="none"/>
             <w10:anchorlock/>
           </v:shape>
-          <o:OLEObject Type="Embed" ProgID="Equation.3" ShapeID="_x0000_i1041" DrawAspect="Content" ObjectID="_1468075740" r:id="rId38">
+          <o:OLEObject Type="Embed" ProgID="Equation.3" ShapeID="_x0000_i1041" DrawAspect="Content" ObjectID="_1468075741" r:id="rId39">
             <o:LockedField>false</o:LockedField>
           </o:OLEObject>
         </w:object>
@@ -18206,44 +18761,7 @@
           <w:sz w:val="28"/>
           <w:szCs w:val="28"/>
         </w:rPr>
-        <w:t>= 1;</w:t>
-      </w:r>
-    </w:p>
-    <w:p>
-      <w:pPr>
-        <w:keepLines w:val="0"/>
-        <w:pageBreakBefore w:val="0"/>
-        <w:widowControl/>
-        <w:kinsoku/>
-        <w:wordWrap/>
-        <w:overflowPunct/>
-        <w:topLinePunct w:val="0"/>
-        <w:autoSpaceDE/>
-        <w:autoSpaceDN/>
-        <w:bidi w:val="0"/>
-        <w:adjustRightInd/>
-        <w:snapToGrid/>
-        <w:spacing w:line="288" w:lineRule="auto"/>
-        <w:ind w:firstLine="567"/>
-        <w:jc w:val="both"/>
-        <w:textAlignment w:val="auto"/>
-        <w:rPr>
-          <w:rFonts w:hint="default" w:ascii="Times New Roman" w:hAnsi="Times New Roman" w:cs="Times New Roman"/>
-          <w:strike/>
-          <w:dstrike w:val="0"/>
-          <w:sz w:val="28"/>
-          <w:szCs w:val="28"/>
-        </w:rPr>
-      </w:pPr>
-      <w:r>
-        <w:rPr>
-          <w:rFonts w:hint="default" w:ascii="Times New Roman" w:hAnsi="Times New Roman" w:cs="Times New Roman"/>
-          <w:strike/>
-          <w:dstrike w:val="0"/>
-          <w:sz w:val="28"/>
-          <w:szCs w:val="28"/>
-        </w:rPr>
-        <w:t xml:space="preserve">       </w:t>
+        <w:t xml:space="preserve">- коэффициент, учитывающий только при наличии элементов,  стремящихся  повернуть обрабатываемую деталь,  </w:t>
       </w:r>
       <w:r>
         <w:rPr>
@@ -18264,7 +18782,7 @@
             <w10:wrap type="none"/>
             <w10:anchorlock/>
           </v:shape>
-          <o:OLEObject Type="Embed" ProgID="Equation.3" ShapeID="_x0000_i1042" DrawAspect="Content" ObjectID="_1468075741" r:id="rId39">
+          <o:OLEObject Type="Embed" ProgID="Equation.3" ShapeID="_x0000_i1042" DrawAspect="Content" ObjectID="_1468075742" r:id="rId41">
             <o:LockedField>false</o:LockedField>
           </o:OLEObject>
         </w:object>
@@ -18277,40 +18795,6 @@
           <w:sz w:val="28"/>
           <w:szCs w:val="28"/>
         </w:rPr>
-        <w:t xml:space="preserve">- коэффициент, учитывающий только при наличии элементов,  стремящихся  повернуть обрабатываемую деталь,  </w:t>
-      </w:r>
-      <w:r>
-        <w:rPr>
-          <w:rFonts w:hint="default" w:ascii="Times New Roman" w:hAnsi="Times New Roman" w:cs="Times New Roman"/>
-          <w:strike/>
-          <w:dstrike w:val="0"/>
-          <w:position w:val="-12"/>
-          <w:sz w:val="28"/>
-          <w:szCs w:val="28"/>
-        </w:rPr>
-        <w:object>
-          <v:shape id="_x0000_i1043" o:spt="75" type="#_x0000_t75" style="height:18.15pt;width:15.65pt;" o:ole="t" filled="f" o:preferrelative="t" stroked="f" coordsize="21600,21600">
-            <v:path/>
-            <v:fill on="f" focussize="0,0"/>
-            <v:stroke on="f"/>
-            <v:imagedata r:id="rId40" o:title=""/>
-            <o:lock v:ext="edit" aspectratio="t"/>
-            <w10:wrap type="none"/>
-            <w10:anchorlock/>
-          </v:shape>
-          <o:OLEObject Type="Embed" ProgID="Equation.3" ShapeID="_x0000_i1043" DrawAspect="Content" ObjectID="_1468075742" r:id="rId41">
-            <o:LockedField>false</o:LockedField>
-          </o:OLEObject>
-        </w:object>
-      </w:r>
-      <w:r>
-        <w:rPr>
-          <w:rFonts w:hint="default" w:ascii="Times New Roman" w:hAnsi="Times New Roman" w:cs="Times New Roman"/>
-          <w:strike/>
-          <w:dstrike w:val="0"/>
-          <w:sz w:val="28"/>
-          <w:szCs w:val="28"/>
-        </w:rPr>
         <w:t>= 1,5.</w:t>
       </w:r>
     </w:p>
@@ -18378,7 +18862,7 @@
           <w:szCs w:val="28"/>
         </w:rPr>
         <w:object>
-          <v:shape id="_x0000_i1044" o:spt="75" type="#_x0000_t75" style="height:18.15pt;width:248.5pt;" o:ole="t" filled="f" o:preferrelative="t" stroked="f" coordsize="21600,21600">
+          <v:shape id="_x0000_i1043" o:spt="75" type="#_x0000_t75" style="height:18.15pt;width:248.5pt;" o:ole="t" filled="f" o:preferrelative="t" stroked="f" coordsize="21600,21600">
             <v:path/>
             <v:fill on="f" alignshape="1" focussize="0,0"/>
             <v:stroke on="f"/>
@@ -18387,7 +18871,7 @@
             <w10:wrap type="none"/>
             <w10:anchorlock/>
           </v:shape>
-          <o:OLEObject Type="Embed" ProgID="Equation.DSMT4" ShapeID="_x0000_i1044" DrawAspect="Content" ObjectID="_1468075743" r:id="rId42">
+          <o:OLEObject Type="Embed" ProgID="Equation.DSMT4" ShapeID="_x0000_i1043" DrawAspect="Content" ObjectID="_1468075743" r:id="rId42">
             <o:LockedField>false</o:LockedField>
           </o:OLEObject>
         </w:object>
@@ -18501,7 +18985,7 @@
           <w:szCs w:val="28"/>
         </w:rPr>
         <w:object>
-          <v:shape id="_x0000_i1045" o:spt="75" type="#_x0000_t75" style="height:36pt;width:154pt;" o:ole="t" filled="f" o:preferrelative="t" stroked="f" coordsize="21600,21600">
+          <v:shape id="_x0000_i1044" o:spt="75" type="#_x0000_t75" style="height:36pt;width:154pt;" o:ole="t" filled="f" o:preferrelative="t" stroked="f" coordsize="21600,21600">
             <v:path/>
             <v:fill on="f" alignshape="1" focussize="0,0"/>
             <v:stroke on="f"/>
@@ -18510,7 +18994,7 @@
             <w10:wrap type="none"/>
             <w10:anchorlock/>
           </v:shape>
-          <o:OLEObject Type="Embed" ProgID="Equation.DSMT4" ShapeID="_x0000_i1045" DrawAspect="Content" ObjectID="_1468075744" r:id="rId44">
+          <o:OLEObject Type="Embed" ProgID="Equation.DSMT4" ShapeID="_x0000_i1044" DrawAspect="Content" ObjectID="_1468075744" r:id="rId44">
             <o:LockedField>false</o:LockedField>
           </o:OLEObject>
         </w:object>
@@ -18551,7 +19035,7 @@
           <w:szCs w:val="28"/>
         </w:rPr>
         <w:object>
-          <v:shape id="_x0000_i1046" o:spt="75" type="#_x0000_t75" style="height:31pt;width:242pt;" o:ole="t" filled="f" o:preferrelative="t" stroked="f" coordsize="21600,21600">
+          <v:shape id="_x0000_i1045" o:spt="75" type="#_x0000_t75" style="height:31pt;width:242pt;" o:ole="t" filled="f" o:preferrelative="t" stroked="f" coordsize="21600,21600">
             <v:path/>
             <v:fill on="f" alignshape="1" focussize="0,0"/>
             <v:stroke on="f"/>
@@ -18560,7 +19044,7 @@
             <w10:wrap type="none"/>
             <w10:anchorlock/>
           </v:shape>
-          <o:OLEObject Type="Embed" ProgID="Equation.DSMT4" ShapeID="_x0000_i1046" DrawAspect="Content" ObjectID="_1468075745" r:id="rId46">
+          <o:OLEObject Type="Embed" ProgID="Equation.DSMT4" ShapeID="_x0000_i1045" DrawAspect="Content" ObjectID="_1468075745" r:id="rId46">
             <o:LockedField>false</o:LockedField>
           </o:OLEObject>
         </w:object>
@@ -18714,7 +19198,7 @@
           <w:szCs w:val="28"/>
         </w:rPr>
         <w:object>
-          <v:shape id="_x0000_i1047" o:spt="75" type="#_x0000_t75" style="height:38.05pt;width:123pt;" o:ole="t" filled="f" o:preferrelative="t" stroked="f" coordsize="21600,21600">
+          <v:shape id="_x0000_i1046" o:spt="75" type="#_x0000_t75" style="height:38.05pt;width:123pt;" o:ole="t" filled="f" o:preferrelative="t" stroked="f" coordsize="21600,21600">
             <v:path/>
             <v:fill on="f" alignshape="1" focussize="0,0"/>
             <v:stroke on="f"/>
@@ -18723,7 +19207,7 @@
             <w10:wrap type="none"/>
             <w10:anchorlock/>
           </v:shape>
-          <o:OLEObject Type="Embed" ProgID="Equation.DSMT4" ShapeID="_x0000_i1047" DrawAspect="Content" ObjectID="_1468075746" r:id="rId48">
+          <o:OLEObject Type="Embed" ProgID="Equation.DSMT4" ShapeID="_x0000_i1046" DrawAspect="Content" ObjectID="_1468075746" r:id="rId48">
             <o:LockedField>false</o:LockedField>
           </o:OLEObject>
         </w:object>
@@ -18785,7 +19269,7 @@
           <w:szCs w:val="28"/>
         </w:rPr>
         <w:object>
-          <v:shape id="_x0000_i1048" o:spt="75" type="#_x0000_t75" style="height:48.6pt;width:309.4pt;" o:ole="t" filled="f" o:preferrelative="t" stroked="f" coordsize="21600,21600">
+          <v:shape id="_x0000_i1047" o:spt="75" type="#_x0000_t75" style="height:48.6pt;width:309.4pt;" o:ole="t" filled="f" o:preferrelative="t" stroked="f" coordsize="21600,21600">
             <v:path/>
             <v:fill on="f" alignshape="1" focussize="0,0"/>
             <v:stroke on="f"/>
@@ -18794,7 +19278,7 @@
             <w10:wrap type="none"/>
             <w10:anchorlock/>
           </v:shape>
-          <o:OLEObject Type="Embed" ProgID="Equation.DSMT4" ShapeID="_x0000_i1048" DrawAspect="Content" ObjectID="_1468075747" r:id="rId50">
+          <o:OLEObject Type="Embed" ProgID="Equation.DSMT4" ShapeID="_x0000_i1047" DrawAspect="Content" ObjectID="_1468075747" r:id="rId50">
             <o:LockedField>false</o:LockedField>
           </o:OLEObject>
         </w:object>
@@ -18897,7 +19381,7 @@
           <w:szCs w:val="28"/>
         </w:rPr>
         <w:object>
-          <v:shape id="_x0000_i1049" o:spt="75" type="#_x0000_t75" style="height:37pt;width:78pt;" o:ole="t" filled="f" o:preferrelative="t" stroked="f" coordsize="21600,21600">
+          <v:shape id="_x0000_i1048" o:spt="75" type="#_x0000_t75" style="height:37pt;width:78pt;" o:ole="t" filled="f" o:preferrelative="t" stroked="f" coordsize="21600,21600">
             <v:path/>
             <v:fill on="f" alignshape="1" focussize="0,0"/>
             <v:stroke on="f"/>
@@ -18906,7 +19390,7 @@
             <w10:wrap type="none"/>
             <w10:anchorlock/>
           </v:shape>
-          <o:OLEObject Type="Embed" ProgID="Equation.3" ShapeID="_x0000_i1049" DrawAspect="Content" ObjectID="_1468075748" r:id="rId52">
+          <o:OLEObject Type="Embed" ProgID="Equation.3" ShapeID="_x0000_i1048" DrawAspect="Content" ObjectID="_1468075748" r:id="rId52">
             <o:LockedField>false</o:LockedField>
           </o:OLEObject>
         </w:object>
@@ -19043,7 +19527,7 @@
           <w:szCs w:val="28"/>
         </w:rPr>
         <w:object>
-          <v:shape id="_x0000_i1050" o:spt="75" type="#_x0000_t75" style="height:16pt;width:88pt;" o:ole="t" filled="f" o:preferrelative="t" stroked="f" coordsize="21600,21600">
+          <v:shape id="_x0000_i1049" o:spt="75" type="#_x0000_t75" style="height:16pt;width:88pt;" o:ole="t" filled="f" o:preferrelative="t" stroked="f" coordsize="21600,21600">
             <v:path/>
             <v:fill on="f" alignshape="1" focussize="0,0"/>
             <v:stroke on="f"/>
@@ -19052,7 +19536,7 @@
             <w10:wrap type="none"/>
             <w10:anchorlock/>
           </v:shape>
-          <o:OLEObject Type="Embed" ProgID="Equation.3" ShapeID="_x0000_i1050" DrawAspect="Content" ObjectID="_1468075749" r:id="rId54">
+          <o:OLEObject Type="Embed" ProgID="Equation.3" ShapeID="_x0000_i1049" DrawAspect="Content" ObjectID="_1468075749" r:id="rId54">
             <o:LockedField>false</o:LockedField>
           </o:OLEObject>
         </w:object>
@@ -19128,7 +19612,7 @@
           <w:szCs w:val="28"/>
         </w:rPr>
         <w:object>
-          <v:shape id="_x0000_i1051" o:spt="75" type="#_x0000_t75" style="height:37pt;width:148pt;" o:ole="t" filled="f" o:preferrelative="t" stroked="f" coordsize="21600,21600">
+          <v:shape id="_x0000_i1050" o:spt="75" type="#_x0000_t75" style="height:37pt;width:148pt;" o:ole="t" filled="f" o:preferrelative="t" stroked="f" coordsize="21600,21600">
             <v:path/>
             <v:fill on="f" alignshape="1" focussize="0,0"/>
             <v:stroke on="f"/>
@@ -19137,7 +19621,7 @@
             <w10:wrap type="none"/>
             <w10:anchorlock/>
           </v:shape>
-          <o:OLEObject Type="Embed" ProgID="Equation.3" ShapeID="_x0000_i1051" DrawAspect="Content" ObjectID="_1468075750" r:id="rId56">
+          <o:OLEObject Type="Embed" ProgID="Equation.3" ShapeID="_x0000_i1050" DrawAspect="Content" ObjectID="_1468075750" r:id="rId56">
             <o:LockedField>false</o:LockedField>
           </o:OLEObject>
         </w:object>
@@ -19401,7 +19885,7 @@
           <w:sz w:val="28"/>
         </w:rPr>
         <w:object>
-          <v:shape id="_x0000_i1052" o:spt="75" type="#_x0000_t75" style="height:21pt;width:27pt;" o:ole="t" fillcolor="#000011" filled="f" o:preferrelative="t" stroked="f" coordsize="21600,21600">
+          <v:shape id="_x0000_i1051" o:spt="75" type="#_x0000_t75" style="height:21pt;width:27pt;" o:ole="t" fillcolor="#000011" filled="f" o:preferrelative="t" stroked="f" coordsize="21600,21600">
             <v:path/>
             <v:fill on="f" alignshape="1" focussize="0,0"/>
             <v:stroke on="f"/>
@@ -19410,7 +19894,7 @@
             <w10:wrap type="none"/>
             <w10:anchorlock/>
           </v:shape>
-          <o:OLEObject Type="Embed" ProgID="Equation.3" ShapeID="_x0000_i1052" DrawAspect="Content" ObjectID="_1468075751" r:id="rId58">
+          <o:OLEObject Type="Embed" ProgID="Equation.3" ShapeID="_x0000_i1051" DrawAspect="Content" ObjectID="_1468075751" r:id="rId58">
             <o:LockedField>false</o:LockedField>
           </o:OLEObject>
         </w:object>
@@ -19435,7 +19919,7 @@
           <w:sz w:val="28"/>
         </w:rPr>
         <w:object>
-          <v:shape id="_x0000_i1053" o:spt="75" type="#_x0000_t75" style="height:21pt;width:49.95pt;" o:ole="t" fillcolor="#000011" filled="f" o:preferrelative="t" stroked="f" coordsize="21600,21600">
+          <v:shape id="_x0000_i1052" o:spt="75" type="#_x0000_t75" style="height:21pt;width:49.95pt;" o:ole="t" fillcolor="#000011" filled="f" o:preferrelative="t" stroked="f" coordsize="21600,21600">
             <v:path/>
             <v:fill on="f" alignshape="1" focussize="0,0"/>
             <v:stroke on="f"/>
@@ -19444,7 +19928,7 @@
             <w10:wrap type="none"/>
             <w10:anchorlock/>
           </v:shape>
-          <o:OLEObject Type="Embed" ProgID="Equation.3" ShapeID="_x0000_i1053" DrawAspect="Content" ObjectID="_1468075752" r:id="rId60">
+          <o:OLEObject Type="Embed" ProgID="Equation.3" ShapeID="_x0000_i1052" DrawAspect="Content" ObjectID="_1468075752" r:id="rId60">
             <o:LockedField>false</o:LockedField>
           </o:OLEObject>
         </w:object>
@@ -19506,7 +19990,7 @@
           <w:sz w:val="28"/>
         </w:rPr>
         <w:object>
-          <v:shape id="_x0000_i1054" o:spt="75" type="#_x0000_t75" style="height:21pt;width:27pt;" o:ole="t" fillcolor="#000011" filled="f" o:preferrelative="t" stroked="f" coordsize="21600,21600">
+          <v:shape id="_x0000_i1053" o:spt="75" type="#_x0000_t75" style="height:21pt;width:27pt;" o:ole="t" fillcolor="#000011" filled="f" o:preferrelative="t" stroked="f" coordsize="21600,21600">
             <v:path/>
             <v:fill on="f" alignshape="1" focussize="0,0"/>
             <v:stroke on="f"/>
@@ -19515,7 +19999,7 @@
             <w10:wrap type="none"/>
             <w10:anchorlock/>
           </v:shape>
-          <o:OLEObject Type="Embed" ProgID="Equation.3" ShapeID="_x0000_i1054" DrawAspect="Content" ObjectID="_1468075753" r:id="rId62">
+          <o:OLEObject Type="Embed" ProgID="Equation.3" ShapeID="_x0000_i1053" DrawAspect="Content" ObjectID="_1468075753" r:id="rId62">
             <o:LockedField>false</o:LockedField>
           </o:OLEObject>
         </w:object>
@@ -19569,7 +20053,7 @@
           <w:lang w:val="en-US"/>
         </w:rPr>
         <w:object>
-          <v:shape id="_x0000_i1055" o:spt="75" type="#_x0000_t75" style="height:24pt;width:114pt;" o:ole="t" fillcolor="#000011" filled="f" o:preferrelative="t" stroked="f" coordsize="21600,21600">
+          <v:shape id="_x0000_i1054" o:spt="75" type="#_x0000_t75" style="height:24pt;width:114pt;" o:ole="t" fillcolor="#000011" filled="f" o:preferrelative="t" stroked="f" coordsize="21600,21600">
             <v:path/>
             <v:fill on="f" alignshape="1" focussize="0,0"/>
             <v:stroke on="f"/>
@@ -19578,7 +20062,7 @@
             <w10:wrap type="none"/>
             <w10:anchorlock/>
           </v:shape>
-          <o:OLEObject Type="Embed" ProgID="Equation.3" ShapeID="_x0000_i1055" DrawAspect="Content" ObjectID="_1468075754" r:id="rId64">
+          <o:OLEObject Type="Embed" ProgID="Equation.3" ShapeID="_x0000_i1054" DrawAspect="Content" ObjectID="_1468075754" r:id="rId64">
             <o:LockedField>false</o:LockedField>
           </o:OLEObject>
         </w:object>
@@ -19631,7 +20115,7 @@
           <w:lang w:val="en-US"/>
         </w:rPr>
         <w:object>
-          <v:shape id="_x0000_i1056" o:spt="75" type="#_x0000_t75" style="height:19pt;width:17pt;" o:ole="t" fillcolor="#000011" filled="f" stroked="f" coordsize="21600,21600">
+          <v:shape id="_x0000_i1055" o:spt="75" type="#_x0000_t75" style="height:19pt;width:17pt;" o:ole="t" fillcolor="#000011" filled="f" stroked="f" coordsize="21600,21600">
             <v:path/>
             <v:fill on="f" alignshape="1" focussize="0,0"/>
             <v:stroke on="f"/>
@@ -19640,7 +20124,7 @@
             <w10:wrap type="none"/>
             <w10:anchorlock/>
           </v:shape>
-          <o:OLEObject Type="Embed" ProgID="Equation.3" ShapeID="_x0000_i1056" DrawAspect="Content" ObjectID="_1468075755" r:id="rId66">
+          <o:OLEObject Type="Embed" ProgID="Equation.3" ShapeID="_x0000_i1055" DrawAspect="Content" ObjectID="_1468075755" r:id="rId66">
             <o:LockedField>false</o:LockedField>
           </o:OLEObject>
         </w:object>
@@ -19693,7 +20177,7 @@
           <w:lang w:val="en-US"/>
         </w:rPr>
         <w:object>
-          <v:shape id="_x0000_i1057" o:spt="75" type="#_x0000_t75" style="height:19pt;width:21pt;" o:ole="t" fillcolor="#000011" filled="f" stroked="f" coordsize="21600,21600">
+          <v:shape id="_x0000_i1056" o:spt="75" type="#_x0000_t75" style="height:19pt;width:21pt;" o:ole="t" fillcolor="#000011" filled="f" stroked="f" coordsize="21600,21600">
             <v:path/>
             <v:fill on="f" alignshape="1" focussize="0,0"/>
             <v:stroke on="f"/>
@@ -19702,7 +20186,7 @@
             <w10:wrap type="none"/>
             <w10:anchorlock/>
           </v:shape>
-          <o:OLEObject Type="Embed" ProgID="Equation.3" ShapeID="_x0000_i1057" DrawAspect="Content" ObjectID="_1468075756" r:id="rId68">
+          <o:OLEObject Type="Embed" ProgID="Equation.3" ShapeID="_x0000_i1056" DrawAspect="Content" ObjectID="_1468075756" r:id="rId68">
             <o:LockedField>false</o:LockedField>
           </o:OLEObject>
         </w:object>
@@ -19755,7 +20239,7 @@
           <w:lang w:val="en-US"/>
         </w:rPr>
         <w:object>
-          <v:shape id="_x0000_i1058" o:spt="75" type="#_x0000_t75" style="height:19pt;width:17pt;" o:ole="t" fillcolor="#000011" filled="f" stroked="f" coordsize="21600,21600">
+          <v:shape id="_x0000_i1057" o:spt="75" type="#_x0000_t75" style="height:19pt;width:17pt;" o:ole="t" fillcolor="#000011" filled="f" stroked="f" coordsize="21600,21600">
             <v:path/>
             <v:fill on="f" alignshape="1" focussize="0,0"/>
             <v:stroke on="f"/>
@@ -19764,7 +20248,7 @@
             <w10:wrap type="none"/>
             <w10:anchorlock/>
           </v:shape>
-          <o:OLEObject Type="Embed" ProgID="Equation.3" ShapeID="_x0000_i1058" DrawAspect="Content" ObjectID="_1468075757" r:id="rId70">
+          <o:OLEObject Type="Embed" ProgID="Equation.3" ShapeID="_x0000_i1057" DrawAspect="Content" ObjectID="_1468075757" r:id="rId70">
             <o:LockedField>false</o:LockedField>
           </o:OLEObject>
         </w:object>
@@ -19847,7 +20331,7 @@
           <w:lang w:val="en-US"/>
         </w:rPr>
         <w:object>
-          <v:shape id="_x0000_i1059" o:spt="75" type="#_x0000_t75" style="height:19pt;width:17pt;" o:ole="t" fillcolor="#000011" filled="f" stroked="f" coordsize="21600,21600">
+          <v:shape id="_x0000_i1058" o:spt="75" type="#_x0000_t75" style="height:19pt;width:17pt;" o:ole="t" fillcolor="#000011" filled="f" stroked="f" coordsize="21600,21600">
             <v:path/>
             <v:fill on="f" alignshape="1" focussize="0,0"/>
             <v:stroke on="f"/>
@@ -19856,7 +20340,7 @@
             <w10:wrap type="none"/>
             <w10:anchorlock/>
           </v:shape>
-          <o:OLEObject Type="Embed" ProgID="Equation.3" ShapeID="_x0000_i1059" DrawAspect="Content" ObjectID="_1468075758" r:id="rId72">
+          <o:OLEObject Type="Embed" ProgID="Equation.3" ShapeID="_x0000_i1058" DrawAspect="Content" ObjectID="_1468075758" r:id="rId72">
             <o:LockedField>false</o:LockedField>
           </o:OLEObject>
         </w:object>
@@ -19882,7 +20366,7 @@
           <w:lang w:val="en-US"/>
         </w:rPr>
         <w:object>
-          <v:shape id="_x0000_i1060" o:spt="75" type="#_x0000_t75" style="height:18pt;width:13.95pt;" o:ole="t" fillcolor="#000011" filled="f" stroked="f" coordsize="21600,21600">
+          <v:shape id="_x0000_i1059" o:spt="75" type="#_x0000_t75" style="height:18pt;width:13.95pt;" o:ole="t" fillcolor="#000011" filled="f" stroked="f" coordsize="21600,21600">
             <v:path/>
             <v:fill on="f" alignshape="1" focussize="0,0"/>
             <v:stroke on="f"/>
@@ -19891,7 +20375,7 @@
             <w10:wrap type="none"/>
             <w10:anchorlock/>
           </v:shape>
-          <o:OLEObject Type="Embed" ProgID="Equation.3" ShapeID="_x0000_i1060" DrawAspect="Content" ObjectID="_1468075759" r:id="rId73">
+          <o:OLEObject Type="Embed" ProgID="Equation.3" ShapeID="_x0000_i1059" DrawAspect="Content" ObjectID="_1468075759" r:id="rId73">
             <o:LockedField>false</o:LockedField>
           </o:OLEObject>
         </w:object>
@@ -19917,7 +20401,7 @@
           <w:lang w:val="en-US"/>
         </w:rPr>
         <w:object>
-          <v:shape id="_x0000_i1061" o:spt="75" type="#_x0000_t75" style="height:18pt;width:13pt;" o:ole="t" fillcolor="#000011" filled="f" stroked="f" coordsize="21600,21600">
+          <v:shape id="_x0000_i1060" o:spt="75" type="#_x0000_t75" style="height:18pt;width:13pt;" o:ole="t" fillcolor="#000011" filled="f" stroked="f" coordsize="21600,21600">
             <v:path/>
             <v:fill on="f" alignshape="1" focussize="0,0"/>
             <v:stroke on="f"/>
@@ -19926,7 +20410,7 @@
             <w10:wrap type="none"/>
             <w10:anchorlock/>
           </v:shape>
-          <o:OLEObject Type="Embed" ProgID="Equation.3" ShapeID="_x0000_i1061" DrawAspect="Content" ObjectID="_1468075760" r:id="rId75">
+          <o:OLEObject Type="Embed" ProgID="Equation.3" ShapeID="_x0000_i1060" DrawAspect="Content" ObjectID="_1468075760" r:id="rId75">
             <o:LockedField>false</o:LockedField>
           </o:OLEObject>
         </w:object>
@@ -19972,7 +20456,7 @@
           <w:lang w:val="en-US"/>
         </w:rPr>
         <w:object>
-          <v:shape id="_x0000_i1062" o:spt="75" type="#_x0000_t75" style="height:19pt;width:15pt;" o:ole="t" fillcolor="#000011" filled="f" o:preferrelative="t" stroked="f" coordsize="21600,21600">
+          <v:shape id="_x0000_i1061" o:spt="75" type="#_x0000_t75" style="height:19pt;width:15pt;" o:ole="t" fillcolor="#000011" filled="f" o:preferrelative="t" stroked="f" coordsize="21600,21600">
             <v:path/>
             <v:fill on="f" alignshape="1" focussize="0,0"/>
             <v:stroke on="f"/>
@@ -19981,7 +20465,7 @@
             <w10:wrap type="none"/>
             <w10:anchorlock/>
           </v:shape>
-          <o:OLEObject Type="Embed" ProgID="Equation.3" ShapeID="_x0000_i1062" DrawAspect="Content" ObjectID="_1468075761" r:id="rId77">
+          <o:OLEObject Type="Embed" ProgID="Equation.3" ShapeID="_x0000_i1061" DrawAspect="Content" ObjectID="_1468075761" r:id="rId77">
             <o:LockedField>false</o:LockedField>
           </o:OLEObject>
         </w:object>
@@ -20034,7 +20518,7 @@
           <w:lang w:val="en-US"/>
         </w:rPr>
         <w:object>
-          <v:shape id="_x0000_i1063" o:spt="75" type="#_x0000_t75" style="height:24.95pt;width:114.95pt;" o:ole="t" fillcolor="#000011" filled="f" o:preferrelative="t" stroked="f" coordsize="21600,21600">
+          <v:shape id="_x0000_i1062" o:spt="75" type="#_x0000_t75" style="height:24.95pt;width:114.95pt;" o:ole="t" fillcolor="#000011" filled="f" o:preferrelative="t" stroked="f" coordsize="21600,21600">
             <v:path/>
             <v:fill on="f" alignshape="1" focussize="0,0"/>
             <v:stroke on="f"/>
@@ -20043,7 +20527,7 @@
             <w10:wrap type="none"/>
             <w10:anchorlock/>
           </v:shape>
-          <o:OLEObject Type="Embed" ProgID="Equation.3" ShapeID="_x0000_i1063" DrawAspect="Content" ObjectID="_1468075762" r:id="rId79">
+          <o:OLEObject Type="Embed" ProgID="Equation.3" ShapeID="_x0000_i1062" DrawAspect="Content" ObjectID="_1468075762" r:id="rId79">
             <o:LockedField>false</o:LockedField>
           </o:OLEObject>
         </w:object>
@@ -20105,7 +20589,7 @@
           <w:sz w:val="28"/>
         </w:rPr>
         <w:object>
-          <v:shape id="_x0000_i1064" o:spt="75" type="#_x0000_t75" style="height:17pt;width:13.95pt;" o:ole="t" fillcolor="#000011" filled="f" stroked="f" coordsize="21600,21600">
+          <v:shape id="_x0000_i1063" o:spt="75" type="#_x0000_t75" style="height:17pt;width:13.95pt;" o:ole="t" fillcolor="#000011" filled="f" stroked="f" coordsize="21600,21600">
             <v:path/>
             <v:fill on="f" alignshape="1" focussize="0,0"/>
             <v:stroke on="f"/>
@@ -20114,7 +20598,7 @@
             <w10:wrap type="none"/>
             <w10:anchorlock/>
           </v:shape>
-          <o:OLEObject Type="Embed" ProgID="Equation.3" ShapeID="_x0000_i1064" DrawAspect="Content" ObjectID="_1468075763" r:id="rId81">
+          <o:OLEObject Type="Embed" ProgID="Equation.3" ShapeID="_x0000_i1063" DrawAspect="Content" ObjectID="_1468075763" r:id="rId81">
             <o:LockedField>false</o:LockedField>
           </o:OLEObject>
         </w:object>
@@ -20140,7 +20624,7 @@
           <w:lang w:val="en-US"/>
         </w:rPr>
         <w:object>
-          <v:shape id="_x0000_i1065" o:spt="75" type="#_x0000_t75" style="height:23pt;width:19pt;" o:ole="t" fillcolor="#000011" filled="f" o:preferrelative="t" stroked="f" coordsize="21600,21600">
+          <v:shape id="_x0000_i1064" o:spt="75" type="#_x0000_t75" style="height:23pt;width:19pt;" o:ole="t" fillcolor="#000011" filled="f" o:preferrelative="t" stroked="f" coordsize="21600,21600">
             <v:path/>
             <v:fill on="f" alignshape="1" focussize="0,0"/>
             <v:stroke on="f"/>
@@ -20149,7 +20633,7 @@
             <w10:wrap type="none"/>
             <w10:anchorlock/>
           </v:shape>
-          <o:OLEObject Type="Embed" ProgID="Equation.3" ShapeID="_x0000_i1065" DrawAspect="Content" ObjectID="_1468075764" r:id="rId83">
+          <o:OLEObject Type="Embed" ProgID="Equation.3" ShapeID="_x0000_i1064" DrawAspect="Content" ObjectID="_1468075764" r:id="rId83">
             <o:LockedField>false</o:LockedField>
           </o:OLEObject>
         </w:object>
@@ -20174,7 +20658,7 @@
           <w:sz w:val="28"/>
         </w:rPr>
         <w:object>
-          <v:shape id="_x0000_i1066" o:spt="75" type="#_x0000_t75" style="height:19pt;width:13.95pt;" o:ole="t" fillcolor="#000011" filled="f" stroked="f" coordsize="21600,21600">
+          <v:shape id="_x0000_i1065" o:spt="75" type="#_x0000_t75" style="height:19pt;width:13.95pt;" o:ole="t" fillcolor="#000011" filled="f" stroked="f" coordsize="21600,21600">
             <v:path/>
             <v:fill on="f" alignshape="1" focussize="0,0"/>
             <v:stroke on="f"/>
@@ -20183,7 +20667,7 @@
             <w10:wrap type="none"/>
             <w10:anchorlock/>
           </v:shape>
-          <o:OLEObject Type="Embed" ProgID="Equation.3" ShapeID="_x0000_i1066" DrawAspect="Content" ObjectID="_1468075765" r:id="rId85">
+          <o:OLEObject Type="Embed" ProgID="Equation.3" ShapeID="_x0000_i1065" DrawAspect="Content" ObjectID="_1468075765" r:id="rId85">
             <o:LockedField>false</o:LockedField>
           </o:OLEObject>
         </w:object>
@@ -20228,7 +20712,7 @@
           <w:sz w:val="28"/>
         </w:rPr>
         <w:object>
-          <v:shape id="_x0000_i1067" o:spt="75" type="#_x0000_t75" style="height:19pt;width:15pt;" o:ole="t" fillcolor="#000011" filled="f" o:preferrelative="t" stroked="f" coordsize="21600,21600">
+          <v:shape id="_x0000_i1066" o:spt="75" type="#_x0000_t75" style="height:19pt;width:15pt;" o:ole="t" fillcolor="#000011" filled="f" o:preferrelative="t" stroked="f" coordsize="21600,21600">
             <v:path/>
             <v:fill on="f" alignshape="1" focussize="0,0"/>
             <v:stroke on="f"/>
@@ -20237,7 +20721,7 @@
             <w10:wrap type="none"/>
             <w10:anchorlock/>
           </v:shape>
-          <o:OLEObject Type="Embed" ProgID="Equation.3" ShapeID="_x0000_i1067" DrawAspect="Content" ObjectID="_1468075766" r:id="rId87">
+          <o:OLEObject Type="Embed" ProgID="Equation.3" ShapeID="_x0000_i1066" DrawAspect="Content" ObjectID="_1468075766" r:id="rId87">
             <o:LockedField>false</o:LockedField>
           </o:OLEObject>
         </w:object>
@@ -20319,7 +20803,7 @@
           <w:sz w:val="28"/>
         </w:rPr>
         <w:object>
-          <v:shape id="_x0000_i1068" o:spt="75" type="#_x0000_t75" style="height:19pt;width:19pt;" o:ole="t" fillcolor="#000011" filled="f" o:preferrelative="t" stroked="f" coordsize="21600,21600">
+          <v:shape id="_x0000_i1067" o:spt="75" type="#_x0000_t75" style="height:19pt;width:19pt;" o:ole="t" fillcolor="#000011" filled="f" o:preferrelative="t" stroked="f" coordsize="21600,21600">
             <v:path/>
             <v:fill on="f" alignshape="1" focussize="0,0"/>
             <v:stroke on="f"/>
@@ -20328,7 +20812,7 @@
             <w10:wrap type="none"/>
             <w10:anchorlock/>
           </v:shape>
-          <o:OLEObject Type="Embed" ProgID="Equation.3" ShapeID="_x0000_i1068" DrawAspect="Content" ObjectID="_1468075767" r:id="rId89">
+          <o:OLEObject Type="Embed" ProgID="Equation.3" ShapeID="_x0000_i1067" DrawAspect="Content" ObjectID="_1468075767" r:id="rId89">
             <o:LockedField>false</o:LockedField>
           </o:OLEObject>
         </w:object>
@@ -20390,7 +20874,7 @@
           <w:sz w:val="28"/>
         </w:rPr>
         <w:object>
-          <v:shape id="_x0000_i1069" o:spt="75" type="#_x0000_t75" style="height:19pt;width:17pt;" o:ole="t" fillcolor="#000011" filled="f" stroked="f" coordsize="21600,21600">
+          <v:shape id="_x0000_i1068" o:spt="75" type="#_x0000_t75" style="height:19pt;width:17pt;" o:ole="t" fillcolor="#000011" filled="f" stroked="f" coordsize="21600,21600">
             <v:path/>
             <v:fill on="f" alignshape="1" focussize="0,0"/>
             <v:stroke on="f"/>
@@ -20399,7 +20883,7 @@
             <w10:wrap type="none"/>
             <w10:anchorlock/>
           </v:shape>
-          <o:OLEObject Type="Embed" ProgID="Equation.3" ShapeID="_x0000_i1069" DrawAspect="Content" ObjectID="_1468075768" r:id="rId91">
+          <o:OLEObject Type="Embed" ProgID="Equation.3" ShapeID="_x0000_i1068" DrawAspect="Content" ObjectID="_1468075768" r:id="rId91">
             <o:LockedField>false</o:LockedField>
           </o:OLEObject>
         </w:object>
@@ -20451,7 +20935,7 @@
           <w:sz w:val="28"/>
         </w:rPr>
         <w:object>
-          <v:shape id="_x0000_i1070" o:spt="75" type="#_x0000_t75" style="height:26pt;width:267pt;" o:ole="t" fillcolor="#000011" filled="f" o:preferrelative="t" stroked="f" coordsize="21600,21600">
+          <v:shape id="_x0000_i1069" o:spt="75" type="#_x0000_t75" style="height:26pt;width:267pt;" o:ole="t" fillcolor="#000011" filled="f" o:preferrelative="t" stroked="f" coordsize="21600,21600">
             <v:path/>
             <v:fill on="f" alignshape="1" focussize="0,0"/>
             <v:stroke on="f"/>
@@ -20460,7 +20944,7 @@
             <w10:wrap type="none"/>
             <w10:anchorlock/>
           </v:shape>
-          <o:OLEObject Type="Embed" ProgID="Equation.3" ShapeID="_x0000_i1070" DrawAspect="Content" ObjectID="_1468075769" r:id="rId93">
+          <o:OLEObject Type="Embed" ProgID="Equation.3" ShapeID="_x0000_i1069" DrawAspect="Content" ObjectID="_1468075769" r:id="rId93">
             <o:LockedField>false</o:LockedField>
           </o:OLEObject>
         </w:object>
@@ -20547,7 +21031,7 @@
           <w:sz w:val="28"/>
         </w:rPr>
         <w:object>
-          <v:shape id="_x0000_i1071" o:spt="75" type="#_x0000_t75" style="height:18pt;width:34.3pt;" o:ole="t" fillcolor="#000011" filled="f" o:preferrelative="t" stroked="f" coordsize="21600,21600">
+          <v:shape id="_x0000_i1070" o:spt="75" type="#_x0000_t75" style="height:18pt;width:34.3pt;" o:ole="t" fillcolor="#000011" filled="f" o:preferrelative="t" stroked="f" coordsize="21600,21600">
             <v:path/>
             <v:fill on="f" alignshape="1" focussize="0,0"/>
             <v:stroke on="f"/>
@@ -20556,7 +21040,7 @@
             <w10:wrap type="none"/>
             <w10:anchorlock/>
           </v:shape>
-          <o:OLEObject Type="Embed" ProgID="Equation.3" ShapeID="_x0000_i1071" DrawAspect="Content" ObjectID="_1468075770" r:id="rId95">
+          <o:OLEObject Type="Embed" ProgID="Equation.3" ShapeID="_x0000_i1070" DrawAspect="Content" ObjectID="_1468075770" r:id="rId95">
             <o:LockedField>false</o:LockedField>
           </o:OLEObject>
         </w:object>
@@ -20617,7 +21101,7 @@
           <w:sz w:val="28"/>
         </w:rPr>
         <w:object>
-          <v:shape id="_x0000_i1072" o:spt="75" type="#_x0000_t75" style="height:19pt;width:51pt;" o:ole="t" fillcolor="#000011" filled="f" o:preferrelative="t" stroked="f" coordsize="21600,21600">
+          <v:shape id="_x0000_i1071" o:spt="75" type="#_x0000_t75" style="height:19pt;width:51pt;" o:ole="t" fillcolor="#000011" filled="f" o:preferrelative="t" stroked="f" coordsize="21600,21600">
             <v:path/>
             <v:fill on="f" alignshape="1" focussize="0,0"/>
             <v:stroke on="f"/>
@@ -20626,7 +21110,7 @@
             <w10:wrap type="none"/>
             <w10:anchorlock/>
           </v:shape>
-          <o:OLEObject Type="Embed" ProgID="Equation.3" ShapeID="_x0000_i1072" DrawAspect="Content" ObjectID="_1468075771" r:id="rId97">
+          <o:OLEObject Type="Embed" ProgID="Equation.3" ShapeID="_x0000_i1071" DrawAspect="Content" ObjectID="_1468075771" r:id="rId97">
             <o:LockedField>false</o:LockedField>
           </o:OLEObject>
         </w:object>
@@ -20688,7 +21172,7 @@
           <w:sz w:val="28"/>
         </w:rPr>
         <w:object>
-          <v:shape id="_x0000_i1073" o:spt="75" type="#_x0000_t75" style="height:19pt;width:53pt;" o:ole="t" fillcolor="#000011" filled="f" o:preferrelative="t" stroked="f" coordsize="21600,21600">
+          <v:shape id="_x0000_i1072" o:spt="75" type="#_x0000_t75" style="height:19pt;width:53pt;" o:ole="t" fillcolor="#000011" filled="f" o:preferrelative="t" stroked="f" coordsize="21600,21600">
             <v:path/>
             <v:fill on="f" alignshape="1" focussize="0,0"/>
             <v:stroke on="f"/>
@@ -20697,7 +21181,7 @@
             <w10:wrap type="none"/>
             <w10:anchorlock/>
           </v:shape>
-          <o:OLEObject Type="Embed" ProgID="Equation.3" ShapeID="_x0000_i1073" DrawAspect="Content" ObjectID="_1468075772" r:id="rId99">
+          <o:OLEObject Type="Embed" ProgID="Equation.3" ShapeID="_x0000_i1072" DrawAspect="Content" ObjectID="_1468075772" r:id="rId99">
             <o:LockedField>false</o:LockedField>
           </o:OLEObject>
         </w:object>
@@ -20798,7 +21282,7 @@
           <w:sz w:val="28"/>
         </w:rPr>
         <w:object>
-          <v:shape id="_x0000_i1074" o:spt="75" type="#_x0000_t75" style="height:16pt;width:52pt;" o:ole="t" fillcolor="#000011" filled="f" o:preferrelative="t" stroked="f" coordsize="21600,21600">
+          <v:shape id="_x0000_i1073" o:spt="75" type="#_x0000_t75" style="height:16pt;width:52pt;" o:ole="t" fillcolor="#000011" filled="f" o:preferrelative="t" stroked="f" coordsize="21600,21600">
             <v:path/>
             <v:fill on="f" alignshape="1" focussize="0,0"/>
             <v:stroke on="f"/>
@@ -20807,7 +21291,7 @@
             <w10:wrap type="none"/>
             <w10:anchorlock/>
           </v:shape>
-          <o:OLEObject Type="Embed" ProgID="Equation.3" ShapeID="_x0000_i1074" DrawAspect="Content" ObjectID="_1468075773" r:id="rId101">
+          <o:OLEObject Type="Embed" ProgID="Equation.3" ShapeID="_x0000_i1073" DrawAspect="Content" ObjectID="_1468075773" r:id="rId101">
             <o:LockedField>false</o:LockedField>
           </o:OLEObject>
         </w:object>
@@ -20878,7 +21362,7 @@
           <w:sz w:val="28"/>
         </w:rPr>
         <w:object>
-          <v:shape id="_x0000_i1075" o:spt="75" type="#_x0000_t75" style="height:18pt;width:64pt;" o:ole="t" filled="f" o:preferrelative="t" stroked="f" coordsize="21600,21600">
+          <v:shape id="_x0000_i1074" o:spt="75" type="#_x0000_t75" style="height:18pt;width:64pt;" o:ole="t" filled="f" o:preferrelative="t" stroked="f" coordsize="21600,21600">
             <v:path/>
             <v:fill on="f" alignshape="1" focussize="0,0"/>
             <v:stroke on="f"/>
@@ -20887,7 +21371,7 @@
             <w10:wrap type="none"/>
             <w10:anchorlock/>
           </v:shape>
-          <o:OLEObject Type="Embed" ProgID="Equation.3" ShapeID="_x0000_i1075" DrawAspect="Content" ObjectID="_1468075774" r:id="rId103">
+          <o:OLEObject Type="Embed" ProgID="Equation.3" ShapeID="_x0000_i1074" DrawAspect="Content" ObjectID="_1468075774" r:id="rId103">
             <o:LockedField>false</o:LockedField>
           </o:OLEObject>
         </w:object>
@@ -20948,7 +21432,7 @@
           <w:sz w:val="28"/>
         </w:rPr>
         <w:object>
-          <v:shape id="_x0000_i1076" o:spt="75" type="#_x0000_t75" style="height:18pt;width:60pt;" o:ole="t" filled="f" o:preferrelative="t" stroked="f" coordsize="21600,21600">
+          <v:shape id="_x0000_i1075" o:spt="75" type="#_x0000_t75" style="height:18pt;width:60pt;" o:ole="t" filled="f" o:preferrelative="t" stroked="f" coordsize="21600,21600">
             <v:path/>
             <v:fill on="f" alignshape="1" focussize="0,0"/>
             <v:stroke on="f"/>
@@ -20957,7 +21441,7 @@
             <w10:wrap type="none"/>
             <w10:anchorlock/>
           </v:shape>
-          <o:OLEObject Type="Embed" ProgID="Equation.3" ShapeID="_x0000_i1076" DrawAspect="Content" ObjectID="_1468075775" r:id="rId105">
+          <o:OLEObject Type="Embed" ProgID="Equation.3" ShapeID="_x0000_i1075" DrawAspect="Content" ObjectID="_1468075775" r:id="rId105">
             <o:LockedField>false</o:LockedField>
           </o:OLEObject>
         </w:object>
@@ -21018,7 +21502,7 @@
           <w:sz w:val="28"/>
         </w:rPr>
         <w:object>
-          <v:shape id="_x0000_i1077" o:spt="75" type="#_x0000_t75" style="height:18pt;width:33pt;" o:ole="t" filled="f" o:preferrelative="t" stroked="f" coordsize="21600,21600">
+          <v:shape id="_x0000_i1076" o:spt="75" type="#_x0000_t75" style="height:18pt;width:33pt;" o:ole="t" filled="f" o:preferrelative="t" stroked="f" coordsize="21600,21600">
             <v:path/>
             <v:fill on="f" alignshape="1" focussize="0,0"/>
             <v:stroke on="f"/>
@@ -21027,7 +21511,7 @@
             <w10:wrap type="none"/>
             <w10:anchorlock/>
           </v:shape>
-          <o:OLEObject Type="Embed" ProgID="Equation.3" ShapeID="_x0000_i1077" DrawAspect="Content" ObjectID="_1468075776" r:id="rId107">
+          <o:OLEObject Type="Embed" ProgID="Equation.3" ShapeID="_x0000_i1076" DrawAspect="Content" ObjectID="_1468075776" r:id="rId107">
             <o:LockedField>false</o:LockedField>
           </o:OLEObject>
         </w:object>
@@ -21123,7 +21607,7 @@
           <w:szCs w:val="28"/>
         </w:rPr>
         <w:object>
-          <v:shape id="_x0000_i1078" o:spt="75" type="#_x0000_t75" style="height:34pt;width:132pt;" o:ole="t" filled="f" o:preferrelative="t" stroked="f" coordsize="21600,21600">
+          <v:shape id="_x0000_i1077" o:spt="75" type="#_x0000_t75" style="height:34pt;width:132pt;" o:ole="t" filled="f" o:preferrelative="t" stroked="f" coordsize="21600,21600">
             <v:path/>
             <v:fill on="f" alignshape="1" focussize="0,0"/>
             <v:stroke on="f"/>
@@ -21132,7 +21616,7 @@
             <w10:wrap type="none"/>
             <w10:anchorlock/>
           </v:shape>
-          <o:OLEObject Type="Embed" ProgID="Equation.3" ShapeID="_x0000_i1078" DrawAspect="Content" ObjectID="_1468075777" r:id="rId109">
+          <o:OLEObject Type="Embed" ProgID="Equation.3" ShapeID="_x0000_i1077" DrawAspect="Content" ObjectID="_1468075777" r:id="rId109">
             <o:LockedField>false</o:LockedField>
           </o:OLEObject>
         </w:object>
@@ -21429,7 +21913,7 @@
           <w:lang w:val="en-US"/>
         </w:rPr>
         <w:object>
-          <v:shape id="_x0000_i1079" o:spt="75" type="#_x0000_t75" style="height:31pt;width:201pt;" o:ole="t" filled="f" o:preferrelative="t" stroked="f" coordsize="21600,21600">
+          <v:shape id="_x0000_i1078" o:spt="75" type="#_x0000_t75" style="height:31pt;width:201pt;" o:ole="t" filled="f" o:preferrelative="t" stroked="f" coordsize="21600,21600">
             <v:path/>
             <v:fill on="f" alignshape="1" focussize="0,0"/>
             <v:stroke on="f"/>
@@ -21438,7 +21922,7 @@
             <w10:wrap type="none"/>
             <w10:anchorlock/>
           </v:shape>
-          <o:OLEObject Type="Embed" ProgID="Equation.DSMT4" ShapeID="_x0000_i1079" DrawAspect="Content" ObjectID="_1468075778" r:id="rId111">
+          <o:OLEObject Type="Embed" ProgID="Equation.DSMT4" ShapeID="_x0000_i1078" DrawAspect="Content" ObjectID="_1468075778" r:id="rId111">
             <o:LockedField>false</o:LockedField>
           </o:OLEObject>
         </w:object>
@@ -21499,7 +21983,7 @@
           <w:sz w:val="28"/>
         </w:rPr>
         <w:object>
-          <v:shape id="_x0000_i1080" o:spt="75" type="#_x0000_t75" style="height:19pt;width:99pt;" o:ole="t" filled="f" o:preferrelative="t" stroked="f" coordsize="21600,21600">
+          <v:shape id="_x0000_i1079" o:spt="75" type="#_x0000_t75" style="height:19pt;width:99pt;" o:ole="t" filled="f" o:preferrelative="t" stroked="f" coordsize="21600,21600">
             <v:path/>
             <v:fill on="f" alignshape="1" focussize="0,0"/>
             <v:stroke on="f"/>
@@ -21508,7 +21992,7 @@
             <w10:wrap type="none"/>
             <w10:anchorlock/>
           </v:shape>
-          <o:OLEObject Type="Embed" ProgID="Equation.3" ShapeID="_x0000_i1080" DrawAspect="Content" ObjectID="_1468075779" r:id="rId113">
+          <o:OLEObject Type="Embed" ProgID="Equation.3" ShapeID="_x0000_i1079" DrawAspect="Content" ObjectID="_1468075779" r:id="rId113">
             <o:LockedField>false</o:LockedField>
           </o:OLEObject>
         </w:object>
@@ -21580,7 +22064,7 @@
           <w:sz w:val="28"/>
         </w:rPr>
         <w:object>
-          <v:shape id="_x0000_i1081" o:spt="75" type="#_x0000_t75" style="height:19pt;width:40pt;" o:ole="t" filled="f" o:preferrelative="t" stroked="f" coordsize="21600,21600">
+          <v:shape id="_x0000_i1080" o:spt="75" type="#_x0000_t75" style="height:19pt;width:40pt;" o:ole="t" filled="f" o:preferrelative="t" stroked="f" coordsize="21600,21600">
             <v:path/>
             <v:fill on="f" alignshape="1" focussize="0,0"/>
             <v:stroke on="f"/>
@@ -21589,7 +22073,7 @@
             <w10:wrap type="none"/>
             <w10:anchorlock/>
           </v:shape>
-          <o:OLEObject Type="Embed" ProgID="Equation.3" ShapeID="_x0000_i1081" DrawAspect="Content" ObjectID="_1468075780" r:id="rId115">
+          <o:OLEObject Type="Embed" ProgID="Equation.3" ShapeID="_x0000_i1080" DrawAspect="Content" ObjectID="_1468075780" r:id="rId115">
             <o:LockedField>false</o:LockedField>
           </o:OLEObject>
         </w:object>
@@ -21686,7 +22170,7 @@
           <w:sz w:val="28"/>
         </w:rPr>
         <w:object>
-          <v:shape id="_x0000_i1082" o:spt="75" type="#_x0000_t75" style="height:26pt;width:386pt;" o:ole="t" fillcolor="#000011" filled="f" o:preferrelative="t" stroked="f" coordsize="21600,21600">
+          <v:shape id="_x0000_i1081" o:spt="75" type="#_x0000_t75" style="height:26pt;width:386pt;" o:ole="t" fillcolor="#000011" filled="f" o:preferrelative="t" stroked="f" coordsize="21600,21600">
             <v:path/>
             <v:fill on="f" alignshape="1" focussize="0,0"/>
             <v:stroke on="f"/>
@@ -21695,7 +22179,7 @@
             <w10:wrap type="none"/>
             <w10:anchorlock/>
           </v:shape>
-          <o:OLEObject Type="Embed" ProgID="Equation.3" ShapeID="_x0000_i1082" DrawAspect="Content" ObjectID="_1468075781" r:id="rId117">
+          <o:OLEObject Type="Embed" ProgID="Equation.3" ShapeID="_x0000_i1081" DrawAspect="Content" ObjectID="_1468075781" r:id="rId117">
             <o:LockedField>false</o:LockedField>
           </o:OLEObject>
         </w:object>
@@ -22478,8 +22962,8 @@
           <w:dstrike w:val="0"/>
         </w:rPr>
       </w:pPr>
-      <w:bookmarkStart w:id="6" w:name="_Toc51320481"/>
-      <w:bookmarkStart w:id="7" w:name="_Toc23931226"/>
+      <w:bookmarkStart w:id="6" w:name="_Toc23931226"/>
+      <w:bookmarkStart w:id="7" w:name="_Toc51320481"/>
       <w:r>
         <w:rPr>
           <w:rFonts w:hint="default" w:ascii="Times New Roman" w:hAnsi="Times New Roman" w:cs="Times New Roman"/>
@@ -22614,7 +23098,7 @@
           <w:lang w:val="en-US"/>
         </w:rPr>
         <w:object>
-          <v:shape id="_x0000_i1083" o:spt="75" type="#_x0000_t75" style="height:38pt;width:171pt;" o:ole="t" filled="f" o:preferrelative="t" stroked="f" coordsize="21600,21600">
+          <v:shape id="_x0000_i1082" o:spt="75" type="#_x0000_t75" style="height:38pt;width:171pt;" o:ole="t" filled="f" o:preferrelative="t" stroked="f" coordsize="21600,21600">
             <v:path/>
             <v:fill on="f" alignshape="1" focussize="0,0"/>
             <v:stroke on="f"/>
@@ -22623,7 +23107,7 @@
             <w10:wrap type="none"/>
             <w10:anchorlock/>
           </v:shape>
-          <o:OLEObject Type="Embed" ProgID="Equation.3" ShapeID="_x0000_i1083" DrawAspect="Content" ObjectID="_1468075782" r:id="rId119">
+          <o:OLEObject Type="Embed" ProgID="Equation.3" ShapeID="_x0000_i1082" DrawAspect="Content" ObjectID="_1468075782" r:id="rId119">
             <o:LockedField>false</o:LockedField>
           </o:OLEObject>
         </w:object>
@@ -23970,7 +24454,7 @@
           <w:szCs w:val="28"/>
         </w:rPr>
         <w:object>
-          <v:shape id="_x0000_i1084" o:spt="75" type="#_x0000_t75" style="height:34pt;width:271pt;" o:ole="t" filled="f" o:preferrelative="t" stroked="f" coordsize="21600,21600">
+          <v:shape id="_x0000_i1083" o:spt="75" type="#_x0000_t75" style="height:34pt;width:271pt;" o:ole="t" filled="f" o:preferrelative="t" stroked="f" coordsize="21600,21600">
             <v:path/>
             <v:fill on="f" alignshape="1" focussize="0,0"/>
             <v:stroke on="f"/>
@@ -23979,7 +24463,7 @@
             <w10:wrap type="none"/>
             <w10:anchorlock/>
           </v:shape>
-          <o:OLEObject Type="Embed" ProgID="Equation.3" ShapeID="_x0000_i1084" DrawAspect="Content" ObjectID="_1468075783" r:id="rId121">
+          <o:OLEObject Type="Embed" ProgID="Equation.3" ShapeID="_x0000_i1083" DrawAspect="Content" ObjectID="_1468075783" r:id="rId121">
             <o:LockedField>false</o:LockedField>
           </o:OLEObject>
         </w:object>
@@ -24329,8 +24813,8 @@
         </w:rPr>
         <w:br w:type="page"/>
       </w:r>
-      <w:bookmarkStart w:id="10" w:name="_Toc23931228"/>
-      <w:bookmarkStart w:id="11" w:name="_Toc51320483"/>
+      <w:bookmarkStart w:id="10" w:name="_Toc51320483"/>
+      <w:bookmarkStart w:id="11" w:name="_Toc23931228"/>
       <w:r>
         <w:rPr>
           <w:rStyle w:val="21"/>
@@ -24880,6 +25364,26 @@
 </w:ftr>
 </file>
 
+<file path=word/numbering.xml><?xml version="1.0" encoding="utf-8"?>
+<w:numbering xmlns:wpc="http://schemas.microsoft.com/office/word/2010/wordprocessingCanvas" xmlns:mc="http://schemas.openxmlformats.org/markup-compatibility/2006" xmlns:o="urn:schemas-microsoft-com:office:office" xmlns:r="http://schemas.openxmlformats.org/officeDocument/2006/relationships" xmlns:m="http://schemas.openxmlformats.org/officeDocument/2006/math" xmlns:v="urn:schemas-microsoft-com:vml" xmlns:wp14="http://schemas.microsoft.com/office/word/2010/wordprocessingDrawing" xmlns:wp="http://schemas.openxmlformats.org/drawingml/2006/wordprocessingDrawing" xmlns:w10="urn:schemas-microsoft-com:office:word" xmlns:w="http://schemas.openxmlformats.org/wordprocessingml/2006/main" xmlns:w14="http://schemas.microsoft.com/office/word/2010/wordml" xmlns:wpg="http://schemas.microsoft.com/office/word/2010/wordprocessingGroup" xmlns:wpi="http://schemas.microsoft.com/office/word/2010/wordprocessingInk" xmlns:wne="http://schemas.microsoft.com/office/word/2006/wordml" xmlns:wps="http://schemas.microsoft.com/office/word/2010/wordprocessingShape" xmlns:wpsCustomData="http://www.wps.cn/officeDocument/2013/wpsCustomData" mc:Ignorable="w14 wp14">
+  <w:abstractNum w:abstractNumId="0">
+    <w:nsid w:val="788B3FBC"/>
+    <w:multiLevelType w:val="singleLevel"/>
+    <w:tmpl w:val="788B3FBC"/>
+    <w:lvl w:ilvl="0" w:tentative="0">
+      <w:start w:val="1"/>
+      <w:numFmt w:val="decimal"/>
+      <w:suff w:val="space"/>
+      <w:lvlText w:val="%1."/>
+      <w:lvlJc w:val="left"/>
+    </w:lvl>
+  </w:abstractNum>
+  <w:num w:numId="1">
+    <w:abstractNumId w:val="0"/>
+  </w:num>
+</w:numbering>
+</file>
+
 <file path=word/styles.xml><?xml version="1.0" encoding="utf-8"?>
 <w:styles xmlns:mc="http://schemas.openxmlformats.org/markup-compatibility/2006" xmlns:o="urn:schemas-microsoft-com:office:office" xmlns:r="http://schemas.openxmlformats.org/officeDocument/2006/relationships" xmlns:m="http://schemas.openxmlformats.org/officeDocument/2006/math" xmlns:v="urn:schemas-microsoft-com:vml" xmlns:w="http://schemas.openxmlformats.org/wordprocessingml/2006/main" xmlns:w14="http://schemas.microsoft.com/office/word/2010/wordml" xmlns:w10="urn:schemas-microsoft-com:office:word" xmlns:sl="http://schemas.openxmlformats.org/schemaLibrary/2006/main" xmlns:wpsCustomData="http://www.wps.cn/officeDocument/2013/wpsCustomData" mc:Ignorable="w14">
   <w:docDefaults>
@@ -24911,7 +25415,7 @@
     <w:lsdException w:unhideWhenUsed="0" w:uiPriority="0" w:semiHidden="0" w:name="index 8"/>
     <w:lsdException w:unhideWhenUsed="0" w:uiPriority="0" w:semiHidden="0" w:name="index 9"/>
     <w:lsdException w:unhideWhenUsed="0" w:uiPriority="39" w:semiHidden="0" w:name="toc 1"/>
-    <w:lsdException w:unhideWhenUsed="0" w:uiPriority="0" w:name="toc 2"/>
+    <w:lsdException w:qFormat="1" w:unhideWhenUsed="0" w:uiPriority="0" w:name="toc 2"/>
     <w:lsdException w:unhideWhenUsed="0" w:uiPriority="0" w:name="toc 3"/>
     <w:lsdException w:unhideWhenUsed="0" w:uiPriority="0" w:semiHidden="0" w:name="toc 4"/>
     <w:lsdException w:unhideWhenUsed="0" w:uiPriority="0" w:semiHidden="0" w:name="toc 5"/>
@@ -24976,7 +25480,7 @@
     <w:lsdException w:unhideWhenUsed="0" w:uiPriority="0" w:semiHidden="0" w:name="Body Text Indent 2"/>
     <w:lsdException w:unhideWhenUsed="0" w:uiPriority="0" w:semiHidden="0" w:name="Body Text Indent 3"/>
     <w:lsdException w:unhideWhenUsed="0" w:uiPriority="0" w:semiHidden="0" w:name="Block Text"/>
-    <w:lsdException w:unhideWhenUsed="0" w:uiPriority="99" w:semiHidden="0" w:name="Hyperlink"/>
+    <w:lsdException w:qFormat="1" w:unhideWhenUsed="0" w:uiPriority="99" w:semiHidden="0" w:name="Hyperlink"/>
     <w:lsdException w:qFormat="1" w:unhideWhenUsed="0" w:uiPriority="0" w:semiHidden="0" w:name="FollowedHyperlink"/>
     <w:lsdException w:qFormat="1" w:unhideWhenUsed="0" w:uiPriority="0" w:semiHidden="0" w:name="Strong"/>
     <w:lsdException w:qFormat="1" w:unhideWhenUsed="0" w:uiPriority="0" w:semiHidden="0" w:name="Emphasis"/>
@@ -25236,6 +25740,7 @@
   </w:style>
   <w:style w:type="character" w:styleId="14">
     <w:name w:val="Hyperlink"/>
+    <w:qFormat/>
     <w:uiPriority w:val="99"/>
     <w:rPr>
       <w:color w:val="0000FF"/>
@@ -25296,6 +25801,7 @@
     <w:basedOn w:val="1"/>
     <w:next w:val="1"/>
     <w:semiHidden/>
+    <w:qFormat/>
     <w:uiPriority w:val="0"/>
     <w:pPr>
       <w:spacing w:line="360" w:lineRule="auto"/>
@@ -25370,6 +25876,7 @@
   <w:style w:type="character" w:customStyle="1" w:styleId="25">
     <w:name w:val="_Текст_ Знак"/>
     <w:link w:val="24"/>
+    <w:qFormat/>
     <w:uiPriority w:val="0"/>
     <w:rPr>
       <w:sz w:val="28"/>
@@ -25388,6 +25895,24 @@
       <w:i/>
       <w:sz w:val="28"/>
       <w:lang w:val="uk-UA" w:eastAsia="ru-RU" w:bidi="ar-SA"/>
+    </w:rPr>
+  </w:style>
+  <w:style w:type="paragraph" w:customStyle="1" w:styleId="27">
+    <w:name w:val="Default"/>
+    <w:unhideWhenUsed/>
+    <w:uiPriority w:val="99"/>
+    <w:pPr>
+      <w:widowControl w:val="0"/>
+      <w:autoSpaceDE w:val="0"/>
+      <w:autoSpaceDN w:val="0"/>
+      <w:adjustRightInd w:val="0"/>
+      <w:spacing w:beforeLines="0" w:afterLines="0"/>
+    </w:pPr>
+    <w:rPr>
+      <w:rFonts w:hint="default" w:ascii="Liberation Serif" w:hAnsi="Liberation Serif" w:eastAsia="Liberation Serif" w:cs="Times New Roman"/>
+      <w:color w:val="000000"/>
+      <w:sz w:val="24"/>
+      <w:szCs w:val="24"/>
     </w:rPr>
   </w:style>
 </w:styles>

--- a/Тех оснастка/ПЗ.docx
+++ b/Тех оснастка/ПЗ.docx
@@ -1,6 +1,6 @@
 
 <file path=word/document.xml><?xml version="1.0" encoding="utf-8"?>
-<w:document xmlns:wpc="http://schemas.microsoft.com/office/word/2010/wordprocessingCanvas" xmlns:mc="http://schemas.openxmlformats.org/markup-compatibility/2006" xmlns:o="urn:schemas-microsoft-com:office:office" xmlns:r="http://schemas.openxmlformats.org/officeDocument/2006/relationships" xmlns:m="http://schemas.openxmlformats.org/officeDocument/2006/math" xmlns:v="urn:schemas-microsoft-com:vml" xmlns:wp14="http://schemas.microsoft.com/office/word/2010/wordprocessingDrawing" xmlns:wp="http://schemas.openxmlformats.org/drawingml/2006/wordprocessingDrawing" xmlns:w="http://schemas.openxmlformats.org/wordprocessingml/2006/main" xmlns:w14="http://schemas.microsoft.com/office/word/2010/wordml" xmlns:w10="urn:schemas-microsoft-com:office:word" xmlns:w15="http://schemas.microsoft.com/office/word/2012/wordml" xmlns:wpg="http://schemas.microsoft.com/office/word/2010/wordprocessingGroup" xmlns:wpi="http://schemas.microsoft.com/office/word/2010/wordprocessingInk" xmlns:wne="http://schemas.microsoft.com/office/word/2006/wordml" xmlns:wps="http://schemas.microsoft.com/office/word/2010/wordprocessingShape" xmlns:wpsCustomData="http://www.wps.cn/officeDocument/2013/wpsCustomData" mc:Ignorable="w14 w15 wp14">
+<w:document xmlns:wpc="http://schemas.microsoft.com/office/word/2010/wordprocessingCanvas" xmlns:cx="http://schemas.microsoft.com/office/drawing/2014/chartex" xmlns:cx1="http://schemas.microsoft.com/office/drawing/2015/9/8/chartex" xmlns:cx2="http://schemas.microsoft.com/office/drawing/2015/10/21/chartex" xmlns:cx3="http://schemas.microsoft.com/office/drawing/2016/5/9/chartex" xmlns:cx4="http://schemas.microsoft.com/office/drawing/2016/5/10/chartex" xmlns:cx5="http://schemas.microsoft.com/office/drawing/2016/5/11/chartex" xmlns:cx6="http://schemas.microsoft.com/office/drawing/2016/5/12/chartex" xmlns:cx7="http://schemas.microsoft.com/office/drawing/2016/5/13/chartex" xmlns:cx8="http://schemas.microsoft.com/office/drawing/2016/5/14/chartex" xmlns:mc="http://schemas.openxmlformats.org/markup-compatibility/2006" xmlns:o="urn:schemas-microsoft-com:office:office" xmlns:r="http://schemas.openxmlformats.org/officeDocument/2006/relationships" xmlns:m="http://schemas.openxmlformats.org/officeDocument/2006/math" xmlns:v="urn:schemas-microsoft-com:vml" xmlns:wp14="http://schemas.microsoft.com/office/word/2010/wordprocessingDrawing" xmlns:wp="http://schemas.openxmlformats.org/drawingml/2006/wordprocessingDrawing" xmlns:w="http://schemas.openxmlformats.org/wordprocessingml/2006/main" xmlns:w14="http://schemas.microsoft.com/office/word/2010/wordml" xmlns:w10="urn:schemas-microsoft-com:office:word" xmlns:w15="http://schemas.microsoft.com/office/word/2012/wordml" xmlns:wpg="http://schemas.microsoft.com/office/word/2010/wordprocessingGroup" xmlns:wpi="http://schemas.microsoft.com/office/word/2010/wordprocessingInk" xmlns:wne="http://schemas.microsoft.com/office/word/2006/wordml" xmlns:wps="http://schemas.microsoft.com/office/word/2010/wordprocessingShape" xmlns:wpsCustomData="http://www.wps.cn/officeDocument/2013/wpsCustomData" mc:Ignorable="w14 w15 wp14">
   <w:body>
     <w:p>
       <w:pPr>
@@ -694,8 +694,6 @@
         </w:rPr>
         <w:t>ё</w:t>
       </w:r>
-      <w:bookmarkStart w:id="12" w:name="_GoBack"/>
-      <w:bookmarkEnd w:id="12"/>
       <w:r>
         <w:rPr>
           <w:rStyle w:val="14"/>
@@ -17029,7 +17027,17 @@
           <w:szCs w:val="28"/>
           <w:lang w:val="en-US"/>
         </w:rPr>
-        <w:t xml:space="preserve"> 6</w:t>
+        <w:t xml:space="preserve"> </w:t>
+      </w:r>
+      <w:r>
+        <w:rPr>
+          <w:rFonts w:hint="default" w:eastAsia="Liberation Serif" w:cs="Times New Roman"/>
+          <w:color w:val="000000"/>
+          <w:sz w:val="28"/>
+          <w:szCs w:val="28"/>
+          <w:lang w:val="en-US"/>
+        </w:rPr>
+        <w:t>5</w:t>
       </w:r>
       <w:r>
         <w:rPr>
@@ -17048,7 +17056,17 @@
           <w:szCs w:val="28"/>
           <w:lang w:val="ru-RU"/>
         </w:rPr>
-        <w:t xml:space="preserve"> 9</w:t>
+        <w:t xml:space="preserve"> </w:t>
+      </w:r>
+      <w:r>
+        <w:rPr>
+          <w:rFonts w:hint="default" w:eastAsia="Liberation Serif" w:cs="Times New Roman"/>
+          <w:color w:val="000000"/>
+          <w:sz w:val="28"/>
+          <w:szCs w:val="28"/>
+          <w:lang w:val="en-US"/>
+        </w:rPr>
+        <w:t>8</w:t>
       </w:r>
       <w:r>
         <w:rPr>
@@ -17076,7 +17094,17 @@
           <w:sz w:val="28"/>
           <w:szCs w:val="28"/>
         </w:rPr>
-        <w:t xml:space="preserve"> рычажных зажимных механизма</w:t>
+        <w:t xml:space="preserve"> </w:t>
+      </w:r>
+      <w:r>
+        <w:rPr>
+          <w:rFonts w:hint="default" w:eastAsia="Liberation Serif" w:cs="Times New Roman"/>
+          <w:color w:val="000000"/>
+          <w:sz w:val="28"/>
+          <w:szCs w:val="28"/>
+          <w:lang w:val="ru-RU"/>
+        </w:rPr>
+        <w:t>коромысла</w:t>
       </w:r>
       <w:r>
         <w:rPr>
@@ -17086,7 +17114,17 @@
           <w:szCs w:val="28"/>
           <w:lang w:val="en-US"/>
         </w:rPr>
-        <w:t xml:space="preserve"> 2</w:t>
+        <w:t xml:space="preserve"> </w:t>
+      </w:r>
+      <w:r>
+        <w:rPr>
+          <w:rFonts w:hint="default" w:eastAsia="Liberation Serif" w:cs="Times New Roman"/>
+          <w:color w:val="000000"/>
+          <w:sz w:val="28"/>
+          <w:szCs w:val="28"/>
+          <w:lang w:val="en-US"/>
+        </w:rPr>
+        <w:t>2</w:t>
       </w:r>
       <w:r>
         <w:rPr>
@@ -17095,7 +17133,7 @@
           <w:sz w:val="28"/>
           <w:szCs w:val="28"/>
         </w:rPr>
-        <w:t>, шарнирные соединения</w:t>
+        <w:t>,</w:t>
       </w:r>
       <w:r>
         <w:rPr>
@@ -17105,7 +17143,7 @@
           <w:szCs w:val="28"/>
           <w:lang w:val="ru-RU"/>
         </w:rPr>
-        <w:t xml:space="preserve"> 4</w:t>
+        <w:t xml:space="preserve"> рычаги 4</w:t>
       </w:r>
       <w:r>
         <w:rPr>
@@ -17124,7 +17162,17 @@
           <w:szCs w:val="28"/>
           <w:lang w:val="en-US"/>
         </w:rPr>
-        <w:t xml:space="preserve"> 14</w:t>
+        <w:t xml:space="preserve"> 1</w:t>
+      </w:r>
+      <w:r>
+        <w:rPr>
+          <w:rFonts w:hint="default" w:eastAsia="Liberation Serif" w:cs="Times New Roman"/>
+          <w:color w:val="000000"/>
+          <w:sz w:val="28"/>
+          <w:szCs w:val="28"/>
+          <w:lang w:val="ru-RU"/>
+        </w:rPr>
+        <w:t>0</w:t>
       </w:r>
       <w:r>
         <w:rPr>
@@ -17494,8 +17542,84 @@
         </w:rPr>
         <w:drawing>
           <wp:inline distT="0" distB="0" distL="114300" distR="114300">
-            <wp:extent cx="5605780" cy="8797290"/>
-            <wp:effectExtent l="0" t="0" r="13970" b="3810"/>
+            <wp:extent cx="5958205" cy="4364355"/>
+            <wp:effectExtent l="0" t="0" r="635" b="9525"/>
+            <wp:docPr id="4" name="Изображение 4" descr="Screenshot_14"/>
+            <wp:cNvGraphicFramePr>
+              <a:graphicFrameLocks xmlns:a="http://schemas.openxmlformats.org/drawingml/2006/main" noChangeAspect="1"/>
+            </wp:cNvGraphicFramePr>
+            <a:graphic xmlns:a="http://schemas.openxmlformats.org/drawingml/2006/main">
+              <a:graphicData uri="http://schemas.openxmlformats.org/drawingml/2006/picture">
+                <pic:pic xmlns:pic="http://schemas.openxmlformats.org/drawingml/2006/picture">
+                  <pic:nvPicPr>
+                    <pic:cNvPr id="4" name="Изображение 4" descr="Screenshot_14"/>
+                    <pic:cNvPicPr>
+                      <a:picLocks noChangeAspect="1"/>
+                    </pic:cNvPicPr>
+                  </pic:nvPicPr>
+                  <pic:blipFill>
+                    <a:blip r:embed="rId14"/>
+                    <a:srcRect b="1644"/>
+                    <a:stretch>
+                      <a:fillRect/>
+                    </a:stretch>
+                  </pic:blipFill>
+                  <pic:spPr>
+                    <a:xfrm>
+                      <a:off x="0" y="0"/>
+                      <a:ext cx="5958205" cy="4364355"/>
+                    </a:xfrm>
+                    <a:prstGeom prst="rect">
+                      <a:avLst/>
+                    </a:prstGeom>
+                  </pic:spPr>
+                </pic:pic>
+              </a:graphicData>
+            </a:graphic>
+          </wp:inline>
+        </w:drawing>
+      </w:r>
+    </w:p>
+    <w:p>
+      <w:pPr>
+        <w:keepLines w:val="0"/>
+        <w:pageBreakBefore w:val="0"/>
+        <w:widowControl/>
+        <w:kinsoku/>
+        <w:wordWrap/>
+        <w:overflowPunct/>
+        <w:topLinePunct w:val="0"/>
+        <w:autoSpaceDE/>
+        <w:autoSpaceDN/>
+        <w:bidi w:val="0"/>
+        <w:adjustRightInd/>
+        <w:snapToGrid/>
+        <w:spacing w:line="288" w:lineRule="auto"/>
+        <w:jc w:val="center"/>
+        <w:textAlignment w:val="auto"/>
+        <w:rPr>
+          <w:rFonts w:hint="default" w:ascii="Times New Roman" w:hAnsi="Times New Roman" w:cs="Times New Roman"/>
+          <w:strike w:val="0"/>
+          <w:dstrike w:val="0"/>
+          <w:sz w:val="28"/>
+          <w:szCs w:val="28"/>
+          <w:lang w:val="ru-RU"/>
+        </w:rPr>
+      </w:pPr>
+      <w:bookmarkStart w:id="12" w:name="_GoBack"/>
+      <w:r>
+        <w:rPr>
+          <w:rFonts w:hint="default" w:ascii="Times New Roman" w:hAnsi="Times New Roman" w:cs="Times New Roman"/>
+          <w:strike w:val="0"/>
+          <w:dstrike w:val="0"/>
+          <w:sz w:val="28"/>
+          <w:szCs w:val="28"/>
+          <w:lang w:val="ru-RU"/>
+        </w:rPr>
+        <w:drawing>
+          <wp:inline distT="0" distB="0" distL="114300" distR="114300">
+            <wp:extent cx="6092190" cy="4554855"/>
+            <wp:effectExtent l="0" t="0" r="3810" b="1905"/>
             <wp:docPr id="8" name="Изображение 8" descr="Screenshot_15"/>
             <wp:cNvGraphicFramePr>
               <a:graphicFrameLocks xmlns:a="http://schemas.openxmlformats.org/drawingml/2006/main" noChangeAspect="1"/>
@@ -17510,7 +17634,7 @@
                     </pic:cNvPicPr>
                   </pic:nvPicPr>
                   <pic:blipFill>
-                    <a:blip r:embed="rId14"/>
+                    <a:blip r:embed="rId15"/>
                     <a:stretch>
                       <a:fillRect/>
                     </a:stretch>
@@ -17518,7 +17642,7 @@
                   <pic:spPr>
                     <a:xfrm>
                       <a:off x="0" y="0"/>
-                      <a:ext cx="5605780" cy="8797290"/>
+                      <a:ext cx="6092190" cy="4554855"/>
                     </a:xfrm>
                     <a:prstGeom prst="rect">
                       <a:avLst/>
@@ -17530,6 +17654,7 @@
           </wp:inline>
         </w:drawing>
       </w:r>
+      <w:bookmarkEnd w:id="12"/>
     </w:p>
     <w:p>
       <w:pPr>
@@ -17792,7 +17917,7 @@
                     </pic:cNvPicPr>
                   </pic:nvPicPr>
                   <pic:blipFill>
-                    <a:blip r:embed="rId15"/>
+                    <a:blip r:embed="rId16"/>
                     <a:stretch>
                       <a:fillRect/>
                     </a:stretch>
@@ -17993,12 +18118,12 @@
             <v:path/>
             <v:fill on="f" alignshape="1" focussize="0,0"/>
             <v:stroke on="f"/>
-            <v:imagedata r:id="rId17" grayscale="f" bilevel="f" o:title=""/>
+            <v:imagedata r:id="rId18" grayscale="f" bilevel="f" o:title=""/>
             <o:lock v:ext="edit" aspectratio="t"/>
             <w10:wrap type="none"/>
             <w10:anchorlock/>
           </v:shape>
-          <o:OLEObject Type="Embed" ProgID="Equation.3" ShapeID="_x0000_i1029" DrawAspect="Content" ObjectID="_1468075729" r:id="rId16">
+          <o:OLEObject Type="Embed" ProgID="Equation.3" ShapeID="_x0000_i1029" DrawAspect="Content" ObjectID="_1468075729" r:id="rId17">
             <o:LockedField>false</o:LockedField>
           </o:OLEObject>
         </w:object>
@@ -18120,12 +18245,12 @@
             <v:path/>
             <v:fill on="f" alignshape="1" focussize="0,0"/>
             <v:stroke on="f"/>
-            <v:imagedata r:id="rId19" grayscale="f" bilevel="f" o:title=""/>
+            <v:imagedata r:id="rId20" grayscale="f" bilevel="f" o:title=""/>
             <o:lock v:ext="edit" aspectratio="t"/>
             <w10:wrap type="none"/>
             <w10:anchorlock/>
           </v:shape>
-          <o:OLEObject Type="Embed" ProgID="Equation.3" ShapeID="_x0000_i1030" DrawAspect="Content" ObjectID="_1468075730" r:id="rId18">
+          <o:OLEObject Type="Embed" ProgID="Equation.3" ShapeID="_x0000_i1030" DrawAspect="Content" ObjectID="_1468075730" r:id="rId19">
             <o:LockedField>false</o:LockedField>
           </o:OLEObject>
         </w:object>
@@ -18218,12 +18343,12 @@
             <v:path/>
             <v:fill on="f" focussize="0,0"/>
             <v:stroke on="f"/>
-            <v:imagedata r:id="rId21" o:title=""/>
+            <v:imagedata r:id="rId22" o:title=""/>
             <o:lock v:ext="edit" aspectratio="t"/>
             <w10:wrap type="none"/>
             <w10:anchorlock/>
           </v:shape>
-          <o:OLEObject Type="Embed" ProgID="Equation.3" ShapeID="_x0000_i1031" DrawAspect="Content" ObjectID="_1468075731" r:id="rId20">
+          <o:OLEObject Type="Embed" ProgID="Equation.3" ShapeID="_x0000_i1031" DrawAspect="Content" ObjectID="_1468075731" r:id="rId21">
             <o:LockedField>false</o:LockedField>
           </o:OLEObject>
         </w:object>
@@ -18252,12 +18377,12 @@
             <v:path/>
             <v:fill on="f" focussize="0,0"/>
             <v:stroke on="f"/>
-            <v:imagedata r:id="rId23" o:title=""/>
+            <v:imagedata r:id="rId24" o:title=""/>
             <o:lock v:ext="edit" aspectratio="t"/>
             <w10:wrap type="none"/>
             <w10:anchorlock/>
           </v:shape>
-          <o:OLEObject Type="Embed" ProgID="Equation.3" ShapeID="_x0000_i1032" DrawAspect="Content" ObjectID="_1468075732" r:id="rId22">
+          <o:OLEObject Type="Embed" ProgID="Equation.3" ShapeID="_x0000_i1032" DrawAspect="Content" ObjectID="_1468075732" r:id="rId23">
             <o:LockedField>false</o:LockedField>
           </o:OLEObject>
         </w:object>
@@ -18323,12 +18448,12 @@
             <v:path/>
             <v:fill on="f" focussize="0,0"/>
             <v:stroke on="f"/>
-            <v:imagedata r:id="rId25" o:title=""/>
+            <v:imagedata r:id="rId26" o:title=""/>
             <o:lock v:ext="edit" aspectratio="t"/>
             <w10:wrap type="none"/>
             <w10:anchorlock/>
           </v:shape>
-          <o:OLEObject Type="Embed" ProgID="Equation.3" ShapeID="_x0000_i1033" DrawAspect="Content" ObjectID="_1468075733" r:id="rId24">
+          <o:OLEObject Type="Embed" ProgID="Equation.3" ShapeID="_x0000_i1033" DrawAspect="Content" ObjectID="_1468075733" r:id="rId25">
             <o:LockedField>false</o:LockedField>
           </o:OLEObject>
         </w:object>
@@ -18357,12 +18482,12 @@
             <v:path/>
             <v:fill on="f" focussize="0,0"/>
             <v:stroke on="f"/>
-            <v:imagedata r:id="rId27" o:title=""/>
+            <v:imagedata r:id="rId28" o:title=""/>
             <o:lock v:ext="edit" aspectratio="t"/>
             <w10:wrap type="none"/>
             <w10:anchorlock/>
           </v:shape>
-          <o:OLEObject Type="Embed" ProgID="Equation.3" ShapeID="_x0000_i1034" DrawAspect="Content" ObjectID="_1468075734" r:id="rId26">
+          <o:OLEObject Type="Embed" ProgID="Equation.3" ShapeID="_x0000_i1034" DrawAspect="Content" ObjectID="_1468075734" r:id="rId27">
             <o:LockedField>false</o:LockedField>
           </o:OLEObject>
         </w:object>
@@ -18428,12 +18553,12 @@
             <v:path/>
             <v:fill on="f" focussize="0,0"/>
             <v:stroke on="f"/>
-            <v:imagedata r:id="rId29" o:title=""/>
+            <v:imagedata r:id="rId30" o:title=""/>
             <o:lock v:ext="edit" aspectratio="t"/>
             <w10:wrap type="none"/>
             <w10:anchorlock/>
           </v:shape>
-          <o:OLEObject Type="Embed" ProgID="Equation.3" ShapeID="_x0000_i1035" DrawAspect="Content" ObjectID="_1468075735" r:id="rId28">
+          <o:OLEObject Type="Embed" ProgID="Equation.3" ShapeID="_x0000_i1035" DrawAspect="Content" ObjectID="_1468075735" r:id="rId29">
             <o:LockedField>false</o:LockedField>
           </o:OLEObject>
         </w:object>
@@ -18462,12 +18587,12 @@
             <v:path/>
             <v:fill on="f" focussize="0,0"/>
             <v:stroke on="f"/>
-            <v:imagedata r:id="rId31" o:title=""/>
+            <v:imagedata r:id="rId32" o:title=""/>
             <o:lock v:ext="edit" aspectratio="t"/>
             <w10:wrap type="none"/>
             <w10:anchorlock/>
           </v:shape>
-          <o:OLEObject Type="Embed" ProgID="Equation.3" ShapeID="_x0000_i1036" DrawAspect="Content" ObjectID="_1468075736" r:id="rId30">
+          <o:OLEObject Type="Embed" ProgID="Equation.3" ShapeID="_x0000_i1036" DrawAspect="Content" ObjectID="_1468075736" r:id="rId31">
             <o:LockedField>false</o:LockedField>
           </o:OLEObject>
         </w:object>
@@ -18533,12 +18658,12 @@
             <v:path/>
             <v:fill on="f" focussize="0,0"/>
             <v:stroke on="f"/>
-            <v:imagedata r:id="rId33" o:title=""/>
+            <v:imagedata r:id="rId34" o:title=""/>
             <o:lock v:ext="edit" aspectratio="t"/>
             <w10:wrap type="none"/>
             <w10:anchorlock/>
           </v:shape>
-          <o:OLEObject Type="Embed" ProgID="Equation.3" ShapeID="_x0000_i1037" DrawAspect="Content" ObjectID="_1468075737" r:id="rId32">
+          <o:OLEObject Type="Embed" ProgID="Equation.3" ShapeID="_x0000_i1037" DrawAspect="Content" ObjectID="_1468075737" r:id="rId33">
             <o:LockedField>false</o:LockedField>
           </o:OLEObject>
         </w:object>
@@ -18567,12 +18692,12 @@
             <v:path/>
             <v:fill on="f" focussize="0,0"/>
             <v:stroke on="f"/>
-            <v:imagedata r:id="rId35" o:title=""/>
+            <v:imagedata r:id="rId36" o:title=""/>
             <o:lock v:ext="edit" aspectratio="t"/>
             <w10:wrap type="none"/>
             <w10:anchorlock/>
           </v:shape>
-          <o:OLEObject Type="Embed" ProgID="Equation.3" ShapeID="_x0000_i1038" DrawAspect="Content" ObjectID="_1468075738" r:id="rId34">
+          <o:OLEObject Type="Embed" ProgID="Equation.3" ShapeID="_x0000_i1038" DrawAspect="Content" ObjectID="_1468075738" r:id="rId35">
             <o:LockedField>false</o:LockedField>
           </o:OLEObject>
         </w:object>
@@ -18638,12 +18763,12 @@
             <v:path/>
             <v:fill on="f" focussize="0,0"/>
             <v:stroke on="f"/>
-            <v:imagedata r:id="rId37" o:title=""/>
+            <v:imagedata r:id="rId38" o:title=""/>
             <o:lock v:ext="edit" aspectratio="t"/>
             <w10:wrap type="none"/>
             <w10:anchorlock/>
           </v:shape>
-          <o:OLEObject Type="Embed" ProgID="Equation.3" ShapeID="_x0000_i1039" DrawAspect="Content" ObjectID="_1468075739" r:id="rId36">
+          <o:OLEObject Type="Embed" ProgID="Equation.3" ShapeID="_x0000_i1039" DrawAspect="Content" ObjectID="_1468075739" r:id="rId37">
             <o:LockedField>false</o:LockedField>
           </o:OLEObject>
         </w:object>
@@ -18672,12 +18797,12 @@
             <v:path/>
             <v:fill on="f" focussize="0,0"/>
             <v:stroke on="f"/>
-            <v:imagedata r:id="rId37" o:title=""/>
+            <v:imagedata r:id="rId38" o:title=""/>
             <o:lock v:ext="edit" aspectratio="t"/>
             <w10:wrap type="none"/>
             <w10:anchorlock/>
           </v:shape>
-          <o:OLEObject Type="Embed" ProgID="Equation.3" ShapeID="_x0000_i1040" DrawAspect="Content" ObjectID="_1468075740" r:id="rId38">
+          <o:OLEObject Type="Embed" ProgID="Equation.3" ShapeID="_x0000_i1040" DrawAspect="Content" ObjectID="_1468075740" r:id="rId39">
             <o:LockedField>false</o:LockedField>
           </o:OLEObject>
         </w:object>
@@ -18743,12 +18868,12 @@
             <v:path/>
             <v:fill on="f" focussize="0,0"/>
             <v:stroke on="f"/>
-            <v:imagedata r:id="rId40" o:title=""/>
+            <v:imagedata r:id="rId41" o:title=""/>
             <o:lock v:ext="edit" aspectratio="t"/>
             <w10:wrap type="none"/>
             <w10:anchorlock/>
           </v:shape>
-          <o:OLEObject Type="Embed" ProgID="Equation.3" ShapeID="_x0000_i1041" DrawAspect="Content" ObjectID="_1468075741" r:id="rId39">
+          <o:OLEObject Type="Embed" ProgID="Equation.3" ShapeID="_x0000_i1041" DrawAspect="Content" ObjectID="_1468075741" r:id="rId40">
             <o:LockedField>false</o:LockedField>
           </o:OLEObject>
         </w:object>
@@ -18777,12 +18902,12 @@
             <v:path/>
             <v:fill on="f" focussize="0,0"/>
             <v:stroke on="f"/>
-            <v:imagedata r:id="rId40" o:title=""/>
+            <v:imagedata r:id="rId41" o:title=""/>
             <o:lock v:ext="edit" aspectratio="t"/>
             <w10:wrap type="none"/>
             <w10:anchorlock/>
           </v:shape>
-          <o:OLEObject Type="Embed" ProgID="Equation.3" ShapeID="_x0000_i1042" DrawAspect="Content" ObjectID="_1468075742" r:id="rId41">
+          <o:OLEObject Type="Embed" ProgID="Equation.3" ShapeID="_x0000_i1042" DrawAspect="Content" ObjectID="_1468075742" r:id="rId42">
             <o:LockedField>false</o:LockedField>
           </o:OLEObject>
         </w:object>
@@ -18866,12 +18991,12 @@
             <v:path/>
             <v:fill on="f" alignshape="1" focussize="0,0"/>
             <v:stroke on="f"/>
-            <v:imagedata r:id="rId43" grayscale="f" bilevel="f" o:title=""/>
+            <v:imagedata r:id="rId44" grayscale="f" bilevel="f" o:title=""/>
             <o:lock v:ext="edit" aspectratio="t"/>
             <w10:wrap type="none"/>
             <w10:anchorlock/>
           </v:shape>
-          <o:OLEObject Type="Embed" ProgID="Equation.DSMT4" ShapeID="_x0000_i1043" DrawAspect="Content" ObjectID="_1468075743" r:id="rId42">
+          <o:OLEObject Type="Embed" ProgID="Equation.DSMT4" ShapeID="_x0000_i1043" DrawAspect="Content" ObjectID="_1468075743" r:id="rId43">
             <o:LockedField>false</o:LockedField>
           </o:OLEObject>
         </w:object>
@@ -18989,12 +19114,12 @@
             <v:path/>
             <v:fill on="f" alignshape="1" focussize="0,0"/>
             <v:stroke on="f"/>
-            <v:imagedata r:id="rId45" grayscale="f" bilevel="f" o:title=""/>
+            <v:imagedata r:id="rId46" grayscale="f" bilevel="f" o:title=""/>
             <o:lock v:ext="edit" aspectratio="t"/>
             <w10:wrap type="none"/>
             <w10:anchorlock/>
           </v:shape>
-          <o:OLEObject Type="Embed" ProgID="Equation.DSMT4" ShapeID="_x0000_i1044" DrawAspect="Content" ObjectID="_1468075744" r:id="rId44">
+          <o:OLEObject Type="Embed" ProgID="Equation.DSMT4" ShapeID="_x0000_i1044" DrawAspect="Content" ObjectID="_1468075744" r:id="rId45">
             <o:LockedField>false</o:LockedField>
           </o:OLEObject>
         </w:object>
@@ -19039,12 +19164,12 @@
             <v:path/>
             <v:fill on="f" alignshape="1" focussize="0,0"/>
             <v:stroke on="f"/>
-            <v:imagedata r:id="rId47" grayscale="f" bilevel="f" o:title=""/>
+            <v:imagedata r:id="rId48" grayscale="f" bilevel="f" o:title=""/>
             <o:lock v:ext="edit" aspectratio="t"/>
             <w10:wrap type="none"/>
             <w10:anchorlock/>
           </v:shape>
-          <o:OLEObject Type="Embed" ProgID="Equation.DSMT4" ShapeID="_x0000_i1045" DrawAspect="Content" ObjectID="_1468075745" r:id="rId46">
+          <o:OLEObject Type="Embed" ProgID="Equation.DSMT4" ShapeID="_x0000_i1045" DrawAspect="Content" ObjectID="_1468075745" r:id="rId47">
             <o:LockedField>false</o:LockedField>
           </o:OLEObject>
         </w:object>
@@ -19202,12 +19327,12 @@
             <v:path/>
             <v:fill on="f" alignshape="1" focussize="0,0"/>
             <v:stroke on="f"/>
-            <v:imagedata r:id="rId49" grayscale="f" bilevel="f" o:title=""/>
+            <v:imagedata r:id="rId50" grayscale="f" bilevel="f" o:title=""/>
             <o:lock v:ext="edit" aspectratio="t"/>
             <w10:wrap type="none"/>
             <w10:anchorlock/>
           </v:shape>
-          <o:OLEObject Type="Embed" ProgID="Equation.DSMT4" ShapeID="_x0000_i1046" DrawAspect="Content" ObjectID="_1468075746" r:id="rId48">
+          <o:OLEObject Type="Embed" ProgID="Equation.DSMT4" ShapeID="_x0000_i1046" DrawAspect="Content" ObjectID="_1468075746" r:id="rId49">
             <o:LockedField>false</o:LockedField>
           </o:OLEObject>
         </w:object>
@@ -19273,12 +19398,12 @@
             <v:path/>
             <v:fill on="f" alignshape="1" focussize="0,0"/>
             <v:stroke on="f"/>
-            <v:imagedata r:id="rId51" grayscale="f" bilevel="f" o:title=""/>
+            <v:imagedata r:id="rId52" grayscale="f" bilevel="f" o:title=""/>
             <o:lock v:ext="edit" aspectratio="t"/>
             <w10:wrap type="none"/>
             <w10:anchorlock/>
           </v:shape>
-          <o:OLEObject Type="Embed" ProgID="Equation.DSMT4" ShapeID="_x0000_i1047" DrawAspect="Content" ObjectID="_1468075747" r:id="rId50">
+          <o:OLEObject Type="Embed" ProgID="Equation.DSMT4" ShapeID="_x0000_i1047" DrawAspect="Content" ObjectID="_1468075747" r:id="rId51">
             <o:LockedField>false</o:LockedField>
           </o:OLEObject>
         </w:object>
@@ -19385,12 +19510,12 @@
             <v:path/>
             <v:fill on="f" alignshape="1" focussize="0,0"/>
             <v:stroke on="f"/>
-            <v:imagedata r:id="rId53" grayscale="f" bilevel="f" o:title=""/>
+            <v:imagedata r:id="rId54" grayscale="f" bilevel="f" o:title=""/>
             <o:lock v:ext="edit" aspectratio="t"/>
             <w10:wrap type="none"/>
             <w10:anchorlock/>
           </v:shape>
-          <o:OLEObject Type="Embed" ProgID="Equation.3" ShapeID="_x0000_i1048" DrawAspect="Content" ObjectID="_1468075748" r:id="rId52">
+          <o:OLEObject Type="Embed" ProgID="Equation.3" ShapeID="_x0000_i1048" DrawAspect="Content" ObjectID="_1468075748" r:id="rId53">
             <o:LockedField>false</o:LockedField>
           </o:OLEObject>
         </w:object>
@@ -19531,12 +19656,12 @@
             <v:path/>
             <v:fill on="f" alignshape="1" focussize="0,0"/>
             <v:stroke on="f"/>
-            <v:imagedata r:id="rId55" grayscale="f" bilevel="f" o:title=""/>
+            <v:imagedata r:id="rId56" grayscale="f" bilevel="f" o:title=""/>
             <o:lock v:ext="edit" aspectratio="t"/>
             <w10:wrap type="none"/>
             <w10:anchorlock/>
           </v:shape>
-          <o:OLEObject Type="Embed" ProgID="Equation.3" ShapeID="_x0000_i1049" DrawAspect="Content" ObjectID="_1468075749" r:id="rId54">
+          <o:OLEObject Type="Embed" ProgID="Equation.3" ShapeID="_x0000_i1049" DrawAspect="Content" ObjectID="_1468075749" r:id="rId55">
             <o:LockedField>false</o:LockedField>
           </o:OLEObject>
         </w:object>
@@ -19616,12 +19741,12 @@
             <v:path/>
             <v:fill on="f" alignshape="1" focussize="0,0"/>
             <v:stroke on="f"/>
-            <v:imagedata r:id="rId57" grayscale="f" bilevel="f" o:title=""/>
+            <v:imagedata r:id="rId58" grayscale="f" bilevel="f" o:title=""/>
             <o:lock v:ext="edit" aspectratio="t"/>
             <w10:wrap type="none"/>
             <w10:anchorlock/>
           </v:shape>
-          <o:OLEObject Type="Embed" ProgID="Equation.3" ShapeID="_x0000_i1050" DrawAspect="Content" ObjectID="_1468075750" r:id="rId56">
+          <o:OLEObject Type="Embed" ProgID="Equation.3" ShapeID="_x0000_i1050" DrawAspect="Content" ObjectID="_1468075750" r:id="rId57">
             <o:LockedField>false</o:LockedField>
           </o:OLEObject>
         </w:object>
@@ -19889,12 +20014,12 @@
             <v:path/>
             <v:fill on="f" alignshape="1" focussize="0,0"/>
             <v:stroke on="f"/>
-            <v:imagedata r:id="rId59" grayscale="f" bilevel="f" o:title=""/>
+            <v:imagedata r:id="rId60" grayscale="f" bilevel="f" o:title=""/>
             <o:lock v:ext="edit" aspectratio="t"/>
             <w10:wrap type="none"/>
             <w10:anchorlock/>
           </v:shape>
-          <o:OLEObject Type="Embed" ProgID="Equation.3" ShapeID="_x0000_i1051" DrawAspect="Content" ObjectID="_1468075751" r:id="rId58">
+          <o:OLEObject Type="Embed" ProgID="Equation.3" ShapeID="_x0000_i1051" DrawAspect="Content" ObjectID="_1468075751" r:id="rId59">
             <o:LockedField>false</o:LockedField>
           </o:OLEObject>
         </w:object>
@@ -19923,12 +20048,12 @@
             <v:path/>
             <v:fill on="f" alignshape="1" focussize="0,0"/>
             <v:stroke on="f"/>
-            <v:imagedata r:id="rId61" grayscale="f" bilevel="f" o:title=""/>
+            <v:imagedata r:id="rId62" grayscale="f" bilevel="f" o:title=""/>
             <o:lock v:ext="edit" aspectratio="t"/>
             <w10:wrap type="none"/>
             <w10:anchorlock/>
           </v:shape>
-          <o:OLEObject Type="Embed" ProgID="Equation.3" ShapeID="_x0000_i1052" DrawAspect="Content" ObjectID="_1468075752" r:id="rId60">
+          <o:OLEObject Type="Embed" ProgID="Equation.3" ShapeID="_x0000_i1052" DrawAspect="Content" ObjectID="_1468075752" r:id="rId61">
             <o:LockedField>false</o:LockedField>
           </o:OLEObject>
         </w:object>
@@ -19994,12 +20119,12 @@
             <v:path/>
             <v:fill on="f" alignshape="1" focussize="0,0"/>
             <v:stroke on="f"/>
-            <v:imagedata r:id="rId63" grayscale="f" bilevel="f" o:title=""/>
+            <v:imagedata r:id="rId64" grayscale="f" bilevel="f" o:title=""/>
             <o:lock v:ext="edit" aspectratio="t"/>
             <w10:wrap type="none"/>
             <w10:anchorlock/>
           </v:shape>
-          <o:OLEObject Type="Embed" ProgID="Equation.3" ShapeID="_x0000_i1053" DrawAspect="Content" ObjectID="_1468075753" r:id="rId62">
+          <o:OLEObject Type="Embed" ProgID="Equation.3" ShapeID="_x0000_i1053" DrawAspect="Content" ObjectID="_1468075753" r:id="rId63">
             <o:LockedField>false</o:LockedField>
           </o:OLEObject>
         </w:object>
@@ -20057,12 +20182,12 @@
             <v:path/>
             <v:fill on="f" alignshape="1" focussize="0,0"/>
             <v:stroke on="f"/>
-            <v:imagedata r:id="rId65" grayscale="f" bilevel="f" o:title=""/>
+            <v:imagedata r:id="rId66" grayscale="f" bilevel="f" o:title=""/>
             <o:lock v:ext="edit" aspectratio="t"/>
             <w10:wrap type="none"/>
             <w10:anchorlock/>
           </v:shape>
-          <o:OLEObject Type="Embed" ProgID="Equation.3" ShapeID="_x0000_i1054" DrawAspect="Content" ObjectID="_1468075754" r:id="rId64">
+          <o:OLEObject Type="Embed" ProgID="Equation.3" ShapeID="_x0000_i1054" DrawAspect="Content" ObjectID="_1468075754" r:id="rId65">
             <o:LockedField>false</o:LockedField>
           </o:OLEObject>
         </w:object>
@@ -20119,12 +20244,12 @@
             <v:path/>
             <v:fill on="f" alignshape="1" focussize="0,0"/>
             <v:stroke on="f"/>
-            <v:imagedata r:id="rId67" grayscale="f" bilevel="f" o:title=""/>
+            <v:imagedata r:id="rId68" grayscale="f" bilevel="f" o:title=""/>
             <o:lock v:ext="edit" aspectratio="t"/>
             <w10:wrap type="none"/>
             <w10:anchorlock/>
           </v:shape>
-          <o:OLEObject Type="Embed" ProgID="Equation.3" ShapeID="_x0000_i1055" DrawAspect="Content" ObjectID="_1468075755" r:id="rId66">
+          <o:OLEObject Type="Embed" ProgID="Equation.3" ShapeID="_x0000_i1055" DrawAspect="Content" ObjectID="_1468075755" r:id="rId67">
             <o:LockedField>false</o:LockedField>
           </o:OLEObject>
         </w:object>
@@ -20181,12 +20306,12 @@
             <v:path/>
             <v:fill on="f" alignshape="1" focussize="0,0"/>
             <v:stroke on="f"/>
-            <v:imagedata r:id="rId69" grayscale="f" bilevel="f" o:title=""/>
+            <v:imagedata r:id="rId70" grayscale="f" bilevel="f" o:title=""/>
             <o:lock v:ext="edit" aspectratio="t"/>
             <w10:wrap type="none"/>
             <w10:anchorlock/>
           </v:shape>
-          <o:OLEObject Type="Embed" ProgID="Equation.3" ShapeID="_x0000_i1056" DrawAspect="Content" ObjectID="_1468075756" r:id="rId68">
+          <o:OLEObject Type="Embed" ProgID="Equation.3" ShapeID="_x0000_i1056" DrawAspect="Content" ObjectID="_1468075756" r:id="rId69">
             <o:LockedField>false</o:LockedField>
           </o:OLEObject>
         </w:object>
@@ -20243,12 +20368,12 @@
             <v:path/>
             <v:fill on="f" alignshape="1" focussize="0,0"/>
             <v:stroke on="f"/>
-            <v:imagedata r:id="rId71" grayscale="f" bilevel="f" o:title=""/>
+            <v:imagedata r:id="rId72" grayscale="f" bilevel="f" o:title=""/>
             <o:lock v:ext="edit" aspectratio="t"/>
             <w10:wrap type="none"/>
             <w10:anchorlock/>
           </v:shape>
-          <o:OLEObject Type="Embed" ProgID="Equation.3" ShapeID="_x0000_i1057" DrawAspect="Content" ObjectID="_1468075757" r:id="rId70">
+          <o:OLEObject Type="Embed" ProgID="Equation.3" ShapeID="_x0000_i1057" DrawAspect="Content" ObjectID="_1468075757" r:id="rId71">
             <o:LockedField>false</o:LockedField>
           </o:OLEObject>
         </w:object>
@@ -20335,12 +20460,12 @@
             <v:path/>
             <v:fill on="f" alignshape="1" focussize="0,0"/>
             <v:stroke on="f"/>
-            <v:imagedata r:id="rId67" grayscale="f" bilevel="f" o:title=""/>
+            <v:imagedata r:id="rId68" grayscale="f" bilevel="f" o:title=""/>
             <o:lock v:ext="edit" aspectratio="t"/>
             <w10:wrap type="none"/>
             <w10:anchorlock/>
           </v:shape>
-          <o:OLEObject Type="Embed" ProgID="Equation.3" ShapeID="_x0000_i1058" DrawAspect="Content" ObjectID="_1468075758" r:id="rId72">
+          <o:OLEObject Type="Embed" ProgID="Equation.3" ShapeID="_x0000_i1058" DrawAspect="Content" ObjectID="_1468075758" r:id="rId73">
             <o:LockedField>false</o:LockedField>
           </o:OLEObject>
         </w:object>
@@ -20370,12 +20495,12 @@
             <v:path/>
             <v:fill on="f" alignshape="1" focussize="0,0"/>
             <v:stroke on="f"/>
-            <v:imagedata r:id="rId74" grayscale="f" bilevel="f" o:title=""/>
+            <v:imagedata r:id="rId75" grayscale="f" bilevel="f" o:title=""/>
             <o:lock v:ext="edit" aspectratio="t"/>
             <w10:wrap type="none"/>
             <w10:anchorlock/>
           </v:shape>
-          <o:OLEObject Type="Embed" ProgID="Equation.3" ShapeID="_x0000_i1059" DrawAspect="Content" ObjectID="_1468075759" r:id="rId73">
+          <o:OLEObject Type="Embed" ProgID="Equation.3" ShapeID="_x0000_i1059" DrawAspect="Content" ObjectID="_1468075759" r:id="rId74">
             <o:LockedField>false</o:LockedField>
           </o:OLEObject>
         </w:object>
@@ -20405,12 +20530,12 @@
             <v:path/>
             <v:fill on="f" alignshape="1" focussize="0,0"/>
             <v:stroke on="f"/>
-            <v:imagedata r:id="rId76" grayscale="f" bilevel="f" o:title=""/>
+            <v:imagedata r:id="rId77" grayscale="f" bilevel="f" o:title=""/>
             <o:lock v:ext="edit" aspectratio="t"/>
             <w10:wrap type="none"/>
             <w10:anchorlock/>
           </v:shape>
-          <o:OLEObject Type="Embed" ProgID="Equation.3" ShapeID="_x0000_i1060" DrawAspect="Content" ObjectID="_1468075760" r:id="rId75">
+          <o:OLEObject Type="Embed" ProgID="Equation.3" ShapeID="_x0000_i1060" DrawAspect="Content" ObjectID="_1468075760" r:id="rId76">
             <o:LockedField>false</o:LockedField>
           </o:OLEObject>
         </w:object>
@@ -20460,12 +20585,12 @@
             <v:path/>
             <v:fill on="f" alignshape="1" focussize="0,0"/>
             <v:stroke on="f"/>
-            <v:imagedata r:id="rId78" grayscale="f" bilevel="f" o:title=""/>
+            <v:imagedata r:id="rId79" grayscale="f" bilevel="f" o:title=""/>
             <o:lock v:ext="edit" aspectratio="t"/>
             <w10:wrap type="none"/>
             <w10:anchorlock/>
           </v:shape>
-          <o:OLEObject Type="Embed" ProgID="Equation.3" ShapeID="_x0000_i1061" DrawAspect="Content" ObjectID="_1468075761" r:id="rId77">
+          <o:OLEObject Type="Embed" ProgID="Equation.3" ShapeID="_x0000_i1061" DrawAspect="Content" ObjectID="_1468075761" r:id="rId78">
             <o:LockedField>false</o:LockedField>
           </o:OLEObject>
         </w:object>
@@ -20522,12 +20647,12 @@
             <v:path/>
             <v:fill on="f" alignshape="1" focussize="0,0"/>
             <v:stroke on="f"/>
-            <v:imagedata r:id="rId80" grayscale="f" bilevel="f" o:title=""/>
+            <v:imagedata r:id="rId81" grayscale="f" bilevel="f" o:title=""/>
             <o:lock v:ext="edit" aspectratio="t"/>
             <w10:wrap type="none"/>
             <w10:anchorlock/>
           </v:shape>
-          <o:OLEObject Type="Embed" ProgID="Equation.3" ShapeID="_x0000_i1062" DrawAspect="Content" ObjectID="_1468075762" r:id="rId79">
+          <o:OLEObject Type="Embed" ProgID="Equation.3" ShapeID="_x0000_i1062" DrawAspect="Content" ObjectID="_1468075762" r:id="rId80">
             <o:LockedField>false</o:LockedField>
           </o:OLEObject>
         </w:object>
@@ -20593,12 +20718,12 @@
             <v:path/>
             <v:fill on="f" alignshape="1" focussize="0,0"/>
             <v:stroke on="f"/>
-            <v:imagedata r:id="rId82" grayscale="f" bilevel="f" o:title=""/>
+            <v:imagedata r:id="rId83" grayscale="f" bilevel="f" o:title=""/>
             <o:lock v:ext="edit" aspectratio="t"/>
             <w10:wrap type="none"/>
             <w10:anchorlock/>
           </v:shape>
-          <o:OLEObject Type="Embed" ProgID="Equation.3" ShapeID="_x0000_i1063" DrawAspect="Content" ObjectID="_1468075763" r:id="rId81">
+          <o:OLEObject Type="Embed" ProgID="Equation.3" ShapeID="_x0000_i1063" DrawAspect="Content" ObjectID="_1468075763" r:id="rId82">
             <o:LockedField>false</o:LockedField>
           </o:OLEObject>
         </w:object>
@@ -20628,12 +20753,12 @@
             <v:path/>
             <v:fill on="f" alignshape="1" focussize="0,0"/>
             <v:stroke on="f"/>
-            <v:imagedata r:id="rId84" grayscale="f" bilevel="f" o:title=""/>
+            <v:imagedata r:id="rId85" grayscale="f" bilevel="f" o:title=""/>
             <o:lock v:ext="edit" aspectratio="t"/>
             <w10:wrap type="none"/>
             <w10:anchorlock/>
           </v:shape>
-          <o:OLEObject Type="Embed" ProgID="Equation.3" ShapeID="_x0000_i1064" DrawAspect="Content" ObjectID="_1468075764" r:id="rId83">
+          <o:OLEObject Type="Embed" ProgID="Equation.3" ShapeID="_x0000_i1064" DrawAspect="Content" ObjectID="_1468075764" r:id="rId84">
             <o:LockedField>false</o:LockedField>
           </o:OLEObject>
         </w:object>
@@ -20662,12 +20787,12 @@
             <v:path/>
             <v:fill on="f" alignshape="1" focussize="0,0"/>
             <v:stroke on="f"/>
-            <v:imagedata r:id="rId86" grayscale="f" bilevel="f" o:title=""/>
+            <v:imagedata r:id="rId87" grayscale="f" bilevel="f" o:title=""/>
             <o:lock v:ext="edit" aspectratio="t"/>
             <w10:wrap type="none"/>
             <w10:anchorlock/>
           </v:shape>
-          <o:OLEObject Type="Embed" ProgID="Equation.3" ShapeID="_x0000_i1065" DrawAspect="Content" ObjectID="_1468075765" r:id="rId85">
+          <o:OLEObject Type="Embed" ProgID="Equation.3" ShapeID="_x0000_i1065" DrawAspect="Content" ObjectID="_1468075765" r:id="rId86">
             <o:LockedField>false</o:LockedField>
           </o:OLEObject>
         </w:object>
@@ -20716,12 +20841,12 @@
             <v:path/>
             <v:fill on="f" alignshape="1" focussize="0,0"/>
             <v:stroke on="f"/>
-            <v:imagedata r:id="rId88" grayscale="f" bilevel="f" o:title=""/>
+            <v:imagedata r:id="rId89" grayscale="f" bilevel="f" o:title=""/>
             <o:lock v:ext="edit" aspectratio="t"/>
             <w10:wrap type="none"/>
             <w10:anchorlock/>
           </v:shape>
-          <o:OLEObject Type="Embed" ProgID="Equation.3" ShapeID="_x0000_i1066" DrawAspect="Content" ObjectID="_1468075766" r:id="rId87">
+          <o:OLEObject Type="Embed" ProgID="Equation.3" ShapeID="_x0000_i1066" DrawAspect="Content" ObjectID="_1468075766" r:id="rId88">
             <o:LockedField>false</o:LockedField>
           </o:OLEObject>
         </w:object>
@@ -20807,12 +20932,12 @@
             <v:path/>
             <v:fill on="f" alignshape="1" focussize="0,0"/>
             <v:stroke on="f"/>
-            <v:imagedata r:id="rId90" grayscale="f" bilevel="f" o:title=""/>
+            <v:imagedata r:id="rId91" grayscale="f" bilevel="f" o:title=""/>
             <o:lock v:ext="edit" aspectratio="t"/>
             <w10:wrap type="none"/>
             <w10:anchorlock/>
           </v:shape>
-          <o:OLEObject Type="Embed" ProgID="Equation.3" ShapeID="_x0000_i1067" DrawAspect="Content" ObjectID="_1468075767" r:id="rId89">
+          <o:OLEObject Type="Embed" ProgID="Equation.3" ShapeID="_x0000_i1067" DrawAspect="Content" ObjectID="_1468075767" r:id="rId90">
             <o:LockedField>false</o:LockedField>
           </o:OLEObject>
         </w:object>
@@ -20878,12 +21003,12 @@
             <v:path/>
             <v:fill on="f" alignshape="1" focussize="0,0"/>
             <v:stroke on="f"/>
-            <v:imagedata r:id="rId92" grayscale="f" bilevel="f" o:title=""/>
+            <v:imagedata r:id="rId93" grayscale="f" bilevel="f" o:title=""/>
             <o:lock v:ext="edit" aspectratio="t"/>
             <w10:wrap type="none"/>
             <w10:anchorlock/>
           </v:shape>
-          <o:OLEObject Type="Embed" ProgID="Equation.3" ShapeID="_x0000_i1068" DrawAspect="Content" ObjectID="_1468075768" r:id="rId91">
+          <o:OLEObject Type="Embed" ProgID="Equation.3" ShapeID="_x0000_i1068" DrawAspect="Content" ObjectID="_1468075768" r:id="rId92">
             <o:LockedField>false</o:LockedField>
           </o:OLEObject>
         </w:object>
@@ -20939,12 +21064,12 @@
             <v:path/>
             <v:fill on="f" alignshape="1" focussize="0,0"/>
             <v:stroke on="f"/>
-            <v:imagedata r:id="rId94" grayscale="f" bilevel="f" o:title=""/>
+            <v:imagedata r:id="rId95" grayscale="f" bilevel="f" o:title=""/>
             <o:lock v:ext="edit" aspectratio="t"/>
             <w10:wrap type="none"/>
             <w10:anchorlock/>
           </v:shape>
-          <o:OLEObject Type="Embed" ProgID="Equation.3" ShapeID="_x0000_i1069" DrawAspect="Content" ObjectID="_1468075769" r:id="rId93">
+          <o:OLEObject Type="Embed" ProgID="Equation.3" ShapeID="_x0000_i1069" DrawAspect="Content" ObjectID="_1468075769" r:id="rId94">
             <o:LockedField>false</o:LockedField>
           </o:OLEObject>
         </w:object>
@@ -21035,12 +21160,12 @@
             <v:path/>
             <v:fill on="f" alignshape="1" focussize="0,0"/>
             <v:stroke on="f"/>
-            <v:imagedata r:id="rId96" grayscale="f" bilevel="f" o:title=""/>
+            <v:imagedata r:id="rId97" grayscale="f" bilevel="f" o:title=""/>
             <o:lock v:ext="edit" aspectratio="t"/>
             <w10:wrap type="none"/>
             <w10:anchorlock/>
           </v:shape>
-          <o:OLEObject Type="Embed" ProgID="Equation.3" ShapeID="_x0000_i1070" DrawAspect="Content" ObjectID="_1468075770" r:id="rId95">
+          <o:OLEObject Type="Embed" ProgID="Equation.3" ShapeID="_x0000_i1070" DrawAspect="Content" ObjectID="_1468075770" r:id="rId96">
             <o:LockedField>false</o:LockedField>
           </o:OLEObject>
         </w:object>
@@ -21105,12 +21230,12 @@
             <v:path/>
             <v:fill on="f" alignshape="1" focussize="0,0"/>
             <v:stroke on="f"/>
-            <v:imagedata r:id="rId98" grayscale="f" bilevel="f" o:title=""/>
+            <v:imagedata r:id="rId99" grayscale="f" bilevel="f" o:title=""/>
             <o:lock v:ext="edit" aspectratio="t"/>
             <w10:wrap type="none"/>
             <w10:anchorlock/>
           </v:shape>
-          <o:OLEObject Type="Embed" ProgID="Equation.3" ShapeID="_x0000_i1071" DrawAspect="Content" ObjectID="_1468075771" r:id="rId97">
+          <o:OLEObject Type="Embed" ProgID="Equation.3" ShapeID="_x0000_i1071" DrawAspect="Content" ObjectID="_1468075771" r:id="rId98">
             <o:LockedField>false</o:LockedField>
           </o:OLEObject>
         </w:object>
@@ -21176,12 +21301,12 @@
             <v:path/>
             <v:fill on="f" alignshape="1" focussize="0,0"/>
             <v:stroke on="f"/>
-            <v:imagedata r:id="rId100" grayscale="f" bilevel="f" o:title=""/>
+            <v:imagedata r:id="rId101" grayscale="f" bilevel="f" o:title=""/>
             <o:lock v:ext="edit" aspectratio="t"/>
             <w10:wrap type="none"/>
             <w10:anchorlock/>
           </v:shape>
-          <o:OLEObject Type="Embed" ProgID="Equation.3" ShapeID="_x0000_i1072" DrawAspect="Content" ObjectID="_1468075772" r:id="rId99">
+          <o:OLEObject Type="Embed" ProgID="Equation.3" ShapeID="_x0000_i1072" DrawAspect="Content" ObjectID="_1468075772" r:id="rId100">
             <o:LockedField>false</o:LockedField>
           </o:OLEObject>
         </w:object>
@@ -21286,12 +21411,12 @@
             <v:path/>
             <v:fill on="f" alignshape="1" focussize="0,0"/>
             <v:stroke on="f"/>
-            <v:imagedata r:id="rId102" grayscale="f" bilevel="f" o:title=""/>
+            <v:imagedata r:id="rId103" grayscale="f" bilevel="f" o:title=""/>
             <o:lock v:ext="edit" aspectratio="t"/>
             <w10:wrap type="none"/>
             <w10:anchorlock/>
           </v:shape>
-          <o:OLEObject Type="Embed" ProgID="Equation.3" ShapeID="_x0000_i1073" DrawAspect="Content" ObjectID="_1468075773" r:id="rId101">
+          <o:OLEObject Type="Embed" ProgID="Equation.3" ShapeID="_x0000_i1073" DrawAspect="Content" ObjectID="_1468075773" r:id="rId102">
             <o:LockedField>false</o:LockedField>
           </o:OLEObject>
         </w:object>
@@ -21366,12 +21491,12 @@
             <v:path/>
             <v:fill on="f" alignshape="1" focussize="0,0"/>
             <v:stroke on="f"/>
-            <v:imagedata r:id="rId104" grayscale="f" bilevel="f" o:title=""/>
+            <v:imagedata r:id="rId105" grayscale="f" bilevel="f" o:title=""/>
             <o:lock v:ext="edit" aspectratio="t"/>
             <w10:wrap type="none"/>
             <w10:anchorlock/>
           </v:shape>
-          <o:OLEObject Type="Embed" ProgID="Equation.3" ShapeID="_x0000_i1074" DrawAspect="Content" ObjectID="_1468075774" r:id="rId103">
+          <o:OLEObject Type="Embed" ProgID="Equation.3" ShapeID="_x0000_i1074" DrawAspect="Content" ObjectID="_1468075774" r:id="rId104">
             <o:LockedField>false</o:LockedField>
           </o:OLEObject>
         </w:object>
@@ -21436,12 +21561,12 @@
             <v:path/>
             <v:fill on="f" alignshape="1" focussize="0,0"/>
             <v:stroke on="f"/>
-            <v:imagedata r:id="rId106" grayscale="f" bilevel="f" o:title=""/>
+            <v:imagedata r:id="rId107" grayscale="f" bilevel="f" o:title=""/>
             <o:lock v:ext="edit" aspectratio="t"/>
             <w10:wrap type="none"/>
             <w10:anchorlock/>
           </v:shape>
-          <o:OLEObject Type="Embed" ProgID="Equation.3" ShapeID="_x0000_i1075" DrawAspect="Content" ObjectID="_1468075775" r:id="rId105">
+          <o:OLEObject Type="Embed" ProgID="Equation.3" ShapeID="_x0000_i1075" DrawAspect="Content" ObjectID="_1468075775" r:id="rId106">
             <o:LockedField>false</o:LockedField>
           </o:OLEObject>
         </w:object>
@@ -21506,12 +21631,12 @@
             <v:path/>
             <v:fill on="f" alignshape="1" focussize="0,0"/>
             <v:stroke on="f"/>
-            <v:imagedata r:id="rId108" grayscale="f" bilevel="f" o:title=""/>
+            <v:imagedata r:id="rId109" grayscale="f" bilevel="f" o:title=""/>
             <o:lock v:ext="edit" aspectratio="t"/>
             <w10:wrap type="none"/>
             <w10:anchorlock/>
           </v:shape>
-          <o:OLEObject Type="Embed" ProgID="Equation.3" ShapeID="_x0000_i1076" DrawAspect="Content" ObjectID="_1468075776" r:id="rId107">
+          <o:OLEObject Type="Embed" ProgID="Equation.3" ShapeID="_x0000_i1076" DrawAspect="Content" ObjectID="_1468075776" r:id="rId108">
             <o:LockedField>false</o:LockedField>
           </o:OLEObject>
         </w:object>
@@ -21611,12 +21736,12 @@
             <v:path/>
             <v:fill on="f" alignshape="1" focussize="0,0"/>
             <v:stroke on="f"/>
-            <v:imagedata r:id="rId110" grayscale="f" bilevel="f" o:title=""/>
+            <v:imagedata r:id="rId111" grayscale="f" bilevel="f" o:title=""/>
             <o:lock v:ext="edit" aspectratio="t"/>
             <w10:wrap type="none"/>
             <w10:anchorlock/>
           </v:shape>
-          <o:OLEObject Type="Embed" ProgID="Equation.3" ShapeID="_x0000_i1077" DrawAspect="Content" ObjectID="_1468075777" r:id="rId109">
+          <o:OLEObject Type="Embed" ProgID="Equation.3" ShapeID="_x0000_i1077" DrawAspect="Content" ObjectID="_1468075777" r:id="rId110">
             <o:LockedField>false</o:LockedField>
           </o:OLEObject>
         </w:object>
@@ -21917,12 +22042,12 @@
             <v:path/>
             <v:fill on="f" alignshape="1" focussize="0,0"/>
             <v:stroke on="f"/>
-            <v:imagedata r:id="rId112" grayscale="f" bilevel="f" o:title=""/>
+            <v:imagedata r:id="rId113" grayscale="f" bilevel="f" o:title=""/>
             <o:lock v:ext="edit" aspectratio="t"/>
             <w10:wrap type="none"/>
             <w10:anchorlock/>
           </v:shape>
-          <o:OLEObject Type="Embed" ProgID="Equation.DSMT4" ShapeID="_x0000_i1078" DrawAspect="Content" ObjectID="_1468075778" r:id="rId111">
+          <o:OLEObject Type="Embed" ProgID="Equation.DSMT4" ShapeID="_x0000_i1078" DrawAspect="Content" ObjectID="_1468075778" r:id="rId112">
             <o:LockedField>false</o:LockedField>
           </o:OLEObject>
         </w:object>
@@ -21987,12 +22112,12 @@
             <v:path/>
             <v:fill on="f" alignshape="1" focussize="0,0"/>
             <v:stroke on="f"/>
-            <v:imagedata r:id="rId114" grayscale="f" bilevel="f" o:title=""/>
+            <v:imagedata r:id="rId115" grayscale="f" bilevel="f" o:title=""/>
             <o:lock v:ext="edit" aspectratio="t"/>
             <w10:wrap type="none"/>
             <w10:anchorlock/>
           </v:shape>
-          <o:OLEObject Type="Embed" ProgID="Equation.3" ShapeID="_x0000_i1079" DrawAspect="Content" ObjectID="_1468075779" r:id="rId113">
+          <o:OLEObject Type="Embed" ProgID="Equation.3" ShapeID="_x0000_i1079" DrawAspect="Content" ObjectID="_1468075779" r:id="rId114">
             <o:LockedField>false</o:LockedField>
           </o:OLEObject>
         </w:object>
@@ -22068,12 +22193,12 @@
             <v:path/>
             <v:fill on="f" alignshape="1" focussize="0,0"/>
             <v:stroke on="f"/>
-            <v:imagedata r:id="rId116" grayscale="f" bilevel="f" o:title=""/>
+            <v:imagedata r:id="rId117" grayscale="f" bilevel="f" o:title=""/>
             <o:lock v:ext="edit" aspectratio="t"/>
             <w10:wrap type="none"/>
             <w10:anchorlock/>
           </v:shape>
-          <o:OLEObject Type="Embed" ProgID="Equation.3" ShapeID="_x0000_i1080" DrawAspect="Content" ObjectID="_1468075780" r:id="rId115">
+          <o:OLEObject Type="Embed" ProgID="Equation.3" ShapeID="_x0000_i1080" DrawAspect="Content" ObjectID="_1468075780" r:id="rId116">
             <o:LockedField>false</o:LockedField>
           </o:OLEObject>
         </w:object>
@@ -22174,12 +22299,12 @@
             <v:path/>
             <v:fill on="f" alignshape="1" focussize="0,0"/>
             <v:stroke on="f"/>
-            <v:imagedata r:id="rId118" grayscale="f" bilevel="f" o:title=""/>
+            <v:imagedata r:id="rId119" grayscale="f" bilevel="f" o:title=""/>
             <o:lock v:ext="edit" aspectratio="t"/>
             <w10:wrap type="none"/>
             <w10:anchorlock/>
           </v:shape>
-          <o:OLEObject Type="Embed" ProgID="Equation.3" ShapeID="_x0000_i1081" DrawAspect="Content" ObjectID="_1468075781" r:id="rId117">
+          <o:OLEObject Type="Embed" ProgID="Equation.3" ShapeID="_x0000_i1081" DrawAspect="Content" ObjectID="_1468075781" r:id="rId118">
             <o:LockedField>false</o:LockedField>
           </o:OLEObject>
         </w:object>
@@ -22962,8 +23087,8 @@
           <w:dstrike w:val="0"/>
         </w:rPr>
       </w:pPr>
-      <w:bookmarkStart w:id="6" w:name="_Toc23931226"/>
-      <w:bookmarkStart w:id="7" w:name="_Toc51320481"/>
+      <w:bookmarkStart w:id="6" w:name="_Toc51320481"/>
+      <w:bookmarkStart w:id="7" w:name="_Toc23931226"/>
       <w:r>
         <w:rPr>
           <w:rFonts w:hint="default" w:ascii="Times New Roman" w:hAnsi="Times New Roman" w:cs="Times New Roman"/>
@@ -23102,12 +23227,12 @@
             <v:path/>
             <v:fill on="f" alignshape="1" focussize="0,0"/>
             <v:stroke on="f"/>
-            <v:imagedata r:id="rId120" grayscale="f" bilevel="f" o:title=""/>
+            <v:imagedata r:id="rId121" grayscale="f" bilevel="f" o:title=""/>
             <o:lock v:ext="edit" aspectratio="t"/>
             <w10:wrap type="none"/>
             <w10:anchorlock/>
           </v:shape>
-          <o:OLEObject Type="Embed" ProgID="Equation.3" ShapeID="_x0000_i1082" DrawAspect="Content" ObjectID="_1468075782" r:id="rId119">
+          <o:OLEObject Type="Embed" ProgID="Equation.3" ShapeID="_x0000_i1082" DrawAspect="Content" ObjectID="_1468075782" r:id="rId120">
             <o:LockedField>false</o:LockedField>
           </o:OLEObject>
         </w:object>
@@ -24458,12 +24583,12 @@
             <v:path/>
             <v:fill on="f" alignshape="1" focussize="0,0"/>
             <v:stroke on="f"/>
-            <v:imagedata r:id="rId122" grayscale="f" bilevel="f" o:title=""/>
+            <v:imagedata r:id="rId123" grayscale="f" bilevel="f" o:title=""/>
             <o:lock v:ext="edit" aspectratio="t"/>
             <w10:wrap type="none"/>
             <w10:anchorlock/>
           </v:shape>
-          <o:OLEObject Type="Embed" ProgID="Equation.3" ShapeID="_x0000_i1083" DrawAspect="Content" ObjectID="_1468075783" r:id="rId121">
+          <o:OLEObject Type="Embed" ProgID="Equation.3" ShapeID="_x0000_i1083" DrawAspect="Content" ObjectID="_1468075783" r:id="rId122">
             <o:LockedField>false</o:LockedField>
           </o:OLEObject>
         </w:object>
@@ -24547,8 +24672,8 @@
         </w:rPr>
         <w:br w:type="page"/>
       </w:r>
-      <w:bookmarkStart w:id="8" w:name="_Toc23931227"/>
-      <w:bookmarkStart w:id="9" w:name="_Toc51320482"/>
+      <w:bookmarkStart w:id="8" w:name="_Toc51320482"/>
+      <w:bookmarkStart w:id="9" w:name="_Toc23931227"/>
       <w:r>
         <w:rPr>
           <w:rFonts w:hint="default" w:ascii="Times New Roman" w:hAnsi="Times New Roman" w:cs="Times New Roman"/>
@@ -25416,7 +25541,7 @@
     <w:lsdException w:unhideWhenUsed="0" w:uiPriority="0" w:semiHidden="0" w:name="index 9"/>
     <w:lsdException w:unhideWhenUsed="0" w:uiPriority="39" w:semiHidden="0" w:name="toc 1"/>
     <w:lsdException w:qFormat="1" w:unhideWhenUsed="0" w:uiPriority="0" w:name="toc 2"/>
-    <w:lsdException w:unhideWhenUsed="0" w:uiPriority="0" w:name="toc 3"/>
+    <w:lsdException w:qFormat="1" w:unhideWhenUsed="0" w:uiPriority="0" w:name="toc 3"/>
     <w:lsdException w:unhideWhenUsed="0" w:uiPriority="0" w:semiHidden="0" w:name="toc 4"/>
     <w:lsdException w:unhideWhenUsed="0" w:uiPriority="0" w:semiHidden="0" w:name="toc 5"/>
     <w:lsdException w:unhideWhenUsed="0" w:uiPriority="0" w:semiHidden="0" w:name="toc 6"/>
@@ -25498,7 +25623,7 @@
     <w:lsdException w:unhideWhenUsed="0" w:uiPriority="0" w:semiHidden="0" w:name="HTML Sample"/>
     <w:lsdException w:unhideWhenUsed="0" w:uiPriority="0" w:semiHidden="0" w:name="HTML Typewriter"/>
     <w:lsdException w:unhideWhenUsed="0" w:uiPriority="0" w:semiHidden="0" w:name="HTML Variable"/>
-    <w:lsdException w:unhideWhenUsed="0" w:uiPriority="0" w:name="Normal Table"/>
+    <w:lsdException w:qFormat="1" w:unhideWhenUsed="0" w:uiPriority="0" w:name="Normal Table"/>
     <w:lsdException w:unhideWhenUsed="0" w:uiPriority="0" w:semiHidden="0" w:name="annotation subject"/>
     <w:lsdException w:unhideWhenUsed="0" w:uiPriority="0" w:semiHidden="0" w:name="Table Simple 1"/>
     <w:lsdException w:unhideWhenUsed="0" w:uiPriority="0" w:semiHidden="0" w:name="Table Simple 2"/>
@@ -25719,6 +25844,7 @@
   <w:style w:type="table" w:default="1" w:styleId="12">
     <w:name w:val="Normal Table"/>
     <w:semiHidden/>
+    <w:qFormat/>
     <w:uiPriority w:val="0"/>
     <w:tblPr>
       <w:tblCellMar>
@@ -25788,6 +25914,7 @@
     <w:basedOn w:val="1"/>
     <w:next w:val="1"/>
     <w:semiHidden/>
+    <w:qFormat/>
     <w:uiPriority w:val="0"/>
     <w:pPr>
       <w:ind w:left="480"/>
@@ -25842,6 +25969,7 @@
   <w:style w:type="character" w:customStyle="1" w:styleId="22">
     <w:name w:val="Верхний колонтитул Знак"/>
     <w:link w:val="16"/>
+    <w:qFormat/>
     <w:uiPriority w:val="0"/>
     <w:rPr>
       <w:sz w:val="24"/>
